--- a/Daily Reports/15_09_2026-CBOT Reports.docx
+++ b/Daily Reports/15_09_2026-CBOT Reports.docx
@@ -104,7 +104,7 @@
           <w:color w:val="5C768D"/>
           <w:sz w:val="19"/>
         </w:rPr>
-        <w:t>Cập nhật tự động qua `macro_tracker.py` vào lúc 06:38 ICT ngày 15/09/2026</w:t>
+        <w:t>Cập nhật tự động qua `macro_tracker.py` vào lúc 07:00 ICT ngày 15/09/2026</w:t>
       </w:r>
     </w:p>
     <w:tbl>
@@ -313,7 +313,7 @@
               <w:rPr>
                 <w:b/>
               </w:rPr>
-              <w:t>106.57 / thùng</w:t>
+              <w:t>106.43 / thùng</w:t>
             </w:r>
           </w:p>
         </w:tc>
@@ -442,7 +442,7 @@
               <w:rPr>
                 <w:b/>
               </w:rPr>
-              <w:t>99.47</w:t>
+              <w:t>99.48</w:t>
             </w:r>
           </w:p>
         </w:tc>
@@ -1218,7 +1218,7 @@
         <w:rPr>
           <w:b/>
         </w:rPr>
-        <w:t>`106.57` (+0.00%)</w:t>
+        <w:t>`106.43` (+0.00%)</w:t>
       </w:r>
       <w:r>
         <w:t xml:space="preserve"> | DXY: </w:t>
@@ -1227,7 +1227,7 @@
         <w:rPr>
           <w:b/>
         </w:rPr>
-        <w:t>`99.47` (+0.00%)</w:t>
+        <w:t>`99.48` (+0.00%)</w:t>
       </w:r>
       <w:r>
         <w:t xml:space="preserve"> | Lúa mì CBOT: </w:t>
@@ -1306,7 +1306,7 @@
           <w:color w:val="5C768D"/>
           <w:sz w:val="19"/>
         </w:rPr>
-        <w:t>Cập nhật tự động lúc 06:38 ICT ngày 15/09/2026 — Nguồn: NOAA, USDA, BOM Australia</w:t>
+        <w:t>Cập nhật tự động lúc 07:00 ICT ngày 15/09/2026 — Nguồn: NOAA, USDA, BOM Australia</w:t>
       </w:r>
     </w:p>
     <w:p>
@@ -11981,7 +11981,7 @@
               <w:rPr>
                 <w:b/>
               </w:rPr>
-              <w:t>106.57</w:t>
+              <w:t>106.43</w:t>
             </w:r>
           </w:p>
         </w:tc>
@@ -12104,7 +12104,7 @@
               <w:rPr>
                 <w:b/>
               </w:rPr>
-              <w:t>99.47</w:t>
+              <w:t>99.48</w:t>
             </w:r>
           </w:p>
         </w:tc>
@@ -22163,7 +22163,7 @@
               <w:rPr>
                 <w:b/>
               </w:rPr>
-              <w:t>106.57</w:t>
+              <w:t>106.43</w:t>
             </w:r>
           </w:p>
         </w:tc>
@@ -22286,7 +22286,7 @@
               <w:rPr>
                 <w:b/>
               </w:rPr>
-              <w:t>99.47</w:t>
+              <w:t>99.48</w:t>
             </w:r>
           </w:p>
         </w:tc>

--- a/Daily Reports/15_09_2026-CBOT Reports.docx
+++ b/Daily Reports/15_09_2026-CBOT Reports.docx
@@ -104,7 +104,7 @@
           <w:color w:val="5C768D"/>
           <w:sz w:val="19"/>
         </w:rPr>
-        <w:t>Cập nhật tự động qua `macro_tracker.py` vào lúc 07:00 ICT ngày 15/09/2026</w:t>
+        <w:t>Cập nhật tự động qua `macro_tracker.py` vào lúc 07:09 ICT ngày 15/09/2026</w:t>
       </w:r>
     </w:p>
     <w:tbl>
@@ -1306,7 +1306,7 @@
           <w:color w:val="5C768D"/>
           <w:sz w:val="19"/>
         </w:rPr>
-        <w:t>Cập nhật tự động lúc 07:00 ICT ngày 15/09/2026 — Nguồn: NOAA, USDA, BOM Australia</w:t>
+        <w:t>Cập nhật tự động lúc 07:09 ICT ngày 15/09/2026 — Nguồn: NOAA, USDA, BOM Australia</w:t>
       </w:r>
     </w:p>
     <w:p>

--- a/Daily Reports/15_09_2026-CBOT Reports.docx
+++ b/Daily Reports/15_09_2026-CBOT Reports.docx
@@ -104,7 +104,7 @@
           <w:color w:val="5C768D"/>
           <w:sz w:val="19"/>
         </w:rPr>
-        <w:t>Cập nhật tự động qua `macro_tracker.py` vào lúc 09:34 ICT ngày 15/09/2026</w:t>
+        <w:t>Cập nhật tự động qua `macro_tracker.py` vào lúc 10:37 ICT ngày 15/09/2026</w:t>
       </w:r>
     </w:p>
     <w:tbl>
@@ -313,7 +313,7 @@
               <w:rPr>
                 <w:b/>
               </w:rPr>
-              <w:t>106.90 / thùng</w:t>
+              <w:t>106.98 / thùng</w:t>
             </w:r>
           </w:p>
         </w:tc>
@@ -442,7 +442,7 @@
               <w:rPr>
                 <w:b/>
               </w:rPr>
-              <w:t>99.61</w:t>
+              <w:t>99.60</w:t>
             </w:r>
           </w:p>
         </w:tc>
@@ -1218,7 +1218,7 @@
         <w:rPr>
           <w:b/>
         </w:rPr>
-        <w:t>`106.90` (+0.00%)</w:t>
+        <w:t>`106.98` (+0.00%)</w:t>
       </w:r>
       <w:r>
         <w:t xml:space="preserve"> | DXY: </w:t>
@@ -1227,7 +1227,7 @@
         <w:rPr>
           <w:b/>
         </w:rPr>
-        <w:t>`99.61` (+0.00%)</w:t>
+        <w:t>`99.60` (+0.00%)</w:t>
       </w:r>
       <w:r>
         <w:t xml:space="preserve"> | Lúa mì CBOT: </w:t>
@@ -1236,7 +1236,7 @@
         <w:rPr>
           <w:b/>
         </w:rPr>
-        <w:t>`717.25` (+0.00%)</w:t>
+        <w:t>`718.00` (+0.00%)</w:t>
       </w:r>
       <w:r>
         <w:t>.</w:t>
@@ -1306,7 +1306,7 @@
           <w:color w:val="5C768D"/>
           <w:sz w:val="19"/>
         </w:rPr>
-        <w:t>Cập nhật tự động lúc 09:34 ICT ngày 15/09/2026 — Nguồn: NOAA, USDA, BOM Australia</w:t>
+        <w:t>Cập nhật tự động lúc 10:37 ICT ngày 15/09/2026 — Nguồn: NOAA, USDA, BOM Australia</w:t>
       </w:r>
     </w:p>
     <w:p>
@@ -1949,7 +1949,7 @@
             </w:pPr>
             <w:r/>
             <w:r>
-              <w:t>Đông 100% gieo, Xuân 95% gieo</w:t>
+              <w:t>Đông 8% gieo, Xuân N/A</w:t>
             </w:r>
           </w:p>
         </w:tc>
@@ -3605,7 +3605,7 @@
               <w:rPr>
                 <w:b/>
               </w:rPr>
-              <w:t>532.62 (+1.37)</w:t>
+              <w:t>532.51 (+1.26)</w:t>
             </w:r>
           </w:p>
         </w:tc>
@@ -3633,7 +3633,7 @@
             </w:pPr>
             <w:r/>
             <w:r>
-              <w:t>Bullish (530.83 &gt; 530.56)</w:t>
+              <w:t>Bullish (530.91 &gt; 530.61)</w:t>
             </w:r>
           </w:p>
         </w:tc>
@@ -3661,7 +3661,7 @@
             </w:pPr>
             <w:r/>
             <w:r>
-              <w:t>0.75 cents</w:t>
+              <w:t>0.50 cents</w:t>
             </w:r>
           </w:p>
         </w:tc>
@@ -3822,7 +3822,7 @@
               <w:rPr>
                 <w:b/>
               </w:rPr>
-              <w:t>717.25</w:t>
+              <w:t>718.00</w:t>
             </w:r>
           </w:p>
         </w:tc>
@@ -3853,7 +3853,7 @@
               <w:rPr>
                 <w:b/>
               </w:rPr>
-              <w:t>718.46 (+1.21)</w:t>
+              <w:t>719.10 (+1.10)</w:t>
             </w:r>
           </w:p>
         </w:tc>
@@ -3881,7 +3881,7 @@
             </w:pPr>
             <w:r/>
             <w:r>
-              <w:t>Bearish (723.61 &lt; 728.18)</w:t>
+              <w:t>Bearish (723.22 &lt; 727.83)</w:t>
             </w:r>
           </w:p>
         </w:tc>
@@ -4347,7 +4347,7 @@
                 <w:b/>
                 <w:color w:val="15803D"/>
               </w:rPr>
-              <w:t>528.00 - 530.83 cents (Canh mua vùng hỗ trợ)</w:t>
+              <w:t>528.00 - 530.91 cents (Canh mua vùng hỗ trợ)</w:t>
             </w:r>
           </w:p>
         </w:tc>
@@ -4378,7 +4378,7 @@
               <w:rPr>
                 <w:b/>
               </w:rPr>
-              <w:t>453.38 cents (Dưới cản S2 + 1.5x ATR)</w:t>
+              <w:t>453.74 cents (Dưới cản S2 + 1.5x ATR)</w:t>
             </w:r>
           </w:p>
         </w:tc>
@@ -4590,7 +4590,7 @@
               <w:rPr>
                 <w:b/>
               </w:rPr>
-              <w:t>454.75 cents (Chống quét SL tuyệt đối)</w:t>
+              <w:t>454.99 cents (Chống quét SL tuyệt đối)</w:t>
             </w:r>
           </w:p>
         </w:tc>
@@ -4783,7 +4783,7 @@
               <w:rPr>
                 <w:b/>
               </w:rPr>
-              <w:t>536.25 cents</w:t>
+              <w:t>536.01 cents</w:t>
             </w:r>
           </w:p>
         </w:tc>
@@ -4945,7 +4945,7 @@
               <w:rPr>
                 <w:b/>
               </w:rPr>
-              <w:t>446.51 - 457.50 cents</w:t>
+              <w:t>447.47 - 457.50 cents</w:t>
             </w:r>
           </w:p>
         </w:tc>
@@ -5126,7 +5126,7 @@
                 <w:b/>
                 <w:color w:val="B91C1C"/>
               </w:rPr>
-              <w:t>723.61 - 728.18 cents (Canh bán hồi kỹ thuật H1)</w:t>
+              <w:t>723.22 - 727.83 cents (Canh bán hồi kỹ thuật H1)</w:t>
             </w:r>
           </w:p>
         </w:tc>
@@ -5157,7 +5157,7 @@
               <w:rPr>
                 <w:b/>
               </w:rPr>
-              <w:t>802.96 cents (Trên kháng cự R2 + 1.5x ATR)</w:t>
+              <w:t>802.58 cents (Trên kháng cự R2 + 1.5x ATR)</w:t>
             </w:r>
           </w:p>
         </w:tc>
@@ -5366,7 +5366,7 @@
               <w:rPr>
                 <w:b/>
               </w:rPr>
-              <w:t>657.67 cents</w:t>
+              <w:t>657.92 cents</w:t>
             </w:r>
           </w:p>
         </w:tc>
@@ -5559,7 +5559,7 @@
               <w:rPr>
                 <w:b/>
               </w:rPr>
-              <w:t>754.08 cents</w:t>
+              <w:t>753.83 cents</w:t>
             </w:r>
           </w:p>
         </w:tc>
@@ -5721,7 +5721,7 @@
               <w:rPr>
                 <w:b/>
               </w:rPr>
-              <w:t>624.03 - 645.25 cents</w:t>
+              <w:t>625.04 - 645.25 cents</w:t>
             </w:r>
           </w:p>
         </w:tc>
@@ -6889,7 +6889,7 @@
               <w:rPr>
                 <w:b/>
               </w:rPr>
-              <w:t>Đông 100% gieo, Xuân 95% gieo</w:t>
+              <w:t>Đông 8% gieo, Xuân N/A</w:t>
             </w:r>
           </w:p>
         </w:tc>
@@ -11624,10 +11624,10 @@
         <w:rPr>
           <w:b/>
         </w:rPr>
-        <w:t>`532.62 cents`</w:t>
+        <w:t>`532.51 cents`</w:t>
       </w:r>
       <w:r>
-        <w:t xml:space="preserve"> (+1.37).</w:t>
+        <w:t xml:space="preserve"> (+1.26).</w:t>
       </w:r>
     </w:p>
     <w:p>
@@ -11648,7 +11648,7 @@
         <w:rPr>
           <w:b/>
         </w:rPr>
-        <w:t>`16,427`</w:t>
+        <w:t>`17,183`</w:t>
       </w:r>
       <w:r>
         <w:t xml:space="preserve"> (Chênh lệch: </w:t>
@@ -11657,7 +11657,7 @@
         <w:rPr>
           <w:b/>
         </w:rPr>
-        <w:t>`+3,176`</w:t>
+        <w:t>`+3,932`</w:t>
       </w:r>
       <w:r>
         <w:t xml:space="preserve">) | OI: </w:t>
@@ -11699,7 +11699,7 @@
         <w:rPr>
           <w:b/>
         </w:rPr>
-        <w:t>`Doji (Nến lưỡng lự thế trận)`</w:t>
+        <w:t>`Bearish Marubozu (Lực bán áp đảo tuyệt đối)`</w:t>
       </w:r>
     </w:p>
     <w:p>
@@ -11736,16 +11736,16 @@
         <w:t>Đánh giá xu hướng kết hợp:</w:t>
       </w:r>
       <w:r>
-        <w:t xml:space="preserve"> </w:t>
+        <w:t xml:space="preserve"> ️ </w:t>
       </w:r>
       <w:r>
         <w:rPr>
           <w:b/>
         </w:rPr>
-        <w:t>TÍCH LŨY TÍCH CỰC (Accumulation):</w:t>
+        <w:t>BÁN THÁO YẾU (Weak Bearish Retest):</w:t>
       </w:r>
       <w:r>
-        <w:t xml:space="preserve"> Nến đi ngang nhưng dòng tiền âm thầm gia tăng (OI tăng), báo hiệu chuẩn bị có nhịp bứt phá tăng.</w:t>
+        <w:t xml:space="preserve"> Nến giảm xuất hiện nhưng thanh khoản thấp, có thể là nhịp rũ bỏ ngắn hạn trước khi hồi phục.</w:t>
       </w:r>
     </w:p>
     <w:p>
@@ -11991,7 +11991,7 @@
               <w:rPr>
                 <w:b/>
               </w:rPr>
-              <w:t>106.90</w:t>
+              <w:t>106.98</w:t>
             </w:r>
           </w:p>
         </w:tc>
@@ -12114,7 +12114,7 @@
               <w:rPr>
                 <w:b/>
               </w:rPr>
-              <w:t>99.61</w:t>
+              <w:t>99.60</w:t>
             </w:r>
           </w:p>
         </w:tc>
@@ -12749,7 +12749,7 @@
         <w:t xml:space="preserve"> EMA_21 </w:t>
       </w:r>
       <w:r>
-        <w:t xml:space="preserve"> (530.83) &gt; </w:t>
+        <w:t xml:space="preserve"> (530.91) &gt; </w:t>
       </w:r>
       <w:r>
         <w:rPr>
@@ -12760,7 +12760,7 @@
         <w:t xml:space="preserve"> EMA_50 </w:t>
       </w:r>
       <w:r>
-        <w:t xml:space="preserve"> (530.56).</w:t>
+        <w:t xml:space="preserve"> (530.61).</w:t>
       </w:r>
     </w:p>
     <w:p>
@@ -12781,7 +12781,7 @@
         <w:rPr>
           <w:b/>
         </w:rPr>
-        <w:t>`51.77`</w:t>
+        <w:t>`51.58`</w:t>
       </w:r>
       <w:r>
         <w:t xml:space="preserve"> | ATR (14) = </w:t>
@@ -12790,7 +12790,7 @@
         <w:rPr>
           <w:b/>
         </w:rPr>
-        <w:t>`2.75`</w:t>
+        <w:t>`2.51`</w:t>
       </w:r>
       <w:r>
         <w:t xml:space="preserve"> cents | Volatility = </w:t>
@@ -12799,7 +12799,7 @@
         <w:rPr>
           <w:b/>
         </w:rPr>
-        <w:t>`0.75 cents`</w:t>
+        <w:t>`0.50 cents`</w:t>
       </w:r>
       <w:r>
         <w:t>.</w:t>
@@ -13584,7 +13584,7 @@
           <w:b/>
           <w:color w:val="15803D"/>
         </w:rPr>
-        <w:t>`528.00 - 530.83 cents (Canh mua vùng hỗ trợ)`</w:t>
+        <w:t>`528.00 - 530.91 cents (Canh mua vùng hỗ trợ)`</w:t>
       </w:r>
       <w:r>
         <w:t xml:space="preserve"> | SL: </w:t>
@@ -13593,7 +13593,7 @@
         <w:rPr>
           <w:b/>
         </w:rPr>
-        <w:t>`453.38 cents (Dưới cản S2 + 1.5x ATR)`</w:t>
+        <w:t>`453.74 cents (Dưới cản S2 + 1.5x ATR)`</w:t>
       </w:r>
       <w:r>
         <w:t xml:space="preserve"> | TP: </w:t>
@@ -13664,7 +13664,7 @@
         <w:rPr>
           <w:b/>
         </w:rPr>
-        <w:t>`454.75 cents (Chống quét SL tuyệt đối)`</w:t>
+        <w:t>`454.99 cents (Chống quét SL tuyệt đối)`</w:t>
       </w:r>
       <w:r>
         <w:t xml:space="preserve"> | TP: </w:t>
@@ -13710,7 +13710,7 @@
         <w:rPr>
           <w:b/>
         </w:rPr>
-        <w:t>`536.25 cents`</w:t>
+        <w:t>`536.01 cents`</w:t>
       </w:r>
       <w:r>
         <w:t xml:space="preserve"> | TP: </w:t>
@@ -13759,7 +13759,7 @@
         <w:rPr>
           <w:b/>
         </w:rPr>
-        <w:t>`446.51 - 457.50 cents`</w:t>
+        <w:t>`447.47 - 457.50 cents`</w:t>
       </w:r>
     </w:p>
     <w:p>
@@ -21791,7 +21791,7 @@
         <w:t>Giá Chốt Phiên (Close):</w:t>
       </w:r>
       <w:r>
-        <w:t xml:space="preserve"> 717.25 cents | </w:t>
+        <w:t xml:space="preserve"> 718.00 cents | </w:t>
       </w:r>
       <w:r>
         <w:rPr>
@@ -21806,10 +21806,10 @@
         <w:rPr>
           <w:b/>
         </w:rPr>
-        <w:t>`718.46 cents`</w:t>
+        <w:t>`719.10 cents`</w:t>
       </w:r>
       <w:r>
-        <w:t xml:space="preserve"> (+1.21).</w:t>
+        <w:t xml:space="preserve"> (+1.10).</w:t>
       </w:r>
     </w:p>
     <w:p>
@@ -21830,7 +21830,7 @@
         <w:rPr>
           <w:b/>
         </w:rPr>
-        <w:t>`3,451`</w:t>
+        <w:t>`4,178`</w:t>
       </w:r>
       <w:r>
         <w:t xml:space="preserve"> (Chênh lệch: </w:t>
@@ -21839,7 +21839,7 @@
         <w:rPr>
           <w:b/>
         </w:rPr>
-        <w:t>`+127`</w:t>
+        <w:t>`+854`</w:t>
       </w:r>
       <w:r>
         <w:t xml:space="preserve">) | OI: </w:t>
@@ -22173,7 +22173,7 @@
               <w:rPr>
                 <w:b/>
               </w:rPr>
-              <w:t>106.90</w:t>
+              <w:t>106.98</w:t>
             </w:r>
           </w:p>
         </w:tc>
@@ -22296,7 +22296,7 @@
               <w:rPr>
                 <w:b/>
               </w:rPr>
-              <w:t>99.61</w:t>
+              <w:t>99.60</w:t>
             </w:r>
           </w:p>
         </w:tc>
@@ -22931,7 +22931,7 @@
         <w:t xml:space="preserve"> EMA_21 </w:t>
       </w:r>
       <w:r>
-        <w:t xml:space="preserve"> (723.61) &lt; </w:t>
+        <w:t xml:space="preserve"> (723.22) &lt; </w:t>
       </w:r>
       <w:r>
         <w:rPr>
@@ -22942,7 +22942,7 @@
         <w:t xml:space="preserve"> EMA_50 </w:t>
       </w:r>
       <w:r>
-        <w:t xml:space="preserve"> (728.18).</w:t>
+        <w:t xml:space="preserve"> (727.83).</w:t>
       </w:r>
     </w:p>
     <w:p>
@@ -22963,7 +22963,7 @@
         <w:rPr>
           <w:b/>
         </w:rPr>
-        <w:t>`37.98`</w:t>
+        <w:t>`39.73`</w:t>
       </w:r>
       <w:r>
         <w:t xml:space="preserve"> | ATR (14) = </w:t>
@@ -22972,7 +22972,7 @@
         <w:rPr>
           <w:b/>
         </w:rPr>
-        <w:t>`5.30`</w:t>
+        <w:t>`5.05`</w:t>
       </w:r>
       <w:r>
         <w:t xml:space="preserve"> cents | Volatility = </w:t>
@@ -23756,7 +23756,7 @@
           <w:b/>
           <w:color w:val="B91C1C"/>
         </w:rPr>
-        <w:t>`723.61 - 728.18 cents (Canh bán hồi kỹ thuật H1)`</w:t>
+        <w:t>`723.22 - 727.83 cents (Canh bán hồi kỹ thuật H1)`</w:t>
       </w:r>
       <w:r>
         <w:t xml:space="preserve"> | SL: </w:t>
@@ -23765,7 +23765,7 @@
         <w:rPr>
           <w:b/>
         </w:rPr>
-        <w:t>`802.96 cents (Trên kháng cự R2 + 1.5x ATR)`</w:t>
+        <w:t>`802.58 cents (Trên kháng cự R2 + 1.5x ATR)`</w:t>
       </w:r>
       <w:r>
         <w:t xml:space="preserve"> | TP: </w:t>
@@ -23836,7 +23836,7 @@
         <w:rPr>
           <w:b/>
         </w:rPr>
-        <w:t>`657.67 cents`</w:t>
+        <w:t>`657.92 cents`</w:t>
       </w:r>
       <w:r>
         <w:t xml:space="preserve"> | TP: </w:t>
@@ -23882,7 +23882,7 @@
         <w:rPr>
           <w:b/>
         </w:rPr>
-        <w:t>`754.08 cents`</w:t>
+        <w:t>`753.83 cents`</w:t>
       </w:r>
       <w:r>
         <w:t xml:space="preserve"> | TP: </w:t>
@@ -23931,7 +23931,7 @@
         <w:rPr>
           <w:b/>
         </w:rPr>
-        <w:t>`624.03 - 645.25 cents`</w:t>
+        <w:t>`625.04 - 645.25 cents`</w:t>
       </w:r>
     </w:p>
     <w:p>
@@ -24338,7 +24338,7 @@
             </w:pPr>
             <w:r/>
             <w:r>
-              <w:t>717.25</w:t>
+              <w:t>718.00</w:t>
             </w:r>
           </w:p>
         </w:tc>
@@ -24366,7 +24366,7 @@
             </w:pPr>
             <w:r/>
             <w:r>
-              <w:t>728.50</w:t>
+              <w:t>729.25</w:t>
             </w:r>
           </w:p>
         </w:tc>
@@ -24394,7 +24394,7 @@
             </w:pPr>
             <w:r/>
             <w:r>
-              <w:t>711.75</w:t>
+              <w:t>712.50</w:t>
             </w:r>
           </w:p>
         </w:tc>
@@ -24425,7 +24425,7 @@
               <w:rPr>
                 <w:b/>
               </w:rPr>
-              <w:t>716.50</w:t>
+              <w:t>717.25</w:t>
             </w:r>
           </w:p>
         </w:tc>
@@ -24573,7 +24573,7 @@
             </w:pPr>
             <w:r/>
             <w:r>
-              <w:t>716.50</w:t>
+              <w:t>717.25</w:t>
             </w:r>
           </w:p>
         </w:tc>
@@ -24601,7 +24601,7 @@
             </w:pPr>
             <w:r/>
             <w:r>
-              <w:t>724.00</w:t>
+              <w:t>724.75</w:t>
             </w:r>
           </w:p>
         </w:tc>
@@ -24629,7 +24629,7 @@
             </w:pPr>
             <w:r/>
             <w:r>
-              <w:t>710.50</w:t>
+              <w:t>711.25</w:t>
             </w:r>
           </w:p>
         </w:tc>
@@ -24660,7 +24660,7 @@
               <w:rPr>
                 <w:b/>
               </w:rPr>
-              <w:t>716.00</w:t>
+              <w:t>716.75</w:t>
             </w:r>
           </w:p>
         </w:tc>
@@ -24808,7 +24808,7 @@
             </w:pPr>
             <w:r/>
             <w:r>
-              <w:t>716.00</w:t>
+              <w:t>716.75</w:t>
             </w:r>
           </w:p>
         </w:tc>
@@ -24836,7 +24836,7 @@
             </w:pPr>
             <w:r/>
             <w:r>
-              <w:t>729.75</w:t>
+              <w:t>730.50</w:t>
             </w:r>
           </w:p>
         </w:tc>
@@ -24864,7 +24864,7 @@
             </w:pPr>
             <w:r/>
             <w:r>
-              <w:t>701.25</w:t>
+              <w:t>702.00</w:t>
             </w:r>
           </w:p>
         </w:tc>
@@ -24895,7 +24895,7 @@
               <w:rPr>
                 <w:b/>
               </w:rPr>
-              <w:t>718.00</w:t>
+              <w:t>718.75</w:t>
             </w:r>
           </w:p>
         </w:tc>
@@ -25043,7 +25043,7 @@
             </w:pPr>
             <w:r/>
             <w:r>
-              <w:t>718.00</w:t>
+              <w:t>718.75</w:t>
             </w:r>
           </w:p>
         </w:tc>
@@ -25071,7 +25071,7 @@
             </w:pPr>
             <w:r/>
             <w:r>
-              <w:t>731.25</w:t>
+              <w:t>732.00</w:t>
             </w:r>
           </w:p>
         </w:tc>
@@ -25099,7 +25099,7 @@
             </w:pPr>
             <w:r/>
             <w:r>
-              <w:t>709.75</w:t>
+              <w:t>710.50</w:t>
             </w:r>
           </w:p>
         </w:tc>
@@ -25130,7 +25130,7 @@
               <w:rPr>
                 <w:b/>
               </w:rPr>
-              <w:t>719.25</w:t>
+              <w:t>720.00</w:t>
             </w:r>
           </w:p>
         </w:tc>
@@ -25278,7 +25278,7 @@
             </w:pPr>
             <w:r/>
             <w:r>
-              <w:t>719.25</w:t>
+              <w:t>720.00</w:t>
             </w:r>
           </w:p>
         </w:tc>
@@ -25306,7 +25306,7 @@
             </w:pPr>
             <w:r/>
             <w:r>
-              <w:t>735.75</w:t>
+              <w:t>736.50</w:t>
             </w:r>
           </w:p>
         </w:tc>
@@ -25334,7 +25334,7 @@
             </w:pPr>
             <w:r/>
             <w:r>
-              <w:t>708.75</w:t>
+              <w:t>709.50</w:t>
             </w:r>
           </w:p>
         </w:tc>
@@ -25365,7 +25365,7 @@
               <w:rPr>
                 <w:b/>
               </w:rPr>
-              <w:t>723.75</w:t>
+              <w:t>724.50</w:t>
             </w:r>
           </w:p>
         </w:tc>
@@ -25513,7 +25513,7 @@
             </w:pPr>
             <w:r/>
             <w:r>
-              <w:t>723.75</w:t>
+              <w:t>724.50</w:t>
             </w:r>
           </w:p>
         </w:tc>
@@ -25541,7 +25541,7 @@
             </w:pPr>
             <w:r/>
             <w:r>
-              <w:t>731.50</w:t>
+              <w:t>732.25</w:t>
             </w:r>
           </w:p>
         </w:tc>
@@ -25569,7 +25569,7 @@
             </w:pPr>
             <w:r/>
             <w:r>
-              <w:t>712.75</w:t>
+              <w:t>713.50</w:t>
             </w:r>
           </w:p>
         </w:tc>
@@ -25600,7 +25600,7 @@
               <w:rPr>
                 <w:b/>
               </w:rPr>
-              <w:t>725.00</w:t>
+              <w:t>725.75</w:t>
             </w:r>
           </w:p>
         </w:tc>
@@ -25748,7 +25748,7 @@
             </w:pPr>
             <w:r/>
             <w:r>
-              <w:t>725.00</w:t>
+              <w:t>725.75</w:t>
             </w:r>
           </w:p>
         </w:tc>
@@ -25776,7 +25776,7 @@
             </w:pPr>
             <w:r/>
             <w:r>
-              <w:t>733.25</w:t>
+              <w:t>734.00</w:t>
             </w:r>
           </w:p>
         </w:tc>
@@ -25804,7 +25804,7 @@
             </w:pPr>
             <w:r/>
             <w:r>
-              <w:t>714.50</w:t>
+              <w:t>715.25</w:t>
             </w:r>
           </w:p>
         </w:tc>
@@ -25835,7 +25835,7 @@
               <w:rPr>
                 <w:b/>
               </w:rPr>
-              <w:t>726.75</w:t>
+              <w:t>727.50</w:t>
             </w:r>
           </w:p>
         </w:tc>
@@ -25983,7 +25983,7 @@
             </w:pPr>
             <w:r/>
             <w:r>
-              <w:t>726.75</w:t>
+              <w:t>727.50</w:t>
             </w:r>
           </w:p>
         </w:tc>
@@ -26011,7 +26011,7 @@
             </w:pPr>
             <w:r/>
             <w:r>
-              <w:t>739.00</w:t>
+              <w:t>739.75</w:t>
             </w:r>
           </w:p>
         </w:tc>
@@ -26039,7 +26039,7 @@
             </w:pPr>
             <w:r/>
             <w:r>
-              <w:t>717.00</w:t>
+              <w:t>717.75</w:t>
             </w:r>
           </w:p>
         </w:tc>
@@ -26070,7 +26070,7 @@
               <w:rPr>
                 <w:b/>
               </w:rPr>
-              <w:t>725.75</w:t>
+              <w:t>726.50</w:t>
             </w:r>
           </w:p>
         </w:tc>
@@ -26218,7 +26218,7 @@
             </w:pPr>
             <w:r/>
             <w:r>
-              <w:t>725.75</w:t>
+              <w:t>726.50</w:t>
             </w:r>
           </w:p>
         </w:tc>
@@ -26246,7 +26246,7 @@
             </w:pPr>
             <w:r/>
             <w:r>
-              <w:t>736.25</w:t>
+              <w:t>737.00</w:t>
             </w:r>
           </w:p>
         </w:tc>
@@ -26274,7 +26274,7 @@
             </w:pPr>
             <w:r/>
             <w:r>
-              <w:t>711.00</w:t>
+              <w:t>711.75</w:t>
             </w:r>
           </w:p>
         </w:tc>
@@ -26305,7 +26305,7 @@
               <w:rPr>
                 <w:b/>
               </w:rPr>
-              <w:t>728.00</w:t>
+              <w:t>728.75</w:t>
             </w:r>
           </w:p>
         </w:tc>
@@ -26453,7 +26453,7 @@
             </w:pPr>
             <w:r/>
             <w:r>
-              <w:t>728.00</w:t>
+              <w:t>728.75</w:t>
             </w:r>
           </w:p>
         </w:tc>
@@ -26481,7 +26481,7 @@
             </w:pPr>
             <w:r/>
             <w:r>
-              <w:t>738.50</w:t>
+              <w:t>739.25</w:t>
             </w:r>
           </w:p>
         </w:tc>
@@ -26509,7 +26509,7 @@
             </w:pPr>
             <w:r/>
             <w:r>
-              <w:t>721.75</w:t>
+              <w:t>722.50</w:t>
             </w:r>
           </w:p>
         </w:tc>
@@ -26540,7 +26540,7 @@
               <w:rPr>
                 <w:b/>
               </w:rPr>
-              <w:t>728.75</w:t>
+              <w:t>729.50</w:t>
             </w:r>
           </w:p>
         </w:tc>
@@ -26688,7 +26688,7 @@
             </w:pPr>
             <w:r/>
             <w:r>
-              <w:t>728.75</w:t>
+              <w:t>729.50</w:t>
             </w:r>
           </w:p>
         </w:tc>
@@ -26716,7 +26716,7 @@
             </w:pPr>
             <w:r/>
             <w:r>
-              <w:t>743.00</w:t>
+              <w:t>743.75</w:t>
             </w:r>
           </w:p>
         </w:tc>
@@ -26744,7 +26744,7 @@
             </w:pPr>
             <w:r/>
             <w:r>
-              <w:t>714.00</w:t>
+              <w:t>714.75</w:t>
             </w:r>
           </w:p>
         </w:tc>
@@ -26775,7 +26775,7 @@
               <w:rPr>
                 <w:b/>
               </w:rPr>
-              <w:t>730.75</w:t>
+              <w:t>731.50</w:t>
             </w:r>
           </w:p>
         </w:tc>
@@ -26923,7 +26923,7 @@
             </w:pPr>
             <w:r/>
             <w:r>
-              <w:t>730.75</w:t>
+              <w:t>731.50</w:t>
             </w:r>
           </w:p>
         </w:tc>
@@ -26951,7 +26951,7 @@
             </w:pPr>
             <w:r/>
             <w:r>
-              <w:t>737.25</w:t>
+              <w:t>738.00</w:t>
             </w:r>
           </w:p>
         </w:tc>
@@ -26979,7 +26979,7 @@
             </w:pPr>
             <w:r/>
             <w:r>
-              <w:t>724.00</w:t>
+              <w:t>724.75</w:t>
             </w:r>
           </w:p>
         </w:tc>
@@ -27010,7 +27010,7 @@
               <w:rPr>
                 <w:b/>
               </w:rPr>
-              <w:t>731.00</w:t>
+              <w:t>731.75</w:t>
             </w:r>
           </w:p>
         </w:tc>
@@ -27158,7 +27158,7 @@
             </w:pPr>
             <w:r/>
             <w:r>
-              <w:t>731.00</w:t>
+              <w:t>731.75</w:t>
             </w:r>
           </w:p>
         </w:tc>
@@ -27186,7 +27186,7 @@
             </w:pPr>
             <w:r/>
             <w:r>
-              <w:t>741.25</w:t>
+              <w:t>742.00</w:t>
             </w:r>
           </w:p>
         </w:tc>
@@ -27214,7 +27214,7 @@
             </w:pPr>
             <w:r/>
             <w:r>
-              <w:t>723.00</w:t>
+              <w:t>723.75</w:t>
             </w:r>
           </w:p>
         </w:tc>
@@ -27222,6 +27222,241 @@
           <w:tcPr>
             <w:tcW w:type="dxa" w:w="1728"/>
             <w:shd w:fill="F8FAFC"/>
+            <w:tcMar>
+              <w:top w:w="100" w:type="dxa"/>
+              <w:bottom w:w="100" w:type="dxa"/>
+              <w:left w:w="120" w:type="dxa"/>
+              <w:right w:w="120" w:type="dxa"/>
+            </w:tcMar>
+            <w:tcBorders>
+              <w:top w:val="single" w:sz="4" w:space="0" w:color="CCCCCC"/>
+              <w:bottom w:val="single" w:sz="4" w:space="0" w:color="CCCCCC"/>
+              <w:left w:val="single" w:sz="4" w:space="0" w:color="CCCCCC"/>
+              <w:right w:val="single" w:sz="4" w:space="0" w:color="CCCCCC"/>
+            </w:tcBorders>
+          </w:tcPr>
+          <w:p>
+            <w:pPr>
+              <w:spacing w:before="60" w:after="60" w:line="252" w:lineRule="auto"/>
+              <w:jc w:val="left"/>
+            </w:pPr>
+            <w:r/>
+            <w:r>
+              <w:rPr>
+                <w:b/>
+              </w:rPr>
+              <w:t>732.25</w:t>
+            </w:r>
+          </w:p>
+        </w:tc>
+        <w:tc>
+          <w:tcPr>
+            <w:tcW w:type="dxa" w:w="3456"/>
+            <w:shd w:fill="F8FAFC"/>
+            <w:tcMar>
+              <w:top w:w="100" w:type="dxa"/>
+              <w:bottom w:w="100" w:type="dxa"/>
+              <w:left w:w="120" w:type="dxa"/>
+              <w:right w:w="120" w:type="dxa"/>
+            </w:tcMar>
+            <w:tcBorders>
+              <w:top w:val="single" w:sz="4" w:space="0" w:color="CCCCCC"/>
+              <w:bottom w:val="single" w:sz="4" w:space="0" w:color="CCCCCC"/>
+              <w:left w:val="single" w:sz="4" w:space="0" w:color="CCCCCC"/>
+              <w:right w:val="single" w:sz="4" w:space="0" w:color="CCCCCC"/>
+            </w:tcBorders>
+          </w:tcPr>
+          <w:p>
+            <w:pPr>
+              <w:spacing w:before="60" w:after="60" w:line="252" w:lineRule="auto"/>
+              <w:jc w:val="left"/>
+            </w:pPr>
+            <w:r/>
+            <w:r>
+              <w:rPr>
+                <w:b/>
+              </w:rPr>
+              <w:t>+0.50</w:t>
+            </w:r>
+          </w:p>
+        </w:tc>
+        <w:tc>
+          <w:tcPr>
+            <w:tcW w:type="dxa" w:w="1440"/>
+            <w:shd w:fill="F8FAFC"/>
+            <w:tcMar>
+              <w:top w:w="100" w:type="dxa"/>
+              <w:bottom w:w="100" w:type="dxa"/>
+              <w:left w:w="120" w:type="dxa"/>
+              <w:right w:w="120" w:type="dxa"/>
+            </w:tcMar>
+            <w:tcBorders>
+              <w:top w:val="single" w:sz="4" w:space="0" w:color="CCCCCC"/>
+              <w:bottom w:val="single" w:sz="4" w:space="0" w:color="CCCCCC"/>
+              <w:left w:val="single" w:sz="4" w:space="0" w:color="CCCCCC"/>
+              <w:right w:val="single" w:sz="4" w:space="0" w:color="CCCCCC"/>
+            </w:tcBorders>
+          </w:tcPr>
+          <w:p>
+            <w:pPr>
+              <w:spacing w:before="60" w:after="60" w:line="252" w:lineRule="auto"/>
+              <w:jc w:val="left"/>
+            </w:pPr>
+            <w:r/>
+            <w:r>
+              <w:t>BULL</w:t>
+            </w:r>
+          </w:p>
+        </w:tc>
+      </w:tr>
+      <w:tr>
+        <w:tc>
+          <w:tcPr>
+            <w:tcW w:type="dxa" w:w="1584"/>
+            <w:shd w:fill="FFFFFF"/>
+            <w:tcMar>
+              <w:top w:w="100" w:type="dxa"/>
+              <w:bottom w:w="100" w:type="dxa"/>
+              <w:left w:w="120" w:type="dxa"/>
+              <w:right w:w="120" w:type="dxa"/>
+            </w:tcMar>
+            <w:tcBorders>
+              <w:top w:val="single" w:sz="4" w:space="0" w:color="CCCCCC"/>
+              <w:bottom w:val="single" w:sz="4" w:space="0" w:color="CCCCCC"/>
+              <w:left w:val="single" w:sz="4" w:space="0" w:color="CCCCCC"/>
+              <w:right w:val="single" w:sz="4" w:space="0" w:color="CCCCCC"/>
+            </w:tcBorders>
+          </w:tcPr>
+          <w:p>
+            <w:pPr>
+              <w:spacing w:before="60" w:after="60" w:line="252" w:lineRule="auto"/>
+              <w:jc w:val="left"/>
+            </w:pPr>
+            <w:r/>
+            <w:r>
+              <w:rPr>
+                <w:b/>
+              </w:rPr>
+              <w:t>Wed 16/09</w:t>
+            </w:r>
+          </w:p>
+        </w:tc>
+        <w:tc>
+          <w:tcPr>
+            <w:tcW w:type="dxa" w:w="864"/>
+            <w:shd w:fill="FFFFFF"/>
+            <w:tcMar>
+              <w:top w:w="100" w:type="dxa"/>
+              <w:bottom w:w="100" w:type="dxa"/>
+              <w:left w:w="120" w:type="dxa"/>
+              <w:right w:w="120" w:type="dxa"/>
+            </w:tcMar>
+            <w:tcBorders>
+              <w:top w:val="single" w:sz="4" w:space="0" w:color="CCCCCC"/>
+              <w:bottom w:val="single" w:sz="4" w:space="0" w:color="CCCCCC"/>
+              <w:left w:val="single" w:sz="4" w:space="0" w:color="CCCCCC"/>
+              <w:right w:val="single" w:sz="4" w:space="0" w:color="CCCCCC"/>
+            </w:tcBorders>
+          </w:tcPr>
+          <w:p>
+            <w:pPr>
+              <w:spacing w:before="60" w:after="60" w:line="252" w:lineRule="auto"/>
+              <w:jc w:val="left"/>
+            </w:pPr>
+            <w:r/>
+            <w:r>
+              <w:t>Asia 11-15</w:t>
+            </w:r>
+          </w:p>
+        </w:tc>
+        <w:tc>
+          <w:tcPr>
+            <w:tcW w:type="dxa" w:w="1440"/>
+            <w:shd w:fill="FFFFFF"/>
+            <w:tcMar>
+              <w:top w:w="100" w:type="dxa"/>
+              <w:bottom w:w="100" w:type="dxa"/>
+              <w:left w:w="120" w:type="dxa"/>
+              <w:right w:w="120" w:type="dxa"/>
+            </w:tcMar>
+            <w:tcBorders>
+              <w:top w:val="single" w:sz="4" w:space="0" w:color="CCCCCC"/>
+              <w:bottom w:val="single" w:sz="4" w:space="0" w:color="CCCCCC"/>
+              <w:left w:val="single" w:sz="4" w:space="0" w:color="CCCCCC"/>
+              <w:right w:val="single" w:sz="4" w:space="0" w:color="CCCCCC"/>
+            </w:tcBorders>
+          </w:tcPr>
+          <w:p>
+            <w:pPr>
+              <w:spacing w:before="60" w:after="60" w:line="252" w:lineRule="auto"/>
+              <w:jc w:val="left"/>
+            </w:pPr>
+            <w:r/>
+            <w:r>
+              <w:t>732.25</w:t>
+            </w:r>
+          </w:p>
+        </w:tc>
+        <w:tc>
+          <w:tcPr>
+            <w:tcW w:type="dxa" w:w="2016"/>
+            <w:shd w:fill="FFFFFF"/>
+            <w:tcMar>
+              <w:top w:w="100" w:type="dxa"/>
+              <w:bottom w:w="100" w:type="dxa"/>
+              <w:left w:w="120" w:type="dxa"/>
+              <w:right w:w="120" w:type="dxa"/>
+            </w:tcMar>
+            <w:tcBorders>
+              <w:top w:val="single" w:sz="4" w:space="0" w:color="CCCCCC"/>
+              <w:bottom w:val="single" w:sz="4" w:space="0" w:color="CCCCCC"/>
+              <w:left w:val="single" w:sz="4" w:space="0" w:color="CCCCCC"/>
+              <w:right w:val="single" w:sz="4" w:space="0" w:color="CCCCCC"/>
+            </w:tcBorders>
+          </w:tcPr>
+          <w:p>
+            <w:pPr>
+              <w:spacing w:before="60" w:after="60" w:line="252" w:lineRule="auto"/>
+              <w:jc w:val="left"/>
+            </w:pPr>
+            <w:r/>
+            <w:r>
+              <w:t>739.25</w:t>
+            </w:r>
+          </w:p>
+        </w:tc>
+        <w:tc>
+          <w:tcPr>
+            <w:tcW w:type="dxa" w:w="1152"/>
+            <w:shd w:fill="FFFFFF"/>
+            <w:tcMar>
+              <w:top w:w="100" w:type="dxa"/>
+              <w:bottom w:w="100" w:type="dxa"/>
+              <w:left w:w="120" w:type="dxa"/>
+              <w:right w:w="120" w:type="dxa"/>
+            </w:tcMar>
+            <w:tcBorders>
+              <w:top w:val="single" w:sz="4" w:space="0" w:color="CCCCCC"/>
+              <w:bottom w:val="single" w:sz="4" w:space="0" w:color="CCCCCC"/>
+              <w:left w:val="single" w:sz="4" w:space="0" w:color="CCCCCC"/>
+              <w:right w:val="single" w:sz="4" w:space="0" w:color="CCCCCC"/>
+            </w:tcBorders>
+          </w:tcPr>
+          <w:p>
+            <w:pPr>
+              <w:spacing w:before="60" w:after="60" w:line="252" w:lineRule="auto"/>
+              <w:jc w:val="left"/>
+            </w:pPr>
+            <w:r/>
+            <w:r>
+              <w:t>726.25</w:t>
+            </w:r>
+          </w:p>
+        </w:tc>
+        <w:tc>
+          <w:tcPr>
+            <w:tcW w:type="dxa" w:w="1728"/>
+            <w:shd w:fill="FFFFFF"/>
             <w:tcMar>
               <w:top w:w="100" w:type="dxa"/>
               <w:bottom w:w="100" w:type="dxa"/>
@@ -27252,7 +27487,477 @@
         <w:tc>
           <w:tcPr>
             <w:tcW w:type="dxa" w:w="3456"/>
+            <w:shd w:fill="FFFFFF"/>
+            <w:tcMar>
+              <w:top w:w="100" w:type="dxa"/>
+              <w:bottom w:w="100" w:type="dxa"/>
+              <w:left w:w="120" w:type="dxa"/>
+              <w:right w:w="120" w:type="dxa"/>
+            </w:tcMar>
+            <w:tcBorders>
+              <w:top w:val="single" w:sz="4" w:space="0" w:color="CCCCCC"/>
+              <w:bottom w:val="single" w:sz="4" w:space="0" w:color="CCCCCC"/>
+              <w:left w:val="single" w:sz="4" w:space="0" w:color="CCCCCC"/>
+              <w:right w:val="single" w:sz="4" w:space="0" w:color="CCCCCC"/>
+            </w:tcBorders>
+          </w:tcPr>
+          <w:p>
+            <w:pPr>
+              <w:spacing w:before="60" w:after="60" w:line="252" w:lineRule="auto"/>
+              <w:jc w:val="left"/>
+            </w:pPr>
+            <w:r/>
+            <w:r>
+              <w:rPr>
+                <w:b/>
+              </w:rPr>
+              <w:t>-0.75</w:t>
+            </w:r>
+          </w:p>
+        </w:tc>
+        <w:tc>
+          <w:tcPr>
+            <w:tcW w:type="dxa" w:w="1440"/>
+            <w:shd w:fill="FFFFFF"/>
+            <w:tcMar>
+              <w:top w:w="100" w:type="dxa"/>
+              <w:bottom w:w="100" w:type="dxa"/>
+              <w:left w:w="120" w:type="dxa"/>
+              <w:right w:w="120" w:type="dxa"/>
+            </w:tcMar>
+            <w:tcBorders>
+              <w:top w:val="single" w:sz="4" w:space="0" w:color="CCCCCC"/>
+              <w:bottom w:val="single" w:sz="4" w:space="0" w:color="CCCCCC"/>
+              <w:left w:val="single" w:sz="4" w:space="0" w:color="CCCCCC"/>
+              <w:right w:val="single" w:sz="4" w:space="0" w:color="CCCCCC"/>
+            </w:tcBorders>
+          </w:tcPr>
+          <w:p>
+            <w:pPr>
+              <w:spacing w:before="60" w:after="60" w:line="252" w:lineRule="auto"/>
+              <w:jc w:val="left"/>
+            </w:pPr>
+            <w:r/>
+            <w:r>
+              <w:t>BEAR</w:t>
+            </w:r>
+          </w:p>
+        </w:tc>
+      </w:tr>
+      <w:tr>
+        <w:tc>
+          <w:tcPr>
+            <w:tcW w:type="dxa" w:w="1584"/>
             <w:shd w:fill="F8FAFC"/>
+            <w:tcMar>
+              <w:top w:w="100" w:type="dxa"/>
+              <w:bottom w:w="100" w:type="dxa"/>
+              <w:left w:w="120" w:type="dxa"/>
+              <w:right w:w="120" w:type="dxa"/>
+            </w:tcMar>
+            <w:tcBorders>
+              <w:top w:val="single" w:sz="4" w:space="0" w:color="CCCCCC"/>
+              <w:bottom w:val="single" w:sz="4" w:space="0" w:color="CCCCCC"/>
+              <w:left w:val="single" w:sz="4" w:space="0" w:color="CCCCCC"/>
+              <w:right w:val="single" w:sz="4" w:space="0" w:color="CCCCCC"/>
+            </w:tcBorders>
+          </w:tcPr>
+          <w:p>
+            <w:pPr>
+              <w:spacing w:before="60" w:after="60" w:line="252" w:lineRule="auto"/>
+              <w:jc w:val="left"/>
+            </w:pPr>
+            <w:r/>
+            <w:r>
+              <w:rPr>
+                <w:b/>
+              </w:rPr>
+              <w:t>Wed 16/09</w:t>
+            </w:r>
+          </w:p>
+        </w:tc>
+        <w:tc>
+          <w:tcPr>
+            <w:tcW w:type="dxa" w:w="864"/>
+            <w:shd w:fill="F8FAFC"/>
+            <w:tcMar>
+              <w:top w:w="100" w:type="dxa"/>
+              <w:bottom w:w="100" w:type="dxa"/>
+              <w:left w:w="120" w:type="dxa"/>
+              <w:right w:w="120" w:type="dxa"/>
+            </w:tcMar>
+            <w:tcBorders>
+              <w:top w:val="single" w:sz="4" w:space="0" w:color="CCCCCC"/>
+              <w:bottom w:val="single" w:sz="4" w:space="0" w:color="CCCCCC"/>
+              <w:left w:val="single" w:sz="4" w:space="0" w:color="CCCCCC"/>
+              <w:right w:val="single" w:sz="4" w:space="0" w:color="CCCCCC"/>
+            </w:tcBorders>
+          </w:tcPr>
+          <w:p>
+            <w:pPr>
+              <w:spacing w:before="60" w:after="60" w:line="252" w:lineRule="auto"/>
+              <w:jc w:val="left"/>
+            </w:pPr>
+            <w:r/>
+            <w:r>
+              <w:t>London 15-19</w:t>
+            </w:r>
+          </w:p>
+        </w:tc>
+        <w:tc>
+          <w:tcPr>
+            <w:tcW w:type="dxa" w:w="1440"/>
+            <w:shd w:fill="F8FAFC"/>
+            <w:tcMar>
+              <w:top w:w="100" w:type="dxa"/>
+              <w:bottom w:w="100" w:type="dxa"/>
+              <w:left w:w="120" w:type="dxa"/>
+              <w:right w:w="120" w:type="dxa"/>
+            </w:tcMar>
+            <w:tcBorders>
+              <w:top w:val="single" w:sz="4" w:space="0" w:color="CCCCCC"/>
+              <w:bottom w:val="single" w:sz="4" w:space="0" w:color="CCCCCC"/>
+              <w:left w:val="single" w:sz="4" w:space="0" w:color="CCCCCC"/>
+              <w:right w:val="single" w:sz="4" w:space="0" w:color="CCCCCC"/>
+            </w:tcBorders>
+          </w:tcPr>
+          <w:p>
+            <w:pPr>
+              <w:spacing w:before="60" w:after="60" w:line="252" w:lineRule="auto"/>
+              <w:jc w:val="left"/>
+            </w:pPr>
+            <w:r/>
+            <w:r>
+              <w:t>731.50</w:t>
+            </w:r>
+          </w:p>
+        </w:tc>
+        <w:tc>
+          <w:tcPr>
+            <w:tcW w:type="dxa" w:w="2016"/>
+            <w:shd w:fill="F8FAFC"/>
+            <w:tcMar>
+              <w:top w:w="100" w:type="dxa"/>
+              <w:bottom w:w="100" w:type="dxa"/>
+              <w:left w:w="120" w:type="dxa"/>
+              <w:right w:w="120" w:type="dxa"/>
+            </w:tcMar>
+            <w:tcBorders>
+              <w:top w:val="single" w:sz="4" w:space="0" w:color="CCCCCC"/>
+              <w:bottom w:val="single" w:sz="4" w:space="0" w:color="CCCCCC"/>
+              <w:left w:val="single" w:sz="4" w:space="0" w:color="CCCCCC"/>
+              <w:right w:val="single" w:sz="4" w:space="0" w:color="CCCCCC"/>
+            </w:tcBorders>
+          </w:tcPr>
+          <w:p>
+            <w:pPr>
+              <w:spacing w:before="60" w:after="60" w:line="252" w:lineRule="auto"/>
+              <w:jc w:val="left"/>
+            </w:pPr>
+            <w:r/>
+            <w:r>
+              <w:t>745.00</w:t>
+            </w:r>
+          </w:p>
+        </w:tc>
+        <w:tc>
+          <w:tcPr>
+            <w:tcW w:type="dxa" w:w="1152"/>
+            <w:shd w:fill="F8FAFC"/>
+            <w:tcMar>
+              <w:top w:w="100" w:type="dxa"/>
+              <w:bottom w:w="100" w:type="dxa"/>
+              <w:left w:w="120" w:type="dxa"/>
+              <w:right w:w="120" w:type="dxa"/>
+            </w:tcMar>
+            <w:tcBorders>
+              <w:top w:val="single" w:sz="4" w:space="0" w:color="CCCCCC"/>
+              <w:bottom w:val="single" w:sz="4" w:space="0" w:color="CCCCCC"/>
+              <w:left w:val="single" w:sz="4" w:space="0" w:color="CCCCCC"/>
+              <w:right w:val="single" w:sz="4" w:space="0" w:color="CCCCCC"/>
+            </w:tcBorders>
+          </w:tcPr>
+          <w:p>
+            <w:pPr>
+              <w:spacing w:before="60" w:after="60" w:line="252" w:lineRule="auto"/>
+              <w:jc w:val="left"/>
+            </w:pPr>
+            <w:r/>
+            <w:r>
+              <w:t>718.50</w:t>
+            </w:r>
+          </w:p>
+        </w:tc>
+        <w:tc>
+          <w:tcPr>
+            <w:tcW w:type="dxa" w:w="1728"/>
+            <w:shd w:fill="F8FAFC"/>
+            <w:tcMar>
+              <w:top w:w="100" w:type="dxa"/>
+              <w:bottom w:w="100" w:type="dxa"/>
+              <w:left w:w="120" w:type="dxa"/>
+              <w:right w:w="120" w:type="dxa"/>
+            </w:tcMar>
+            <w:tcBorders>
+              <w:top w:val="single" w:sz="4" w:space="0" w:color="CCCCCC"/>
+              <w:bottom w:val="single" w:sz="4" w:space="0" w:color="CCCCCC"/>
+              <w:left w:val="single" w:sz="4" w:space="0" w:color="CCCCCC"/>
+              <w:right w:val="single" w:sz="4" w:space="0" w:color="CCCCCC"/>
+            </w:tcBorders>
+          </w:tcPr>
+          <w:p>
+            <w:pPr>
+              <w:spacing w:before="60" w:after="60" w:line="252" w:lineRule="auto"/>
+              <w:jc w:val="left"/>
+            </w:pPr>
+            <w:r/>
+            <w:r>
+              <w:rPr>
+                <w:b/>
+              </w:rPr>
+              <w:t>733.25</w:t>
+            </w:r>
+          </w:p>
+        </w:tc>
+        <w:tc>
+          <w:tcPr>
+            <w:tcW w:type="dxa" w:w="3456"/>
+            <w:shd w:fill="F8FAFC"/>
+            <w:tcMar>
+              <w:top w:w="100" w:type="dxa"/>
+              <w:bottom w:w="100" w:type="dxa"/>
+              <w:left w:w="120" w:type="dxa"/>
+              <w:right w:w="120" w:type="dxa"/>
+            </w:tcMar>
+            <w:tcBorders>
+              <w:top w:val="single" w:sz="4" w:space="0" w:color="CCCCCC"/>
+              <w:bottom w:val="single" w:sz="4" w:space="0" w:color="CCCCCC"/>
+              <w:left w:val="single" w:sz="4" w:space="0" w:color="CCCCCC"/>
+              <w:right w:val="single" w:sz="4" w:space="0" w:color="CCCCCC"/>
+            </w:tcBorders>
+          </w:tcPr>
+          <w:p>
+            <w:pPr>
+              <w:spacing w:before="60" w:after="60" w:line="252" w:lineRule="auto"/>
+              <w:jc w:val="left"/>
+            </w:pPr>
+            <w:r/>
+            <w:r>
+              <w:rPr>
+                <w:b/>
+              </w:rPr>
+              <w:t>+1.75</w:t>
+            </w:r>
+          </w:p>
+        </w:tc>
+        <w:tc>
+          <w:tcPr>
+            <w:tcW w:type="dxa" w:w="1440"/>
+            <w:shd w:fill="F8FAFC"/>
+            <w:tcMar>
+              <w:top w:w="100" w:type="dxa"/>
+              <w:bottom w:w="100" w:type="dxa"/>
+              <w:left w:w="120" w:type="dxa"/>
+              <w:right w:w="120" w:type="dxa"/>
+            </w:tcMar>
+            <w:tcBorders>
+              <w:top w:val="single" w:sz="4" w:space="0" w:color="CCCCCC"/>
+              <w:bottom w:val="single" w:sz="4" w:space="0" w:color="CCCCCC"/>
+              <w:left w:val="single" w:sz="4" w:space="0" w:color="CCCCCC"/>
+              <w:right w:val="single" w:sz="4" w:space="0" w:color="CCCCCC"/>
+            </w:tcBorders>
+          </w:tcPr>
+          <w:p>
+            <w:pPr>
+              <w:spacing w:before="60" w:after="60" w:line="252" w:lineRule="auto"/>
+              <w:jc w:val="left"/>
+            </w:pPr>
+            <w:r/>
+            <w:r>
+              <w:t>BULL</w:t>
+            </w:r>
+          </w:p>
+        </w:tc>
+      </w:tr>
+      <w:tr>
+        <w:tc>
+          <w:tcPr>
+            <w:tcW w:type="dxa" w:w="1584"/>
+            <w:shd w:fill="FFFFFF"/>
+            <w:tcMar>
+              <w:top w:w="100" w:type="dxa"/>
+              <w:bottom w:w="100" w:type="dxa"/>
+              <w:left w:w="120" w:type="dxa"/>
+              <w:right w:w="120" w:type="dxa"/>
+            </w:tcMar>
+            <w:tcBorders>
+              <w:top w:val="single" w:sz="4" w:space="0" w:color="CCCCCC"/>
+              <w:bottom w:val="single" w:sz="4" w:space="0" w:color="CCCCCC"/>
+              <w:left w:val="single" w:sz="4" w:space="0" w:color="CCCCCC"/>
+              <w:right w:val="single" w:sz="4" w:space="0" w:color="CCCCCC"/>
+            </w:tcBorders>
+          </w:tcPr>
+          <w:p>
+            <w:pPr>
+              <w:spacing w:before="60" w:after="60" w:line="252" w:lineRule="auto"/>
+              <w:jc w:val="left"/>
+            </w:pPr>
+            <w:r/>
+            <w:r>
+              <w:rPr>
+                <w:b/>
+              </w:rPr>
+              <w:t>Wed 16/09</w:t>
+            </w:r>
+          </w:p>
+        </w:tc>
+        <w:tc>
+          <w:tcPr>
+            <w:tcW w:type="dxa" w:w="864"/>
+            <w:shd w:fill="FFFFFF"/>
+            <w:tcMar>
+              <w:top w:w="100" w:type="dxa"/>
+              <w:bottom w:w="100" w:type="dxa"/>
+              <w:left w:w="120" w:type="dxa"/>
+              <w:right w:w="120" w:type="dxa"/>
+            </w:tcMar>
+            <w:tcBorders>
+              <w:top w:val="single" w:sz="4" w:space="0" w:color="CCCCCC"/>
+              <w:bottom w:val="single" w:sz="4" w:space="0" w:color="CCCCCC"/>
+              <w:left w:val="single" w:sz="4" w:space="0" w:color="CCCCCC"/>
+              <w:right w:val="single" w:sz="4" w:space="0" w:color="CCCCCC"/>
+            </w:tcBorders>
+          </w:tcPr>
+          <w:p>
+            <w:pPr>
+              <w:spacing w:before="60" w:after="60" w:line="252" w:lineRule="auto"/>
+              <w:jc w:val="left"/>
+            </w:pPr>
+            <w:r/>
+            <w:r>
+              <w:t>Pre-NY 19-21</w:t>
+            </w:r>
+          </w:p>
+        </w:tc>
+        <w:tc>
+          <w:tcPr>
+            <w:tcW w:type="dxa" w:w="1440"/>
+            <w:shd w:fill="FFFFFF"/>
+            <w:tcMar>
+              <w:top w:w="100" w:type="dxa"/>
+              <w:bottom w:w="100" w:type="dxa"/>
+              <w:left w:w="120" w:type="dxa"/>
+              <w:right w:w="120" w:type="dxa"/>
+            </w:tcMar>
+            <w:tcBorders>
+              <w:top w:val="single" w:sz="4" w:space="0" w:color="CCCCCC"/>
+              <w:bottom w:val="single" w:sz="4" w:space="0" w:color="CCCCCC"/>
+              <w:left w:val="single" w:sz="4" w:space="0" w:color="CCCCCC"/>
+              <w:right w:val="single" w:sz="4" w:space="0" w:color="CCCCCC"/>
+            </w:tcBorders>
+          </w:tcPr>
+          <w:p>
+            <w:pPr>
+              <w:spacing w:before="60" w:after="60" w:line="252" w:lineRule="auto"/>
+              <w:jc w:val="left"/>
+            </w:pPr>
+            <w:r/>
+            <w:r>
+              <w:t>733.25</w:t>
+            </w:r>
+          </w:p>
+        </w:tc>
+        <w:tc>
+          <w:tcPr>
+            <w:tcW w:type="dxa" w:w="2016"/>
+            <w:shd w:fill="FFFFFF"/>
+            <w:tcMar>
+              <w:top w:w="100" w:type="dxa"/>
+              <w:bottom w:w="100" w:type="dxa"/>
+              <w:left w:w="120" w:type="dxa"/>
+              <w:right w:w="120" w:type="dxa"/>
+            </w:tcMar>
+            <w:tcBorders>
+              <w:top w:val="single" w:sz="4" w:space="0" w:color="CCCCCC"/>
+              <w:bottom w:val="single" w:sz="4" w:space="0" w:color="CCCCCC"/>
+              <w:left w:val="single" w:sz="4" w:space="0" w:color="CCCCCC"/>
+              <w:right w:val="single" w:sz="4" w:space="0" w:color="CCCCCC"/>
+            </w:tcBorders>
+          </w:tcPr>
+          <w:p>
+            <w:pPr>
+              <w:spacing w:before="60" w:after="60" w:line="252" w:lineRule="auto"/>
+              <w:jc w:val="left"/>
+            </w:pPr>
+            <w:r/>
+            <w:r>
+              <w:t>742.50</w:t>
+            </w:r>
+          </w:p>
+        </w:tc>
+        <w:tc>
+          <w:tcPr>
+            <w:tcW w:type="dxa" w:w="1152"/>
+            <w:shd w:fill="FFFFFF"/>
+            <w:tcMar>
+              <w:top w:w="100" w:type="dxa"/>
+              <w:bottom w:w="100" w:type="dxa"/>
+              <w:left w:w="120" w:type="dxa"/>
+              <w:right w:w="120" w:type="dxa"/>
+            </w:tcMar>
+            <w:tcBorders>
+              <w:top w:val="single" w:sz="4" w:space="0" w:color="CCCCCC"/>
+              <w:bottom w:val="single" w:sz="4" w:space="0" w:color="CCCCCC"/>
+              <w:left w:val="single" w:sz="4" w:space="0" w:color="CCCCCC"/>
+              <w:right w:val="single" w:sz="4" w:space="0" w:color="CCCCCC"/>
+            </w:tcBorders>
+          </w:tcPr>
+          <w:p>
+            <w:pPr>
+              <w:spacing w:before="60" w:after="60" w:line="252" w:lineRule="auto"/>
+              <w:jc w:val="left"/>
+            </w:pPr>
+            <w:r/>
+            <w:r>
+              <w:t>722.50</w:t>
+            </w:r>
+          </w:p>
+        </w:tc>
+        <w:tc>
+          <w:tcPr>
+            <w:tcW w:type="dxa" w:w="1728"/>
+            <w:shd w:fill="FFFFFF"/>
+            <w:tcMar>
+              <w:top w:w="100" w:type="dxa"/>
+              <w:bottom w:w="100" w:type="dxa"/>
+              <w:left w:w="120" w:type="dxa"/>
+              <w:right w:w="120" w:type="dxa"/>
+            </w:tcMar>
+            <w:tcBorders>
+              <w:top w:val="single" w:sz="4" w:space="0" w:color="CCCCCC"/>
+              <w:bottom w:val="single" w:sz="4" w:space="0" w:color="CCCCCC"/>
+              <w:left w:val="single" w:sz="4" w:space="0" w:color="CCCCCC"/>
+              <w:right w:val="single" w:sz="4" w:space="0" w:color="CCCCCC"/>
+            </w:tcBorders>
+          </w:tcPr>
+          <w:p>
+            <w:pPr>
+              <w:spacing w:before="60" w:after="60" w:line="252" w:lineRule="auto"/>
+              <w:jc w:val="left"/>
+            </w:pPr>
+            <w:r/>
+            <w:r>
+              <w:rPr>
+                <w:b/>
+              </w:rPr>
+              <w:t>733.75</w:t>
+            </w:r>
+          </w:p>
+        </w:tc>
+        <w:tc>
+          <w:tcPr>
+            <w:tcW w:type="dxa" w:w="3456"/>
+            <w:shd w:fill="FFFFFF"/>
             <w:tcMar>
               <w:top w:w="100" w:type="dxa"/>
               <w:bottom w:w="100" w:type="dxa"/>
@@ -27283,7 +27988,7 @@
         <w:tc>
           <w:tcPr>
             <w:tcW w:type="dxa" w:w="1440"/>
-            <w:shd w:fill="F8FAFC"/>
+            <w:shd w:fill="FFFFFF"/>
             <w:tcMar>
               <w:top w:w="100" w:type="dxa"/>
               <w:bottom w:w="100" w:type="dxa"/>
@@ -27313,7 +28018,7 @@
         <w:tc>
           <w:tcPr>
             <w:tcW w:type="dxa" w:w="1584"/>
-            <w:shd w:fill="FFFFFF"/>
+            <w:shd w:fill="F8FAFC"/>
             <w:tcMar>
               <w:top w:w="100" w:type="dxa"/>
               <w:bottom w:w="100" w:type="dxa"/>
@@ -27344,119 +28049,119 @@
         <w:tc>
           <w:tcPr>
             <w:tcW w:type="dxa" w:w="864"/>
-            <w:shd w:fill="FFFFFF"/>
-            <w:tcMar>
-              <w:top w:w="100" w:type="dxa"/>
-              <w:bottom w:w="100" w:type="dxa"/>
-              <w:left w:w="120" w:type="dxa"/>
-              <w:right w:w="120" w:type="dxa"/>
-            </w:tcMar>
-            <w:tcBorders>
-              <w:top w:val="single" w:sz="4" w:space="0" w:color="CCCCCC"/>
-              <w:bottom w:val="single" w:sz="4" w:space="0" w:color="CCCCCC"/>
-              <w:left w:val="single" w:sz="4" w:space="0" w:color="CCCCCC"/>
-              <w:right w:val="single" w:sz="4" w:space="0" w:color="CCCCCC"/>
-            </w:tcBorders>
-          </w:tcPr>
-          <w:p>
-            <w:pPr>
-              <w:spacing w:before="60" w:after="60" w:line="252" w:lineRule="auto"/>
-              <w:jc w:val="left"/>
-            </w:pPr>
-            <w:r/>
-            <w:r>
-              <w:t>Asia 11-15</w:t>
+            <w:shd w:fill="F8FAFC"/>
+            <w:tcMar>
+              <w:top w:w="100" w:type="dxa"/>
+              <w:bottom w:w="100" w:type="dxa"/>
+              <w:left w:w="120" w:type="dxa"/>
+              <w:right w:w="120" w:type="dxa"/>
+            </w:tcMar>
+            <w:tcBorders>
+              <w:top w:val="single" w:sz="4" w:space="0" w:color="CCCCCC"/>
+              <w:bottom w:val="single" w:sz="4" w:space="0" w:color="CCCCCC"/>
+              <w:left w:val="single" w:sz="4" w:space="0" w:color="CCCCCC"/>
+              <w:right w:val="single" w:sz="4" w:space="0" w:color="CCCCCC"/>
+            </w:tcBorders>
+          </w:tcPr>
+          <w:p>
+            <w:pPr>
+              <w:spacing w:before="60" w:after="60" w:line="252" w:lineRule="auto"/>
+              <w:jc w:val="left"/>
+            </w:pPr>
+            <w:r/>
+            <w:r>
+              <w:t>NY Open 21-23</w:t>
             </w:r>
           </w:p>
         </w:tc>
         <w:tc>
           <w:tcPr>
             <w:tcW w:type="dxa" w:w="1440"/>
-            <w:shd w:fill="FFFFFF"/>
-            <w:tcMar>
-              <w:top w:w="100" w:type="dxa"/>
-              <w:bottom w:w="100" w:type="dxa"/>
-              <w:left w:w="120" w:type="dxa"/>
-              <w:right w:w="120" w:type="dxa"/>
-            </w:tcMar>
-            <w:tcBorders>
-              <w:top w:val="single" w:sz="4" w:space="0" w:color="CCCCCC"/>
-              <w:bottom w:val="single" w:sz="4" w:space="0" w:color="CCCCCC"/>
-              <w:left w:val="single" w:sz="4" w:space="0" w:color="CCCCCC"/>
-              <w:right w:val="single" w:sz="4" w:space="0" w:color="CCCCCC"/>
-            </w:tcBorders>
-          </w:tcPr>
-          <w:p>
-            <w:pPr>
-              <w:spacing w:before="60" w:after="60" w:line="252" w:lineRule="auto"/>
-              <w:jc w:val="left"/>
-            </w:pPr>
-            <w:r/>
-            <w:r>
-              <w:t>731.50</w:t>
+            <w:shd w:fill="F8FAFC"/>
+            <w:tcMar>
+              <w:top w:w="100" w:type="dxa"/>
+              <w:bottom w:w="100" w:type="dxa"/>
+              <w:left w:w="120" w:type="dxa"/>
+              <w:right w:w="120" w:type="dxa"/>
+            </w:tcMar>
+            <w:tcBorders>
+              <w:top w:val="single" w:sz="4" w:space="0" w:color="CCCCCC"/>
+              <w:bottom w:val="single" w:sz="4" w:space="0" w:color="CCCCCC"/>
+              <w:left w:val="single" w:sz="4" w:space="0" w:color="CCCCCC"/>
+              <w:right w:val="single" w:sz="4" w:space="0" w:color="CCCCCC"/>
+            </w:tcBorders>
+          </w:tcPr>
+          <w:p>
+            <w:pPr>
+              <w:spacing w:before="60" w:after="60" w:line="252" w:lineRule="auto"/>
+              <w:jc w:val="left"/>
+            </w:pPr>
+            <w:r/>
+            <w:r>
+              <w:t>733.75</w:t>
             </w:r>
           </w:p>
         </w:tc>
         <w:tc>
           <w:tcPr>
             <w:tcW w:type="dxa" w:w="2016"/>
-            <w:shd w:fill="FFFFFF"/>
-            <w:tcMar>
-              <w:top w:w="100" w:type="dxa"/>
-              <w:bottom w:w="100" w:type="dxa"/>
-              <w:left w:w="120" w:type="dxa"/>
-              <w:right w:w="120" w:type="dxa"/>
-            </w:tcMar>
-            <w:tcBorders>
-              <w:top w:val="single" w:sz="4" w:space="0" w:color="CCCCCC"/>
-              <w:bottom w:val="single" w:sz="4" w:space="0" w:color="CCCCCC"/>
-              <w:left w:val="single" w:sz="4" w:space="0" w:color="CCCCCC"/>
-              <w:right w:val="single" w:sz="4" w:space="0" w:color="CCCCCC"/>
-            </w:tcBorders>
-          </w:tcPr>
-          <w:p>
-            <w:pPr>
-              <w:spacing w:before="60" w:after="60" w:line="252" w:lineRule="auto"/>
-              <w:jc w:val="left"/>
-            </w:pPr>
-            <w:r/>
-            <w:r>
-              <w:t>738.50</w:t>
+            <w:shd w:fill="F8FAFC"/>
+            <w:tcMar>
+              <w:top w:w="100" w:type="dxa"/>
+              <w:bottom w:w="100" w:type="dxa"/>
+              <w:left w:w="120" w:type="dxa"/>
+              <w:right w:w="120" w:type="dxa"/>
+            </w:tcMar>
+            <w:tcBorders>
+              <w:top w:val="single" w:sz="4" w:space="0" w:color="CCCCCC"/>
+              <w:bottom w:val="single" w:sz="4" w:space="0" w:color="CCCCCC"/>
+              <w:left w:val="single" w:sz="4" w:space="0" w:color="CCCCCC"/>
+              <w:right w:val="single" w:sz="4" w:space="0" w:color="CCCCCC"/>
+            </w:tcBorders>
+          </w:tcPr>
+          <w:p>
+            <w:pPr>
+              <w:spacing w:before="60" w:after="60" w:line="252" w:lineRule="auto"/>
+              <w:jc w:val="left"/>
+            </w:pPr>
+            <w:r/>
+            <w:r>
+              <w:t>746.00</w:t>
             </w:r>
           </w:p>
         </w:tc>
         <w:tc>
           <w:tcPr>
             <w:tcW w:type="dxa" w:w="1152"/>
-            <w:shd w:fill="FFFFFF"/>
-            <w:tcMar>
-              <w:top w:w="100" w:type="dxa"/>
-              <w:bottom w:w="100" w:type="dxa"/>
-              <w:left w:w="120" w:type="dxa"/>
-              <w:right w:w="120" w:type="dxa"/>
-            </w:tcMar>
-            <w:tcBorders>
-              <w:top w:val="single" w:sz="4" w:space="0" w:color="CCCCCC"/>
-              <w:bottom w:val="single" w:sz="4" w:space="0" w:color="CCCCCC"/>
-              <w:left w:val="single" w:sz="4" w:space="0" w:color="CCCCCC"/>
-              <w:right w:val="single" w:sz="4" w:space="0" w:color="CCCCCC"/>
-            </w:tcBorders>
-          </w:tcPr>
-          <w:p>
-            <w:pPr>
-              <w:spacing w:before="60" w:after="60" w:line="252" w:lineRule="auto"/>
-              <w:jc w:val="left"/>
-            </w:pPr>
-            <w:r/>
-            <w:r>
-              <w:t>725.50</w:t>
+            <w:shd w:fill="F8FAFC"/>
+            <w:tcMar>
+              <w:top w:w="100" w:type="dxa"/>
+              <w:bottom w:w="100" w:type="dxa"/>
+              <w:left w:w="120" w:type="dxa"/>
+              <w:right w:w="120" w:type="dxa"/>
+            </w:tcMar>
+            <w:tcBorders>
+              <w:top w:val="single" w:sz="4" w:space="0" w:color="CCCCCC"/>
+              <w:bottom w:val="single" w:sz="4" w:space="0" w:color="CCCCCC"/>
+              <w:left w:val="single" w:sz="4" w:space="0" w:color="CCCCCC"/>
+              <w:right w:val="single" w:sz="4" w:space="0" w:color="CCCCCC"/>
+            </w:tcBorders>
+          </w:tcPr>
+          <w:p>
+            <w:pPr>
+              <w:spacing w:before="60" w:after="60" w:line="252" w:lineRule="auto"/>
+              <w:jc w:val="left"/>
+            </w:pPr>
+            <w:r/>
+            <w:r>
+              <w:t>719.50</w:t>
             </w:r>
           </w:p>
         </w:tc>
         <w:tc>
           <w:tcPr>
             <w:tcW w:type="dxa" w:w="1728"/>
-            <w:shd w:fill="FFFFFF"/>
+            <w:shd w:fill="F8FAFC"/>
             <w:tcMar>
               <w:top w:w="100" w:type="dxa"/>
               <w:bottom w:w="100" w:type="dxa"/>
@@ -27480,7 +28185,242 @@
               <w:rPr>
                 <w:b/>
               </w:rPr>
-              <w:t>730.75</w:t>
+              <w:t>732.25</w:t>
+            </w:r>
+          </w:p>
+        </w:tc>
+        <w:tc>
+          <w:tcPr>
+            <w:tcW w:type="dxa" w:w="3456"/>
+            <w:shd w:fill="F8FAFC"/>
+            <w:tcMar>
+              <w:top w:w="100" w:type="dxa"/>
+              <w:bottom w:w="100" w:type="dxa"/>
+              <w:left w:w="120" w:type="dxa"/>
+              <w:right w:w="120" w:type="dxa"/>
+            </w:tcMar>
+            <w:tcBorders>
+              <w:top w:val="single" w:sz="4" w:space="0" w:color="CCCCCC"/>
+              <w:bottom w:val="single" w:sz="4" w:space="0" w:color="CCCCCC"/>
+              <w:left w:val="single" w:sz="4" w:space="0" w:color="CCCCCC"/>
+              <w:right w:val="single" w:sz="4" w:space="0" w:color="CCCCCC"/>
+            </w:tcBorders>
+          </w:tcPr>
+          <w:p>
+            <w:pPr>
+              <w:spacing w:before="60" w:after="60" w:line="252" w:lineRule="auto"/>
+              <w:jc w:val="left"/>
+            </w:pPr>
+            <w:r/>
+            <w:r>
+              <w:rPr>
+                <w:b/>
+              </w:rPr>
+              <w:t>-1.50</w:t>
+            </w:r>
+          </w:p>
+        </w:tc>
+        <w:tc>
+          <w:tcPr>
+            <w:tcW w:type="dxa" w:w="1440"/>
+            <w:shd w:fill="F8FAFC"/>
+            <w:tcMar>
+              <w:top w:w="100" w:type="dxa"/>
+              <w:bottom w:w="100" w:type="dxa"/>
+              <w:left w:w="120" w:type="dxa"/>
+              <w:right w:w="120" w:type="dxa"/>
+            </w:tcMar>
+            <w:tcBorders>
+              <w:top w:val="single" w:sz="4" w:space="0" w:color="CCCCCC"/>
+              <w:bottom w:val="single" w:sz="4" w:space="0" w:color="CCCCCC"/>
+              <w:left w:val="single" w:sz="4" w:space="0" w:color="CCCCCC"/>
+              <w:right w:val="single" w:sz="4" w:space="0" w:color="CCCCCC"/>
+            </w:tcBorders>
+          </w:tcPr>
+          <w:p>
+            <w:pPr>
+              <w:spacing w:before="60" w:after="60" w:line="252" w:lineRule="auto"/>
+              <w:jc w:val="left"/>
+            </w:pPr>
+            <w:r/>
+            <w:r>
+              <w:t>BEAR</w:t>
+            </w:r>
+          </w:p>
+        </w:tc>
+      </w:tr>
+      <w:tr>
+        <w:tc>
+          <w:tcPr>
+            <w:tcW w:type="dxa" w:w="1584"/>
+            <w:shd w:fill="FFFFFF"/>
+            <w:tcMar>
+              <w:top w:w="100" w:type="dxa"/>
+              <w:bottom w:w="100" w:type="dxa"/>
+              <w:left w:w="120" w:type="dxa"/>
+              <w:right w:w="120" w:type="dxa"/>
+            </w:tcMar>
+            <w:tcBorders>
+              <w:top w:val="single" w:sz="4" w:space="0" w:color="CCCCCC"/>
+              <w:bottom w:val="single" w:sz="4" w:space="0" w:color="CCCCCC"/>
+              <w:left w:val="single" w:sz="4" w:space="0" w:color="CCCCCC"/>
+              <w:right w:val="single" w:sz="4" w:space="0" w:color="CCCCCC"/>
+            </w:tcBorders>
+          </w:tcPr>
+          <w:p>
+            <w:pPr>
+              <w:spacing w:before="60" w:after="60" w:line="252" w:lineRule="auto"/>
+              <w:jc w:val="left"/>
+            </w:pPr>
+            <w:r/>
+            <w:r>
+              <w:rPr>
+                <w:b/>
+              </w:rPr>
+              <w:t>Wed 16/09</w:t>
+            </w:r>
+          </w:p>
+        </w:tc>
+        <w:tc>
+          <w:tcPr>
+            <w:tcW w:type="dxa" w:w="864"/>
+            <w:shd w:fill="FFFFFF"/>
+            <w:tcMar>
+              <w:top w:w="100" w:type="dxa"/>
+              <w:bottom w:w="100" w:type="dxa"/>
+              <w:left w:w="120" w:type="dxa"/>
+              <w:right w:w="120" w:type="dxa"/>
+            </w:tcMar>
+            <w:tcBorders>
+              <w:top w:val="single" w:sz="4" w:space="0" w:color="CCCCCC"/>
+              <w:bottom w:val="single" w:sz="4" w:space="0" w:color="CCCCCC"/>
+              <w:left w:val="single" w:sz="4" w:space="0" w:color="CCCCCC"/>
+              <w:right w:val="single" w:sz="4" w:space="0" w:color="CCCCCC"/>
+            </w:tcBorders>
+          </w:tcPr>
+          <w:p>
+            <w:pPr>
+              <w:spacing w:before="60" w:after="60" w:line="252" w:lineRule="auto"/>
+              <w:jc w:val="left"/>
+            </w:pPr>
+            <w:r/>
+            <w:r>
+              <w:t>NY Close 23-01</w:t>
+            </w:r>
+          </w:p>
+        </w:tc>
+        <w:tc>
+          <w:tcPr>
+            <w:tcW w:type="dxa" w:w="1440"/>
+            <w:shd w:fill="FFFFFF"/>
+            <w:tcMar>
+              <w:top w:w="100" w:type="dxa"/>
+              <w:bottom w:w="100" w:type="dxa"/>
+              <w:left w:w="120" w:type="dxa"/>
+              <w:right w:w="120" w:type="dxa"/>
+            </w:tcMar>
+            <w:tcBorders>
+              <w:top w:val="single" w:sz="4" w:space="0" w:color="CCCCCC"/>
+              <w:bottom w:val="single" w:sz="4" w:space="0" w:color="CCCCCC"/>
+              <w:left w:val="single" w:sz="4" w:space="0" w:color="CCCCCC"/>
+              <w:right w:val="single" w:sz="4" w:space="0" w:color="CCCCCC"/>
+            </w:tcBorders>
+          </w:tcPr>
+          <w:p>
+            <w:pPr>
+              <w:spacing w:before="60" w:after="60" w:line="252" w:lineRule="auto"/>
+              <w:jc w:val="left"/>
+            </w:pPr>
+            <w:r/>
+            <w:r>
+              <w:t>732.25</w:t>
+            </w:r>
+          </w:p>
+        </w:tc>
+        <w:tc>
+          <w:tcPr>
+            <w:tcW w:type="dxa" w:w="2016"/>
+            <w:shd w:fill="FFFFFF"/>
+            <w:tcMar>
+              <w:top w:w="100" w:type="dxa"/>
+              <w:bottom w:w="100" w:type="dxa"/>
+              <w:left w:w="120" w:type="dxa"/>
+              <w:right w:w="120" w:type="dxa"/>
+            </w:tcMar>
+            <w:tcBorders>
+              <w:top w:val="single" w:sz="4" w:space="0" w:color="CCCCCC"/>
+              <w:bottom w:val="single" w:sz="4" w:space="0" w:color="CCCCCC"/>
+              <w:left w:val="single" w:sz="4" w:space="0" w:color="CCCCCC"/>
+              <w:right w:val="single" w:sz="4" w:space="0" w:color="CCCCCC"/>
+            </w:tcBorders>
+          </w:tcPr>
+          <w:p>
+            <w:pPr>
+              <w:spacing w:before="60" w:after="60" w:line="252" w:lineRule="auto"/>
+              <w:jc w:val="left"/>
+            </w:pPr>
+            <w:r/>
+            <w:r>
+              <w:t>739.25</w:t>
+            </w:r>
+          </w:p>
+        </w:tc>
+        <w:tc>
+          <w:tcPr>
+            <w:tcW w:type="dxa" w:w="1152"/>
+            <w:shd w:fill="FFFFFF"/>
+            <w:tcMar>
+              <w:top w:w="100" w:type="dxa"/>
+              <w:bottom w:w="100" w:type="dxa"/>
+              <w:left w:w="120" w:type="dxa"/>
+              <w:right w:w="120" w:type="dxa"/>
+            </w:tcMar>
+            <w:tcBorders>
+              <w:top w:val="single" w:sz="4" w:space="0" w:color="CCCCCC"/>
+              <w:bottom w:val="single" w:sz="4" w:space="0" w:color="CCCCCC"/>
+              <w:left w:val="single" w:sz="4" w:space="0" w:color="CCCCCC"/>
+              <w:right w:val="single" w:sz="4" w:space="0" w:color="CCCCCC"/>
+            </w:tcBorders>
+          </w:tcPr>
+          <w:p>
+            <w:pPr>
+              <w:spacing w:before="60" w:after="60" w:line="252" w:lineRule="auto"/>
+              <w:jc w:val="left"/>
+            </w:pPr>
+            <w:r/>
+            <w:r>
+              <w:t>722.75</w:t>
+            </w:r>
+          </w:p>
+        </w:tc>
+        <w:tc>
+          <w:tcPr>
+            <w:tcW w:type="dxa" w:w="1728"/>
+            <w:shd w:fill="FFFFFF"/>
+            <w:tcMar>
+              <w:top w:w="100" w:type="dxa"/>
+              <w:bottom w:w="100" w:type="dxa"/>
+              <w:left w:w="120" w:type="dxa"/>
+              <w:right w:w="120" w:type="dxa"/>
+            </w:tcMar>
+            <w:tcBorders>
+              <w:top w:val="single" w:sz="4" w:space="0" w:color="CCCCCC"/>
+              <w:bottom w:val="single" w:sz="4" w:space="0" w:color="CCCCCC"/>
+              <w:left w:val="single" w:sz="4" w:space="0" w:color="CCCCCC"/>
+              <w:right w:val="single" w:sz="4" w:space="0" w:color="CCCCCC"/>
+            </w:tcBorders>
+          </w:tcPr>
+          <w:p>
+            <w:pPr>
+              <w:spacing w:before="60" w:after="60" w:line="252" w:lineRule="auto"/>
+              <w:jc w:val="left"/>
+            </w:pPr>
+            <w:r/>
+            <w:r>
+              <w:rPr>
+                <w:b/>
+              </w:rPr>
+              <w:t>732.75</w:t>
             </w:r>
           </w:p>
         </w:tc>
@@ -27488,6 +28428,1651 @@
           <w:tcPr>
             <w:tcW w:type="dxa" w:w="3456"/>
             <w:shd w:fill="FFFFFF"/>
+            <w:tcMar>
+              <w:top w:w="100" w:type="dxa"/>
+              <w:bottom w:w="100" w:type="dxa"/>
+              <w:left w:w="120" w:type="dxa"/>
+              <w:right w:w="120" w:type="dxa"/>
+            </w:tcMar>
+            <w:tcBorders>
+              <w:top w:val="single" w:sz="4" w:space="0" w:color="CCCCCC"/>
+              <w:bottom w:val="single" w:sz="4" w:space="0" w:color="CCCCCC"/>
+              <w:left w:val="single" w:sz="4" w:space="0" w:color="CCCCCC"/>
+              <w:right w:val="single" w:sz="4" w:space="0" w:color="CCCCCC"/>
+            </w:tcBorders>
+          </w:tcPr>
+          <w:p>
+            <w:pPr>
+              <w:spacing w:before="60" w:after="60" w:line="252" w:lineRule="auto"/>
+              <w:jc w:val="left"/>
+            </w:pPr>
+            <w:r/>
+            <w:r>
+              <w:rPr>
+                <w:b/>
+              </w:rPr>
+              <w:t>+0.50</w:t>
+            </w:r>
+          </w:p>
+        </w:tc>
+        <w:tc>
+          <w:tcPr>
+            <w:tcW w:type="dxa" w:w="1440"/>
+            <w:shd w:fill="FFFFFF"/>
+            <w:tcMar>
+              <w:top w:w="100" w:type="dxa"/>
+              <w:bottom w:w="100" w:type="dxa"/>
+              <w:left w:w="120" w:type="dxa"/>
+              <w:right w:w="120" w:type="dxa"/>
+            </w:tcMar>
+            <w:tcBorders>
+              <w:top w:val="single" w:sz="4" w:space="0" w:color="CCCCCC"/>
+              <w:bottom w:val="single" w:sz="4" w:space="0" w:color="CCCCCC"/>
+              <w:left w:val="single" w:sz="4" w:space="0" w:color="CCCCCC"/>
+              <w:right w:val="single" w:sz="4" w:space="0" w:color="CCCCCC"/>
+            </w:tcBorders>
+          </w:tcPr>
+          <w:p>
+            <w:pPr>
+              <w:spacing w:before="60" w:after="60" w:line="252" w:lineRule="auto"/>
+              <w:jc w:val="left"/>
+            </w:pPr>
+            <w:r/>
+            <w:r>
+              <w:t>BULL</w:t>
+            </w:r>
+          </w:p>
+        </w:tc>
+      </w:tr>
+      <w:tr>
+        <w:tc>
+          <w:tcPr>
+            <w:tcW w:type="dxa" w:w="1584"/>
+            <w:shd w:fill="F8FAFC"/>
+            <w:tcMar>
+              <w:top w:w="100" w:type="dxa"/>
+              <w:bottom w:w="100" w:type="dxa"/>
+              <w:left w:w="120" w:type="dxa"/>
+              <w:right w:w="120" w:type="dxa"/>
+            </w:tcMar>
+            <w:tcBorders>
+              <w:top w:val="single" w:sz="4" w:space="0" w:color="CCCCCC"/>
+              <w:bottom w:val="single" w:sz="4" w:space="0" w:color="CCCCCC"/>
+              <w:left w:val="single" w:sz="4" w:space="0" w:color="CCCCCC"/>
+              <w:right w:val="single" w:sz="4" w:space="0" w:color="CCCCCC"/>
+            </w:tcBorders>
+          </w:tcPr>
+          <w:p>
+            <w:pPr>
+              <w:spacing w:before="60" w:after="60" w:line="252" w:lineRule="auto"/>
+              <w:jc w:val="left"/>
+            </w:pPr>
+            <w:r/>
+            <w:r>
+              <w:rPr>
+                <w:b/>
+              </w:rPr>
+              <w:t>Thu 17/09</w:t>
+            </w:r>
+          </w:p>
+        </w:tc>
+        <w:tc>
+          <w:tcPr>
+            <w:tcW w:type="dxa" w:w="864"/>
+            <w:shd w:fill="F8FAFC"/>
+            <w:tcMar>
+              <w:top w:w="100" w:type="dxa"/>
+              <w:bottom w:w="100" w:type="dxa"/>
+              <w:left w:w="120" w:type="dxa"/>
+              <w:right w:w="120" w:type="dxa"/>
+            </w:tcMar>
+            <w:tcBorders>
+              <w:top w:val="single" w:sz="4" w:space="0" w:color="CCCCCC"/>
+              <w:bottom w:val="single" w:sz="4" w:space="0" w:color="CCCCCC"/>
+              <w:left w:val="single" w:sz="4" w:space="0" w:color="CCCCCC"/>
+              <w:right w:val="single" w:sz="4" w:space="0" w:color="CCCCCC"/>
+            </w:tcBorders>
+          </w:tcPr>
+          <w:p>
+            <w:pPr>
+              <w:spacing w:before="60" w:after="60" w:line="252" w:lineRule="auto"/>
+              <w:jc w:val="left"/>
+            </w:pPr>
+            <w:r/>
+            <w:r>
+              <w:t>Asia 07-11</w:t>
+            </w:r>
+          </w:p>
+        </w:tc>
+        <w:tc>
+          <w:tcPr>
+            <w:tcW w:type="dxa" w:w="1440"/>
+            <w:shd w:fill="F8FAFC"/>
+            <w:tcMar>
+              <w:top w:w="100" w:type="dxa"/>
+              <w:bottom w:w="100" w:type="dxa"/>
+              <w:left w:w="120" w:type="dxa"/>
+              <w:right w:w="120" w:type="dxa"/>
+            </w:tcMar>
+            <w:tcBorders>
+              <w:top w:val="single" w:sz="4" w:space="0" w:color="CCCCCC"/>
+              <w:bottom w:val="single" w:sz="4" w:space="0" w:color="CCCCCC"/>
+              <w:left w:val="single" w:sz="4" w:space="0" w:color="CCCCCC"/>
+              <w:right w:val="single" w:sz="4" w:space="0" w:color="CCCCCC"/>
+            </w:tcBorders>
+          </w:tcPr>
+          <w:p>
+            <w:pPr>
+              <w:spacing w:before="60" w:after="60" w:line="252" w:lineRule="auto"/>
+              <w:jc w:val="left"/>
+            </w:pPr>
+            <w:r/>
+            <w:r>
+              <w:t>732.75</w:t>
+            </w:r>
+          </w:p>
+        </w:tc>
+        <w:tc>
+          <w:tcPr>
+            <w:tcW w:type="dxa" w:w="2016"/>
+            <w:shd w:fill="F8FAFC"/>
+            <w:tcMar>
+              <w:top w:w="100" w:type="dxa"/>
+              <w:bottom w:w="100" w:type="dxa"/>
+              <w:left w:w="120" w:type="dxa"/>
+              <w:right w:w="120" w:type="dxa"/>
+            </w:tcMar>
+            <w:tcBorders>
+              <w:top w:val="single" w:sz="4" w:space="0" w:color="CCCCCC"/>
+              <w:bottom w:val="single" w:sz="4" w:space="0" w:color="CCCCCC"/>
+              <w:left w:val="single" w:sz="4" w:space="0" w:color="CCCCCC"/>
+              <w:right w:val="single" w:sz="4" w:space="0" w:color="CCCCCC"/>
+            </w:tcBorders>
+          </w:tcPr>
+          <w:p>
+            <w:pPr>
+              <w:spacing w:before="60" w:after="60" w:line="252" w:lineRule="auto"/>
+              <w:jc w:val="left"/>
+            </w:pPr>
+            <w:r/>
+            <w:r>
+              <w:t>743.25</w:t>
+            </w:r>
+          </w:p>
+        </w:tc>
+        <w:tc>
+          <w:tcPr>
+            <w:tcW w:type="dxa" w:w="1152"/>
+            <w:shd w:fill="F8FAFC"/>
+            <w:tcMar>
+              <w:top w:w="100" w:type="dxa"/>
+              <w:bottom w:w="100" w:type="dxa"/>
+              <w:left w:w="120" w:type="dxa"/>
+              <w:right w:w="120" w:type="dxa"/>
+            </w:tcMar>
+            <w:tcBorders>
+              <w:top w:val="single" w:sz="4" w:space="0" w:color="CCCCCC"/>
+              <w:bottom w:val="single" w:sz="4" w:space="0" w:color="CCCCCC"/>
+              <w:left w:val="single" w:sz="4" w:space="0" w:color="CCCCCC"/>
+              <w:right w:val="single" w:sz="4" w:space="0" w:color="CCCCCC"/>
+            </w:tcBorders>
+          </w:tcPr>
+          <w:p>
+            <w:pPr>
+              <w:spacing w:before="60" w:after="60" w:line="252" w:lineRule="auto"/>
+              <w:jc w:val="left"/>
+            </w:pPr>
+            <w:r/>
+            <w:r>
+              <w:t>725.50</w:t>
+            </w:r>
+          </w:p>
+        </w:tc>
+        <w:tc>
+          <w:tcPr>
+            <w:tcW w:type="dxa" w:w="1728"/>
+            <w:shd w:fill="F8FAFC"/>
+            <w:tcMar>
+              <w:top w:w="100" w:type="dxa"/>
+              <w:bottom w:w="100" w:type="dxa"/>
+              <w:left w:w="120" w:type="dxa"/>
+              <w:right w:w="120" w:type="dxa"/>
+            </w:tcMar>
+            <w:tcBorders>
+              <w:top w:val="single" w:sz="4" w:space="0" w:color="CCCCCC"/>
+              <w:bottom w:val="single" w:sz="4" w:space="0" w:color="CCCCCC"/>
+              <w:left w:val="single" w:sz="4" w:space="0" w:color="CCCCCC"/>
+              <w:right w:val="single" w:sz="4" w:space="0" w:color="CCCCCC"/>
+            </w:tcBorders>
+          </w:tcPr>
+          <w:p>
+            <w:pPr>
+              <w:spacing w:before="60" w:after="60" w:line="252" w:lineRule="auto"/>
+              <w:jc w:val="left"/>
+            </w:pPr>
+            <w:r/>
+            <w:r>
+              <w:rPr>
+                <w:b/>
+              </w:rPr>
+              <w:t>732.50</w:t>
+            </w:r>
+          </w:p>
+        </w:tc>
+        <w:tc>
+          <w:tcPr>
+            <w:tcW w:type="dxa" w:w="3456"/>
+            <w:shd w:fill="F8FAFC"/>
+            <w:tcMar>
+              <w:top w:w="100" w:type="dxa"/>
+              <w:bottom w:w="100" w:type="dxa"/>
+              <w:left w:w="120" w:type="dxa"/>
+              <w:right w:w="120" w:type="dxa"/>
+            </w:tcMar>
+            <w:tcBorders>
+              <w:top w:val="single" w:sz="4" w:space="0" w:color="CCCCCC"/>
+              <w:bottom w:val="single" w:sz="4" w:space="0" w:color="CCCCCC"/>
+              <w:left w:val="single" w:sz="4" w:space="0" w:color="CCCCCC"/>
+              <w:right w:val="single" w:sz="4" w:space="0" w:color="CCCCCC"/>
+            </w:tcBorders>
+          </w:tcPr>
+          <w:p>
+            <w:pPr>
+              <w:spacing w:before="60" w:after="60" w:line="252" w:lineRule="auto"/>
+              <w:jc w:val="left"/>
+            </w:pPr>
+            <w:r/>
+            <w:r>
+              <w:rPr>
+                <w:b/>
+              </w:rPr>
+              <w:t>-0.25</w:t>
+            </w:r>
+          </w:p>
+        </w:tc>
+        <w:tc>
+          <w:tcPr>
+            <w:tcW w:type="dxa" w:w="1440"/>
+            <w:shd w:fill="F8FAFC"/>
+            <w:tcMar>
+              <w:top w:w="100" w:type="dxa"/>
+              <w:bottom w:w="100" w:type="dxa"/>
+              <w:left w:w="120" w:type="dxa"/>
+              <w:right w:w="120" w:type="dxa"/>
+            </w:tcMar>
+            <w:tcBorders>
+              <w:top w:val="single" w:sz="4" w:space="0" w:color="CCCCCC"/>
+              <w:bottom w:val="single" w:sz="4" w:space="0" w:color="CCCCCC"/>
+              <w:left w:val="single" w:sz="4" w:space="0" w:color="CCCCCC"/>
+              <w:right w:val="single" w:sz="4" w:space="0" w:color="CCCCCC"/>
+            </w:tcBorders>
+          </w:tcPr>
+          <w:p>
+            <w:pPr>
+              <w:spacing w:before="60" w:after="60" w:line="252" w:lineRule="auto"/>
+              <w:jc w:val="left"/>
+            </w:pPr>
+            <w:r/>
+            <w:r>
+              <w:t>BEAR</w:t>
+            </w:r>
+          </w:p>
+        </w:tc>
+      </w:tr>
+      <w:tr>
+        <w:tc>
+          <w:tcPr>
+            <w:tcW w:type="dxa" w:w="1584"/>
+            <w:shd w:fill="FFFFFF"/>
+            <w:tcMar>
+              <w:top w:w="100" w:type="dxa"/>
+              <w:bottom w:w="100" w:type="dxa"/>
+              <w:left w:w="120" w:type="dxa"/>
+              <w:right w:w="120" w:type="dxa"/>
+            </w:tcMar>
+            <w:tcBorders>
+              <w:top w:val="single" w:sz="4" w:space="0" w:color="CCCCCC"/>
+              <w:bottom w:val="single" w:sz="4" w:space="0" w:color="CCCCCC"/>
+              <w:left w:val="single" w:sz="4" w:space="0" w:color="CCCCCC"/>
+              <w:right w:val="single" w:sz="4" w:space="0" w:color="CCCCCC"/>
+            </w:tcBorders>
+          </w:tcPr>
+          <w:p>
+            <w:pPr>
+              <w:spacing w:before="60" w:after="60" w:line="252" w:lineRule="auto"/>
+              <w:jc w:val="left"/>
+            </w:pPr>
+            <w:r/>
+            <w:r>
+              <w:rPr>
+                <w:b/>
+              </w:rPr>
+              <w:t>Thu 17/09</w:t>
+            </w:r>
+          </w:p>
+        </w:tc>
+        <w:tc>
+          <w:tcPr>
+            <w:tcW w:type="dxa" w:w="864"/>
+            <w:shd w:fill="FFFFFF"/>
+            <w:tcMar>
+              <w:top w:w="100" w:type="dxa"/>
+              <w:bottom w:w="100" w:type="dxa"/>
+              <w:left w:w="120" w:type="dxa"/>
+              <w:right w:w="120" w:type="dxa"/>
+            </w:tcMar>
+            <w:tcBorders>
+              <w:top w:val="single" w:sz="4" w:space="0" w:color="CCCCCC"/>
+              <w:bottom w:val="single" w:sz="4" w:space="0" w:color="CCCCCC"/>
+              <w:left w:val="single" w:sz="4" w:space="0" w:color="CCCCCC"/>
+              <w:right w:val="single" w:sz="4" w:space="0" w:color="CCCCCC"/>
+            </w:tcBorders>
+          </w:tcPr>
+          <w:p>
+            <w:pPr>
+              <w:spacing w:before="60" w:after="60" w:line="252" w:lineRule="auto"/>
+              <w:jc w:val="left"/>
+            </w:pPr>
+            <w:r/>
+            <w:r>
+              <w:t>Asia 11-15</w:t>
+            </w:r>
+          </w:p>
+        </w:tc>
+        <w:tc>
+          <w:tcPr>
+            <w:tcW w:type="dxa" w:w="1440"/>
+            <w:shd w:fill="FFFFFF"/>
+            <w:tcMar>
+              <w:top w:w="100" w:type="dxa"/>
+              <w:bottom w:w="100" w:type="dxa"/>
+              <w:left w:w="120" w:type="dxa"/>
+              <w:right w:w="120" w:type="dxa"/>
+            </w:tcMar>
+            <w:tcBorders>
+              <w:top w:val="single" w:sz="4" w:space="0" w:color="CCCCCC"/>
+              <w:bottom w:val="single" w:sz="4" w:space="0" w:color="CCCCCC"/>
+              <w:left w:val="single" w:sz="4" w:space="0" w:color="CCCCCC"/>
+              <w:right w:val="single" w:sz="4" w:space="0" w:color="CCCCCC"/>
+            </w:tcBorders>
+          </w:tcPr>
+          <w:p>
+            <w:pPr>
+              <w:spacing w:before="60" w:after="60" w:line="252" w:lineRule="auto"/>
+              <w:jc w:val="left"/>
+            </w:pPr>
+            <w:r/>
+            <w:r>
+              <w:t>732.50</w:t>
+            </w:r>
+          </w:p>
+        </w:tc>
+        <w:tc>
+          <w:tcPr>
+            <w:tcW w:type="dxa" w:w="2016"/>
+            <w:shd w:fill="FFFFFF"/>
+            <w:tcMar>
+              <w:top w:w="100" w:type="dxa"/>
+              <w:bottom w:w="100" w:type="dxa"/>
+              <w:left w:w="120" w:type="dxa"/>
+              <w:right w:w="120" w:type="dxa"/>
+            </w:tcMar>
+            <w:tcBorders>
+              <w:top w:val="single" w:sz="4" w:space="0" w:color="CCCCCC"/>
+              <w:bottom w:val="single" w:sz="4" w:space="0" w:color="CCCCCC"/>
+              <w:left w:val="single" w:sz="4" w:space="0" w:color="CCCCCC"/>
+              <w:right w:val="single" w:sz="4" w:space="0" w:color="CCCCCC"/>
+            </w:tcBorders>
+          </w:tcPr>
+          <w:p>
+            <w:pPr>
+              <w:spacing w:before="60" w:after="60" w:line="252" w:lineRule="auto"/>
+              <w:jc w:val="left"/>
+            </w:pPr>
+            <w:r/>
+            <w:r>
+              <w:t>742.25</w:t>
+            </w:r>
+          </w:p>
+        </w:tc>
+        <w:tc>
+          <w:tcPr>
+            <w:tcW w:type="dxa" w:w="1152"/>
+            <w:shd w:fill="FFFFFF"/>
+            <w:tcMar>
+              <w:top w:w="100" w:type="dxa"/>
+              <w:bottom w:w="100" w:type="dxa"/>
+              <w:left w:w="120" w:type="dxa"/>
+              <w:right w:w="120" w:type="dxa"/>
+            </w:tcMar>
+            <w:tcBorders>
+              <w:top w:val="single" w:sz="4" w:space="0" w:color="CCCCCC"/>
+              <w:bottom w:val="single" w:sz="4" w:space="0" w:color="CCCCCC"/>
+              <w:left w:val="single" w:sz="4" w:space="0" w:color="CCCCCC"/>
+              <w:right w:val="single" w:sz="4" w:space="0" w:color="CCCCCC"/>
+            </w:tcBorders>
+          </w:tcPr>
+          <w:p>
+            <w:pPr>
+              <w:spacing w:before="60" w:after="60" w:line="252" w:lineRule="auto"/>
+              <w:jc w:val="left"/>
+            </w:pPr>
+            <w:r/>
+            <w:r>
+              <w:t>722.75</w:t>
+            </w:r>
+          </w:p>
+        </w:tc>
+        <w:tc>
+          <w:tcPr>
+            <w:tcW w:type="dxa" w:w="1728"/>
+            <w:shd w:fill="FFFFFF"/>
+            <w:tcMar>
+              <w:top w:w="100" w:type="dxa"/>
+              <w:bottom w:w="100" w:type="dxa"/>
+              <w:left w:w="120" w:type="dxa"/>
+              <w:right w:w="120" w:type="dxa"/>
+            </w:tcMar>
+            <w:tcBorders>
+              <w:top w:val="single" w:sz="4" w:space="0" w:color="CCCCCC"/>
+              <w:bottom w:val="single" w:sz="4" w:space="0" w:color="CCCCCC"/>
+              <w:left w:val="single" w:sz="4" w:space="0" w:color="CCCCCC"/>
+              <w:right w:val="single" w:sz="4" w:space="0" w:color="CCCCCC"/>
+            </w:tcBorders>
+          </w:tcPr>
+          <w:p>
+            <w:pPr>
+              <w:spacing w:before="60" w:after="60" w:line="252" w:lineRule="auto"/>
+              <w:jc w:val="left"/>
+            </w:pPr>
+            <w:r/>
+            <w:r>
+              <w:rPr>
+                <w:b/>
+              </w:rPr>
+              <w:t>733.00</w:t>
+            </w:r>
+          </w:p>
+        </w:tc>
+        <w:tc>
+          <w:tcPr>
+            <w:tcW w:type="dxa" w:w="3456"/>
+            <w:shd w:fill="FFFFFF"/>
+            <w:tcMar>
+              <w:top w:w="100" w:type="dxa"/>
+              <w:bottom w:w="100" w:type="dxa"/>
+              <w:left w:w="120" w:type="dxa"/>
+              <w:right w:w="120" w:type="dxa"/>
+            </w:tcMar>
+            <w:tcBorders>
+              <w:top w:val="single" w:sz="4" w:space="0" w:color="CCCCCC"/>
+              <w:bottom w:val="single" w:sz="4" w:space="0" w:color="CCCCCC"/>
+              <w:left w:val="single" w:sz="4" w:space="0" w:color="CCCCCC"/>
+              <w:right w:val="single" w:sz="4" w:space="0" w:color="CCCCCC"/>
+            </w:tcBorders>
+          </w:tcPr>
+          <w:p>
+            <w:pPr>
+              <w:spacing w:before="60" w:after="60" w:line="252" w:lineRule="auto"/>
+              <w:jc w:val="left"/>
+            </w:pPr>
+            <w:r/>
+            <w:r>
+              <w:rPr>
+                <w:b/>
+              </w:rPr>
+              <w:t>+0.50</w:t>
+            </w:r>
+          </w:p>
+        </w:tc>
+        <w:tc>
+          <w:tcPr>
+            <w:tcW w:type="dxa" w:w="1440"/>
+            <w:shd w:fill="FFFFFF"/>
+            <w:tcMar>
+              <w:top w:w="100" w:type="dxa"/>
+              <w:bottom w:w="100" w:type="dxa"/>
+              <w:left w:w="120" w:type="dxa"/>
+              <w:right w:w="120" w:type="dxa"/>
+            </w:tcMar>
+            <w:tcBorders>
+              <w:top w:val="single" w:sz="4" w:space="0" w:color="CCCCCC"/>
+              <w:bottom w:val="single" w:sz="4" w:space="0" w:color="CCCCCC"/>
+              <w:left w:val="single" w:sz="4" w:space="0" w:color="CCCCCC"/>
+              <w:right w:val="single" w:sz="4" w:space="0" w:color="CCCCCC"/>
+            </w:tcBorders>
+          </w:tcPr>
+          <w:p>
+            <w:pPr>
+              <w:spacing w:before="60" w:after="60" w:line="252" w:lineRule="auto"/>
+              <w:jc w:val="left"/>
+            </w:pPr>
+            <w:r/>
+            <w:r>
+              <w:t>BULL</w:t>
+            </w:r>
+          </w:p>
+        </w:tc>
+      </w:tr>
+      <w:tr>
+        <w:tc>
+          <w:tcPr>
+            <w:tcW w:type="dxa" w:w="1584"/>
+            <w:shd w:fill="F8FAFC"/>
+            <w:tcMar>
+              <w:top w:w="100" w:type="dxa"/>
+              <w:bottom w:w="100" w:type="dxa"/>
+              <w:left w:w="120" w:type="dxa"/>
+              <w:right w:w="120" w:type="dxa"/>
+            </w:tcMar>
+            <w:tcBorders>
+              <w:top w:val="single" w:sz="4" w:space="0" w:color="CCCCCC"/>
+              <w:bottom w:val="single" w:sz="4" w:space="0" w:color="CCCCCC"/>
+              <w:left w:val="single" w:sz="4" w:space="0" w:color="CCCCCC"/>
+              <w:right w:val="single" w:sz="4" w:space="0" w:color="CCCCCC"/>
+            </w:tcBorders>
+          </w:tcPr>
+          <w:p>
+            <w:pPr>
+              <w:spacing w:before="60" w:after="60" w:line="252" w:lineRule="auto"/>
+              <w:jc w:val="left"/>
+            </w:pPr>
+            <w:r/>
+            <w:r>
+              <w:rPr>
+                <w:b/>
+              </w:rPr>
+              <w:t>Thu 17/09</w:t>
+            </w:r>
+          </w:p>
+        </w:tc>
+        <w:tc>
+          <w:tcPr>
+            <w:tcW w:type="dxa" w:w="864"/>
+            <w:shd w:fill="F8FAFC"/>
+            <w:tcMar>
+              <w:top w:w="100" w:type="dxa"/>
+              <w:bottom w:w="100" w:type="dxa"/>
+              <w:left w:w="120" w:type="dxa"/>
+              <w:right w:w="120" w:type="dxa"/>
+            </w:tcMar>
+            <w:tcBorders>
+              <w:top w:val="single" w:sz="4" w:space="0" w:color="CCCCCC"/>
+              <w:bottom w:val="single" w:sz="4" w:space="0" w:color="CCCCCC"/>
+              <w:left w:val="single" w:sz="4" w:space="0" w:color="CCCCCC"/>
+              <w:right w:val="single" w:sz="4" w:space="0" w:color="CCCCCC"/>
+            </w:tcBorders>
+          </w:tcPr>
+          <w:p>
+            <w:pPr>
+              <w:spacing w:before="60" w:after="60" w:line="252" w:lineRule="auto"/>
+              <w:jc w:val="left"/>
+            </w:pPr>
+            <w:r/>
+            <w:r>
+              <w:t>London 15-19</w:t>
+            </w:r>
+          </w:p>
+        </w:tc>
+        <w:tc>
+          <w:tcPr>
+            <w:tcW w:type="dxa" w:w="1440"/>
+            <w:shd w:fill="F8FAFC"/>
+            <w:tcMar>
+              <w:top w:w="100" w:type="dxa"/>
+              <w:bottom w:w="100" w:type="dxa"/>
+              <w:left w:w="120" w:type="dxa"/>
+              <w:right w:w="120" w:type="dxa"/>
+            </w:tcMar>
+            <w:tcBorders>
+              <w:top w:val="single" w:sz="4" w:space="0" w:color="CCCCCC"/>
+              <w:bottom w:val="single" w:sz="4" w:space="0" w:color="CCCCCC"/>
+              <w:left w:val="single" w:sz="4" w:space="0" w:color="CCCCCC"/>
+              <w:right w:val="single" w:sz="4" w:space="0" w:color="CCCCCC"/>
+            </w:tcBorders>
+          </w:tcPr>
+          <w:p>
+            <w:pPr>
+              <w:spacing w:before="60" w:after="60" w:line="252" w:lineRule="auto"/>
+              <w:jc w:val="left"/>
+            </w:pPr>
+            <w:r/>
+            <w:r>
+              <w:t>733.00</w:t>
+            </w:r>
+          </w:p>
+        </w:tc>
+        <w:tc>
+          <w:tcPr>
+            <w:tcW w:type="dxa" w:w="2016"/>
+            <w:shd w:fill="F8FAFC"/>
+            <w:tcMar>
+              <w:top w:w="100" w:type="dxa"/>
+              <w:bottom w:w="100" w:type="dxa"/>
+              <w:left w:w="120" w:type="dxa"/>
+              <w:right w:w="120" w:type="dxa"/>
+            </w:tcMar>
+            <w:tcBorders>
+              <w:top w:val="single" w:sz="4" w:space="0" w:color="CCCCCC"/>
+              <w:bottom w:val="single" w:sz="4" w:space="0" w:color="CCCCCC"/>
+              <w:left w:val="single" w:sz="4" w:space="0" w:color="CCCCCC"/>
+              <w:right w:val="single" w:sz="4" w:space="0" w:color="CCCCCC"/>
+            </w:tcBorders>
+          </w:tcPr>
+          <w:p>
+            <w:pPr>
+              <w:spacing w:before="60" w:after="60" w:line="252" w:lineRule="auto"/>
+              <w:jc w:val="left"/>
+            </w:pPr>
+            <w:r/>
+            <w:r>
+              <w:t>743.75</w:t>
+            </w:r>
+          </w:p>
+        </w:tc>
+        <w:tc>
+          <w:tcPr>
+            <w:tcW w:type="dxa" w:w="1152"/>
+            <w:shd w:fill="F8FAFC"/>
+            <w:tcMar>
+              <w:top w:w="100" w:type="dxa"/>
+              <w:bottom w:w="100" w:type="dxa"/>
+              <w:left w:w="120" w:type="dxa"/>
+              <w:right w:w="120" w:type="dxa"/>
+            </w:tcMar>
+            <w:tcBorders>
+              <w:top w:val="single" w:sz="4" w:space="0" w:color="CCCCCC"/>
+              <w:bottom w:val="single" w:sz="4" w:space="0" w:color="CCCCCC"/>
+              <w:left w:val="single" w:sz="4" w:space="0" w:color="CCCCCC"/>
+              <w:right w:val="single" w:sz="4" w:space="0" w:color="CCCCCC"/>
+            </w:tcBorders>
+          </w:tcPr>
+          <w:p>
+            <w:pPr>
+              <w:spacing w:before="60" w:after="60" w:line="252" w:lineRule="auto"/>
+              <w:jc w:val="left"/>
+            </w:pPr>
+            <w:r/>
+            <w:r>
+              <w:t>725.75</w:t>
+            </w:r>
+          </w:p>
+        </w:tc>
+        <w:tc>
+          <w:tcPr>
+            <w:tcW w:type="dxa" w:w="1728"/>
+            <w:shd w:fill="F8FAFC"/>
+            <w:tcMar>
+              <w:top w:w="100" w:type="dxa"/>
+              <w:bottom w:w="100" w:type="dxa"/>
+              <w:left w:w="120" w:type="dxa"/>
+              <w:right w:w="120" w:type="dxa"/>
+            </w:tcMar>
+            <w:tcBorders>
+              <w:top w:val="single" w:sz="4" w:space="0" w:color="CCCCCC"/>
+              <w:bottom w:val="single" w:sz="4" w:space="0" w:color="CCCCCC"/>
+              <w:left w:val="single" w:sz="4" w:space="0" w:color="CCCCCC"/>
+              <w:right w:val="single" w:sz="4" w:space="0" w:color="CCCCCC"/>
+            </w:tcBorders>
+          </w:tcPr>
+          <w:p>
+            <w:pPr>
+              <w:spacing w:before="60" w:after="60" w:line="252" w:lineRule="auto"/>
+              <w:jc w:val="left"/>
+            </w:pPr>
+            <w:r/>
+            <w:r>
+              <w:rPr>
+                <w:b/>
+              </w:rPr>
+              <w:t>733.75</w:t>
+            </w:r>
+          </w:p>
+        </w:tc>
+        <w:tc>
+          <w:tcPr>
+            <w:tcW w:type="dxa" w:w="3456"/>
+            <w:shd w:fill="F8FAFC"/>
+            <w:tcMar>
+              <w:top w:w="100" w:type="dxa"/>
+              <w:bottom w:w="100" w:type="dxa"/>
+              <w:left w:w="120" w:type="dxa"/>
+              <w:right w:w="120" w:type="dxa"/>
+            </w:tcMar>
+            <w:tcBorders>
+              <w:top w:val="single" w:sz="4" w:space="0" w:color="CCCCCC"/>
+              <w:bottom w:val="single" w:sz="4" w:space="0" w:color="CCCCCC"/>
+              <w:left w:val="single" w:sz="4" w:space="0" w:color="CCCCCC"/>
+              <w:right w:val="single" w:sz="4" w:space="0" w:color="CCCCCC"/>
+            </w:tcBorders>
+          </w:tcPr>
+          <w:p>
+            <w:pPr>
+              <w:spacing w:before="60" w:after="60" w:line="252" w:lineRule="auto"/>
+              <w:jc w:val="left"/>
+            </w:pPr>
+            <w:r/>
+            <w:r>
+              <w:rPr>
+                <w:b/>
+              </w:rPr>
+              <w:t>+0.75</w:t>
+            </w:r>
+          </w:p>
+        </w:tc>
+        <w:tc>
+          <w:tcPr>
+            <w:tcW w:type="dxa" w:w="1440"/>
+            <w:shd w:fill="F8FAFC"/>
+            <w:tcMar>
+              <w:top w:w="100" w:type="dxa"/>
+              <w:bottom w:w="100" w:type="dxa"/>
+              <w:left w:w="120" w:type="dxa"/>
+              <w:right w:w="120" w:type="dxa"/>
+            </w:tcMar>
+            <w:tcBorders>
+              <w:top w:val="single" w:sz="4" w:space="0" w:color="CCCCCC"/>
+              <w:bottom w:val="single" w:sz="4" w:space="0" w:color="CCCCCC"/>
+              <w:left w:val="single" w:sz="4" w:space="0" w:color="CCCCCC"/>
+              <w:right w:val="single" w:sz="4" w:space="0" w:color="CCCCCC"/>
+            </w:tcBorders>
+          </w:tcPr>
+          <w:p>
+            <w:pPr>
+              <w:spacing w:before="60" w:after="60" w:line="252" w:lineRule="auto"/>
+              <w:jc w:val="left"/>
+            </w:pPr>
+            <w:r/>
+            <w:r>
+              <w:t>BULL</w:t>
+            </w:r>
+          </w:p>
+        </w:tc>
+      </w:tr>
+      <w:tr>
+        <w:tc>
+          <w:tcPr>
+            <w:tcW w:type="dxa" w:w="1584"/>
+            <w:shd w:fill="FFFFFF"/>
+            <w:tcMar>
+              <w:top w:w="100" w:type="dxa"/>
+              <w:bottom w:w="100" w:type="dxa"/>
+              <w:left w:w="120" w:type="dxa"/>
+              <w:right w:w="120" w:type="dxa"/>
+            </w:tcMar>
+            <w:tcBorders>
+              <w:top w:val="single" w:sz="4" w:space="0" w:color="CCCCCC"/>
+              <w:bottom w:val="single" w:sz="4" w:space="0" w:color="CCCCCC"/>
+              <w:left w:val="single" w:sz="4" w:space="0" w:color="CCCCCC"/>
+              <w:right w:val="single" w:sz="4" w:space="0" w:color="CCCCCC"/>
+            </w:tcBorders>
+          </w:tcPr>
+          <w:p>
+            <w:pPr>
+              <w:spacing w:before="60" w:after="60" w:line="252" w:lineRule="auto"/>
+              <w:jc w:val="left"/>
+            </w:pPr>
+            <w:r/>
+            <w:r>
+              <w:rPr>
+                <w:b/>
+              </w:rPr>
+              <w:t>Thu 17/09</w:t>
+            </w:r>
+          </w:p>
+        </w:tc>
+        <w:tc>
+          <w:tcPr>
+            <w:tcW w:type="dxa" w:w="864"/>
+            <w:shd w:fill="FFFFFF"/>
+            <w:tcMar>
+              <w:top w:w="100" w:type="dxa"/>
+              <w:bottom w:w="100" w:type="dxa"/>
+              <w:left w:w="120" w:type="dxa"/>
+              <w:right w:w="120" w:type="dxa"/>
+            </w:tcMar>
+            <w:tcBorders>
+              <w:top w:val="single" w:sz="4" w:space="0" w:color="CCCCCC"/>
+              <w:bottom w:val="single" w:sz="4" w:space="0" w:color="CCCCCC"/>
+              <w:left w:val="single" w:sz="4" w:space="0" w:color="CCCCCC"/>
+              <w:right w:val="single" w:sz="4" w:space="0" w:color="CCCCCC"/>
+            </w:tcBorders>
+          </w:tcPr>
+          <w:p>
+            <w:pPr>
+              <w:spacing w:before="60" w:after="60" w:line="252" w:lineRule="auto"/>
+              <w:jc w:val="left"/>
+            </w:pPr>
+            <w:r/>
+            <w:r>
+              <w:t>Pre-NY 19-21</w:t>
+            </w:r>
+          </w:p>
+        </w:tc>
+        <w:tc>
+          <w:tcPr>
+            <w:tcW w:type="dxa" w:w="1440"/>
+            <w:shd w:fill="FFFFFF"/>
+            <w:tcMar>
+              <w:top w:w="100" w:type="dxa"/>
+              <w:bottom w:w="100" w:type="dxa"/>
+              <w:left w:w="120" w:type="dxa"/>
+              <w:right w:w="120" w:type="dxa"/>
+            </w:tcMar>
+            <w:tcBorders>
+              <w:top w:val="single" w:sz="4" w:space="0" w:color="CCCCCC"/>
+              <w:bottom w:val="single" w:sz="4" w:space="0" w:color="CCCCCC"/>
+              <w:left w:val="single" w:sz="4" w:space="0" w:color="CCCCCC"/>
+              <w:right w:val="single" w:sz="4" w:space="0" w:color="CCCCCC"/>
+            </w:tcBorders>
+          </w:tcPr>
+          <w:p>
+            <w:pPr>
+              <w:spacing w:before="60" w:after="60" w:line="252" w:lineRule="auto"/>
+              <w:jc w:val="left"/>
+            </w:pPr>
+            <w:r/>
+            <w:r>
+              <w:t>733.75</w:t>
+            </w:r>
+          </w:p>
+        </w:tc>
+        <w:tc>
+          <w:tcPr>
+            <w:tcW w:type="dxa" w:w="2016"/>
+            <w:shd w:fill="FFFFFF"/>
+            <w:tcMar>
+              <w:top w:w="100" w:type="dxa"/>
+              <w:bottom w:w="100" w:type="dxa"/>
+              <w:left w:w="120" w:type="dxa"/>
+              <w:right w:w="120" w:type="dxa"/>
+            </w:tcMar>
+            <w:tcBorders>
+              <w:top w:val="single" w:sz="4" w:space="0" w:color="CCCCCC"/>
+              <w:bottom w:val="single" w:sz="4" w:space="0" w:color="CCCCCC"/>
+              <w:left w:val="single" w:sz="4" w:space="0" w:color="CCCCCC"/>
+              <w:right w:val="single" w:sz="4" w:space="0" w:color="CCCCCC"/>
+            </w:tcBorders>
+          </w:tcPr>
+          <w:p>
+            <w:pPr>
+              <w:spacing w:before="60" w:after="60" w:line="252" w:lineRule="auto"/>
+              <w:jc w:val="left"/>
+            </w:pPr>
+            <w:r/>
+            <w:r>
+              <w:t>740.25</w:t>
+            </w:r>
+          </w:p>
+        </w:tc>
+        <w:tc>
+          <w:tcPr>
+            <w:tcW w:type="dxa" w:w="1152"/>
+            <w:shd w:fill="FFFFFF"/>
+            <w:tcMar>
+              <w:top w:w="100" w:type="dxa"/>
+              <w:bottom w:w="100" w:type="dxa"/>
+              <w:left w:w="120" w:type="dxa"/>
+              <w:right w:w="120" w:type="dxa"/>
+            </w:tcMar>
+            <w:tcBorders>
+              <w:top w:val="single" w:sz="4" w:space="0" w:color="CCCCCC"/>
+              <w:bottom w:val="single" w:sz="4" w:space="0" w:color="CCCCCC"/>
+              <w:left w:val="single" w:sz="4" w:space="0" w:color="CCCCCC"/>
+              <w:right w:val="single" w:sz="4" w:space="0" w:color="CCCCCC"/>
+            </w:tcBorders>
+          </w:tcPr>
+          <w:p>
+            <w:pPr>
+              <w:spacing w:before="60" w:after="60" w:line="252" w:lineRule="auto"/>
+              <w:jc w:val="left"/>
+            </w:pPr>
+            <w:r/>
+            <w:r>
+              <w:t>725.25</w:t>
+            </w:r>
+          </w:p>
+        </w:tc>
+        <w:tc>
+          <w:tcPr>
+            <w:tcW w:type="dxa" w:w="1728"/>
+            <w:shd w:fill="FFFFFF"/>
+            <w:tcMar>
+              <w:top w:w="100" w:type="dxa"/>
+              <w:bottom w:w="100" w:type="dxa"/>
+              <w:left w:w="120" w:type="dxa"/>
+              <w:right w:w="120" w:type="dxa"/>
+            </w:tcMar>
+            <w:tcBorders>
+              <w:top w:val="single" w:sz="4" w:space="0" w:color="CCCCCC"/>
+              <w:bottom w:val="single" w:sz="4" w:space="0" w:color="CCCCCC"/>
+              <w:left w:val="single" w:sz="4" w:space="0" w:color="CCCCCC"/>
+              <w:right w:val="single" w:sz="4" w:space="0" w:color="CCCCCC"/>
+            </w:tcBorders>
+          </w:tcPr>
+          <w:p>
+            <w:pPr>
+              <w:spacing w:before="60" w:after="60" w:line="252" w:lineRule="auto"/>
+              <w:jc w:val="left"/>
+            </w:pPr>
+            <w:r/>
+            <w:r>
+              <w:rPr>
+                <w:b/>
+              </w:rPr>
+              <w:t>734.25</w:t>
+            </w:r>
+          </w:p>
+        </w:tc>
+        <w:tc>
+          <w:tcPr>
+            <w:tcW w:type="dxa" w:w="3456"/>
+            <w:shd w:fill="FFFFFF"/>
+            <w:tcMar>
+              <w:top w:w="100" w:type="dxa"/>
+              <w:bottom w:w="100" w:type="dxa"/>
+              <w:left w:w="120" w:type="dxa"/>
+              <w:right w:w="120" w:type="dxa"/>
+            </w:tcMar>
+            <w:tcBorders>
+              <w:top w:val="single" w:sz="4" w:space="0" w:color="CCCCCC"/>
+              <w:bottom w:val="single" w:sz="4" w:space="0" w:color="CCCCCC"/>
+              <w:left w:val="single" w:sz="4" w:space="0" w:color="CCCCCC"/>
+              <w:right w:val="single" w:sz="4" w:space="0" w:color="CCCCCC"/>
+            </w:tcBorders>
+          </w:tcPr>
+          <w:p>
+            <w:pPr>
+              <w:spacing w:before="60" w:after="60" w:line="252" w:lineRule="auto"/>
+              <w:jc w:val="left"/>
+            </w:pPr>
+            <w:r/>
+            <w:r>
+              <w:rPr>
+                <w:b/>
+              </w:rPr>
+              <w:t>+0.50</w:t>
+            </w:r>
+          </w:p>
+        </w:tc>
+        <w:tc>
+          <w:tcPr>
+            <w:tcW w:type="dxa" w:w="1440"/>
+            <w:shd w:fill="FFFFFF"/>
+            <w:tcMar>
+              <w:top w:w="100" w:type="dxa"/>
+              <w:bottom w:w="100" w:type="dxa"/>
+              <w:left w:w="120" w:type="dxa"/>
+              <w:right w:w="120" w:type="dxa"/>
+            </w:tcMar>
+            <w:tcBorders>
+              <w:top w:val="single" w:sz="4" w:space="0" w:color="CCCCCC"/>
+              <w:bottom w:val="single" w:sz="4" w:space="0" w:color="CCCCCC"/>
+              <w:left w:val="single" w:sz="4" w:space="0" w:color="CCCCCC"/>
+              <w:right w:val="single" w:sz="4" w:space="0" w:color="CCCCCC"/>
+            </w:tcBorders>
+          </w:tcPr>
+          <w:p>
+            <w:pPr>
+              <w:spacing w:before="60" w:after="60" w:line="252" w:lineRule="auto"/>
+              <w:jc w:val="left"/>
+            </w:pPr>
+            <w:r/>
+            <w:r>
+              <w:t>BULL</w:t>
+            </w:r>
+          </w:p>
+        </w:tc>
+      </w:tr>
+      <w:tr>
+        <w:tc>
+          <w:tcPr>
+            <w:tcW w:type="dxa" w:w="1584"/>
+            <w:shd w:fill="F8FAFC"/>
+            <w:tcMar>
+              <w:top w:w="100" w:type="dxa"/>
+              <w:bottom w:w="100" w:type="dxa"/>
+              <w:left w:w="120" w:type="dxa"/>
+              <w:right w:w="120" w:type="dxa"/>
+            </w:tcMar>
+            <w:tcBorders>
+              <w:top w:val="single" w:sz="4" w:space="0" w:color="CCCCCC"/>
+              <w:bottom w:val="single" w:sz="4" w:space="0" w:color="CCCCCC"/>
+              <w:left w:val="single" w:sz="4" w:space="0" w:color="CCCCCC"/>
+              <w:right w:val="single" w:sz="4" w:space="0" w:color="CCCCCC"/>
+            </w:tcBorders>
+          </w:tcPr>
+          <w:p>
+            <w:pPr>
+              <w:spacing w:before="60" w:after="60" w:line="252" w:lineRule="auto"/>
+              <w:jc w:val="left"/>
+            </w:pPr>
+            <w:r/>
+            <w:r>
+              <w:rPr>
+                <w:b/>
+              </w:rPr>
+              <w:t>Thu 17/09</w:t>
+            </w:r>
+          </w:p>
+        </w:tc>
+        <w:tc>
+          <w:tcPr>
+            <w:tcW w:type="dxa" w:w="864"/>
+            <w:shd w:fill="F8FAFC"/>
+            <w:tcMar>
+              <w:top w:w="100" w:type="dxa"/>
+              <w:bottom w:w="100" w:type="dxa"/>
+              <w:left w:w="120" w:type="dxa"/>
+              <w:right w:w="120" w:type="dxa"/>
+            </w:tcMar>
+            <w:tcBorders>
+              <w:top w:val="single" w:sz="4" w:space="0" w:color="CCCCCC"/>
+              <w:bottom w:val="single" w:sz="4" w:space="0" w:color="CCCCCC"/>
+              <w:left w:val="single" w:sz="4" w:space="0" w:color="CCCCCC"/>
+              <w:right w:val="single" w:sz="4" w:space="0" w:color="CCCCCC"/>
+            </w:tcBorders>
+          </w:tcPr>
+          <w:p>
+            <w:pPr>
+              <w:spacing w:before="60" w:after="60" w:line="252" w:lineRule="auto"/>
+              <w:jc w:val="left"/>
+            </w:pPr>
+            <w:r/>
+            <w:r>
+              <w:t>NY Open 21-23</w:t>
+            </w:r>
+          </w:p>
+        </w:tc>
+        <w:tc>
+          <w:tcPr>
+            <w:tcW w:type="dxa" w:w="1440"/>
+            <w:shd w:fill="F8FAFC"/>
+            <w:tcMar>
+              <w:top w:w="100" w:type="dxa"/>
+              <w:bottom w:w="100" w:type="dxa"/>
+              <w:left w:w="120" w:type="dxa"/>
+              <w:right w:w="120" w:type="dxa"/>
+            </w:tcMar>
+            <w:tcBorders>
+              <w:top w:val="single" w:sz="4" w:space="0" w:color="CCCCCC"/>
+              <w:bottom w:val="single" w:sz="4" w:space="0" w:color="CCCCCC"/>
+              <w:left w:val="single" w:sz="4" w:space="0" w:color="CCCCCC"/>
+              <w:right w:val="single" w:sz="4" w:space="0" w:color="CCCCCC"/>
+            </w:tcBorders>
+          </w:tcPr>
+          <w:p>
+            <w:pPr>
+              <w:spacing w:before="60" w:after="60" w:line="252" w:lineRule="auto"/>
+              <w:jc w:val="left"/>
+            </w:pPr>
+            <w:r/>
+            <w:r>
+              <w:t>734.25</w:t>
+            </w:r>
+          </w:p>
+        </w:tc>
+        <w:tc>
+          <w:tcPr>
+            <w:tcW w:type="dxa" w:w="2016"/>
+            <w:shd w:fill="F8FAFC"/>
+            <w:tcMar>
+              <w:top w:w="100" w:type="dxa"/>
+              <w:bottom w:w="100" w:type="dxa"/>
+              <w:left w:w="120" w:type="dxa"/>
+              <w:right w:w="120" w:type="dxa"/>
+            </w:tcMar>
+            <w:tcBorders>
+              <w:top w:val="single" w:sz="4" w:space="0" w:color="CCCCCC"/>
+              <w:bottom w:val="single" w:sz="4" w:space="0" w:color="CCCCCC"/>
+              <w:left w:val="single" w:sz="4" w:space="0" w:color="CCCCCC"/>
+              <w:right w:val="single" w:sz="4" w:space="0" w:color="CCCCCC"/>
+            </w:tcBorders>
+          </w:tcPr>
+          <w:p>
+            <w:pPr>
+              <w:spacing w:before="60" w:after="60" w:line="252" w:lineRule="auto"/>
+              <w:jc w:val="left"/>
+            </w:pPr>
+            <w:r/>
+            <w:r>
+              <w:t>745.25</w:t>
+            </w:r>
+          </w:p>
+        </w:tc>
+        <w:tc>
+          <w:tcPr>
+            <w:tcW w:type="dxa" w:w="1152"/>
+            <w:shd w:fill="F8FAFC"/>
+            <w:tcMar>
+              <w:top w:w="100" w:type="dxa"/>
+              <w:bottom w:w="100" w:type="dxa"/>
+              <w:left w:w="120" w:type="dxa"/>
+              <w:right w:w="120" w:type="dxa"/>
+            </w:tcMar>
+            <w:tcBorders>
+              <w:top w:val="single" w:sz="4" w:space="0" w:color="CCCCCC"/>
+              <w:bottom w:val="single" w:sz="4" w:space="0" w:color="CCCCCC"/>
+              <w:left w:val="single" w:sz="4" w:space="0" w:color="CCCCCC"/>
+              <w:right w:val="single" w:sz="4" w:space="0" w:color="CCCCCC"/>
+            </w:tcBorders>
+          </w:tcPr>
+          <w:p>
+            <w:pPr>
+              <w:spacing w:before="60" w:after="60" w:line="252" w:lineRule="auto"/>
+              <w:jc w:val="left"/>
+            </w:pPr>
+            <w:r/>
+            <w:r>
+              <w:t>722.50</w:t>
+            </w:r>
+          </w:p>
+        </w:tc>
+        <w:tc>
+          <w:tcPr>
+            <w:tcW w:type="dxa" w:w="1728"/>
+            <w:shd w:fill="F8FAFC"/>
+            <w:tcMar>
+              <w:top w:w="100" w:type="dxa"/>
+              <w:bottom w:w="100" w:type="dxa"/>
+              <w:left w:w="120" w:type="dxa"/>
+              <w:right w:w="120" w:type="dxa"/>
+            </w:tcMar>
+            <w:tcBorders>
+              <w:top w:val="single" w:sz="4" w:space="0" w:color="CCCCCC"/>
+              <w:bottom w:val="single" w:sz="4" w:space="0" w:color="CCCCCC"/>
+              <w:left w:val="single" w:sz="4" w:space="0" w:color="CCCCCC"/>
+              <w:right w:val="single" w:sz="4" w:space="0" w:color="CCCCCC"/>
+            </w:tcBorders>
+          </w:tcPr>
+          <w:p>
+            <w:pPr>
+              <w:spacing w:before="60" w:after="60" w:line="252" w:lineRule="auto"/>
+              <w:jc w:val="left"/>
+            </w:pPr>
+            <w:r/>
+            <w:r>
+              <w:rPr>
+                <w:b/>
+              </w:rPr>
+              <w:t>737.75</w:t>
+            </w:r>
+          </w:p>
+        </w:tc>
+        <w:tc>
+          <w:tcPr>
+            <w:tcW w:type="dxa" w:w="3456"/>
+            <w:shd w:fill="F8FAFC"/>
+            <w:tcMar>
+              <w:top w:w="100" w:type="dxa"/>
+              <w:bottom w:w="100" w:type="dxa"/>
+              <w:left w:w="120" w:type="dxa"/>
+              <w:right w:w="120" w:type="dxa"/>
+            </w:tcMar>
+            <w:tcBorders>
+              <w:top w:val="single" w:sz="4" w:space="0" w:color="CCCCCC"/>
+              <w:bottom w:val="single" w:sz="4" w:space="0" w:color="CCCCCC"/>
+              <w:left w:val="single" w:sz="4" w:space="0" w:color="CCCCCC"/>
+              <w:right w:val="single" w:sz="4" w:space="0" w:color="CCCCCC"/>
+            </w:tcBorders>
+          </w:tcPr>
+          <w:p>
+            <w:pPr>
+              <w:spacing w:before="60" w:after="60" w:line="252" w:lineRule="auto"/>
+              <w:jc w:val="left"/>
+            </w:pPr>
+            <w:r/>
+            <w:r>
+              <w:rPr>
+                <w:b/>
+              </w:rPr>
+              <w:t>+3.50</w:t>
+            </w:r>
+          </w:p>
+        </w:tc>
+        <w:tc>
+          <w:tcPr>
+            <w:tcW w:type="dxa" w:w="1440"/>
+            <w:shd w:fill="F8FAFC"/>
+            <w:tcMar>
+              <w:top w:w="100" w:type="dxa"/>
+              <w:bottom w:w="100" w:type="dxa"/>
+              <w:left w:w="120" w:type="dxa"/>
+              <w:right w:w="120" w:type="dxa"/>
+            </w:tcMar>
+            <w:tcBorders>
+              <w:top w:val="single" w:sz="4" w:space="0" w:color="CCCCCC"/>
+              <w:bottom w:val="single" w:sz="4" w:space="0" w:color="CCCCCC"/>
+              <w:left w:val="single" w:sz="4" w:space="0" w:color="CCCCCC"/>
+              <w:right w:val="single" w:sz="4" w:space="0" w:color="CCCCCC"/>
+            </w:tcBorders>
+          </w:tcPr>
+          <w:p>
+            <w:pPr>
+              <w:spacing w:before="60" w:after="60" w:line="252" w:lineRule="auto"/>
+              <w:jc w:val="left"/>
+            </w:pPr>
+            <w:r/>
+            <w:r>
+              <w:t>BULL</w:t>
+            </w:r>
+          </w:p>
+        </w:tc>
+      </w:tr>
+      <w:tr>
+        <w:tc>
+          <w:tcPr>
+            <w:tcW w:type="dxa" w:w="1584"/>
+            <w:shd w:fill="FFFFFF"/>
+            <w:tcMar>
+              <w:top w:w="100" w:type="dxa"/>
+              <w:bottom w:w="100" w:type="dxa"/>
+              <w:left w:w="120" w:type="dxa"/>
+              <w:right w:w="120" w:type="dxa"/>
+            </w:tcMar>
+            <w:tcBorders>
+              <w:top w:val="single" w:sz="4" w:space="0" w:color="CCCCCC"/>
+              <w:bottom w:val="single" w:sz="4" w:space="0" w:color="CCCCCC"/>
+              <w:left w:val="single" w:sz="4" w:space="0" w:color="CCCCCC"/>
+              <w:right w:val="single" w:sz="4" w:space="0" w:color="CCCCCC"/>
+            </w:tcBorders>
+          </w:tcPr>
+          <w:p>
+            <w:pPr>
+              <w:spacing w:before="60" w:after="60" w:line="252" w:lineRule="auto"/>
+              <w:jc w:val="left"/>
+            </w:pPr>
+            <w:r/>
+            <w:r>
+              <w:rPr>
+                <w:b/>
+              </w:rPr>
+              <w:t>Thu 17/09</w:t>
+            </w:r>
+          </w:p>
+        </w:tc>
+        <w:tc>
+          <w:tcPr>
+            <w:tcW w:type="dxa" w:w="864"/>
+            <w:shd w:fill="FFFFFF"/>
+            <w:tcMar>
+              <w:top w:w="100" w:type="dxa"/>
+              <w:bottom w:w="100" w:type="dxa"/>
+              <w:left w:w="120" w:type="dxa"/>
+              <w:right w:w="120" w:type="dxa"/>
+            </w:tcMar>
+            <w:tcBorders>
+              <w:top w:val="single" w:sz="4" w:space="0" w:color="CCCCCC"/>
+              <w:bottom w:val="single" w:sz="4" w:space="0" w:color="CCCCCC"/>
+              <w:left w:val="single" w:sz="4" w:space="0" w:color="CCCCCC"/>
+              <w:right w:val="single" w:sz="4" w:space="0" w:color="CCCCCC"/>
+            </w:tcBorders>
+          </w:tcPr>
+          <w:p>
+            <w:pPr>
+              <w:spacing w:before="60" w:after="60" w:line="252" w:lineRule="auto"/>
+              <w:jc w:val="left"/>
+            </w:pPr>
+            <w:r/>
+            <w:r>
+              <w:t>NY Close 23-01</w:t>
+            </w:r>
+          </w:p>
+        </w:tc>
+        <w:tc>
+          <w:tcPr>
+            <w:tcW w:type="dxa" w:w="1440"/>
+            <w:shd w:fill="FFFFFF"/>
+            <w:tcMar>
+              <w:top w:w="100" w:type="dxa"/>
+              <w:bottom w:w="100" w:type="dxa"/>
+              <w:left w:w="120" w:type="dxa"/>
+              <w:right w:w="120" w:type="dxa"/>
+            </w:tcMar>
+            <w:tcBorders>
+              <w:top w:val="single" w:sz="4" w:space="0" w:color="CCCCCC"/>
+              <w:bottom w:val="single" w:sz="4" w:space="0" w:color="CCCCCC"/>
+              <w:left w:val="single" w:sz="4" w:space="0" w:color="CCCCCC"/>
+              <w:right w:val="single" w:sz="4" w:space="0" w:color="CCCCCC"/>
+            </w:tcBorders>
+          </w:tcPr>
+          <w:p>
+            <w:pPr>
+              <w:spacing w:before="60" w:after="60" w:line="252" w:lineRule="auto"/>
+              <w:jc w:val="left"/>
+            </w:pPr>
+            <w:r/>
+            <w:r>
+              <w:t>737.75</w:t>
+            </w:r>
+          </w:p>
+        </w:tc>
+        <w:tc>
+          <w:tcPr>
+            <w:tcW w:type="dxa" w:w="2016"/>
+            <w:shd w:fill="FFFFFF"/>
+            <w:tcMar>
+              <w:top w:w="100" w:type="dxa"/>
+              <w:bottom w:w="100" w:type="dxa"/>
+              <w:left w:w="120" w:type="dxa"/>
+              <w:right w:w="120" w:type="dxa"/>
+            </w:tcMar>
+            <w:tcBorders>
+              <w:top w:val="single" w:sz="4" w:space="0" w:color="CCCCCC"/>
+              <w:bottom w:val="single" w:sz="4" w:space="0" w:color="CCCCCC"/>
+              <w:left w:val="single" w:sz="4" w:space="0" w:color="CCCCCC"/>
+              <w:right w:val="single" w:sz="4" w:space="0" w:color="CCCCCC"/>
+            </w:tcBorders>
+          </w:tcPr>
+          <w:p>
+            <w:pPr>
+              <w:spacing w:before="60" w:after="60" w:line="252" w:lineRule="auto"/>
+              <w:jc w:val="left"/>
+            </w:pPr>
+            <w:r/>
+            <w:r>
+              <w:t>743.25</w:t>
+            </w:r>
+          </w:p>
+        </w:tc>
+        <w:tc>
+          <w:tcPr>
+            <w:tcW w:type="dxa" w:w="1152"/>
+            <w:shd w:fill="FFFFFF"/>
+            <w:tcMar>
+              <w:top w:w="100" w:type="dxa"/>
+              <w:bottom w:w="100" w:type="dxa"/>
+              <w:left w:w="120" w:type="dxa"/>
+              <w:right w:w="120" w:type="dxa"/>
+            </w:tcMar>
+            <w:tcBorders>
+              <w:top w:val="single" w:sz="4" w:space="0" w:color="CCCCCC"/>
+              <w:bottom w:val="single" w:sz="4" w:space="0" w:color="CCCCCC"/>
+              <w:left w:val="single" w:sz="4" w:space="0" w:color="CCCCCC"/>
+              <w:right w:val="single" w:sz="4" w:space="0" w:color="CCCCCC"/>
+            </w:tcBorders>
+          </w:tcPr>
+          <w:p>
+            <w:pPr>
+              <w:spacing w:before="60" w:after="60" w:line="252" w:lineRule="auto"/>
+              <w:jc w:val="left"/>
+            </w:pPr>
+            <w:r/>
+            <w:r>
+              <w:t>730.00</w:t>
+            </w:r>
+          </w:p>
+        </w:tc>
+        <w:tc>
+          <w:tcPr>
+            <w:tcW w:type="dxa" w:w="1728"/>
+            <w:shd w:fill="FFFFFF"/>
+            <w:tcMar>
+              <w:top w:w="100" w:type="dxa"/>
+              <w:bottom w:w="100" w:type="dxa"/>
+              <w:left w:w="120" w:type="dxa"/>
+              <w:right w:w="120" w:type="dxa"/>
+            </w:tcMar>
+            <w:tcBorders>
+              <w:top w:val="single" w:sz="4" w:space="0" w:color="CCCCCC"/>
+              <w:bottom w:val="single" w:sz="4" w:space="0" w:color="CCCCCC"/>
+              <w:left w:val="single" w:sz="4" w:space="0" w:color="CCCCCC"/>
+              <w:right w:val="single" w:sz="4" w:space="0" w:color="CCCCCC"/>
+            </w:tcBorders>
+          </w:tcPr>
+          <w:p>
+            <w:pPr>
+              <w:spacing w:before="60" w:after="60" w:line="252" w:lineRule="auto"/>
+              <w:jc w:val="left"/>
+            </w:pPr>
+            <w:r/>
+            <w:r>
+              <w:rPr>
+                <w:b/>
+              </w:rPr>
+              <w:t>738.50</w:t>
+            </w:r>
+          </w:p>
+        </w:tc>
+        <w:tc>
+          <w:tcPr>
+            <w:tcW w:type="dxa" w:w="3456"/>
+            <w:shd w:fill="FFFFFF"/>
+            <w:tcMar>
+              <w:top w:w="100" w:type="dxa"/>
+              <w:bottom w:w="100" w:type="dxa"/>
+              <w:left w:w="120" w:type="dxa"/>
+              <w:right w:w="120" w:type="dxa"/>
+            </w:tcMar>
+            <w:tcBorders>
+              <w:top w:val="single" w:sz="4" w:space="0" w:color="CCCCCC"/>
+              <w:bottom w:val="single" w:sz="4" w:space="0" w:color="CCCCCC"/>
+              <w:left w:val="single" w:sz="4" w:space="0" w:color="CCCCCC"/>
+              <w:right w:val="single" w:sz="4" w:space="0" w:color="CCCCCC"/>
+            </w:tcBorders>
+          </w:tcPr>
+          <w:p>
+            <w:pPr>
+              <w:spacing w:before="60" w:after="60" w:line="252" w:lineRule="auto"/>
+              <w:jc w:val="left"/>
+            </w:pPr>
+            <w:r/>
+            <w:r>
+              <w:rPr>
+                <w:b/>
+              </w:rPr>
+              <w:t>+0.75</w:t>
+            </w:r>
+          </w:p>
+        </w:tc>
+        <w:tc>
+          <w:tcPr>
+            <w:tcW w:type="dxa" w:w="1440"/>
+            <w:shd w:fill="FFFFFF"/>
+            <w:tcMar>
+              <w:top w:w="100" w:type="dxa"/>
+              <w:bottom w:w="100" w:type="dxa"/>
+              <w:left w:w="120" w:type="dxa"/>
+              <w:right w:w="120" w:type="dxa"/>
+            </w:tcMar>
+            <w:tcBorders>
+              <w:top w:val="single" w:sz="4" w:space="0" w:color="CCCCCC"/>
+              <w:bottom w:val="single" w:sz="4" w:space="0" w:color="CCCCCC"/>
+              <w:left w:val="single" w:sz="4" w:space="0" w:color="CCCCCC"/>
+              <w:right w:val="single" w:sz="4" w:space="0" w:color="CCCCCC"/>
+            </w:tcBorders>
+          </w:tcPr>
+          <w:p>
+            <w:pPr>
+              <w:spacing w:before="60" w:after="60" w:line="252" w:lineRule="auto"/>
+              <w:jc w:val="left"/>
+            </w:pPr>
+            <w:r/>
+            <w:r>
+              <w:t>BULL</w:t>
+            </w:r>
+          </w:p>
+        </w:tc>
+      </w:tr>
+      <w:tr>
+        <w:tc>
+          <w:tcPr>
+            <w:tcW w:type="dxa" w:w="1584"/>
+            <w:shd w:fill="F8FAFC"/>
+            <w:tcMar>
+              <w:top w:w="100" w:type="dxa"/>
+              <w:bottom w:w="100" w:type="dxa"/>
+              <w:left w:w="120" w:type="dxa"/>
+              <w:right w:w="120" w:type="dxa"/>
+            </w:tcMar>
+            <w:tcBorders>
+              <w:top w:val="single" w:sz="4" w:space="0" w:color="CCCCCC"/>
+              <w:bottom w:val="single" w:sz="4" w:space="0" w:color="CCCCCC"/>
+              <w:left w:val="single" w:sz="4" w:space="0" w:color="CCCCCC"/>
+              <w:right w:val="single" w:sz="4" w:space="0" w:color="CCCCCC"/>
+            </w:tcBorders>
+          </w:tcPr>
+          <w:p>
+            <w:pPr>
+              <w:spacing w:before="60" w:after="60" w:line="252" w:lineRule="auto"/>
+              <w:jc w:val="left"/>
+            </w:pPr>
+            <w:r/>
+            <w:r>
+              <w:rPr>
+                <w:b/>
+              </w:rPr>
+              <w:t>Fri 18/09</w:t>
+            </w:r>
+          </w:p>
+        </w:tc>
+        <w:tc>
+          <w:tcPr>
+            <w:tcW w:type="dxa" w:w="864"/>
+            <w:shd w:fill="F8FAFC"/>
+            <w:tcMar>
+              <w:top w:w="100" w:type="dxa"/>
+              <w:bottom w:w="100" w:type="dxa"/>
+              <w:left w:w="120" w:type="dxa"/>
+              <w:right w:w="120" w:type="dxa"/>
+            </w:tcMar>
+            <w:tcBorders>
+              <w:top w:val="single" w:sz="4" w:space="0" w:color="CCCCCC"/>
+              <w:bottom w:val="single" w:sz="4" w:space="0" w:color="CCCCCC"/>
+              <w:left w:val="single" w:sz="4" w:space="0" w:color="CCCCCC"/>
+              <w:right w:val="single" w:sz="4" w:space="0" w:color="CCCCCC"/>
+            </w:tcBorders>
+          </w:tcPr>
+          <w:p>
+            <w:pPr>
+              <w:spacing w:before="60" w:after="60" w:line="252" w:lineRule="auto"/>
+              <w:jc w:val="left"/>
+            </w:pPr>
+            <w:r/>
+            <w:r>
+              <w:t>Asia 07-11</w:t>
+            </w:r>
+          </w:p>
+        </w:tc>
+        <w:tc>
+          <w:tcPr>
+            <w:tcW w:type="dxa" w:w="1440"/>
+            <w:shd w:fill="F8FAFC"/>
+            <w:tcMar>
+              <w:top w:w="100" w:type="dxa"/>
+              <w:bottom w:w="100" w:type="dxa"/>
+              <w:left w:w="120" w:type="dxa"/>
+              <w:right w:w="120" w:type="dxa"/>
+            </w:tcMar>
+            <w:tcBorders>
+              <w:top w:val="single" w:sz="4" w:space="0" w:color="CCCCCC"/>
+              <w:bottom w:val="single" w:sz="4" w:space="0" w:color="CCCCCC"/>
+              <w:left w:val="single" w:sz="4" w:space="0" w:color="CCCCCC"/>
+              <w:right w:val="single" w:sz="4" w:space="0" w:color="CCCCCC"/>
+            </w:tcBorders>
+          </w:tcPr>
+          <w:p>
+            <w:pPr>
+              <w:spacing w:before="60" w:after="60" w:line="252" w:lineRule="auto"/>
+              <w:jc w:val="left"/>
+            </w:pPr>
+            <w:r/>
+            <w:r>
+              <w:t>738.50</w:t>
+            </w:r>
+          </w:p>
+        </w:tc>
+        <w:tc>
+          <w:tcPr>
+            <w:tcW w:type="dxa" w:w="2016"/>
+            <w:shd w:fill="F8FAFC"/>
+            <w:tcMar>
+              <w:top w:w="100" w:type="dxa"/>
+              <w:bottom w:w="100" w:type="dxa"/>
+              <w:left w:w="120" w:type="dxa"/>
+              <w:right w:w="120" w:type="dxa"/>
+            </w:tcMar>
+            <w:tcBorders>
+              <w:top w:val="single" w:sz="4" w:space="0" w:color="CCCCCC"/>
+              <w:bottom w:val="single" w:sz="4" w:space="0" w:color="CCCCCC"/>
+              <w:left w:val="single" w:sz="4" w:space="0" w:color="CCCCCC"/>
+              <w:right w:val="single" w:sz="4" w:space="0" w:color="CCCCCC"/>
+            </w:tcBorders>
+          </w:tcPr>
+          <w:p>
+            <w:pPr>
+              <w:spacing w:before="60" w:after="60" w:line="252" w:lineRule="auto"/>
+              <w:jc w:val="left"/>
+            </w:pPr>
+            <w:r/>
+            <w:r>
+              <w:t>747.75</w:t>
+            </w:r>
+          </w:p>
+        </w:tc>
+        <w:tc>
+          <w:tcPr>
+            <w:tcW w:type="dxa" w:w="1152"/>
+            <w:shd w:fill="F8FAFC"/>
+            <w:tcMar>
+              <w:top w:w="100" w:type="dxa"/>
+              <w:bottom w:w="100" w:type="dxa"/>
+              <w:left w:w="120" w:type="dxa"/>
+              <w:right w:w="120" w:type="dxa"/>
+            </w:tcMar>
+            <w:tcBorders>
+              <w:top w:val="single" w:sz="4" w:space="0" w:color="CCCCCC"/>
+              <w:bottom w:val="single" w:sz="4" w:space="0" w:color="CCCCCC"/>
+              <w:left w:val="single" w:sz="4" w:space="0" w:color="CCCCCC"/>
+              <w:right w:val="single" w:sz="4" w:space="0" w:color="CCCCCC"/>
+            </w:tcBorders>
+          </w:tcPr>
+          <w:p>
+            <w:pPr>
+              <w:spacing w:before="60" w:after="60" w:line="252" w:lineRule="auto"/>
+              <w:jc w:val="left"/>
+            </w:pPr>
+            <w:r/>
+            <w:r>
+              <w:t>732.00</w:t>
+            </w:r>
+          </w:p>
+        </w:tc>
+        <w:tc>
+          <w:tcPr>
+            <w:tcW w:type="dxa" w:w="1728"/>
+            <w:shd w:fill="F8FAFC"/>
+            <w:tcMar>
+              <w:top w:w="100" w:type="dxa"/>
+              <w:bottom w:w="100" w:type="dxa"/>
+              <w:left w:w="120" w:type="dxa"/>
+              <w:right w:w="120" w:type="dxa"/>
+            </w:tcMar>
+            <w:tcBorders>
+              <w:top w:val="single" w:sz="4" w:space="0" w:color="CCCCCC"/>
+              <w:bottom w:val="single" w:sz="4" w:space="0" w:color="CCCCCC"/>
+              <w:left w:val="single" w:sz="4" w:space="0" w:color="CCCCCC"/>
+              <w:right w:val="single" w:sz="4" w:space="0" w:color="CCCCCC"/>
+            </w:tcBorders>
+          </w:tcPr>
+          <w:p>
+            <w:pPr>
+              <w:spacing w:before="60" w:after="60" w:line="252" w:lineRule="auto"/>
+              <w:jc w:val="left"/>
+            </w:pPr>
+            <w:r/>
+            <w:r>
+              <w:rPr>
+                <w:b/>
+              </w:rPr>
+              <w:t>737.75</w:t>
+            </w:r>
+          </w:p>
+        </w:tc>
+        <w:tc>
+          <w:tcPr>
+            <w:tcW w:type="dxa" w:w="3456"/>
+            <w:shd w:fill="F8FAFC"/>
             <w:tcMar>
               <w:top w:w="100" w:type="dxa"/>
               <w:bottom w:w="100" w:type="dxa"/>
@@ -27518,7 +30103,7 @@
         <w:tc>
           <w:tcPr>
             <w:tcW w:type="dxa" w:w="1440"/>
-            <w:shd w:fill="FFFFFF"/>
+            <w:shd w:fill="F8FAFC"/>
             <w:tcMar>
               <w:top w:w="100" w:type="dxa"/>
               <w:bottom w:w="100" w:type="dxa"/>
@@ -27548,7 +30133,7 @@
         <w:tc>
           <w:tcPr>
             <w:tcW w:type="dxa" w:w="1584"/>
-            <w:shd w:fill="F8FAFC"/>
+            <w:shd w:fill="FFFFFF"/>
             <w:tcMar>
               <w:top w:w="100" w:type="dxa"/>
               <w:bottom w:w="100" w:type="dxa"/>
@@ -27572,126 +30157,126 @@
               <w:rPr>
                 <w:b/>
               </w:rPr>
-              <w:t>Wed 16/09</w:t>
+              <w:t>Fri 18/09</w:t>
             </w:r>
           </w:p>
         </w:tc>
         <w:tc>
           <w:tcPr>
             <w:tcW w:type="dxa" w:w="864"/>
-            <w:shd w:fill="F8FAFC"/>
-            <w:tcMar>
-              <w:top w:w="100" w:type="dxa"/>
-              <w:bottom w:w="100" w:type="dxa"/>
-              <w:left w:w="120" w:type="dxa"/>
-              <w:right w:w="120" w:type="dxa"/>
-            </w:tcMar>
-            <w:tcBorders>
-              <w:top w:val="single" w:sz="4" w:space="0" w:color="CCCCCC"/>
-              <w:bottom w:val="single" w:sz="4" w:space="0" w:color="CCCCCC"/>
-              <w:left w:val="single" w:sz="4" w:space="0" w:color="CCCCCC"/>
-              <w:right w:val="single" w:sz="4" w:space="0" w:color="CCCCCC"/>
-            </w:tcBorders>
-          </w:tcPr>
-          <w:p>
-            <w:pPr>
-              <w:spacing w:before="60" w:after="60" w:line="252" w:lineRule="auto"/>
-              <w:jc w:val="left"/>
-            </w:pPr>
-            <w:r/>
-            <w:r>
-              <w:t>London 15-19</w:t>
+            <w:shd w:fill="FFFFFF"/>
+            <w:tcMar>
+              <w:top w:w="100" w:type="dxa"/>
+              <w:bottom w:w="100" w:type="dxa"/>
+              <w:left w:w="120" w:type="dxa"/>
+              <w:right w:w="120" w:type="dxa"/>
+            </w:tcMar>
+            <w:tcBorders>
+              <w:top w:val="single" w:sz="4" w:space="0" w:color="CCCCCC"/>
+              <w:bottom w:val="single" w:sz="4" w:space="0" w:color="CCCCCC"/>
+              <w:left w:val="single" w:sz="4" w:space="0" w:color="CCCCCC"/>
+              <w:right w:val="single" w:sz="4" w:space="0" w:color="CCCCCC"/>
+            </w:tcBorders>
+          </w:tcPr>
+          <w:p>
+            <w:pPr>
+              <w:spacing w:before="60" w:after="60" w:line="252" w:lineRule="auto"/>
+              <w:jc w:val="left"/>
+            </w:pPr>
+            <w:r/>
+            <w:r>
+              <w:t>Asia 11-15</w:t>
             </w:r>
           </w:p>
         </w:tc>
         <w:tc>
           <w:tcPr>
             <w:tcW w:type="dxa" w:w="1440"/>
-            <w:shd w:fill="F8FAFC"/>
-            <w:tcMar>
-              <w:top w:w="100" w:type="dxa"/>
-              <w:bottom w:w="100" w:type="dxa"/>
-              <w:left w:w="120" w:type="dxa"/>
-              <w:right w:w="120" w:type="dxa"/>
-            </w:tcMar>
-            <w:tcBorders>
-              <w:top w:val="single" w:sz="4" w:space="0" w:color="CCCCCC"/>
-              <w:bottom w:val="single" w:sz="4" w:space="0" w:color="CCCCCC"/>
-              <w:left w:val="single" w:sz="4" w:space="0" w:color="CCCCCC"/>
-              <w:right w:val="single" w:sz="4" w:space="0" w:color="CCCCCC"/>
-            </w:tcBorders>
-          </w:tcPr>
-          <w:p>
-            <w:pPr>
-              <w:spacing w:before="60" w:after="60" w:line="252" w:lineRule="auto"/>
-              <w:jc w:val="left"/>
-            </w:pPr>
-            <w:r/>
-            <w:r>
-              <w:t>730.75</w:t>
+            <w:shd w:fill="FFFFFF"/>
+            <w:tcMar>
+              <w:top w:w="100" w:type="dxa"/>
+              <w:bottom w:w="100" w:type="dxa"/>
+              <w:left w:w="120" w:type="dxa"/>
+              <w:right w:w="120" w:type="dxa"/>
+            </w:tcMar>
+            <w:tcBorders>
+              <w:top w:val="single" w:sz="4" w:space="0" w:color="CCCCCC"/>
+              <w:bottom w:val="single" w:sz="4" w:space="0" w:color="CCCCCC"/>
+              <w:left w:val="single" w:sz="4" w:space="0" w:color="CCCCCC"/>
+              <w:right w:val="single" w:sz="4" w:space="0" w:color="CCCCCC"/>
+            </w:tcBorders>
+          </w:tcPr>
+          <w:p>
+            <w:pPr>
+              <w:spacing w:before="60" w:after="60" w:line="252" w:lineRule="auto"/>
+              <w:jc w:val="left"/>
+            </w:pPr>
+            <w:r/>
+            <w:r>
+              <w:t>737.75</w:t>
             </w:r>
           </w:p>
         </w:tc>
         <w:tc>
           <w:tcPr>
             <w:tcW w:type="dxa" w:w="2016"/>
-            <w:shd w:fill="F8FAFC"/>
-            <w:tcMar>
-              <w:top w:w="100" w:type="dxa"/>
-              <w:bottom w:w="100" w:type="dxa"/>
-              <w:left w:w="120" w:type="dxa"/>
-              <w:right w:w="120" w:type="dxa"/>
-            </w:tcMar>
-            <w:tcBorders>
-              <w:top w:val="single" w:sz="4" w:space="0" w:color="CCCCCC"/>
-              <w:bottom w:val="single" w:sz="4" w:space="0" w:color="CCCCCC"/>
-              <w:left w:val="single" w:sz="4" w:space="0" w:color="CCCCCC"/>
-              <w:right w:val="single" w:sz="4" w:space="0" w:color="CCCCCC"/>
-            </w:tcBorders>
-          </w:tcPr>
-          <w:p>
-            <w:pPr>
-              <w:spacing w:before="60" w:after="60" w:line="252" w:lineRule="auto"/>
-              <w:jc w:val="left"/>
-            </w:pPr>
-            <w:r/>
-            <w:r>
-              <w:t>744.25</w:t>
+            <w:shd w:fill="FFFFFF"/>
+            <w:tcMar>
+              <w:top w:w="100" w:type="dxa"/>
+              <w:bottom w:w="100" w:type="dxa"/>
+              <w:left w:w="120" w:type="dxa"/>
+              <w:right w:w="120" w:type="dxa"/>
+            </w:tcMar>
+            <w:tcBorders>
+              <w:top w:val="single" w:sz="4" w:space="0" w:color="CCCCCC"/>
+              <w:bottom w:val="single" w:sz="4" w:space="0" w:color="CCCCCC"/>
+              <w:left w:val="single" w:sz="4" w:space="0" w:color="CCCCCC"/>
+              <w:right w:val="single" w:sz="4" w:space="0" w:color="CCCCCC"/>
+            </w:tcBorders>
+          </w:tcPr>
+          <w:p>
+            <w:pPr>
+              <w:spacing w:before="60" w:after="60" w:line="252" w:lineRule="auto"/>
+              <w:jc w:val="left"/>
+            </w:pPr>
+            <w:r/>
+            <w:r>
+              <w:t>745.25</w:t>
             </w:r>
           </w:p>
         </w:tc>
         <w:tc>
           <w:tcPr>
             <w:tcW w:type="dxa" w:w="1152"/>
-            <w:shd w:fill="F8FAFC"/>
-            <w:tcMar>
-              <w:top w:w="100" w:type="dxa"/>
-              <w:bottom w:w="100" w:type="dxa"/>
-              <w:left w:w="120" w:type="dxa"/>
-              <w:right w:w="120" w:type="dxa"/>
-            </w:tcMar>
-            <w:tcBorders>
-              <w:top w:val="single" w:sz="4" w:space="0" w:color="CCCCCC"/>
-              <w:bottom w:val="single" w:sz="4" w:space="0" w:color="CCCCCC"/>
-              <w:left w:val="single" w:sz="4" w:space="0" w:color="CCCCCC"/>
-              <w:right w:val="single" w:sz="4" w:space="0" w:color="CCCCCC"/>
-            </w:tcBorders>
-          </w:tcPr>
-          <w:p>
-            <w:pPr>
-              <w:spacing w:before="60" w:after="60" w:line="252" w:lineRule="auto"/>
-              <w:jc w:val="left"/>
-            </w:pPr>
-            <w:r/>
-            <w:r>
-              <w:t>717.75</w:t>
+            <w:shd w:fill="FFFFFF"/>
+            <w:tcMar>
+              <w:top w:w="100" w:type="dxa"/>
+              <w:bottom w:w="100" w:type="dxa"/>
+              <w:left w:w="120" w:type="dxa"/>
+              <w:right w:w="120" w:type="dxa"/>
+            </w:tcMar>
+            <w:tcBorders>
+              <w:top w:val="single" w:sz="4" w:space="0" w:color="CCCCCC"/>
+              <w:bottom w:val="single" w:sz="4" w:space="0" w:color="CCCCCC"/>
+              <w:left w:val="single" w:sz="4" w:space="0" w:color="CCCCCC"/>
+              <w:right w:val="single" w:sz="4" w:space="0" w:color="CCCCCC"/>
+            </w:tcBorders>
+          </w:tcPr>
+          <w:p>
+            <w:pPr>
+              <w:spacing w:before="60" w:after="60" w:line="252" w:lineRule="auto"/>
+              <w:jc w:val="left"/>
+            </w:pPr>
+            <w:r/>
+            <w:r>
+              <w:t>731.75</w:t>
             </w:r>
           </w:p>
         </w:tc>
         <w:tc>
           <w:tcPr>
             <w:tcW w:type="dxa" w:w="1728"/>
-            <w:shd w:fill="F8FAFC"/>
+            <w:shd w:fill="FFFFFF"/>
             <w:tcMar>
               <w:top w:w="100" w:type="dxa"/>
               <w:bottom w:w="100" w:type="dxa"/>
@@ -27715,7 +30300,712 @@
               <w:rPr>
                 <w:b/>
               </w:rPr>
-              <w:t>732.50</w:t>
+              <w:t>736.75</w:t>
+            </w:r>
+          </w:p>
+        </w:tc>
+        <w:tc>
+          <w:tcPr>
+            <w:tcW w:type="dxa" w:w="3456"/>
+            <w:shd w:fill="FFFFFF"/>
+            <w:tcMar>
+              <w:top w:w="100" w:type="dxa"/>
+              <w:bottom w:w="100" w:type="dxa"/>
+              <w:left w:w="120" w:type="dxa"/>
+              <w:right w:w="120" w:type="dxa"/>
+            </w:tcMar>
+            <w:tcBorders>
+              <w:top w:val="single" w:sz="4" w:space="0" w:color="CCCCCC"/>
+              <w:bottom w:val="single" w:sz="4" w:space="0" w:color="CCCCCC"/>
+              <w:left w:val="single" w:sz="4" w:space="0" w:color="CCCCCC"/>
+              <w:right w:val="single" w:sz="4" w:space="0" w:color="CCCCCC"/>
+            </w:tcBorders>
+          </w:tcPr>
+          <w:p>
+            <w:pPr>
+              <w:spacing w:before="60" w:after="60" w:line="252" w:lineRule="auto"/>
+              <w:jc w:val="left"/>
+            </w:pPr>
+            <w:r/>
+            <w:r>
+              <w:rPr>
+                <w:b/>
+              </w:rPr>
+              <w:t>-1.00</w:t>
+            </w:r>
+          </w:p>
+        </w:tc>
+        <w:tc>
+          <w:tcPr>
+            <w:tcW w:type="dxa" w:w="1440"/>
+            <w:shd w:fill="FFFFFF"/>
+            <w:tcMar>
+              <w:top w:w="100" w:type="dxa"/>
+              <w:bottom w:w="100" w:type="dxa"/>
+              <w:left w:w="120" w:type="dxa"/>
+              <w:right w:w="120" w:type="dxa"/>
+            </w:tcMar>
+            <w:tcBorders>
+              <w:top w:val="single" w:sz="4" w:space="0" w:color="CCCCCC"/>
+              <w:bottom w:val="single" w:sz="4" w:space="0" w:color="CCCCCC"/>
+              <w:left w:val="single" w:sz="4" w:space="0" w:color="CCCCCC"/>
+              <w:right w:val="single" w:sz="4" w:space="0" w:color="CCCCCC"/>
+            </w:tcBorders>
+          </w:tcPr>
+          <w:p>
+            <w:pPr>
+              <w:spacing w:before="60" w:after="60" w:line="252" w:lineRule="auto"/>
+              <w:jc w:val="left"/>
+            </w:pPr>
+            <w:r/>
+            <w:r>
+              <w:t>BEAR</w:t>
+            </w:r>
+          </w:p>
+        </w:tc>
+      </w:tr>
+      <w:tr>
+        <w:tc>
+          <w:tcPr>
+            <w:tcW w:type="dxa" w:w="1584"/>
+            <w:shd w:fill="F8FAFC"/>
+            <w:tcMar>
+              <w:top w:w="100" w:type="dxa"/>
+              <w:bottom w:w="100" w:type="dxa"/>
+              <w:left w:w="120" w:type="dxa"/>
+              <w:right w:w="120" w:type="dxa"/>
+            </w:tcMar>
+            <w:tcBorders>
+              <w:top w:val="single" w:sz="4" w:space="0" w:color="CCCCCC"/>
+              <w:bottom w:val="single" w:sz="4" w:space="0" w:color="CCCCCC"/>
+              <w:left w:val="single" w:sz="4" w:space="0" w:color="CCCCCC"/>
+              <w:right w:val="single" w:sz="4" w:space="0" w:color="CCCCCC"/>
+            </w:tcBorders>
+          </w:tcPr>
+          <w:p>
+            <w:pPr>
+              <w:spacing w:before="60" w:after="60" w:line="252" w:lineRule="auto"/>
+              <w:jc w:val="left"/>
+            </w:pPr>
+            <w:r/>
+            <w:r>
+              <w:rPr>
+                <w:b/>
+              </w:rPr>
+              <w:t>Fri 18/09</w:t>
+            </w:r>
+          </w:p>
+        </w:tc>
+        <w:tc>
+          <w:tcPr>
+            <w:tcW w:type="dxa" w:w="864"/>
+            <w:shd w:fill="F8FAFC"/>
+            <w:tcMar>
+              <w:top w:w="100" w:type="dxa"/>
+              <w:bottom w:w="100" w:type="dxa"/>
+              <w:left w:w="120" w:type="dxa"/>
+              <w:right w:w="120" w:type="dxa"/>
+            </w:tcMar>
+            <w:tcBorders>
+              <w:top w:val="single" w:sz="4" w:space="0" w:color="CCCCCC"/>
+              <w:bottom w:val="single" w:sz="4" w:space="0" w:color="CCCCCC"/>
+              <w:left w:val="single" w:sz="4" w:space="0" w:color="CCCCCC"/>
+              <w:right w:val="single" w:sz="4" w:space="0" w:color="CCCCCC"/>
+            </w:tcBorders>
+          </w:tcPr>
+          <w:p>
+            <w:pPr>
+              <w:spacing w:before="60" w:after="60" w:line="252" w:lineRule="auto"/>
+              <w:jc w:val="left"/>
+            </w:pPr>
+            <w:r/>
+            <w:r>
+              <w:t>London 15-19</w:t>
+            </w:r>
+          </w:p>
+        </w:tc>
+        <w:tc>
+          <w:tcPr>
+            <w:tcW w:type="dxa" w:w="1440"/>
+            <w:shd w:fill="F8FAFC"/>
+            <w:tcMar>
+              <w:top w:w="100" w:type="dxa"/>
+              <w:bottom w:w="100" w:type="dxa"/>
+              <w:left w:w="120" w:type="dxa"/>
+              <w:right w:w="120" w:type="dxa"/>
+            </w:tcMar>
+            <w:tcBorders>
+              <w:top w:val="single" w:sz="4" w:space="0" w:color="CCCCCC"/>
+              <w:bottom w:val="single" w:sz="4" w:space="0" w:color="CCCCCC"/>
+              <w:left w:val="single" w:sz="4" w:space="0" w:color="CCCCCC"/>
+              <w:right w:val="single" w:sz="4" w:space="0" w:color="CCCCCC"/>
+            </w:tcBorders>
+          </w:tcPr>
+          <w:p>
+            <w:pPr>
+              <w:spacing w:before="60" w:after="60" w:line="252" w:lineRule="auto"/>
+              <w:jc w:val="left"/>
+            </w:pPr>
+            <w:r/>
+            <w:r>
+              <w:t>736.75</w:t>
+            </w:r>
+          </w:p>
+        </w:tc>
+        <w:tc>
+          <w:tcPr>
+            <w:tcW w:type="dxa" w:w="2016"/>
+            <w:shd w:fill="F8FAFC"/>
+            <w:tcMar>
+              <w:top w:w="100" w:type="dxa"/>
+              <w:bottom w:w="100" w:type="dxa"/>
+              <w:left w:w="120" w:type="dxa"/>
+              <w:right w:w="120" w:type="dxa"/>
+            </w:tcMar>
+            <w:tcBorders>
+              <w:top w:val="single" w:sz="4" w:space="0" w:color="CCCCCC"/>
+              <w:bottom w:val="single" w:sz="4" w:space="0" w:color="CCCCCC"/>
+              <w:left w:val="single" w:sz="4" w:space="0" w:color="CCCCCC"/>
+              <w:right w:val="single" w:sz="4" w:space="0" w:color="CCCCCC"/>
+            </w:tcBorders>
+          </w:tcPr>
+          <w:p>
+            <w:pPr>
+              <w:spacing w:before="60" w:after="60" w:line="252" w:lineRule="auto"/>
+              <w:jc w:val="left"/>
+            </w:pPr>
+            <w:r/>
+            <w:r>
+              <w:t>743.75</w:t>
+            </w:r>
+          </w:p>
+        </w:tc>
+        <w:tc>
+          <w:tcPr>
+            <w:tcW w:type="dxa" w:w="1152"/>
+            <w:shd w:fill="F8FAFC"/>
+            <w:tcMar>
+              <w:top w:w="100" w:type="dxa"/>
+              <w:bottom w:w="100" w:type="dxa"/>
+              <w:left w:w="120" w:type="dxa"/>
+              <w:right w:w="120" w:type="dxa"/>
+            </w:tcMar>
+            <w:tcBorders>
+              <w:top w:val="single" w:sz="4" w:space="0" w:color="CCCCCC"/>
+              <w:bottom w:val="single" w:sz="4" w:space="0" w:color="CCCCCC"/>
+              <w:left w:val="single" w:sz="4" w:space="0" w:color="CCCCCC"/>
+              <w:right w:val="single" w:sz="4" w:space="0" w:color="CCCCCC"/>
+            </w:tcBorders>
+          </w:tcPr>
+          <w:p>
+            <w:pPr>
+              <w:spacing w:before="60" w:after="60" w:line="252" w:lineRule="auto"/>
+              <w:jc w:val="left"/>
+            </w:pPr>
+            <w:r/>
+            <w:r>
+              <w:t>723.25</w:t>
+            </w:r>
+          </w:p>
+        </w:tc>
+        <w:tc>
+          <w:tcPr>
+            <w:tcW w:type="dxa" w:w="1728"/>
+            <w:shd w:fill="F8FAFC"/>
+            <w:tcMar>
+              <w:top w:w="100" w:type="dxa"/>
+              <w:bottom w:w="100" w:type="dxa"/>
+              <w:left w:w="120" w:type="dxa"/>
+              <w:right w:w="120" w:type="dxa"/>
+            </w:tcMar>
+            <w:tcBorders>
+              <w:top w:val="single" w:sz="4" w:space="0" w:color="CCCCCC"/>
+              <w:bottom w:val="single" w:sz="4" w:space="0" w:color="CCCCCC"/>
+              <w:left w:val="single" w:sz="4" w:space="0" w:color="CCCCCC"/>
+              <w:right w:val="single" w:sz="4" w:space="0" w:color="CCCCCC"/>
+            </w:tcBorders>
+          </w:tcPr>
+          <w:p>
+            <w:pPr>
+              <w:spacing w:before="60" w:after="60" w:line="252" w:lineRule="auto"/>
+              <w:jc w:val="left"/>
+            </w:pPr>
+            <w:r/>
+            <w:r>
+              <w:rPr>
+                <w:b/>
+              </w:rPr>
+              <w:t>737.50</w:t>
+            </w:r>
+          </w:p>
+        </w:tc>
+        <w:tc>
+          <w:tcPr>
+            <w:tcW w:type="dxa" w:w="3456"/>
+            <w:shd w:fill="F8FAFC"/>
+            <w:tcMar>
+              <w:top w:w="100" w:type="dxa"/>
+              <w:bottom w:w="100" w:type="dxa"/>
+              <w:left w:w="120" w:type="dxa"/>
+              <w:right w:w="120" w:type="dxa"/>
+            </w:tcMar>
+            <w:tcBorders>
+              <w:top w:val="single" w:sz="4" w:space="0" w:color="CCCCCC"/>
+              <w:bottom w:val="single" w:sz="4" w:space="0" w:color="CCCCCC"/>
+              <w:left w:val="single" w:sz="4" w:space="0" w:color="CCCCCC"/>
+              <w:right w:val="single" w:sz="4" w:space="0" w:color="CCCCCC"/>
+            </w:tcBorders>
+          </w:tcPr>
+          <w:p>
+            <w:pPr>
+              <w:spacing w:before="60" w:after="60" w:line="252" w:lineRule="auto"/>
+              <w:jc w:val="left"/>
+            </w:pPr>
+            <w:r/>
+            <w:r>
+              <w:rPr>
+                <w:b/>
+              </w:rPr>
+              <w:t>+0.75</w:t>
+            </w:r>
+          </w:p>
+        </w:tc>
+        <w:tc>
+          <w:tcPr>
+            <w:tcW w:type="dxa" w:w="1440"/>
+            <w:shd w:fill="F8FAFC"/>
+            <w:tcMar>
+              <w:top w:w="100" w:type="dxa"/>
+              <w:bottom w:w="100" w:type="dxa"/>
+              <w:left w:w="120" w:type="dxa"/>
+              <w:right w:w="120" w:type="dxa"/>
+            </w:tcMar>
+            <w:tcBorders>
+              <w:top w:val="single" w:sz="4" w:space="0" w:color="CCCCCC"/>
+              <w:bottom w:val="single" w:sz="4" w:space="0" w:color="CCCCCC"/>
+              <w:left w:val="single" w:sz="4" w:space="0" w:color="CCCCCC"/>
+              <w:right w:val="single" w:sz="4" w:space="0" w:color="CCCCCC"/>
+            </w:tcBorders>
+          </w:tcPr>
+          <w:p>
+            <w:pPr>
+              <w:spacing w:before="60" w:after="60" w:line="252" w:lineRule="auto"/>
+              <w:jc w:val="left"/>
+            </w:pPr>
+            <w:r/>
+            <w:r>
+              <w:t>BULL</w:t>
+            </w:r>
+          </w:p>
+        </w:tc>
+      </w:tr>
+      <w:tr>
+        <w:tc>
+          <w:tcPr>
+            <w:tcW w:type="dxa" w:w="1584"/>
+            <w:shd w:fill="FFFFFF"/>
+            <w:tcMar>
+              <w:top w:w="100" w:type="dxa"/>
+              <w:bottom w:w="100" w:type="dxa"/>
+              <w:left w:w="120" w:type="dxa"/>
+              <w:right w:w="120" w:type="dxa"/>
+            </w:tcMar>
+            <w:tcBorders>
+              <w:top w:val="single" w:sz="4" w:space="0" w:color="CCCCCC"/>
+              <w:bottom w:val="single" w:sz="4" w:space="0" w:color="CCCCCC"/>
+              <w:left w:val="single" w:sz="4" w:space="0" w:color="CCCCCC"/>
+              <w:right w:val="single" w:sz="4" w:space="0" w:color="CCCCCC"/>
+            </w:tcBorders>
+          </w:tcPr>
+          <w:p>
+            <w:pPr>
+              <w:spacing w:before="60" w:after="60" w:line="252" w:lineRule="auto"/>
+              <w:jc w:val="left"/>
+            </w:pPr>
+            <w:r/>
+            <w:r>
+              <w:rPr>
+                <w:b/>
+              </w:rPr>
+              <w:t>Fri 18/09</w:t>
+            </w:r>
+          </w:p>
+        </w:tc>
+        <w:tc>
+          <w:tcPr>
+            <w:tcW w:type="dxa" w:w="864"/>
+            <w:shd w:fill="FFFFFF"/>
+            <w:tcMar>
+              <w:top w:w="100" w:type="dxa"/>
+              <w:bottom w:w="100" w:type="dxa"/>
+              <w:left w:w="120" w:type="dxa"/>
+              <w:right w:w="120" w:type="dxa"/>
+            </w:tcMar>
+            <w:tcBorders>
+              <w:top w:val="single" w:sz="4" w:space="0" w:color="CCCCCC"/>
+              <w:bottom w:val="single" w:sz="4" w:space="0" w:color="CCCCCC"/>
+              <w:left w:val="single" w:sz="4" w:space="0" w:color="CCCCCC"/>
+              <w:right w:val="single" w:sz="4" w:space="0" w:color="CCCCCC"/>
+            </w:tcBorders>
+          </w:tcPr>
+          <w:p>
+            <w:pPr>
+              <w:spacing w:before="60" w:after="60" w:line="252" w:lineRule="auto"/>
+              <w:jc w:val="left"/>
+            </w:pPr>
+            <w:r/>
+            <w:r>
+              <w:t>Pre-NY 19-21</w:t>
+            </w:r>
+          </w:p>
+        </w:tc>
+        <w:tc>
+          <w:tcPr>
+            <w:tcW w:type="dxa" w:w="1440"/>
+            <w:shd w:fill="FFFFFF"/>
+            <w:tcMar>
+              <w:top w:w="100" w:type="dxa"/>
+              <w:bottom w:w="100" w:type="dxa"/>
+              <w:left w:w="120" w:type="dxa"/>
+              <w:right w:w="120" w:type="dxa"/>
+            </w:tcMar>
+            <w:tcBorders>
+              <w:top w:val="single" w:sz="4" w:space="0" w:color="CCCCCC"/>
+              <w:bottom w:val="single" w:sz="4" w:space="0" w:color="CCCCCC"/>
+              <w:left w:val="single" w:sz="4" w:space="0" w:color="CCCCCC"/>
+              <w:right w:val="single" w:sz="4" w:space="0" w:color="CCCCCC"/>
+            </w:tcBorders>
+          </w:tcPr>
+          <w:p>
+            <w:pPr>
+              <w:spacing w:before="60" w:after="60" w:line="252" w:lineRule="auto"/>
+              <w:jc w:val="left"/>
+            </w:pPr>
+            <w:r/>
+            <w:r>
+              <w:t>737.50</w:t>
+            </w:r>
+          </w:p>
+        </w:tc>
+        <w:tc>
+          <w:tcPr>
+            <w:tcW w:type="dxa" w:w="2016"/>
+            <w:shd w:fill="FFFFFF"/>
+            <w:tcMar>
+              <w:top w:w="100" w:type="dxa"/>
+              <w:bottom w:w="100" w:type="dxa"/>
+              <w:left w:w="120" w:type="dxa"/>
+              <w:right w:w="120" w:type="dxa"/>
+            </w:tcMar>
+            <w:tcBorders>
+              <w:top w:val="single" w:sz="4" w:space="0" w:color="CCCCCC"/>
+              <w:bottom w:val="single" w:sz="4" w:space="0" w:color="CCCCCC"/>
+              <w:left w:val="single" w:sz="4" w:space="0" w:color="CCCCCC"/>
+              <w:right w:val="single" w:sz="4" w:space="0" w:color="CCCCCC"/>
+            </w:tcBorders>
+          </w:tcPr>
+          <w:p>
+            <w:pPr>
+              <w:spacing w:before="60" w:after="60" w:line="252" w:lineRule="auto"/>
+              <w:jc w:val="left"/>
+            </w:pPr>
+            <w:r/>
+            <w:r>
+              <w:t>746.75</w:t>
+            </w:r>
+          </w:p>
+        </w:tc>
+        <w:tc>
+          <w:tcPr>
+            <w:tcW w:type="dxa" w:w="1152"/>
+            <w:shd w:fill="FFFFFF"/>
+            <w:tcMar>
+              <w:top w:w="100" w:type="dxa"/>
+              <w:bottom w:w="100" w:type="dxa"/>
+              <w:left w:w="120" w:type="dxa"/>
+              <w:right w:w="120" w:type="dxa"/>
+            </w:tcMar>
+            <w:tcBorders>
+              <w:top w:val="single" w:sz="4" w:space="0" w:color="CCCCCC"/>
+              <w:bottom w:val="single" w:sz="4" w:space="0" w:color="CCCCCC"/>
+              <w:left w:val="single" w:sz="4" w:space="0" w:color="CCCCCC"/>
+              <w:right w:val="single" w:sz="4" w:space="0" w:color="CCCCCC"/>
+            </w:tcBorders>
+          </w:tcPr>
+          <w:p>
+            <w:pPr>
+              <w:spacing w:before="60" w:after="60" w:line="252" w:lineRule="auto"/>
+              <w:jc w:val="left"/>
+            </w:pPr>
+            <w:r/>
+            <w:r>
+              <w:t>730.25</w:t>
+            </w:r>
+          </w:p>
+        </w:tc>
+        <w:tc>
+          <w:tcPr>
+            <w:tcW w:type="dxa" w:w="1728"/>
+            <w:shd w:fill="FFFFFF"/>
+            <w:tcMar>
+              <w:top w:w="100" w:type="dxa"/>
+              <w:bottom w:w="100" w:type="dxa"/>
+              <w:left w:w="120" w:type="dxa"/>
+              <w:right w:w="120" w:type="dxa"/>
+            </w:tcMar>
+            <w:tcBorders>
+              <w:top w:val="single" w:sz="4" w:space="0" w:color="CCCCCC"/>
+              <w:bottom w:val="single" w:sz="4" w:space="0" w:color="CCCCCC"/>
+              <w:left w:val="single" w:sz="4" w:space="0" w:color="CCCCCC"/>
+              <w:right w:val="single" w:sz="4" w:space="0" w:color="CCCCCC"/>
+            </w:tcBorders>
+          </w:tcPr>
+          <w:p>
+            <w:pPr>
+              <w:spacing w:before="60" w:after="60" w:line="252" w:lineRule="auto"/>
+              <w:jc w:val="left"/>
+            </w:pPr>
+            <w:r/>
+            <w:r>
+              <w:rPr>
+                <w:b/>
+              </w:rPr>
+              <w:t>737.25</w:t>
+            </w:r>
+          </w:p>
+        </w:tc>
+        <w:tc>
+          <w:tcPr>
+            <w:tcW w:type="dxa" w:w="3456"/>
+            <w:shd w:fill="FFFFFF"/>
+            <w:tcMar>
+              <w:top w:w="100" w:type="dxa"/>
+              <w:bottom w:w="100" w:type="dxa"/>
+              <w:left w:w="120" w:type="dxa"/>
+              <w:right w:w="120" w:type="dxa"/>
+            </w:tcMar>
+            <w:tcBorders>
+              <w:top w:val="single" w:sz="4" w:space="0" w:color="CCCCCC"/>
+              <w:bottom w:val="single" w:sz="4" w:space="0" w:color="CCCCCC"/>
+              <w:left w:val="single" w:sz="4" w:space="0" w:color="CCCCCC"/>
+              <w:right w:val="single" w:sz="4" w:space="0" w:color="CCCCCC"/>
+            </w:tcBorders>
+          </w:tcPr>
+          <w:p>
+            <w:pPr>
+              <w:spacing w:before="60" w:after="60" w:line="252" w:lineRule="auto"/>
+              <w:jc w:val="left"/>
+            </w:pPr>
+            <w:r/>
+            <w:r>
+              <w:rPr>
+                <w:b/>
+              </w:rPr>
+              <w:t>-0.25</w:t>
+            </w:r>
+          </w:p>
+        </w:tc>
+        <w:tc>
+          <w:tcPr>
+            <w:tcW w:type="dxa" w:w="1440"/>
+            <w:shd w:fill="FFFFFF"/>
+            <w:tcMar>
+              <w:top w:w="100" w:type="dxa"/>
+              <w:bottom w:w="100" w:type="dxa"/>
+              <w:left w:w="120" w:type="dxa"/>
+              <w:right w:w="120" w:type="dxa"/>
+            </w:tcMar>
+            <w:tcBorders>
+              <w:top w:val="single" w:sz="4" w:space="0" w:color="CCCCCC"/>
+              <w:bottom w:val="single" w:sz="4" w:space="0" w:color="CCCCCC"/>
+              <w:left w:val="single" w:sz="4" w:space="0" w:color="CCCCCC"/>
+              <w:right w:val="single" w:sz="4" w:space="0" w:color="CCCCCC"/>
+            </w:tcBorders>
+          </w:tcPr>
+          <w:p>
+            <w:pPr>
+              <w:spacing w:before="60" w:after="60" w:line="252" w:lineRule="auto"/>
+              <w:jc w:val="left"/>
+            </w:pPr>
+            <w:r/>
+            <w:r>
+              <w:t>BEAR</w:t>
+            </w:r>
+          </w:p>
+        </w:tc>
+      </w:tr>
+      <w:tr>
+        <w:tc>
+          <w:tcPr>
+            <w:tcW w:type="dxa" w:w="1584"/>
+            <w:shd w:fill="F8FAFC"/>
+            <w:tcMar>
+              <w:top w:w="100" w:type="dxa"/>
+              <w:bottom w:w="100" w:type="dxa"/>
+              <w:left w:w="120" w:type="dxa"/>
+              <w:right w:w="120" w:type="dxa"/>
+            </w:tcMar>
+            <w:tcBorders>
+              <w:top w:val="single" w:sz="4" w:space="0" w:color="CCCCCC"/>
+              <w:bottom w:val="single" w:sz="4" w:space="0" w:color="CCCCCC"/>
+              <w:left w:val="single" w:sz="4" w:space="0" w:color="CCCCCC"/>
+              <w:right w:val="single" w:sz="4" w:space="0" w:color="CCCCCC"/>
+            </w:tcBorders>
+          </w:tcPr>
+          <w:p>
+            <w:pPr>
+              <w:spacing w:before="60" w:after="60" w:line="252" w:lineRule="auto"/>
+              <w:jc w:val="left"/>
+            </w:pPr>
+            <w:r/>
+            <w:r>
+              <w:rPr>
+                <w:b/>
+              </w:rPr>
+              <w:t>Fri 18/09</w:t>
+            </w:r>
+          </w:p>
+        </w:tc>
+        <w:tc>
+          <w:tcPr>
+            <w:tcW w:type="dxa" w:w="864"/>
+            <w:shd w:fill="F8FAFC"/>
+            <w:tcMar>
+              <w:top w:w="100" w:type="dxa"/>
+              <w:bottom w:w="100" w:type="dxa"/>
+              <w:left w:w="120" w:type="dxa"/>
+              <w:right w:w="120" w:type="dxa"/>
+            </w:tcMar>
+            <w:tcBorders>
+              <w:top w:val="single" w:sz="4" w:space="0" w:color="CCCCCC"/>
+              <w:bottom w:val="single" w:sz="4" w:space="0" w:color="CCCCCC"/>
+              <w:left w:val="single" w:sz="4" w:space="0" w:color="CCCCCC"/>
+              <w:right w:val="single" w:sz="4" w:space="0" w:color="CCCCCC"/>
+            </w:tcBorders>
+          </w:tcPr>
+          <w:p>
+            <w:pPr>
+              <w:spacing w:before="60" w:after="60" w:line="252" w:lineRule="auto"/>
+              <w:jc w:val="left"/>
+            </w:pPr>
+            <w:r/>
+            <w:r>
+              <w:t>NY Open 21-23</w:t>
+            </w:r>
+          </w:p>
+        </w:tc>
+        <w:tc>
+          <w:tcPr>
+            <w:tcW w:type="dxa" w:w="1440"/>
+            <w:shd w:fill="F8FAFC"/>
+            <w:tcMar>
+              <w:top w:w="100" w:type="dxa"/>
+              <w:bottom w:w="100" w:type="dxa"/>
+              <w:left w:w="120" w:type="dxa"/>
+              <w:right w:w="120" w:type="dxa"/>
+            </w:tcMar>
+            <w:tcBorders>
+              <w:top w:val="single" w:sz="4" w:space="0" w:color="CCCCCC"/>
+              <w:bottom w:val="single" w:sz="4" w:space="0" w:color="CCCCCC"/>
+              <w:left w:val="single" w:sz="4" w:space="0" w:color="CCCCCC"/>
+              <w:right w:val="single" w:sz="4" w:space="0" w:color="CCCCCC"/>
+            </w:tcBorders>
+          </w:tcPr>
+          <w:p>
+            <w:pPr>
+              <w:spacing w:before="60" w:after="60" w:line="252" w:lineRule="auto"/>
+              <w:jc w:val="left"/>
+            </w:pPr>
+            <w:r/>
+            <w:r>
+              <w:t>737.25</w:t>
+            </w:r>
+          </w:p>
+        </w:tc>
+        <w:tc>
+          <w:tcPr>
+            <w:tcW w:type="dxa" w:w="2016"/>
+            <w:shd w:fill="F8FAFC"/>
+            <w:tcMar>
+              <w:top w:w="100" w:type="dxa"/>
+              <w:bottom w:w="100" w:type="dxa"/>
+              <w:left w:w="120" w:type="dxa"/>
+              <w:right w:w="120" w:type="dxa"/>
+            </w:tcMar>
+            <w:tcBorders>
+              <w:top w:val="single" w:sz="4" w:space="0" w:color="CCCCCC"/>
+              <w:bottom w:val="single" w:sz="4" w:space="0" w:color="CCCCCC"/>
+              <w:left w:val="single" w:sz="4" w:space="0" w:color="CCCCCC"/>
+              <w:right w:val="single" w:sz="4" w:space="0" w:color="CCCCCC"/>
+            </w:tcBorders>
+          </w:tcPr>
+          <w:p>
+            <w:pPr>
+              <w:spacing w:before="60" w:after="60" w:line="252" w:lineRule="auto"/>
+              <w:jc w:val="left"/>
+            </w:pPr>
+            <w:r/>
+            <w:r>
+              <w:t>745.75</w:t>
+            </w:r>
+          </w:p>
+        </w:tc>
+        <w:tc>
+          <w:tcPr>
+            <w:tcW w:type="dxa" w:w="1152"/>
+            <w:shd w:fill="F8FAFC"/>
+            <w:tcMar>
+              <w:top w:w="100" w:type="dxa"/>
+              <w:bottom w:w="100" w:type="dxa"/>
+              <w:left w:w="120" w:type="dxa"/>
+              <w:right w:w="120" w:type="dxa"/>
+            </w:tcMar>
+            <w:tcBorders>
+              <w:top w:val="single" w:sz="4" w:space="0" w:color="CCCCCC"/>
+              <w:bottom w:val="single" w:sz="4" w:space="0" w:color="CCCCCC"/>
+              <w:left w:val="single" w:sz="4" w:space="0" w:color="CCCCCC"/>
+              <w:right w:val="single" w:sz="4" w:space="0" w:color="CCCCCC"/>
+            </w:tcBorders>
+          </w:tcPr>
+          <w:p>
+            <w:pPr>
+              <w:spacing w:before="60" w:after="60" w:line="252" w:lineRule="auto"/>
+              <w:jc w:val="left"/>
+            </w:pPr>
+            <w:r/>
+            <w:r>
+              <w:t>723.25</w:t>
+            </w:r>
+          </w:p>
+        </w:tc>
+        <w:tc>
+          <w:tcPr>
+            <w:tcW w:type="dxa" w:w="1728"/>
+            <w:shd w:fill="F8FAFC"/>
+            <w:tcMar>
+              <w:top w:w="100" w:type="dxa"/>
+              <w:bottom w:w="100" w:type="dxa"/>
+              <w:left w:w="120" w:type="dxa"/>
+              <w:right w:w="120" w:type="dxa"/>
+            </w:tcMar>
+            <w:tcBorders>
+              <w:top w:val="single" w:sz="4" w:space="0" w:color="CCCCCC"/>
+              <w:bottom w:val="single" w:sz="4" w:space="0" w:color="CCCCCC"/>
+              <w:left w:val="single" w:sz="4" w:space="0" w:color="CCCCCC"/>
+              <w:right w:val="single" w:sz="4" w:space="0" w:color="CCCCCC"/>
+            </w:tcBorders>
+          </w:tcPr>
+          <w:p>
+            <w:pPr>
+              <w:spacing w:before="60" w:after="60" w:line="252" w:lineRule="auto"/>
+              <w:jc w:val="left"/>
+            </w:pPr>
+            <w:r/>
+            <w:r>
+              <w:rPr>
+                <w:b/>
+              </w:rPr>
+              <w:t>739.00</w:t>
             </w:r>
           </w:p>
         </w:tc>
@@ -27807,7 +31097,7 @@
               <w:rPr>
                 <w:b/>
               </w:rPr>
-              <w:t>Wed 16/09</w:t>
+              <w:t>Fri 18/09</w:t>
             </w:r>
           </w:p>
         </w:tc>
@@ -27835,7 +31125,7 @@
             </w:pPr>
             <w:r/>
             <w:r>
-              <w:t>Pre-NY 19-21</w:t>
+              <w:t>NY Close 23-01</w:t>
             </w:r>
           </w:p>
         </w:tc>
@@ -27863,7 +31153,7 @@
             </w:pPr>
             <w:r/>
             <w:r>
-              <w:t>732.50</w:t>
+              <w:t>739.00</w:t>
             </w:r>
           </w:p>
         </w:tc>
@@ -27891,7 +31181,7 @@
             </w:pPr>
             <w:r/>
             <w:r>
-              <w:t>741.75</w:t>
+              <w:t>745.25</w:t>
             </w:r>
           </w:p>
         </w:tc>
@@ -27919,7 +31209,7 @@
             </w:pPr>
             <w:r/>
             <w:r>
-              <w:t>721.75</w:t>
+              <w:t>732.50</w:t>
             </w:r>
           </w:p>
         </w:tc>
@@ -27927,3061 +31217,6 @@
           <w:tcPr>
             <w:tcW w:type="dxa" w:w="1728"/>
             <w:shd w:fill="FFFFFF"/>
-            <w:tcMar>
-              <w:top w:w="100" w:type="dxa"/>
-              <w:bottom w:w="100" w:type="dxa"/>
-              <w:left w:w="120" w:type="dxa"/>
-              <w:right w:w="120" w:type="dxa"/>
-            </w:tcMar>
-            <w:tcBorders>
-              <w:top w:val="single" w:sz="4" w:space="0" w:color="CCCCCC"/>
-              <w:bottom w:val="single" w:sz="4" w:space="0" w:color="CCCCCC"/>
-              <w:left w:val="single" w:sz="4" w:space="0" w:color="CCCCCC"/>
-              <w:right w:val="single" w:sz="4" w:space="0" w:color="CCCCCC"/>
-            </w:tcBorders>
-          </w:tcPr>
-          <w:p>
-            <w:pPr>
-              <w:spacing w:before="60" w:after="60" w:line="252" w:lineRule="auto"/>
-              <w:jc w:val="left"/>
-            </w:pPr>
-            <w:r/>
-            <w:r>
-              <w:rPr>
-                <w:b/>
-              </w:rPr>
-              <w:t>733.00</w:t>
-            </w:r>
-          </w:p>
-        </w:tc>
-        <w:tc>
-          <w:tcPr>
-            <w:tcW w:type="dxa" w:w="3456"/>
-            <w:shd w:fill="FFFFFF"/>
-            <w:tcMar>
-              <w:top w:w="100" w:type="dxa"/>
-              <w:bottom w:w="100" w:type="dxa"/>
-              <w:left w:w="120" w:type="dxa"/>
-              <w:right w:w="120" w:type="dxa"/>
-            </w:tcMar>
-            <w:tcBorders>
-              <w:top w:val="single" w:sz="4" w:space="0" w:color="CCCCCC"/>
-              <w:bottom w:val="single" w:sz="4" w:space="0" w:color="CCCCCC"/>
-              <w:left w:val="single" w:sz="4" w:space="0" w:color="CCCCCC"/>
-              <w:right w:val="single" w:sz="4" w:space="0" w:color="CCCCCC"/>
-            </w:tcBorders>
-          </w:tcPr>
-          <w:p>
-            <w:pPr>
-              <w:spacing w:before="60" w:after="60" w:line="252" w:lineRule="auto"/>
-              <w:jc w:val="left"/>
-            </w:pPr>
-            <w:r/>
-            <w:r>
-              <w:rPr>
-                <w:b/>
-              </w:rPr>
-              <w:t>+0.50</w:t>
-            </w:r>
-          </w:p>
-        </w:tc>
-        <w:tc>
-          <w:tcPr>
-            <w:tcW w:type="dxa" w:w="1440"/>
-            <w:shd w:fill="FFFFFF"/>
-            <w:tcMar>
-              <w:top w:w="100" w:type="dxa"/>
-              <w:bottom w:w="100" w:type="dxa"/>
-              <w:left w:w="120" w:type="dxa"/>
-              <w:right w:w="120" w:type="dxa"/>
-            </w:tcMar>
-            <w:tcBorders>
-              <w:top w:val="single" w:sz="4" w:space="0" w:color="CCCCCC"/>
-              <w:bottom w:val="single" w:sz="4" w:space="0" w:color="CCCCCC"/>
-              <w:left w:val="single" w:sz="4" w:space="0" w:color="CCCCCC"/>
-              <w:right w:val="single" w:sz="4" w:space="0" w:color="CCCCCC"/>
-            </w:tcBorders>
-          </w:tcPr>
-          <w:p>
-            <w:pPr>
-              <w:spacing w:before="60" w:after="60" w:line="252" w:lineRule="auto"/>
-              <w:jc w:val="left"/>
-            </w:pPr>
-            <w:r/>
-            <w:r>
-              <w:t>BULL</w:t>
-            </w:r>
-          </w:p>
-        </w:tc>
-      </w:tr>
-      <w:tr>
-        <w:tc>
-          <w:tcPr>
-            <w:tcW w:type="dxa" w:w="1584"/>
-            <w:shd w:fill="F8FAFC"/>
-            <w:tcMar>
-              <w:top w:w="100" w:type="dxa"/>
-              <w:bottom w:w="100" w:type="dxa"/>
-              <w:left w:w="120" w:type="dxa"/>
-              <w:right w:w="120" w:type="dxa"/>
-            </w:tcMar>
-            <w:tcBorders>
-              <w:top w:val="single" w:sz="4" w:space="0" w:color="CCCCCC"/>
-              <w:bottom w:val="single" w:sz="4" w:space="0" w:color="CCCCCC"/>
-              <w:left w:val="single" w:sz="4" w:space="0" w:color="CCCCCC"/>
-              <w:right w:val="single" w:sz="4" w:space="0" w:color="CCCCCC"/>
-            </w:tcBorders>
-          </w:tcPr>
-          <w:p>
-            <w:pPr>
-              <w:spacing w:before="60" w:after="60" w:line="252" w:lineRule="auto"/>
-              <w:jc w:val="left"/>
-            </w:pPr>
-            <w:r/>
-            <w:r>
-              <w:rPr>
-                <w:b/>
-              </w:rPr>
-              <w:t>Wed 16/09</w:t>
-            </w:r>
-          </w:p>
-        </w:tc>
-        <w:tc>
-          <w:tcPr>
-            <w:tcW w:type="dxa" w:w="864"/>
-            <w:shd w:fill="F8FAFC"/>
-            <w:tcMar>
-              <w:top w:w="100" w:type="dxa"/>
-              <w:bottom w:w="100" w:type="dxa"/>
-              <w:left w:w="120" w:type="dxa"/>
-              <w:right w:w="120" w:type="dxa"/>
-            </w:tcMar>
-            <w:tcBorders>
-              <w:top w:val="single" w:sz="4" w:space="0" w:color="CCCCCC"/>
-              <w:bottom w:val="single" w:sz="4" w:space="0" w:color="CCCCCC"/>
-              <w:left w:val="single" w:sz="4" w:space="0" w:color="CCCCCC"/>
-              <w:right w:val="single" w:sz="4" w:space="0" w:color="CCCCCC"/>
-            </w:tcBorders>
-          </w:tcPr>
-          <w:p>
-            <w:pPr>
-              <w:spacing w:before="60" w:after="60" w:line="252" w:lineRule="auto"/>
-              <w:jc w:val="left"/>
-            </w:pPr>
-            <w:r/>
-            <w:r>
-              <w:t>NY Open 21-23</w:t>
-            </w:r>
-          </w:p>
-        </w:tc>
-        <w:tc>
-          <w:tcPr>
-            <w:tcW w:type="dxa" w:w="1440"/>
-            <w:shd w:fill="F8FAFC"/>
-            <w:tcMar>
-              <w:top w:w="100" w:type="dxa"/>
-              <w:bottom w:w="100" w:type="dxa"/>
-              <w:left w:w="120" w:type="dxa"/>
-              <w:right w:w="120" w:type="dxa"/>
-            </w:tcMar>
-            <w:tcBorders>
-              <w:top w:val="single" w:sz="4" w:space="0" w:color="CCCCCC"/>
-              <w:bottom w:val="single" w:sz="4" w:space="0" w:color="CCCCCC"/>
-              <w:left w:val="single" w:sz="4" w:space="0" w:color="CCCCCC"/>
-              <w:right w:val="single" w:sz="4" w:space="0" w:color="CCCCCC"/>
-            </w:tcBorders>
-          </w:tcPr>
-          <w:p>
-            <w:pPr>
-              <w:spacing w:before="60" w:after="60" w:line="252" w:lineRule="auto"/>
-              <w:jc w:val="left"/>
-            </w:pPr>
-            <w:r/>
-            <w:r>
-              <w:t>733.00</w:t>
-            </w:r>
-          </w:p>
-        </w:tc>
-        <w:tc>
-          <w:tcPr>
-            <w:tcW w:type="dxa" w:w="2016"/>
-            <w:shd w:fill="F8FAFC"/>
-            <w:tcMar>
-              <w:top w:w="100" w:type="dxa"/>
-              <w:bottom w:w="100" w:type="dxa"/>
-              <w:left w:w="120" w:type="dxa"/>
-              <w:right w:w="120" w:type="dxa"/>
-            </w:tcMar>
-            <w:tcBorders>
-              <w:top w:val="single" w:sz="4" w:space="0" w:color="CCCCCC"/>
-              <w:bottom w:val="single" w:sz="4" w:space="0" w:color="CCCCCC"/>
-              <w:left w:val="single" w:sz="4" w:space="0" w:color="CCCCCC"/>
-              <w:right w:val="single" w:sz="4" w:space="0" w:color="CCCCCC"/>
-            </w:tcBorders>
-          </w:tcPr>
-          <w:p>
-            <w:pPr>
-              <w:spacing w:before="60" w:after="60" w:line="252" w:lineRule="auto"/>
-              <w:jc w:val="left"/>
-            </w:pPr>
-            <w:r/>
-            <w:r>
-              <w:t>745.25</w:t>
-            </w:r>
-          </w:p>
-        </w:tc>
-        <w:tc>
-          <w:tcPr>
-            <w:tcW w:type="dxa" w:w="1152"/>
-            <w:shd w:fill="F8FAFC"/>
-            <w:tcMar>
-              <w:top w:w="100" w:type="dxa"/>
-              <w:bottom w:w="100" w:type="dxa"/>
-              <w:left w:w="120" w:type="dxa"/>
-              <w:right w:w="120" w:type="dxa"/>
-            </w:tcMar>
-            <w:tcBorders>
-              <w:top w:val="single" w:sz="4" w:space="0" w:color="CCCCCC"/>
-              <w:bottom w:val="single" w:sz="4" w:space="0" w:color="CCCCCC"/>
-              <w:left w:val="single" w:sz="4" w:space="0" w:color="CCCCCC"/>
-              <w:right w:val="single" w:sz="4" w:space="0" w:color="CCCCCC"/>
-            </w:tcBorders>
-          </w:tcPr>
-          <w:p>
-            <w:pPr>
-              <w:spacing w:before="60" w:after="60" w:line="252" w:lineRule="auto"/>
-              <w:jc w:val="left"/>
-            </w:pPr>
-            <w:r/>
-            <w:r>
-              <w:t>718.75</w:t>
-            </w:r>
-          </w:p>
-        </w:tc>
-        <w:tc>
-          <w:tcPr>
-            <w:tcW w:type="dxa" w:w="1728"/>
-            <w:shd w:fill="F8FAFC"/>
-            <w:tcMar>
-              <w:top w:w="100" w:type="dxa"/>
-              <w:bottom w:w="100" w:type="dxa"/>
-              <w:left w:w="120" w:type="dxa"/>
-              <w:right w:w="120" w:type="dxa"/>
-            </w:tcMar>
-            <w:tcBorders>
-              <w:top w:val="single" w:sz="4" w:space="0" w:color="CCCCCC"/>
-              <w:bottom w:val="single" w:sz="4" w:space="0" w:color="CCCCCC"/>
-              <w:left w:val="single" w:sz="4" w:space="0" w:color="CCCCCC"/>
-              <w:right w:val="single" w:sz="4" w:space="0" w:color="CCCCCC"/>
-            </w:tcBorders>
-          </w:tcPr>
-          <w:p>
-            <w:pPr>
-              <w:spacing w:before="60" w:after="60" w:line="252" w:lineRule="auto"/>
-              <w:jc w:val="left"/>
-            </w:pPr>
-            <w:r/>
-            <w:r>
-              <w:rPr>
-                <w:b/>
-              </w:rPr>
-              <w:t>731.50</w:t>
-            </w:r>
-          </w:p>
-        </w:tc>
-        <w:tc>
-          <w:tcPr>
-            <w:tcW w:type="dxa" w:w="3456"/>
-            <w:shd w:fill="F8FAFC"/>
-            <w:tcMar>
-              <w:top w:w="100" w:type="dxa"/>
-              <w:bottom w:w="100" w:type="dxa"/>
-              <w:left w:w="120" w:type="dxa"/>
-              <w:right w:w="120" w:type="dxa"/>
-            </w:tcMar>
-            <w:tcBorders>
-              <w:top w:val="single" w:sz="4" w:space="0" w:color="CCCCCC"/>
-              <w:bottom w:val="single" w:sz="4" w:space="0" w:color="CCCCCC"/>
-              <w:left w:val="single" w:sz="4" w:space="0" w:color="CCCCCC"/>
-              <w:right w:val="single" w:sz="4" w:space="0" w:color="CCCCCC"/>
-            </w:tcBorders>
-          </w:tcPr>
-          <w:p>
-            <w:pPr>
-              <w:spacing w:before="60" w:after="60" w:line="252" w:lineRule="auto"/>
-              <w:jc w:val="left"/>
-            </w:pPr>
-            <w:r/>
-            <w:r>
-              <w:rPr>
-                <w:b/>
-              </w:rPr>
-              <w:t>-1.50</w:t>
-            </w:r>
-          </w:p>
-        </w:tc>
-        <w:tc>
-          <w:tcPr>
-            <w:tcW w:type="dxa" w:w="1440"/>
-            <w:shd w:fill="F8FAFC"/>
-            <w:tcMar>
-              <w:top w:w="100" w:type="dxa"/>
-              <w:bottom w:w="100" w:type="dxa"/>
-              <w:left w:w="120" w:type="dxa"/>
-              <w:right w:w="120" w:type="dxa"/>
-            </w:tcMar>
-            <w:tcBorders>
-              <w:top w:val="single" w:sz="4" w:space="0" w:color="CCCCCC"/>
-              <w:bottom w:val="single" w:sz="4" w:space="0" w:color="CCCCCC"/>
-              <w:left w:val="single" w:sz="4" w:space="0" w:color="CCCCCC"/>
-              <w:right w:val="single" w:sz="4" w:space="0" w:color="CCCCCC"/>
-            </w:tcBorders>
-          </w:tcPr>
-          <w:p>
-            <w:pPr>
-              <w:spacing w:before="60" w:after="60" w:line="252" w:lineRule="auto"/>
-              <w:jc w:val="left"/>
-            </w:pPr>
-            <w:r/>
-            <w:r>
-              <w:t>BEAR</w:t>
-            </w:r>
-          </w:p>
-        </w:tc>
-      </w:tr>
-      <w:tr>
-        <w:tc>
-          <w:tcPr>
-            <w:tcW w:type="dxa" w:w="1584"/>
-            <w:shd w:fill="FFFFFF"/>
-            <w:tcMar>
-              <w:top w:w="100" w:type="dxa"/>
-              <w:bottom w:w="100" w:type="dxa"/>
-              <w:left w:w="120" w:type="dxa"/>
-              <w:right w:w="120" w:type="dxa"/>
-            </w:tcMar>
-            <w:tcBorders>
-              <w:top w:val="single" w:sz="4" w:space="0" w:color="CCCCCC"/>
-              <w:bottom w:val="single" w:sz="4" w:space="0" w:color="CCCCCC"/>
-              <w:left w:val="single" w:sz="4" w:space="0" w:color="CCCCCC"/>
-              <w:right w:val="single" w:sz="4" w:space="0" w:color="CCCCCC"/>
-            </w:tcBorders>
-          </w:tcPr>
-          <w:p>
-            <w:pPr>
-              <w:spacing w:before="60" w:after="60" w:line="252" w:lineRule="auto"/>
-              <w:jc w:val="left"/>
-            </w:pPr>
-            <w:r/>
-            <w:r>
-              <w:rPr>
-                <w:b/>
-              </w:rPr>
-              <w:t>Wed 16/09</w:t>
-            </w:r>
-          </w:p>
-        </w:tc>
-        <w:tc>
-          <w:tcPr>
-            <w:tcW w:type="dxa" w:w="864"/>
-            <w:shd w:fill="FFFFFF"/>
-            <w:tcMar>
-              <w:top w:w="100" w:type="dxa"/>
-              <w:bottom w:w="100" w:type="dxa"/>
-              <w:left w:w="120" w:type="dxa"/>
-              <w:right w:w="120" w:type="dxa"/>
-            </w:tcMar>
-            <w:tcBorders>
-              <w:top w:val="single" w:sz="4" w:space="0" w:color="CCCCCC"/>
-              <w:bottom w:val="single" w:sz="4" w:space="0" w:color="CCCCCC"/>
-              <w:left w:val="single" w:sz="4" w:space="0" w:color="CCCCCC"/>
-              <w:right w:val="single" w:sz="4" w:space="0" w:color="CCCCCC"/>
-            </w:tcBorders>
-          </w:tcPr>
-          <w:p>
-            <w:pPr>
-              <w:spacing w:before="60" w:after="60" w:line="252" w:lineRule="auto"/>
-              <w:jc w:val="left"/>
-            </w:pPr>
-            <w:r/>
-            <w:r>
-              <w:t>NY Close 23-01</w:t>
-            </w:r>
-          </w:p>
-        </w:tc>
-        <w:tc>
-          <w:tcPr>
-            <w:tcW w:type="dxa" w:w="1440"/>
-            <w:shd w:fill="FFFFFF"/>
-            <w:tcMar>
-              <w:top w:w="100" w:type="dxa"/>
-              <w:bottom w:w="100" w:type="dxa"/>
-              <w:left w:w="120" w:type="dxa"/>
-              <w:right w:w="120" w:type="dxa"/>
-            </w:tcMar>
-            <w:tcBorders>
-              <w:top w:val="single" w:sz="4" w:space="0" w:color="CCCCCC"/>
-              <w:bottom w:val="single" w:sz="4" w:space="0" w:color="CCCCCC"/>
-              <w:left w:val="single" w:sz="4" w:space="0" w:color="CCCCCC"/>
-              <w:right w:val="single" w:sz="4" w:space="0" w:color="CCCCCC"/>
-            </w:tcBorders>
-          </w:tcPr>
-          <w:p>
-            <w:pPr>
-              <w:spacing w:before="60" w:after="60" w:line="252" w:lineRule="auto"/>
-              <w:jc w:val="left"/>
-            </w:pPr>
-            <w:r/>
-            <w:r>
-              <w:t>731.50</w:t>
-            </w:r>
-          </w:p>
-        </w:tc>
-        <w:tc>
-          <w:tcPr>
-            <w:tcW w:type="dxa" w:w="2016"/>
-            <w:shd w:fill="FFFFFF"/>
-            <w:tcMar>
-              <w:top w:w="100" w:type="dxa"/>
-              <w:bottom w:w="100" w:type="dxa"/>
-              <w:left w:w="120" w:type="dxa"/>
-              <w:right w:w="120" w:type="dxa"/>
-            </w:tcMar>
-            <w:tcBorders>
-              <w:top w:val="single" w:sz="4" w:space="0" w:color="CCCCCC"/>
-              <w:bottom w:val="single" w:sz="4" w:space="0" w:color="CCCCCC"/>
-              <w:left w:val="single" w:sz="4" w:space="0" w:color="CCCCCC"/>
-              <w:right w:val="single" w:sz="4" w:space="0" w:color="CCCCCC"/>
-            </w:tcBorders>
-          </w:tcPr>
-          <w:p>
-            <w:pPr>
-              <w:spacing w:before="60" w:after="60" w:line="252" w:lineRule="auto"/>
-              <w:jc w:val="left"/>
-            </w:pPr>
-            <w:r/>
-            <w:r>
-              <w:t>738.50</w:t>
-            </w:r>
-          </w:p>
-        </w:tc>
-        <w:tc>
-          <w:tcPr>
-            <w:tcW w:type="dxa" w:w="1152"/>
-            <w:shd w:fill="FFFFFF"/>
-            <w:tcMar>
-              <w:top w:w="100" w:type="dxa"/>
-              <w:bottom w:w="100" w:type="dxa"/>
-              <w:left w:w="120" w:type="dxa"/>
-              <w:right w:w="120" w:type="dxa"/>
-            </w:tcMar>
-            <w:tcBorders>
-              <w:top w:val="single" w:sz="4" w:space="0" w:color="CCCCCC"/>
-              <w:bottom w:val="single" w:sz="4" w:space="0" w:color="CCCCCC"/>
-              <w:left w:val="single" w:sz="4" w:space="0" w:color="CCCCCC"/>
-              <w:right w:val="single" w:sz="4" w:space="0" w:color="CCCCCC"/>
-            </w:tcBorders>
-          </w:tcPr>
-          <w:p>
-            <w:pPr>
-              <w:spacing w:before="60" w:after="60" w:line="252" w:lineRule="auto"/>
-              <w:jc w:val="left"/>
-            </w:pPr>
-            <w:r/>
-            <w:r>
-              <w:t>722.00</w:t>
-            </w:r>
-          </w:p>
-        </w:tc>
-        <w:tc>
-          <w:tcPr>
-            <w:tcW w:type="dxa" w:w="1728"/>
-            <w:shd w:fill="FFFFFF"/>
-            <w:tcMar>
-              <w:top w:w="100" w:type="dxa"/>
-              <w:bottom w:w="100" w:type="dxa"/>
-              <w:left w:w="120" w:type="dxa"/>
-              <w:right w:w="120" w:type="dxa"/>
-            </w:tcMar>
-            <w:tcBorders>
-              <w:top w:val="single" w:sz="4" w:space="0" w:color="CCCCCC"/>
-              <w:bottom w:val="single" w:sz="4" w:space="0" w:color="CCCCCC"/>
-              <w:left w:val="single" w:sz="4" w:space="0" w:color="CCCCCC"/>
-              <w:right w:val="single" w:sz="4" w:space="0" w:color="CCCCCC"/>
-            </w:tcBorders>
-          </w:tcPr>
-          <w:p>
-            <w:pPr>
-              <w:spacing w:before="60" w:after="60" w:line="252" w:lineRule="auto"/>
-              <w:jc w:val="left"/>
-            </w:pPr>
-            <w:r/>
-            <w:r>
-              <w:rPr>
-                <w:b/>
-              </w:rPr>
-              <w:t>732.00</w:t>
-            </w:r>
-          </w:p>
-        </w:tc>
-        <w:tc>
-          <w:tcPr>
-            <w:tcW w:type="dxa" w:w="3456"/>
-            <w:shd w:fill="FFFFFF"/>
-            <w:tcMar>
-              <w:top w:w="100" w:type="dxa"/>
-              <w:bottom w:w="100" w:type="dxa"/>
-              <w:left w:w="120" w:type="dxa"/>
-              <w:right w:w="120" w:type="dxa"/>
-            </w:tcMar>
-            <w:tcBorders>
-              <w:top w:val="single" w:sz="4" w:space="0" w:color="CCCCCC"/>
-              <w:bottom w:val="single" w:sz="4" w:space="0" w:color="CCCCCC"/>
-              <w:left w:val="single" w:sz="4" w:space="0" w:color="CCCCCC"/>
-              <w:right w:val="single" w:sz="4" w:space="0" w:color="CCCCCC"/>
-            </w:tcBorders>
-          </w:tcPr>
-          <w:p>
-            <w:pPr>
-              <w:spacing w:before="60" w:after="60" w:line="252" w:lineRule="auto"/>
-              <w:jc w:val="left"/>
-            </w:pPr>
-            <w:r/>
-            <w:r>
-              <w:rPr>
-                <w:b/>
-              </w:rPr>
-              <w:t>+0.50</w:t>
-            </w:r>
-          </w:p>
-        </w:tc>
-        <w:tc>
-          <w:tcPr>
-            <w:tcW w:type="dxa" w:w="1440"/>
-            <w:shd w:fill="FFFFFF"/>
-            <w:tcMar>
-              <w:top w:w="100" w:type="dxa"/>
-              <w:bottom w:w="100" w:type="dxa"/>
-              <w:left w:w="120" w:type="dxa"/>
-              <w:right w:w="120" w:type="dxa"/>
-            </w:tcMar>
-            <w:tcBorders>
-              <w:top w:val="single" w:sz="4" w:space="0" w:color="CCCCCC"/>
-              <w:bottom w:val="single" w:sz="4" w:space="0" w:color="CCCCCC"/>
-              <w:left w:val="single" w:sz="4" w:space="0" w:color="CCCCCC"/>
-              <w:right w:val="single" w:sz="4" w:space="0" w:color="CCCCCC"/>
-            </w:tcBorders>
-          </w:tcPr>
-          <w:p>
-            <w:pPr>
-              <w:spacing w:before="60" w:after="60" w:line="252" w:lineRule="auto"/>
-              <w:jc w:val="left"/>
-            </w:pPr>
-            <w:r/>
-            <w:r>
-              <w:t>BULL</w:t>
-            </w:r>
-          </w:p>
-        </w:tc>
-      </w:tr>
-      <w:tr>
-        <w:tc>
-          <w:tcPr>
-            <w:tcW w:type="dxa" w:w="1584"/>
-            <w:shd w:fill="F8FAFC"/>
-            <w:tcMar>
-              <w:top w:w="100" w:type="dxa"/>
-              <w:bottom w:w="100" w:type="dxa"/>
-              <w:left w:w="120" w:type="dxa"/>
-              <w:right w:w="120" w:type="dxa"/>
-            </w:tcMar>
-            <w:tcBorders>
-              <w:top w:val="single" w:sz="4" w:space="0" w:color="CCCCCC"/>
-              <w:bottom w:val="single" w:sz="4" w:space="0" w:color="CCCCCC"/>
-              <w:left w:val="single" w:sz="4" w:space="0" w:color="CCCCCC"/>
-              <w:right w:val="single" w:sz="4" w:space="0" w:color="CCCCCC"/>
-            </w:tcBorders>
-          </w:tcPr>
-          <w:p>
-            <w:pPr>
-              <w:spacing w:before="60" w:after="60" w:line="252" w:lineRule="auto"/>
-              <w:jc w:val="left"/>
-            </w:pPr>
-            <w:r/>
-            <w:r>
-              <w:rPr>
-                <w:b/>
-              </w:rPr>
-              <w:t>Thu 17/09</w:t>
-            </w:r>
-          </w:p>
-        </w:tc>
-        <w:tc>
-          <w:tcPr>
-            <w:tcW w:type="dxa" w:w="864"/>
-            <w:shd w:fill="F8FAFC"/>
-            <w:tcMar>
-              <w:top w:w="100" w:type="dxa"/>
-              <w:bottom w:w="100" w:type="dxa"/>
-              <w:left w:w="120" w:type="dxa"/>
-              <w:right w:w="120" w:type="dxa"/>
-            </w:tcMar>
-            <w:tcBorders>
-              <w:top w:val="single" w:sz="4" w:space="0" w:color="CCCCCC"/>
-              <w:bottom w:val="single" w:sz="4" w:space="0" w:color="CCCCCC"/>
-              <w:left w:val="single" w:sz="4" w:space="0" w:color="CCCCCC"/>
-              <w:right w:val="single" w:sz="4" w:space="0" w:color="CCCCCC"/>
-            </w:tcBorders>
-          </w:tcPr>
-          <w:p>
-            <w:pPr>
-              <w:spacing w:before="60" w:after="60" w:line="252" w:lineRule="auto"/>
-              <w:jc w:val="left"/>
-            </w:pPr>
-            <w:r/>
-            <w:r>
-              <w:t>Asia 07-11</w:t>
-            </w:r>
-          </w:p>
-        </w:tc>
-        <w:tc>
-          <w:tcPr>
-            <w:tcW w:type="dxa" w:w="1440"/>
-            <w:shd w:fill="F8FAFC"/>
-            <w:tcMar>
-              <w:top w:w="100" w:type="dxa"/>
-              <w:bottom w:w="100" w:type="dxa"/>
-              <w:left w:w="120" w:type="dxa"/>
-              <w:right w:w="120" w:type="dxa"/>
-            </w:tcMar>
-            <w:tcBorders>
-              <w:top w:val="single" w:sz="4" w:space="0" w:color="CCCCCC"/>
-              <w:bottom w:val="single" w:sz="4" w:space="0" w:color="CCCCCC"/>
-              <w:left w:val="single" w:sz="4" w:space="0" w:color="CCCCCC"/>
-              <w:right w:val="single" w:sz="4" w:space="0" w:color="CCCCCC"/>
-            </w:tcBorders>
-          </w:tcPr>
-          <w:p>
-            <w:pPr>
-              <w:spacing w:before="60" w:after="60" w:line="252" w:lineRule="auto"/>
-              <w:jc w:val="left"/>
-            </w:pPr>
-            <w:r/>
-            <w:r>
-              <w:t>732.00</w:t>
-            </w:r>
-          </w:p>
-        </w:tc>
-        <w:tc>
-          <w:tcPr>
-            <w:tcW w:type="dxa" w:w="2016"/>
-            <w:shd w:fill="F8FAFC"/>
-            <w:tcMar>
-              <w:top w:w="100" w:type="dxa"/>
-              <w:bottom w:w="100" w:type="dxa"/>
-              <w:left w:w="120" w:type="dxa"/>
-              <w:right w:w="120" w:type="dxa"/>
-            </w:tcMar>
-            <w:tcBorders>
-              <w:top w:val="single" w:sz="4" w:space="0" w:color="CCCCCC"/>
-              <w:bottom w:val="single" w:sz="4" w:space="0" w:color="CCCCCC"/>
-              <w:left w:val="single" w:sz="4" w:space="0" w:color="CCCCCC"/>
-              <w:right w:val="single" w:sz="4" w:space="0" w:color="CCCCCC"/>
-            </w:tcBorders>
-          </w:tcPr>
-          <w:p>
-            <w:pPr>
-              <w:spacing w:before="60" w:after="60" w:line="252" w:lineRule="auto"/>
-              <w:jc w:val="left"/>
-            </w:pPr>
-            <w:r/>
-            <w:r>
-              <w:t>742.50</w:t>
-            </w:r>
-          </w:p>
-        </w:tc>
-        <w:tc>
-          <w:tcPr>
-            <w:tcW w:type="dxa" w:w="1152"/>
-            <w:shd w:fill="F8FAFC"/>
-            <w:tcMar>
-              <w:top w:w="100" w:type="dxa"/>
-              <w:bottom w:w="100" w:type="dxa"/>
-              <w:left w:w="120" w:type="dxa"/>
-              <w:right w:w="120" w:type="dxa"/>
-            </w:tcMar>
-            <w:tcBorders>
-              <w:top w:val="single" w:sz="4" w:space="0" w:color="CCCCCC"/>
-              <w:bottom w:val="single" w:sz="4" w:space="0" w:color="CCCCCC"/>
-              <w:left w:val="single" w:sz="4" w:space="0" w:color="CCCCCC"/>
-              <w:right w:val="single" w:sz="4" w:space="0" w:color="CCCCCC"/>
-            </w:tcBorders>
-          </w:tcPr>
-          <w:p>
-            <w:pPr>
-              <w:spacing w:before="60" w:after="60" w:line="252" w:lineRule="auto"/>
-              <w:jc w:val="left"/>
-            </w:pPr>
-            <w:r/>
-            <w:r>
-              <w:t>724.75</w:t>
-            </w:r>
-          </w:p>
-        </w:tc>
-        <w:tc>
-          <w:tcPr>
-            <w:tcW w:type="dxa" w:w="1728"/>
-            <w:shd w:fill="F8FAFC"/>
-            <w:tcMar>
-              <w:top w:w="100" w:type="dxa"/>
-              <w:bottom w:w="100" w:type="dxa"/>
-              <w:left w:w="120" w:type="dxa"/>
-              <w:right w:w="120" w:type="dxa"/>
-            </w:tcMar>
-            <w:tcBorders>
-              <w:top w:val="single" w:sz="4" w:space="0" w:color="CCCCCC"/>
-              <w:bottom w:val="single" w:sz="4" w:space="0" w:color="CCCCCC"/>
-              <w:left w:val="single" w:sz="4" w:space="0" w:color="CCCCCC"/>
-              <w:right w:val="single" w:sz="4" w:space="0" w:color="CCCCCC"/>
-            </w:tcBorders>
-          </w:tcPr>
-          <w:p>
-            <w:pPr>
-              <w:spacing w:before="60" w:after="60" w:line="252" w:lineRule="auto"/>
-              <w:jc w:val="left"/>
-            </w:pPr>
-            <w:r/>
-            <w:r>
-              <w:rPr>
-                <w:b/>
-              </w:rPr>
-              <w:t>731.75</w:t>
-            </w:r>
-          </w:p>
-        </w:tc>
-        <w:tc>
-          <w:tcPr>
-            <w:tcW w:type="dxa" w:w="3456"/>
-            <w:shd w:fill="F8FAFC"/>
-            <w:tcMar>
-              <w:top w:w="100" w:type="dxa"/>
-              <w:bottom w:w="100" w:type="dxa"/>
-              <w:left w:w="120" w:type="dxa"/>
-              <w:right w:w="120" w:type="dxa"/>
-            </w:tcMar>
-            <w:tcBorders>
-              <w:top w:val="single" w:sz="4" w:space="0" w:color="CCCCCC"/>
-              <w:bottom w:val="single" w:sz="4" w:space="0" w:color="CCCCCC"/>
-              <w:left w:val="single" w:sz="4" w:space="0" w:color="CCCCCC"/>
-              <w:right w:val="single" w:sz="4" w:space="0" w:color="CCCCCC"/>
-            </w:tcBorders>
-          </w:tcPr>
-          <w:p>
-            <w:pPr>
-              <w:spacing w:before="60" w:after="60" w:line="252" w:lineRule="auto"/>
-              <w:jc w:val="left"/>
-            </w:pPr>
-            <w:r/>
-            <w:r>
-              <w:rPr>
-                <w:b/>
-              </w:rPr>
-              <w:t>-0.25</w:t>
-            </w:r>
-          </w:p>
-        </w:tc>
-        <w:tc>
-          <w:tcPr>
-            <w:tcW w:type="dxa" w:w="1440"/>
-            <w:shd w:fill="F8FAFC"/>
-            <w:tcMar>
-              <w:top w:w="100" w:type="dxa"/>
-              <w:bottom w:w="100" w:type="dxa"/>
-              <w:left w:w="120" w:type="dxa"/>
-              <w:right w:w="120" w:type="dxa"/>
-            </w:tcMar>
-            <w:tcBorders>
-              <w:top w:val="single" w:sz="4" w:space="0" w:color="CCCCCC"/>
-              <w:bottom w:val="single" w:sz="4" w:space="0" w:color="CCCCCC"/>
-              <w:left w:val="single" w:sz="4" w:space="0" w:color="CCCCCC"/>
-              <w:right w:val="single" w:sz="4" w:space="0" w:color="CCCCCC"/>
-            </w:tcBorders>
-          </w:tcPr>
-          <w:p>
-            <w:pPr>
-              <w:spacing w:before="60" w:after="60" w:line="252" w:lineRule="auto"/>
-              <w:jc w:val="left"/>
-            </w:pPr>
-            <w:r/>
-            <w:r>
-              <w:t>BEAR</w:t>
-            </w:r>
-          </w:p>
-        </w:tc>
-      </w:tr>
-      <w:tr>
-        <w:tc>
-          <w:tcPr>
-            <w:tcW w:type="dxa" w:w="1584"/>
-            <w:shd w:fill="FFFFFF"/>
-            <w:tcMar>
-              <w:top w:w="100" w:type="dxa"/>
-              <w:bottom w:w="100" w:type="dxa"/>
-              <w:left w:w="120" w:type="dxa"/>
-              <w:right w:w="120" w:type="dxa"/>
-            </w:tcMar>
-            <w:tcBorders>
-              <w:top w:val="single" w:sz="4" w:space="0" w:color="CCCCCC"/>
-              <w:bottom w:val="single" w:sz="4" w:space="0" w:color="CCCCCC"/>
-              <w:left w:val="single" w:sz="4" w:space="0" w:color="CCCCCC"/>
-              <w:right w:val="single" w:sz="4" w:space="0" w:color="CCCCCC"/>
-            </w:tcBorders>
-          </w:tcPr>
-          <w:p>
-            <w:pPr>
-              <w:spacing w:before="60" w:after="60" w:line="252" w:lineRule="auto"/>
-              <w:jc w:val="left"/>
-            </w:pPr>
-            <w:r/>
-            <w:r>
-              <w:rPr>
-                <w:b/>
-              </w:rPr>
-              <w:t>Thu 17/09</w:t>
-            </w:r>
-          </w:p>
-        </w:tc>
-        <w:tc>
-          <w:tcPr>
-            <w:tcW w:type="dxa" w:w="864"/>
-            <w:shd w:fill="FFFFFF"/>
-            <w:tcMar>
-              <w:top w:w="100" w:type="dxa"/>
-              <w:bottom w:w="100" w:type="dxa"/>
-              <w:left w:w="120" w:type="dxa"/>
-              <w:right w:w="120" w:type="dxa"/>
-            </w:tcMar>
-            <w:tcBorders>
-              <w:top w:val="single" w:sz="4" w:space="0" w:color="CCCCCC"/>
-              <w:bottom w:val="single" w:sz="4" w:space="0" w:color="CCCCCC"/>
-              <w:left w:val="single" w:sz="4" w:space="0" w:color="CCCCCC"/>
-              <w:right w:val="single" w:sz="4" w:space="0" w:color="CCCCCC"/>
-            </w:tcBorders>
-          </w:tcPr>
-          <w:p>
-            <w:pPr>
-              <w:spacing w:before="60" w:after="60" w:line="252" w:lineRule="auto"/>
-              <w:jc w:val="left"/>
-            </w:pPr>
-            <w:r/>
-            <w:r>
-              <w:t>Asia 11-15</w:t>
-            </w:r>
-          </w:p>
-        </w:tc>
-        <w:tc>
-          <w:tcPr>
-            <w:tcW w:type="dxa" w:w="1440"/>
-            <w:shd w:fill="FFFFFF"/>
-            <w:tcMar>
-              <w:top w:w="100" w:type="dxa"/>
-              <w:bottom w:w="100" w:type="dxa"/>
-              <w:left w:w="120" w:type="dxa"/>
-              <w:right w:w="120" w:type="dxa"/>
-            </w:tcMar>
-            <w:tcBorders>
-              <w:top w:val="single" w:sz="4" w:space="0" w:color="CCCCCC"/>
-              <w:bottom w:val="single" w:sz="4" w:space="0" w:color="CCCCCC"/>
-              <w:left w:val="single" w:sz="4" w:space="0" w:color="CCCCCC"/>
-              <w:right w:val="single" w:sz="4" w:space="0" w:color="CCCCCC"/>
-            </w:tcBorders>
-          </w:tcPr>
-          <w:p>
-            <w:pPr>
-              <w:spacing w:before="60" w:after="60" w:line="252" w:lineRule="auto"/>
-              <w:jc w:val="left"/>
-            </w:pPr>
-            <w:r/>
-            <w:r>
-              <w:t>731.75</w:t>
-            </w:r>
-          </w:p>
-        </w:tc>
-        <w:tc>
-          <w:tcPr>
-            <w:tcW w:type="dxa" w:w="2016"/>
-            <w:shd w:fill="FFFFFF"/>
-            <w:tcMar>
-              <w:top w:w="100" w:type="dxa"/>
-              <w:bottom w:w="100" w:type="dxa"/>
-              <w:left w:w="120" w:type="dxa"/>
-              <w:right w:w="120" w:type="dxa"/>
-            </w:tcMar>
-            <w:tcBorders>
-              <w:top w:val="single" w:sz="4" w:space="0" w:color="CCCCCC"/>
-              <w:bottom w:val="single" w:sz="4" w:space="0" w:color="CCCCCC"/>
-              <w:left w:val="single" w:sz="4" w:space="0" w:color="CCCCCC"/>
-              <w:right w:val="single" w:sz="4" w:space="0" w:color="CCCCCC"/>
-            </w:tcBorders>
-          </w:tcPr>
-          <w:p>
-            <w:pPr>
-              <w:spacing w:before="60" w:after="60" w:line="252" w:lineRule="auto"/>
-              <w:jc w:val="left"/>
-            </w:pPr>
-            <w:r/>
-            <w:r>
-              <w:t>741.50</w:t>
-            </w:r>
-          </w:p>
-        </w:tc>
-        <w:tc>
-          <w:tcPr>
-            <w:tcW w:type="dxa" w:w="1152"/>
-            <w:shd w:fill="FFFFFF"/>
-            <w:tcMar>
-              <w:top w:w="100" w:type="dxa"/>
-              <w:bottom w:w="100" w:type="dxa"/>
-              <w:left w:w="120" w:type="dxa"/>
-              <w:right w:w="120" w:type="dxa"/>
-            </w:tcMar>
-            <w:tcBorders>
-              <w:top w:val="single" w:sz="4" w:space="0" w:color="CCCCCC"/>
-              <w:bottom w:val="single" w:sz="4" w:space="0" w:color="CCCCCC"/>
-              <w:left w:val="single" w:sz="4" w:space="0" w:color="CCCCCC"/>
-              <w:right w:val="single" w:sz="4" w:space="0" w:color="CCCCCC"/>
-            </w:tcBorders>
-          </w:tcPr>
-          <w:p>
-            <w:pPr>
-              <w:spacing w:before="60" w:after="60" w:line="252" w:lineRule="auto"/>
-              <w:jc w:val="left"/>
-            </w:pPr>
-            <w:r/>
-            <w:r>
-              <w:t>722.00</w:t>
-            </w:r>
-          </w:p>
-        </w:tc>
-        <w:tc>
-          <w:tcPr>
-            <w:tcW w:type="dxa" w:w="1728"/>
-            <w:shd w:fill="FFFFFF"/>
-            <w:tcMar>
-              <w:top w:w="100" w:type="dxa"/>
-              <w:bottom w:w="100" w:type="dxa"/>
-              <w:left w:w="120" w:type="dxa"/>
-              <w:right w:w="120" w:type="dxa"/>
-            </w:tcMar>
-            <w:tcBorders>
-              <w:top w:val="single" w:sz="4" w:space="0" w:color="CCCCCC"/>
-              <w:bottom w:val="single" w:sz="4" w:space="0" w:color="CCCCCC"/>
-              <w:left w:val="single" w:sz="4" w:space="0" w:color="CCCCCC"/>
-              <w:right w:val="single" w:sz="4" w:space="0" w:color="CCCCCC"/>
-            </w:tcBorders>
-          </w:tcPr>
-          <w:p>
-            <w:pPr>
-              <w:spacing w:before="60" w:after="60" w:line="252" w:lineRule="auto"/>
-              <w:jc w:val="left"/>
-            </w:pPr>
-            <w:r/>
-            <w:r>
-              <w:rPr>
-                <w:b/>
-              </w:rPr>
-              <w:t>732.25</w:t>
-            </w:r>
-          </w:p>
-        </w:tc>
-        <w:tc>
-          <w:tcPr>
-            <w:tcW w:type="dxa" w:w="3456"/>
-            <w:shd w:fill="FFFFFF"/>
-            <w:tcMar>
-              <w:top w:w="100" w:type="dxa"/>
-              <w:bottom w:w="100" w:type="dxa"/>
-              <w:left w:w="120" w:type="dxa"/>
-              <w:right w:w="120" w:type="dxa"/>
-            </w:tcMar>
-            <w:tcBorders>
-              <w:top w:val="single" w:sz="4" w:space="0" w:color="CCCCCC"/>
-              <w:bottom w:val="single" w:sz="4" w:space="0" w:color="CCCCCC"/>
-              <w:left w:val="single" w:sz="4" w:space="0" w:color="CCCCCC"/>
-              <w:right w:val="single" w:sz="4" w:space="0" w:color="CCCCCC"/>
-            </w:tcBorders>
-          </w:tcPr>
-          <w:p>
-            <w:pPr>
-              <w:spacing w:before="60" w:after="60" w:line="252" w:lineRule="auto"/>
-              <w:jc w:val="left"/>
-            </w:pPr>
-            <w:r/>
-            <w:r>
-              <w:rPr>
-                <w:b/>
-              </w:rPr>
-              <w:t>+0.50</w:t>
-            </w:r>
-          </w:p>
-        </w:tc>
-        <w:tc>
-          <w:tcPr>
-            <w:tcW w:type="dxa" w:w="1440"/>
-            <w:shd w:fill="FFFFFF"/>
-            <w:tcMar>
-              <w:top w:w="100" w:type="dxa"/>
-              <w:bottom w:w="100" w:type="dxa"/>
-              <w:left w:w="120" w:type="dxa"/>
-              <w:right w:w="120" w:type="dxa"/>
-            </w:tcMar>
-            <w:tcBorders>
-              <w:top w:val="single" w:sz="4" w:space="0" w:color="CCCCCC"/>
-              <w:bottom w:val="single" w:sz="4" w:space="0" w:color="CCCCCC"/>
-              <w:left w:val="single" w:sz="4" w:space="0" w:color="CCCCCC"/>
-              <w:right w:val="single" w:sz="4" w:space="0" w:color="CCCCCC"/>
-            </w:tcBorders>
-          </w:tcPr>
-          <w:p>
-            <w:pPr>
-              <w:spacing w:before="60" w:after="60" w:line="252" w:lineRule="auto"/>
-              <w:jc w:val="left"/>
-            </w:pPr>
-            <w:r/>
-            <w:r>
-              <w:t>BULL</w:t>
-            </w:r>
-          </w:p>
-        </w:tc>
-      </w:tr>
-      <w:tr>
-        <w:tc>
-          <w:tcPr>
-            <w:tcW w:type="dxa" w:w="1584"/>
-            <w:shd w:fill="F8FAFC"/>
-            <w:tcMar>
-              <w:top w:w="100" w:type="dxa"/>
-              <w:bottom w:w="100" w:type="dxa"/>
-              <w:left w:w="120" w:type="dxa"/>
-              <w:right w:w="120" w:type="dxa"/>
-            </w:tcMar>
-            <w:tcBorders>
-              <w:top w:val="single" w:sz="4" w:space="0" w:color="CCCCCC"/>
-              <w:bottom w:val="single" w:sz="4" w:space="0" w:color="CCCCCC"/>
-              <w:left w:val="single" w:sz="4" w:space="0" w:color="CCCCCC"/>
-              <w:right w:val="single" w:sz="4" w:space="0" w:color="CCCCCC"/>
-            </w:tcBorders>
-          </w:tcPr>
-          <w:p>
-            <w:pPr>
-              <w:spacing w:before="60" w:after="60" w:line="252" w:lineRule="auto"/>
-              <w:jc w:val="left"/>
-            </w:pPr>
-            <w:r/>
-            <w:r>
-              <w:rPr>
-                <w:b/>
-              </w:rPr>
-              <w:t>Thu 17/09</w:t>
-            </w:r>
-          </w:p>
-        </w:tc>
-        <w:tc>
-          <w:tcPr>
-            <w:tcW w:type="dxa" w:w="864"/>
-            <w:shd w:fill="F8FAFC"/>
-            <w:tcMar>
-              <w:top w:w="100" w:type="dxa"/>
-              <w:bottom w:w="100" w:type="dxa"/>
-              <w:left w:w="120" w:type="dxa"/>
-              <w:right w:w="120" w:type="dxa"/>
-            </w:tcMar>
-            <w:tcBorders>
-              <w:top w:val="single" w:sz="4" w:space="0" w:color="CCCCCC"/>
-              <w:bottom w:val="single" w:sz="4" w:space="0" w:color="CCCCCC"/>
-              <w:left w:val="single" w:sz="4" w:space="0" w:color="CCCCCC"/>
-              <w:right w:val="single" w:sz="4" w:space="0" w:color="CCCCCC"/>
-            </w:tcBorders>
-          </w:tcPr>
-          <w:p>
-            <w:pPr>
-              <w:spacing w:before="60" w:after="60" w:line="252" w:lineRule="auto"/>
-              <w:jc w:val="left"/>
-            </w:pPr>
-            <w:r/>
-            <w:r>
-              <w:t>London 15-19</w:t>
-            </w:r>
-          </w:p>
-        </w:tc>
-        <w:tc>
-          <w:tcPr>
-            <w:tcW w:type="dxa" w:w="1440"/>
-            <w:shd w:fill="F8FAFC"/>
-            <w:tcMar>
-              <w:top w:w="100" w:type="dxa"/>
-              <w:bottom w:w="100" w:type="dxa"/>
-              <w:left w:w="120" w:type="dxa"/>
-              <w:right w:w="120" w:type="dxa"/>
-            </w:tcMar>
-            <w:tcBorders>
-              <w:top w:val="single" w:sz="4" w:space="0" w:color="CCCCCC"/>
-              <w:bottom w:val="single" w:sz="4" w:space="0" w:color="CCCCCC"/>
-              <w:left w:val="single" w:sz="4" w:space="0" w:color="CCCCCC"/>
-              <w:right w:val="single" w:sz="4" w:space="0" w:color="CCCCCC"/>
-            </w:tcBorders>
-          </w:tcPr>
-          <w:p>
-            <w:pPr>
-              <w:spacing w:before="60" w:after="60" w:line="252" w:lineRule="auto"/>
-              <w:jc w:val="left"/>
-            </w:pPr>
-            <w:r/>
-            <w:r>
-              <w:t>732.25</w:t>
-            </w:r>
-          </w:p>
-        </w:tc>
-        <w:tc>
-          <w:tcPr>
-            <w:tcW w:type="dxa" w:w="2016"/>
-            <w:shd w:fill="F8FAFC"/>
-            <w:tcMar>
-              <w:top w:w="100" w:type="dxa"/>
-              <w:bottom w:w="100" w:type="dxa"/>
-              <w:left w:w="120" w:type="dxa"/>
-              <w:right w:w="120" w:type="dxa"/>
-            </w:tcMar>
-            <w:tcBorders>
-              <w:top w:val="single" w:sz="4" w:space="0" w:color="CCCCCC"/>
-              <w:bottom w:val="single" w:sz="4" w:space="0" w:color="CCCCCC"/>
-              <w:left w:val="single" w:sz="4" w:space="0" w:color="CCCCCC"/>
-              <w:right w:val="single" w:sz="4" w:space="0" w:color="CCCCCC"/>
-            </w:tcBorders>
-          </w:tcPr>
-          <w:p>
-            <w:pPr>
-              <w:spacing w:before="60" w:after="60" w:line="252" w:lineRule="auto"/>
-              <w:jc w:val="left"/>
-            </w:pPr>
-            <w:r/>
-            <w:r>
-              <w:t>743.00</w:t>
-            </w:r>
-          </w:p>
-        </w:tc>
-        <w:tc>
-          <w:tcPr>
-            <w:tcW w:type="dxa" w:w="1152"/>
-            <w:shd w:fill="F8FAFC"/>
-            <w:tcMar>
-              <w:top w:w="100" w:type="dxa"/>
-              <w:bottom w:w="100" w:type="dxa"/>
-              <w:left w:w="120" w:type="dxa"/>
-              <w:right w:w="120" w:type="dxa"/>
-            </w:tcMar>
-            <w:tcBorders>
-              <w:top w:val="single" w:sz="4" w:space="0" w:color="CCCCCC"/>
-              <w:bottom w:val="single" w:sz="4" w:space="0" w:color="CCCCCC"/>
-              <w:left w:val="single" w:sz="4" w:space="0" w:color="CCCCCC"/>
-              <w:right w:val="single" w:sz="4" w:space="0" w:color="CCCCCC"/>
-            </w:tcBorders>
-          </w:tcPr>
-          <w:p>
-            <w:pPr>
-              <w:spacing w:before="60" w:after="60" w:line="252" w:lineRule="auto"/>
-              <w:jc w:val="left"/>
-            </w:pPr>
-            <w:r/>
-            <w:r>
-              <w:t>725.00</w:t>
-            </w:r>
-          </w:p>
-        </w:tc>
-        <w:tc>
-          <w:tcPr>
-            <w:tcW w:type="dxa" w:w="1728"/>
-            <w:shd w:fill="F8FAFC"/>
-            <w:tcMar>
-              <w:top w:w="100" w:type="dxa"/>
-              <w:bottom w:w="100" w:type="dxa"/>
-              <w:left w:w="120" w:type="dxa"/>
-              <w:right w:w="120" w:type="dxa"/>
-            </w:tcMar>
-            <w:tcBorders>
-              <w:top w:val="single" w:sz="4" w:space="0" w:color="CCCCCC"/>
-              <w:bottom w:val="single" w:sz="4" w:space="0" w:color="CCCCCC"/>
-              <w:left w:val="single" w:sz="4" w:space="0" w:color="CCCCCC"/>
-              <w:right w:val="single" w:sz="4" w:space="0" w:color="CCCCCC"/>
-            </w:tcBorders>
-          </w:tcPr>
-          <w:p>
-            <w:pPr>
-              <w:spacing w:before="60" w:after="60" w:line="252" w:lineRule="auto"/>
-              <w:jc w:val="left"/>
-            </w:pPr>
-            <w:r/>
-            <w:r>
-              <w:rPr>
-                <w:b/>
-              </w:rPr>
-              <w:t>733.00</w:t>
-            </w:r>
-          </w:p>
-        </w:tc>
-        <w:tc>
-          <w:tcPr>
-            <w:tcW w:type="dxa" w:w="3456"/>
-            <w:shd w:fill="F8FAFC"/>
-            <w:tcMar>
-              <w:top w:w="100" w:type="dxa"/>
-              <w:bottom w:w="100" w:type="dxa"/>
-              <w:left w:w="120" w:type="dxa"/>
-              <w:right w:w="120" w:type="dxa"/>
-            </w:tcMar>
-            <w:tcBorders>
-              <w:top w:val="single" w:sz="4" w:space="0" w:color="CCCCCC"/>
-              <w:bottom w:val="single" w:sz="4" w:space="0" w:color="CCCCCC"/>
-              <w:left w:val="single" w:sz="4" w:space="0" w:color="CCCCCC"/>
-              <w:right w:val="single" w:sz="4" w:space="0" w:color="CCCCCC"/>
-            </w:tcBorders>
-          </w:tcPr>
-          <w:p>
-            <w:pPr>
-              <w:spacing w:before="60" w:after="60" w:line="252" w:lineRule="auto"/>
-              <w:jc w:val="left"/>
-            </w:pPr>
-            <w:r/>
-            <w:r>
-              <w:rPr>
-                <w:b/>
-              </w:rPr>
-              <w:t>+0.75</w:t>
-            </w:r>
-          </w:p>
-        </w:tc>
-        <w:tc>
-          <w:tcPr>
-            <w:tcW w:type="dxa" w:w="1440"/>
-            <w:shd w:fill="F8FAFC"/>
-            <w:tcMar>
-              <w:top w:w="100" w:type="dxa"/>
-              <w:bottom w:w="100" w:type="dxa"/>
-              <w:left w:w="120" w:type="dxa"/>
-              <w:right w:w="120" w:type="dxa"/>
-            </w:tcMar>
-            <w:tcBorders>
-              <w:top w:val="single" w:sz="4" w:space="0" w:color="CCCCCC"/>
-              <w:bottom w:val="single" w:sz="4" w:space="0" w:color="CCCCCC"/>
-              <w:left w:val="single" w:sz="4" w:space="0" w:color="CCCCCC"/>
-              <w:right w:val="single" w:sz="4" w:space="0" w:color="CCCCCC"/>
-            </w:tcBorders>
-          </w:tcPr>
-          <w:p>
-            <w:pPr>
-              <w:spacing w:before="60" w:after="60" w:line="252" w:lineRule="auto"/>
-              <w:jc w:val="left"/>
-            </w:pPr>
-            <w:r/>
-            <w:r>
-              <w:t>BULL</w:t>
-            </w:r>
-          </w:p>
-        </w:tc>
-      </w:tr>
-      <w:tr>
-        <w:tc>
-          <w:tcPr>
-            <w:tcW w:type="dxa" w:w="1584"/>
-            <w:shd w:fill="FFFFFF"/>
-            <w:tcMar>
-              <w:top w:w="100" w:type="dxa"/>
-              <w:bottom w:w="100" w:type="dxa"/>
-              <w:left w:w="120" w:type="dxa"/>
-              <w:right w:w="120" w:type="dxa"/>
-            </w:tcMar>
-            <w:tcBorders>
-              <w:top w:val="single" w:sz="4" w:space="0" w:color="CCCCCC"/>
-              <w:bottom w:val="single" w:sz="4" w:space="0" w:color="CCCCCC"/>
-              <w:left w:val="single" w:sz="4" w:space="0" w:color="CCCCCC"/>
-              <w:right w:val="single" w:sz="4" w:space="0" w:color="CCCCCC"/>
-            </w:tcBorders>
-          </w:tcPr>
-          <w:p>
-            <w:pPr>
-              <w:spacing w:before="60" w:after="60" w:line="252" w:lineRule="auto"/>
-              <w:jc w:val="left"/>
-            </w:pPr>
-            <w:r/>
-            <w:r>
-              <w:rPr>
-                <w:b/>
-              </w:rPr>
-              <w:t>Thu 17/09</w:t>
-            </w:r>
-          </w:p>
-        </w:tc>
-        <w:tc>
-          <w:tcPr>
-            <w:tcW w:type="dxa" w:w="864"/>
-            <w:shd w:fill="FFFFFF"/>
-            <w:tcMar>
-              <w:top w:w="100" w:type="dxa"/>
-              <w:bottom w:w="100" w:type="dxa"/>
-              <w:left w:w="120" w:type="dxa"/>
-              <w:right w:w="120" w:type="dxa"/>
-            </w:tcMar>
-            <w:tcBorders>
-              <w:top w:val="single" w:sz="4" w:space="0" w:color="CCCCCC"/>
-              <w:bottom w:val="single" w:sz="4" w:space="0" w:color="CCCCCC"/>
-              <w:left w:val="single" w:sz="4" w:space="0" w:color="CCCCCC"/>
-              <w:right w:val="single" w:sz="4" w:space="0" w:color="CCCCCC"/>
-            </w:tcBorders>
-          </w:tcPr>
-          <w:p>
-            <w:pPr>
-              <w:spacing w:before="60" w:after="60" w:line="252" w:lineRule="auto"/>
-              <w:jc w:val="left"/>
-            </w:pPr>
-            <w:r/>
-            <w:r>
-              <w:t>Pre-NY 19-21</w:t>
-            </w:r>
-          </w:p>
-        </w:tc>
-        <w:tc>
-          <w:tcPr>
-            <w:tcW w:type="dxa" w:w="1440"/>
-            <w:shd w:fill="FFFFFF"/>
-            <w:tcMar>
-              <w:top w:w="100" w:type="dxa"/>
-              <w:bottom w:w="100" w:type="dxa"/>
-              <w:left w:w="120" w:type="dxa"/>
-              <w:right w:w="120" w:type="dxa"/>
-            </w:tcMar>
-            <w:tcBorders>
-              <w:top w:val="single" w:sz="4" w:space="0" w:color="CCCCCC"/>
-              <w:bottom w:val="single" w:sz="4" w:space="0" w:color="CCCCCC"/>
-              <w:left w:val="single" w:sz="4" w:space="0" w:color="CCCCCC"/>
-              <w:right w:val="single" w:sz="4" w:space="0" w:color="CCCCCC"/>
-            </w:tcBorders>
-          </w:tcPr>
-          <w:p>
-            <w:pPr>
-              <w:spacing w:before="60" w:after="60" w:line="252" w:lineRule="auto"/>
-              <w:jc w:val="left"/>
-            </w:pPr>
-            <w:r/>
-            <w:r>
-              <w:t>733.00</w:t>
-            </w:r>
-          </w:p>
-        </w:tc>
-        <w:tc>
-          <w:tcPr>
-            <w:tcW w:type="dxa" w:w="2016"/>
-            <w:shd w:fill="FFFFFF"/>
-            <w:tcMar>
-              <w:top w:w="100" w:type="dxa"/>
-              <w:bottom w:w="100" w:type="dxa"/>
-              <w:left w:w="120" w:type="dxa"/>
-              <w:right w:w="120" w:type="dxa"/>
-            </w:tcMar>
-            <w:tcBorders>
-              <w:top w:val="single" w:sz="4" w:space="0" w:color="CCCCCC"/>
-              <w:bottom w:val="single" w:sz="4" w:space="0" w:color="CCCCCC"/>
-              <w:left w:val="single" w:sz="4" w:space="0" w:color="CCCCCC"/>
-              <w:right w:val="single" w:sz="4" w:space="0" w:color="CCCCCC"/>
-            </w:tcBorders>
-          </w:tcPr>
-          <w:p>
-            <w:pPr>
-              <w:spacing w:before="60" w:after="60" w:line="252" w:lineRule="auto"/>
-              <w:jc w:val="left"/>
-            </w:pPr>
-            <w:r/>
-            <w:r>
-              <w:t>739.50</w:t>
-            </w:r>
-          </w:p>
-        </w:tc>
-        <w:tc>
-          <w:tcPr>
-            <w:tcW w:type="dxa" w:w="1152"/>
-            <w:shd w:fill="FFFFFF"/>
-            <w:tcMar>
-              <w:top w:w="100" w:type="dxa"/>
-              <w:bottom w:w="100" w:type="dxa"/>
-              <w:left w:w="120" w:type="dxa"/>
-              <w:right w:w="120" w:type="dxa"/>
-            </w:tcMar>
-            <w:tcBorders>
-              <w:top w:val="single" w:sz="4" w:space="0" w:color="CCCCCC"/>
-              <w:bottom w:val="single" w:sz="4" w:space="0" w:color="CCCCCC"/>
-              <w:left w:val="single" w:sz="4" w:space="0" w:color="CCCCCC"/>
-              <w:right w:val="single" w:sz="4" w:space="0" w:color="CCCCCC"/>
-            </w:tcBorders>
-          </w:tcPr>
-          <w:p>
-            <w:pPr>
-              <w:spacing w:before="60" w:after="60" w:line="252" w:lineRule="auto"/>
-              <w:jc w:val="left"/>
-            </w:pPr>
-            <w:r/>
-            <w:r>
-              <w:t>724.50</w:t>
-            </w:r>
-          </w:p>
-        </w:tc>
-        <w:tc>
-          <w:tcPr>
-            <w:tcW w:type="dxa" w:w="1728"/>
-            <w:shd w:fill="FFFFFF"/>
-            <w:tcMar>
-              <w:top w:w="100" w:type="dxa"/>
-              <w:bottom w:w="100" w:type="dxa"/>
-              <w:left w:w="120" w:type="dxa"/>
-              <w:right w:w="120" w:type="dxa"/>
-            </w:tcMar>
-            <w:tcBorders>
-              <w:top w:val="single" w:sz="4" w:space="0" w:color="CCCCCC"/>
-              <w:bottom w:val="single" w:sz="4" w:space="0" w:color="CCCCCC"/>
-              <w:left w:val="single" w:sz="4" w:space="0" w:color="CCCCCC"/>
-              <w:right w:val="single" w:sz="4" w:space="0" w:color="CCCCCC"/>
-            </w:tcBorders>
-          </w:tcPr>
-          <w:p>
-            <w:pPr>
-              <w:spacing w:before="60" w:after="60" w:line="252" w:lineRule="auto"/>
-              <w:jc w:val="left"/>
-            </w:pPr>
-            <w:r/>
-            <w:r>
-              <w:rPr>
-                <w:b/>
-              </w:rPr>
-              <w:t>733.50</w:t>
-            </w:r>
-          </w:p>
-        </w:tc>
-        <w:tc>
-          <w:tcPr>
-            <w:tcW w:type="dxa" w:w="3456"/>
-            <w:shd w:fill="FFFFFF"/>
-            <w:tcMar>
-              <w:top w:w="100" w:type="dxa"/>
-              <w:bottom w:w="100" w:type="dxa"/>
-              <w:left w:w="120" w:type="dxa"/>
-              <w:right w:w="120" w:type="dxa"/>
-            </w:tcMar>
-            <w:tcBorders>
-              <w:top w:val="single" w:sz="4" w:space="0" w:color="CCCCCC"/>
-              <w:bottom w:val="single" w:sz="4" w:space="0" w:color="CCCCCC"/>
-              <w:left w:val="single" w:sz="4" w:space="0" w:color="CCCCCC"/>
-              <w:right w:val="single" w:sz="4" w:space="0" w:color="CCCCCC"/>
-            </w:tcBorders>
-          </w:tcPr>
-          <w:p>
-            <w:pPr>
-              <w:spacing w:before="60" w:after="60" w:line="252" w:lineRule="auto"/>
-              <w:jc w:val="left"/>
-            </w:pPr>
-            <w:r/>
-            <w:r>
-              <w:rPr>
-                <w:b/>
-              </w:rPr>
-              <w:t>+0.50</w:t>
-            </w:r>
-          </w:p>
-        </w:tc>
-        <w:tc>
-          <w:tcPr>
-            <w:tcW w:type="dxa" w:w="1440"/>
-            <w:shd w:fill="FFFFFF"/>
-            <w:tcMar>
-              <w:top w:w="100" w:type="dxa"/>
-              <w:bottom w:w="100" w:type="dxa"/>
-              <w:left w:w="120" w:type="dxa"/>
-              <w:right w:w="120" w:type="dxa"/>
-            </w:tcMar>
-            <w:tcBorders>
-              <w:top w:val="single" w:sz="4" w:space="0" w:color="CCCCCC"/>
-              <w:bottom w:val="single" w:sz="4" w:space="0" w:color="CCCCCC"/>
-              <w:left w:val="single" w:sz="4" w:space="0" w:color="CCCCCC"/>
-              <w:right w:val="single" w:sz="4" w:space="0" w:color="CCCCCC"/>
-            </w:tcBorders>
-          </w:tcPr>
-          <w:p>
-            <w:pPr>
-              <w:spacing w:before="60" w:after="60" w:line="252" w:lineRule="auto"/>
-              <w:jc w:val="left"/>
-            </w:pPr>
-            <w:r/>
-            <w:r>
-              <w:t>BULL</w:t>
-            </w:r>
-          </w:p>
-        </w:tc>
-      </w:tr>
-      <w:tr>
-        <w:tc>
-          <w:tcPr>
-            <w:tcW w:type="dxa" w:w="1584"/>
-            <w:shd w:fill="F8FAFC"/>
-            <w:tcMar>
-              <w:top w:w="100" w:type="dxa"/>
-              <w:bottom w:w="100" w:type="dxa"/>
-              <w:left w:w="120" w:type="dxa"/>
-              <w:right w:w="120" w:type="dxa"/>
-            </w:tcMar>
-            <w:tcBorders>
-              <w:top w:val="single" w:sz="4" w:space="0" w:color="CCCCCC"/>
-              <w:bottom w:val="single" w:sz="4" w:space="0" w:color="CCCCCC"/>
-              <w:left w:val="single" w:sz="4" w:space="0" w:color="CCCCCC"/>
-              <w:right w:val="single" w:sz="4" w:space="0" w:color="CCCCCC"/>
-            </w:tcBorders>
-          </w:tcPr>
-          <w:p>
-            <w:pPr>
-              <w:spacing w:before="60" w:after="60" w:line="252" w:lineRule="auto"/>
-              <w:jc w:val="left"/>
-            </w:pPr>
-            <w:r/>
-            <w:r>
-              <w:rPr>
-                <w:b/>
-              </w:rPr>
-              <w:t>Thu 17/09</w:t>
-            </w:r>
-          </w:p>
-        </w:tc>
-        <w:tc>
-          <w:tcPr>
-            <w:tcW w:type="dxa" w:w="864"/>
-            <w:shd w:fill="F8FAFC"/>
-            <w:tcMar>
-              <w:top w:w="100" w:type="dxa"/>
-              <w:bottom w:w="100" w:type="dxa"/>
-              <w:left w:w="120" w:type="dxa"/>
-              <w:right w:w="120" w:type="dxa"/>
-            </w:tcMar>
-            <w:tcBorders>
-              <w:top w:val="single" w:sz="4" w:space="0" w:color="CCCCCC"/>
-              <w:bottom w:val="single" w:sz="4" w:space="0" w:color="CCCCCC"/>
-              <w:left w:val="single" w:sz="4" w:space="0" w:color="CCCCCC"/>
-              <w:right w:val="single" w:sz="4" w:space="0" w:color="CCCCCC"/>
-            </w:tcBorders>
-          </w:tcPr>
-          <w:p>
-            <w:pPr>
-              <w:spacing w:before="60" w:after="60" w:line="252" w:lineRule="auto"/>
-              <w:jc w:val="left"/>
-            </w:pPr>
-            <w:r/>
-            <w:r>
-              <w:t>NY Open 21-23</w:t>
-            </w:r>
-          </w:p>
-        </w:tc>
-        <w:tc>
-          <w:tcPr>
-            <w:tcW w:type="dxa" w:w="1440"/>
-            <w:shd w:fill="F8FAFC"/>
-            <w:tcMar>
-              <w:top w:w="100" w:type="dxa"/>
-              <w:bottom w:w="100" w:type="dxa"/>
-              <w:left w:w="120" w:type="dxa"/>
-              <w:right w:w="120" w:type="dxa"/>
-            </w:tcMar>
-            <w:tcBorders>
-              <w:top w:val="single" w:sz="4" w:space="0" w:color="CCCCCC"/>
-              <w:bottom w:val="single" w:sz="4" w:space="0" w:color="CCCCCC"/>
-              <w:left w:val="single" w:sz="4" w:space="0" w:color="CCCCCC"/>
-              <w:right w:val="single" w:sz="4" w:space="0" w:color="CCCCCC"/>
-            </w:tcBorders>
-          </w:tcPr>
-          <w:p>
-            <w:pPr>
-              <w:spacing w:before="60" w:after="60" w:line="252" w:lineRule="auto"/>
-              <w:jc w:val="left"/>
-            </w:pPr>
-            <w:r/>
-            <w:r>
-              <w:t>733.50</w:t>
-            </w:r>
-          </w:p>
-        </w:tc>
-        <w:tc>
-          <w:tcPr>
-            <w:tcW w:type="dxa" w:w="2016"/>
-            <w:shd w:fill="F8FAFC"/>
-            <w:tcMar>
-              <w:top w:w="100" w:type="dxa"/>
-              <w:bottom w:w="100" w:type="dxa"/>
-              <w:left w:w="120" w:type="dxa"/>
-              <w:right w:w="120" w:type="dxa"/>
-            </w:tcMar>
-            <w:tcBorders>
-              <w:top w:val="single" w:sz="4" w:space="0" w:color="CCCCCC"/>
-              <w:bottom w:val="single" w:sz="4" w:space="0" w:color="CCCCCC"/>
-              <w:left w:val="single" w:sz="4" w:space="0" w:color="CCCCCC"/>
-              <w:right w:val="single" w:sz="4" w:space="0" w:color="CCCCCC"/>
-            </w:tcBorders>
-          </w:tcPr>
-          <w:p>
-            <w:pPr>
-              <w:spacing w:before="60" w:after="60" w:line="252" w:lineRule="auto"/>
-              <w:jc w:val="left"/>
-            </w:pPr>
-            <w:r/>
-            <w:r>
-              <w:t>744.50</w:t>
-            </w:r>
-          </w:p>
-        </w:tc>
-        <w:tc>
-          <w:tcPr>
-            <w:tcW w:type="dxa" w:w="1152"/>
-            <w:shd w:fill="F8FAFC"/>
-            <w:tcMar>
-              <w:top w:w="100" w:type="dxa"/>
-              <w:bottom w:w="100" w:type="dxa"/>
-              <w:left w:w="120" w:type="dxa"/>
-              <w:right w:w="120" w:type="dxa"/>
-            </w:tcMar>
-            <w:tcBorders>
-              <w:top w:val="single" w:sz="4" w:space="0" w:color="CCCCCC"/>
-              <w:bottom w:val="single" w:sz="4" w:space="0" w:color="CCCCCC"/>
-              <w:left w:val="single" w:sz="4" w:space="0" w:color="CCCCCC"/>
-              <w:right w:val="single" w:sz="4" w:space="0" w:color="CCCCCC"/>
-            </w:tcBorders>
-          </w:tcPr>
-          <w:p>
-            <w:pPr>
-              <w:spacing w:before="60" w:after="60" w:line="252" w:lineRule="auto"/>
-              <w:jc w:val="left"/>
-            </w:pPr>
-            <w:r/>
-            <w:r>
-              <w:t>721.75</w:t>
-            </w:r>
-          </w:p>
-        </w:tc>
-        <w:tc>
-          <w:tcPr>
-            <w:tcW w:type="dxa" w:w="1728"/>
-            <w:shd w:fill="F8FAFC"/>
-            <w:tcMar>
-              <w:top w:w="100" w:type="dxa"/>
-              <w:bottom w:w="100" w:type="dxa"/>
-              <w:left w:w="120" w:type="dxa"/>
-              <w:right w:w="120" w:type="dxa"/>
-            </w:tcMar>
-            <w:tcBorders>
-              <w:top w:val="single" w:sz="4" w:space="0" w:color="CCCCCC"/>
-              <w:bottom w:val="single" w:sz="4" w:space="0" w:color="CCCCCC"/>
-              <w:left w:val="single" w:sz="4" w:space="0" w:color="CCCCCC"/>
-              <w:right w:val="single" w:sz="4" w:space="0" w:color="CCCCCC"/>
-            </w:tcBorders>
-          </w:tcPr>
-          <w:p>
-            <w:pPr>
-              <w:spacing w:before="60" w:after="60" w:line="252" w:lineRule="auto"/>
-              <w:jc w:val="left"/>
-            </w:pPr>
-            <w:r/>
-            <w:r>
-              <w:rPr>
-                <w:b/>
-              </w:rPr>
-              <w:t>737.00</w:t>
-            </w:r>
-          </w:p>
-        </w:tc>
-        <w:tc>
-          <w:tcPr>
-            <w:tcW w:type="dxa" w:w="3456"/>
-            <w:shd w:fill="F8FAFC"/>
-            <w:tcMar>
-              <w:top w:w="100" w:type="dxa"/>
-              <w:bottom w:w="100" w:type="dxa"/>
-              <w:left w:w="120" w:type="dxa"/>
-              <w:right w:w="120" w:type="dxa"/>
-            </w:tcMar>
-            <w:tcBorders>
-              <w:top w:val="single" w:sz="4" w:space="0" w:color="CCCCCC"/>
-              <w:bottom w:val="single" w:sz="4" w:space="0" w:color="CCCCCC"/>
-              <w:left w:val="single" w:sz="4" w:space="0" w:color="CCCCCC"/>
-              <w:right w:val="single" w:sz="4" w:space="0" w:color="CCCCCC"/>
-            </w:tcBorders>
-          </w:tcPr>
-          <w:p>
-            <w:pPr>
-              <w:spacing w:before="60" w:after="60" w:line="252" w:lineRule="auto"/>
-              <w:jc w:val="left"/>
-            </w:pPr>
-            <w:r/>
-            <w:r>
-              <w:rPr>
-                <w:b/>
-              </w:rPr>
-              <w:t>+3.50</w:t>
-            </w:r>
-          </w:p>
-        </w:tc>
-        <w:tc>
-          <w:tcPr>
-            <w:tcW w:type="dxa" w:w="1440"/>
-            <w:shd w:fill="F8FAFC"/>
-            <w:tcMar>
-              <w:top w:w="100" w:type="dxa"/>
-              <w:bottom w:w="100" w:type="dxa"/>
-              <w:left w:w="120" w:type="dxa"/>
-              <w:right w:w="120" w:type="dxa"/>
-            </w:tcMar>
-            <w:tcBorders>
-              <w:top w:val="single" w:sz="4" w:space="0" w:color="CCCCCC"/>
-              <w:bottom w:val="single" w:sz="4" w:space="0" w:color="CCCCCC"/>
-              <w:left w:val="single" w:sz="4" w:space="0" w:color="CCCCCC"/>
-              <w:right w:val="single" w:sz="4" w:space="0" w:color="CCCCCC"/>
-            </w:tcBorders>
-          </w:tcPr>
-          <w:p>
-            <w:pPr>
-              <w:spacing w:before="60" w:after="60" w:line="252" w:lineRule="auto"/>
-              <w:jc w:val="left"/>
-            </w:pPr>
-            <w:r/>
-            <w:r>
-              <w:t>BULL</w:t>
-            </w:r>
-          </w:p>
-        </w:tc>
-      </w:tr>
-      <w:tr>
-        <w:tc>
-          <w:tcPr>
-            <w:tcW w:type="dxa" w:w="1584"/>
-            <w:shd w:fill="FFFFFF"/>
-            <w:tcMar>
-              <w:top w:w="100" w:type="dxa"/>
-              <w:bottom w:w="100" w:type="dxa"/>
-              <w:left w:w="120" w:type="dxa"/>
-              <w:right w:w="120" w:type="dxa"/>
-            </w:tcMar>
-            <w:tcBorders>
-              <w:top w:val="single" w:sz="4" w:space="0" w:color="CCCCCC"/>
-              <w:bottom w:val="single" w:sz="4" w:space="0" w:color="CCCCCC"/>
-              <w:left w:val="single" w:sz="4" w:space="0" w:color="CCCCCC"/>
-              <w:right w:val="single" w:sz="4" w:space="0" w:color="CCCCCC"/>
-            </w:tcBorders>
-          </w:tcPr>
-          <w:p>
-            <w:pPr>
-              <w:spacing w:before="60" w:after="60" w:line="252" w:lineRule="auto"/>
-              <w:jc w:val="left"/>
-            </w:pPr>
-            <w:r/>
-            <w:r>
-              <w:rPr>
-                <w:b/>
-              </w:rPr>
-              <w:t>Thu 17/09</w:t>
-            </w:r>
-          </w:p>
-        </w:tc>
-        <w:tc>
-          <w:tcPr>
-            <w:tcW w:type="dxa" w:w="864"/>
-            <w:shd w:fill="FFFFFF"/>
-            <w:tcMar>
-              <w:top w:w="100" w:type="dxa"/>
-              <w:bottom w:w="100" w:type="dxa"/>
-              <w:left w:w="120" w:type="dxa"/>
-              <w:right w:w="120" w:type="dxa"/>
-            </w:tcMar>
-            <w:tcBorders>
-              <w:top w:val="single" w:sz="4" w:space="0" w:color="CCCCCC"/>
-              <w:bottom w:val="single" w:sz="4" w:space="0" w:color="CCCCCC"/>
-              <w:left w:val="single" w:sz="4" w:space="0" w:color="CCCCCC"/>
-              <w:right w:val="single" w:sz="4" w:space="0" w:color="CCCCCC"/>
-            </w:tcBorders>
-          </w:tcPr>
-          <w:p>
-            <w:pPr>
-              <w:spacing w:before="60" w:after="60" w:line="252" w:lineRule="auto"/>
-              <w:jc w:val="left"/>
-            </w:pPr>
-            <w:r/>
-            <w:r>
-              <w:t>NY Close 23-01</w:t>
-            </w:r>
-          </w:p>
-        </w:tc>
-        <w:tc>
-          <w:tcPr>
-            <w:tcW w:type="dxa" w:w="1440"/>
-            <w:shd w:fill="FFFFFF"/>
-            <w:tcMar>
-              <w:top w:w="100" w:type="dxa"/>
-              <w:bottom w:w="100" w:type="dxa"/>
-              <w:left w:w="120" w:type="dxa"/>
-              <w:right w:w="120" w:type="dxa"/>
-            </w:tcMar>
-            <w:tcBorders>
-              <w:top w:val="single" w:sz="4" w:space="0" w:color="CCCCCC"/>
-              <w:bottom w:val="single" w:sz="4" w:space="0" w:color="CCCCCC"/>
-              <w:left w:val="single" w:sz="4" w:space="0" w:color="CCCCCC"/>
-              <w:right w:val="single" w:sz="4" w:space="0" w:color="CCCCCC"/>
-            </w:tcBorders>
-          </w:tcPr>
-          <w:p>
-            <w:pPr>
-              <w:spacing w:before="60" w:after="60" w:line="252" w:lineRule="auto"/>
-              <w:jc w:val="left"/>
-            </w:pPr>
-            <w:r/>
-            <w:r>
-              <w:t>737.00</w:t>
-            </w:r>
-          </w:p>
-        </w:tc>
-        <w:tc>
-          <w:tcPr>
-            <w:tcW w:type="dxa" w:w="2016"/>
-            <w:shd w:fill="FFFFFF"/>
-            <w:tcMar>
-              <w:top w:w="100" w:type="dxa"/>
-              <w:bottom w:w="100" w:type="dxa"/>
-              <w:left w:w="120" w:type="dxa"/>
-              <w:right w:w="120" w:type="dxa"/>
-            </w:tcMar>
-            <w:tcBorders>
-              <w:top w:val="single" w:sz="4" w:space="0" w:color="CCCCCC"/>
-              <w:bottom w:val="single" w:sz="4" w:space="0" w:color="CCCCCC"/>
-              <w:left w:val="single" w:sz="4" w:space="0" w:color="CCCCCC"/>
-              <w:right w:val="single" w:sz="4" w:space="0" w:color="CCCCCC"/>
-            </w:tcBorders>
-          </w:tcPr>
-          <w:p>
-            <w:pPr>
-              <w:spacing w:before="60" w:after="60" w:line="252" w:lineRule="auto"/>
-              <w:jc w:val="left"/>
-            </w:pPr>
-            <w:r/>
-            <w:r>
-              <w:t>742.50</w:t>
-            </w:r>
-          </w:p>
-        </w:tc>
-        <w:tc>
-          <w:tcPr>
-            <w:tcW w:type="dxa" w:w="1152"/>
-            <w:shd w:fill="FFFFFF"/>
-            <w:tcMar>
-              <w:top w:w="100" w:type="dxa"/>
-              <w:bottom w:w="100" w:type="dxa"/>
-              <w:left w:w="120" w:type="dxa"/>
-              <w:right w:w="120" w:type="dxa"/>
-            </w:tcMar>
-            <w:tcBorders>
-              <w:top w:val="single" w:sz="4" w:space="0" w:color="CCCCCC"/>
-              <w:bottom w:val="single" w:sz="4" w:space="0" w:color="CCCCCC"/>
-              <w:left w:val="single" w:sz="4" w:space="0" w:color="CCCCCC"/>
-              <w:right w:val="single" w:sz="4" w:space="0" w:color="CCCCCC"/>
-            </w:tcBorders>
-          </w:tcPr>
-          <w:p>
-            <w:pPr>
-              <w:spacing w:before="60" w:after="60" w:line="252" w:lineRule="auto"/>
-              <w:jc w:val="left"/>
-            </w:pPr>
-            <w:r/>
-            <w:r>
-              <w:t>729.25</w:t>
-            </w:r>
-          </w:p>
-        </w:tc>
-        <w:tc>
-          <w:tcPr>
-            <w:tcW w:type="dxa" w:w="1728"/>
-            <w:shd w:fill="FFFFFF"/>
-            <w:tcMar>
-              <w:top w:w="100" w:type="dxa"/>
-              <w:bottom w:w="100" w:type="dxa"/>
-              <w:left w:w="120" w:type="dxa"/>
-              <w:right w:w="120" w:type="dxa"/>
-            </w:tcMar>
-            <w:tcBorders>
-              <w:top w:val="single" w:sz="4" w:space="0" w:color="CCCCCC"/>
-              <w:bottom w:val="single" w:sz="4" w:space="0" w:color="CCCCCC"/>
-              <w:left w:val="single" w:sz="4" w:space="0" w:color="CCCCCC"/>
-              <w:right w:val="single" w:sz="4" w:space="0" w:color="CCCCCC"/>
-            </w:tcBorders>
-          </w:tcPr>
-          <w:p>
-            <w:pPr>
-              <w:spacing w:before="60" w:after="60" w:line="252" w:lineRule="auto"/>
-              <w:jc w:val="left"/>
-            </w:pPr>
-            <w:r/>
-            <w:r>
-              <w:rPr>
-                <w:b/>
-              </w:rPr>
-              <w:t>737.75</w:t>
-            </w:r>
-          </w:p>
-        </w:tc>
-        <w:tc>
-          <w:tcPr>
-            <w:tcW w:type="dxa" w:w="3456"/>
-            <w:shd w:fill="FFFFFF"/>
-            <w:tcMar>
-              <w:top w:w="100" w:type="dxa"/>
-              <w:bottom w:w="100" w:type="dxa"/>
-              <w:left w:w="120" w:type="dxa"/>
-              <w:right w:w="120" w:type="dxa"/>
-            </w:tcMar>
-            <w:tcBorders>
-              <w:top w:val="single" w:sz="4" w:space="0" w:color="CCCCCC"/>
-              <w:bottom w:val="single" w:sz="4" w:space="0" w:color="CCCCCC"/>
-              <w:left w:val="single" w:sz="4" w:space="0" w:color="CCCCCC"/>
-              <w:right w:val="single" w:sz="4" w:space="0" w:color="CCCCCC"/>
-            </w:tcBorders>
-          </w:tcPr>
-          <w:p>
-            <w:pPr>
-              <w:spacing w:before="60" w:after="60" w:line="252" w:lineRule="auto"/>
-              <w:jc w:val="left"/>
-            </w:pPr>
-            <w:r/>
-            <w:r>
-              <w:rPr>
-                <w:b/>
-              </w:rPr>
-              <w:t>+0.75</w:t>
-            </w:r>
-          </w:p>
-        </w:tc>
-        <w:tc>
-          <w:tcPr>
-            <w:tcW w:type="dxa" w:w="1440"/>
-            <w:shd w:fill="FFFFFF"/>
-            <w:tcMar>
-              <w:top w:w="100" w:type="dxa"/>
-              <w:bottom w:w="100" w:type="dxa"/>
-              <w:left w:w="120" w:type="dxa"/>
-              <w:right w:w="120" w:type="dxa"/>
-            </w:tcMar>
-            <w:tcBorders>
-              <w:top w:val="single" w:sz="4" w:space="0" w:color="CCCCCC"/>
-              <w:bottom w:val="single" w:sz="4" w:space="0" w:color="CCCCCC"/>
-              <w:left w:val="single" w:sz="4" w:space="0" w:color="CCCCCC"/>
-              <w:right w:val="single" w:sz="4" w:space="0" w:color="CCCCCC"/>
-            </w:tcBorders>
-          </w:tcPr>
-          <w:p>
-            <w:pPr>
-              <w:spacing w:before="60" w:after="60" w:line="252" w:lineRule="auto"/>
-              <w:jc w:val="left"/>
-            </w:pPr>
-            <w:r/>
-            <w:r>
-              <w:t>BULL</w:t>
-            </w:r>
-          </w:p>
-        </w:tc>
-      </w:tr>
-      <w:tr>
-        <w:tc>
-          <w:tcPr>
-            <w:tcW w:type="dxa" w:w="1584"/>
-            <w:shd w:fill="F8FAFC"/>
-            <w:tcMar>
-              <w:top w:w="100" w:type="dxa"/>
-              <w:bottom w:w="100" w:type="dxa"/>
-              <w:left w:w="120" w:type="dxa"/>
-              <w:right w:w="120" w:type="dxa"/>
-            </w:tcMar>
-            <w:tcBorders>
-              <w:top w:val="single" w:sz="4" w:space="0" w:color="CCCCCC"/>
-              <w:bottom w:val="single" w:sz="4" w:space="0" w:color="CCCCCC"/>
-              <w:left w:val="single" w:sz="4" w:space="0" w:color="CCCCCC"/>
-              <w:right w:val="single" w:sz="4" w:space="0" w:color="CCCCCC"/>
-            </w:tcBorders>
-          </w:tcPr>
-          <w:p>
-            <w:pPr>
-              <w:spacing w:before="60" w:after="60" w:line="252" w:lineRule="auto"/>
-              <w:jc w:val="left"/>
-            </w:pPr>
-            <w:r/>
-            <w:r>
-              <w:rPr>
-                <w:b/>
-              </w:rPr>
-              <w:t>Fri 18/09</w:t>
-            </w:r>
-          </w:p>
-        </w:tc>
-        <w:tc>
-          <w:tcPr>
-            <w:tcW w:type="dxa" w:w="864"/>
-            <w:shd w:fill="F8FAFC"/>
-            <w:tcMar>
-              <w:top w:w="100" w:type="dxa"/>
-              <w:bottom w:w="100" w:type="dxa"/>
-              <w:left w:w="120" w:type="dxa"/>
-              <w:right w:w="120" w:type="dxa"/>
-            </w:tcMar>
-            <w:tcBorders>
-              <w:top w:val="single" w:sz="4" w:space="0" w:color="CCCCCC"/>
-              <w:bottom w:val="single" w:sz="4" w:space="0" w:color="CCCCCC"/>
-              <w:left w:val="single" w:sz="4" w:space="0" w:color="CCCCCC"/>
-              <w:right w:val="single" w:sz="4" w:space="0" w:color="CCCCCC"/>
-            </w:tcBorders>
-          </w:tcPr>
-          <w:p>
-            <w:pPr>
-              <w:spacing w:before="60" w:after="60" w:line="252" w:lineRule="auto"/>
-              <w:jc w:val="left"/>
-            </w:pPr>
-            <w:r/>
-            <w:r>
-              <w:t>Asia 07-11</w:t>
-            </w:r>
-          </w:p>
-        </w:tc>
-        <w:tc>
-          <w:tcPr>
-            <w:tcW w:type="dxa" w:w="1440"/>
-            <w:shd w:fill="F8FAFC"/>
-            <w:tcMar>
-              <w:top w:w="100" w:type="dxa"/>
-              <w:bottom w:w="100" w:type="dxa"/>
-              <w:left w:w="120" w:type="dxa"/>
-              <w:right w:w="120" w:type="dxa"/>
-            </w:tcMar>
-            <w:tcBorders>
-              <w:top w:val="single" w:sz="4" w:space="0" w:color="CCCCCC"/>
-              <w:bottom w:val="single" w:sz="4" w:space="0" w:color="CCCCCC"/>
-              <w:left w:val="single" w:sz="4" w:space="0" w:color="CCCCCC"/>
-              <w:right w:val="single" w:sz="4" w:space="0" w:color="CCCCCC"/>
-            </w:tcBorders>
-          </w:tcPr>
-          <w:p>
-            <w:pPr>
-              <w:spacing w:before="60" w:after="60" w:line="252" w:lineRule="auto"/>
-              <w:jc w:val="left"/>
-            </w:pPr>
-            <w:r/>
-            <w:r>
-              <w:t>737.75</w:t>
-            </w:r>
-          </w:p>
-        </w:tc>
-        <w:tc>
-          <w:tcPr>
-            <w:tcW w:type="dxa" w:w="2016"/>
-            <w:shd w:fill="F8FAFC"/>
-            <w:tcMar>
-              <w:top w:w="100" w:type="dxa"/>
-              <w:bottom w:w="100" w:type="dxa"/>
-              <w:left w:w="120" w:type="dxa"/>
-              <w:right w:w="120" w:type="dxa"/>
-            </w:tcMar>
-            <w:tcBorders>
-              <w:top w:val="single" w:sz="4" w:space="0" w:color="CCCCCC"/>
-              <w:bottom w:val="single" w:sz="4" w:space="0" w:color="CCCCCC"/>
-              <w:left w:val="single" w:sz="4" w:space="0" w:color="CCCCCC"/>
-              <w:right w:val="single" w:sz="4" w:space="0" w:color="CCCCCC"/>
-            </w:tcBorders>
-          </w:tcPr>
-          <w:p>
-            <w:pPr>
-              <w:spacing w:before="60" w:after="60" w:line="252" w:lineRule="auto"/>
-              <w:jc w:val="left"/>
-            </w:pPr>
-            <w:r/>
-            <w:r>
-              <w:t>747.00</w:t>
-            </w:r>
-          </w:p>
-        </w:tc>
-        <w:tc>
-          <w:tcPr>
-            <w:tcW w:type="dxa" w:w="1152"/>
-            <w:shd w:fill="F8FAFC"/>
-            <w:tcMar>
-              <w:top w:w="100" w:type="dxa"/>
-              <w:bottom w:w="100" w:type="dxa"/>
-              <w:left w:w="120" w:type="dxa"/>
-              <w:right w:w="120" w:type="dxa"/>
-            </w:tcMar>
-            <w:tcBorders>
-              <w:top w:val="single" w:sz="4" w:space="0" w:color="CCCCCC"/>
-              <w:bottom w:val="single" w:sz="4" w:space="0" w:color="CCCCCC"/>
-              <w:left w:val="single" w:sz="4" w:space="0" w:color="CCCCCC"/>
-              <w:right w:val="single" w:sz="4" w:space="0" w:color="CCCCCC"/>
-            </w:tcBorders>
-          </w:tcPr>
-          <w:p>
-            <w:pPr>
-              <w:spacing w:before="60" w:after="60" w:line="252" w:lineRule="auto"/>
-              <w:jc w:val="left"/>
-            </w:pPr>
-            <w:r/>
-            <w:r>
-              <w:t>731.25</w:t>
-            </w:r>
-          </w:p>
-        </w:tc>
-        <w:tc>
-          <w:tcPr>
-            <w:tcW w:type="dxa" w:w="1728"/>
-            <w:shd w:fill="F8FAFC"/>
-            <w:tcMar>
-              <w:top w:w="100" w:type="dxa"/>
-              <w:bottom w:w="100" w:type="dxa"/>
-              <w:left w:w="120" w:type="dxa"/>
-              <w:right w:w="120" w:type="dxa"/>
-            </w:tcMar>
-            <w:tcBorders>
-              <w:top w:val="single" w:sz="4" w:space="0" w:color="CCCCCC"/>
-              <w:bottom w:val="single" w:sz="4" w:space="0" w:color="CCCCCC"/>
-              <w:left w:val="single" w:sz="4" w:space="0" w:color="CCCCCC"/>
-              <w:right w:val="single" w:sz="4" w:space="0" w:color="CCCCCC"/>
-            </w:tcBorders>
-          </w:tcPr>
-          <w:p>
-            <w:pPr>
-              <w:spacing w:before="60" w:after="60" w:line="252" w:lineRule="auto"/>
-              <w:jc w:val="left"/>
-            </w:pPr>
-            <w:r/>
-            <w:r>
-              <w:rPr>
-                <w:b/>
-              </w:rPr>
-              <w:t>737.00</w:t>
-            </w:r>
-          </w:p>
-        </w:tc>
-        <w:tc>
-          <w:tcPr>
-            <w:tcW w:type="dxa" w:w="3456"/>
-            <w:shd w:fill="F8FAFC"/>
-            <w:tcMar>
-              <w:top w:w="100" w:type="dxa"/>
-              <w:bottom w:w="100" w:type="dxa"/>
-              <w:left w:w="120" w:type="dxa"/>
-              <w:right w:w="120" w:type="dxa"/>
-            </w:tcMar>
-            <w:tcBorders>
-              <w:top w:val="single" w:sz="4" w:space="0" w:color="CCCCCC"/>
-              <w:bottom w:val="single" w:sz="4" w:space="0" w:color="CCCCCC"/>
-              <w:left w:val="single" w:sz="4" w:space="0" w:color="CCCCCC"/>
-              <w:right w:val="single" w:sz="4" w:space="0" w:color="CCCCCC"/>
-            </w:tcBorders>
-          </w:tcPr>
-          <w:p>
-            <w:pPr>
-              <w:spacing w:before="60" w:after="60" w:line="252" w:lineRule="auto"/>
-              <w:jc w:val="left"/>
-            </w:pPr>
-            <w:r/>
-            <w:r>
-              <w:rPr>
-                <w:b/>
-              </w:rPr>
-              <w:t>-0.75</w:t>
-            </w:r>
-          </w:p>
-        </w:tc>
-        <w:tc>
-          <w:tcPr>
-            <w:tcW w:type="dxa" w:w="1440"/>
-            <w:shd w:fill="F8FAFC"/>
-            <w:tcMar>
-              <w:top w:w="100" w:type="dxa"/>
-              <w:bottom w:w="100" w:type="dxa"/>
-              <w:left w:w="120" w:type="dxa"/>
-              <w:right w:w="120" w:type="dxa"/>
-            </w:tcMar>
-            <w:tcBorders>
-              <w:top w:val="single" w:sz="4" w:space="0" w:color="CCCCCC"/>
-              <w:bottom w:val="single" w:sz="4" w:space="0" w:color="CCCCCC"/>
-              <w:left w:val="single" w:sz="4" w:space="0" w:color="CCCCCC"/>
-              <w:right w:val="single" w:sz="4" w:space="0" w:color="CCCCCC"/>
-            </w:tcBorders>
-          </w:tcPr>
-          <w:p>
-            <w:pPr>
-              <w:spacing w:before="60" w:after="60" w:line="252" w:lineRule="auto"/>
-              <w:jc w:val="left"/>
-            </w:pPr>
-            <w:r/>
-            <w:r>
-              <w:t>BEAR</w:t>
-            </w:r>
-          </w:p>
-        </w:tc>
-      </w:tr>
-      <w:tr>
-        <w:tc>
-          <w:tcPr>
-            <w:tcW w:type="dxa" w:w="1584"/>
-            <w:shd w:fill="FFFFFF"/>
-            <w:tcMar>
-              <w:top w:w="100" w:type="dxa"/>
-              <w:bottom w:w="100" w:type="dxa"/>
-              <w:left w:w="120" w:type="dxa"/>
-              <w:right w:w="120" w:type="dxa"/>
-            </w:tcMar>
-            <w:tcBorders>
-              <w:top w:val="single" w:sz="4" w:space="0" w:color="CCCCCC"/>
-              <w:bottom w:val="single" w:sz="4" w:space="0" w:color="CCCCCC"/>
-              <w:left w:val="single" w:sz="4" w:space="0" w:color="CCCCCC"/>
-              <w:right w:val="single" w:sz="4" w:space="0" w:color="CCCCCC"/>
-            </w:tcBorders>
-          </w:tcPr>
-          <w:p>
-            <w:pPr>
-              <w:spacing w:before="60" w:after="60" w:line="252" w:lineRule="auto"/>
-              <w:jc w:val="left"/>
-            </w:pPr>
-            <w:r/>
-            <w:r>
-              <w:rPr>
-                <w:b/>
-              </w:rPr>
-              <w:t>Fri 18/09</w:t>
-            </w:r>
-          </w:p>
-        </w:tc>
-        <w:tc>
-          <w:tcPr>
-            <w:tcW w:type="dxa" w:w="864"/>
-            <w:shd w:fill="FFFFFF"/>
-            <w:tcMar>
-              <w:top w:w="100" w:type="dxa"/>
-              <w:bottom w:w="100" w:type="dxa"/>
-              <w:left w:w="120" w:type="dxa"/>
-              <w:right w:w="120" w:type="dxa"/>
-            </w:tcMar>
-            <w:tcBorders>
-              <w:top w:val="single" w:sz="4" w:space="0" w:color="CCCCCC"/>
-              <w:bottom w:val="single" w:sz="4" w:space="0" w:color="CCCCCC"/>
-              <w:left w:val="single" w:sz="4" w:space="0" w:color="CCCCCC"/>
-              <w:right w:val="single" w:sz="4" w:space="0" w:color="CCCCCC"/>
-            </w:tcBorders>
-          </w:tcPr>
-          <w:p>
-            <w:pPr>
-              <w:spacing w:before="60" w:after="60" w:line="252" w:lineRule="auto"/>
-              <w:jc w:val="left"/>
-            </w:pPr>
-            <w:r/>
-            <w:r>
-              <w:t>Asia 11-15</w:t>
-            </w:r>
-          </w:p>
-        </w:tc>
-        <w:tc>
-          <w:tcPr>
-            <w:tcW w:type="dxa" w:w="1440"/>
-            <w:shd w:fill="FFFFFF"/>
-            <w:tcMar>
-              <w:top w:w="100" w:type="dxa"/>
-              <w:bottom w:w="100" w:type="dxa"/>
-              <w:left w:w="120" w:type="dxa"/>
-              <w:right w:w="120" w:type="dxa"/>
-            </w:tcMar>
-            <w:tcBorders>
-              <w:top w:val="single" w:sz="4" w:space="0" w:color="CCCCCC"/>
-              <w:bottom w:val="single" w:sz="4" w:space="0" w:color="CCCCCC"/>
-              <w:left w:val="single" w:sz="4" w:space="0" w:color="CCCCCC"/>
-              <w:right w:val="single" w:sz="4" w:space="0" w:color="CCCCCC"/>
-            </w:tcBorders>
-          </w:tcPr>
-          <w:p>
-            <w:pPr>
-              <w:spacing w:before="60" w:after="60" w:line="252" w:lineRule="auto"/>
-              <w:jc w:val="left"/>
-            </w:pPr>
-            <w:r/>
-            <w:r>
-              <w:t>737.00</w:t>
-            </w:r>
-          </w:p>
-        </w:tc>
-        <w:tc>
-          <w:tcPr>
-            <w:tcW w:type="dxa" w:w="2016"/>
-            <w:shd w:fill="FFFFFF"/>
-            <w:tcMar>
-              <w:top w:w="100" w:type="dxa"/>
-              <w:bottom w:w="100" w:type="dxa"/>
-              <w:left w:w="120" w:type="dxa"/>
-              <w:right w:w="120" w:type="dxa"/>
-            </w:tcMar>
-            <w:tcBorders>
-              <w:top w:val="single" w:sz="4" w:space="0" w:color="CCCCCC"/>
-              <w:bottom w:val="single" w:sz="4" w:space="0" w:color="CCCCCC"/>
-              <w:left w:val="single" w:sz="4" w:space="0" w:color="CCCCCC"/>
-              <w:right w:val="single" w:sz="4" w:space="0" w:color="CCCCCC"/>
-            </w:tcBorders>
-          </w:tcPr>
-          <w:p>
-            <w:pPr>
-              <w:spacing w:before="60" w:after="60" w:line="252" w:lineRule="auto"/>
-              <w:jc w:val="left"/>
-            </w:pPr>
-            <w:r/>
-            <w:r>
-              <w:t>744.50</w:t>
-            </w:r>
-          </w:p>
-        </w:tc>
-        <w:tc>
-          <w:tcPr>
-            <w:tcW w:type="dxa" w:w="1152"/>
-            <w:shd w:fill="FFFFFF"/>
-            <w:tcMar>
-              <w:top w:w="100" w:type="dxa"/>
-              <w:bottom w:w="100" w:type="dxa"/>
-              <w:left w:w="120" w:type="dxa"/>
-              <w:right w:w="120" w:type="dxa"/>
-            </w:tcMar>
-            <w:tcBorders>
-              <w:top w:val="single" w:sz="4" w:space="0" w:color="CCCCCC"/>
-              <w:bottom w:val="single" w:sz="4" w:space="0" w:color="CCCCCC"/>
-              <w:left w:val="single" w:sz="4" w:space="0" w:color="CCCCCC"/>
-              <w:right w:val="single" w:sz="4" w:space="0" w:color="CCCCCC"/>
-            </w:tcBorders>
-          </w:tcPr>
-          <w:p>
-            <w:pPr>
-              <w:spacing w:before="60" w:after="60" w:line="252" w:lineRule="auto"/>
-              <w:jc w:val="left"/>
-            </w:pPr>
-            <w:r/>
-            <w:r>
-              <w:t>731.00</w:t>
-            </w:r>
-          </w:p>
-        </w:tc>
-        <w:tc>
-          <w:tcPr>
-            <w:tcW w:type="dxa" w:w="1728"/>
-            <w:shd w:fill="FFFFFF"/>
-            <w:tcMar>
-              <w:top w:w="100" w:type="dxa"/>
-              <w:bottom w:w="100" w:type="dxa"/>
-              <w:left w:w="120" w:type="dxa"/>
-              <w:right w:w="120" w:type="dxa"/>
-            </w:tcMar>
-            <w:tcBorders>
-              <w:top w:val="single" w:sz="4" w:space="0" w:color="CCCCCC"/>
-              <w:bottom w:val="single" w:sz="4" w:space="0" w:color="CCCCCC"/>
-              <w:left w:val="single" w:sz="4" w:space="0" w:color="CCCCCC"/>
-              <w:right w:val="single" w:sz="4" w:space="0" w:color="CCCCCC"/>
-            </w:tcBorders>
-          </w:tcPr>
-          <w:p>
-            <w:pPr>
-              <w:spacing w:before="60" w:after="60" w:line="252" w:lineRule="auto"/>
-              <w:jc w:val="left"/>
-            </w:pPr>
-            <w:r/>
-            <w:r>
-              <w:rPr>
-                <w:b/>
-              </w:rPr>
-              <w:t>736.00</w:t>
-            </w:r>
-          </w:p>
-        </w:tc>
-        <w:tc>
-          <w:tcPr>
-            <w:tcW w:type="dxa" w:w="3456"/>
-            <w:shd w:fill="FFFFFF"/>
-            <w:tcMar>
-              <w:top w:w="100" w:type="dxa"/>
-              <w:bottom w:w="100" w:type="dxa"/>
-              <w:left w:w="120" w:type="dxa"/>
-              <w:right w:w="120" w:type="dxa"/>
-            </w:tcMar>
-            <w:tcBorders>
-              <w:top w:val="single" w:sz="4" w:space="0" w:color="CCCCCC"/>
-              <w:bottom w:val="single" w:sz="4" w:space="0" w:color="CCCCCC"/>
-              <w:left w:val="single" w:sz="4" w:space="0" w:color="CCCCCC"/>
-              <w:right w:val="single" w:sz="4" w:space="0" w:color="CCCCCC"/>
-            </w:tcBorders>
-          </w:tcPr>
-          <w:p>
-            <w:pPr>
-              <w:spacing w:before="60" w:after="60" w:line="252" w:lineRule="auto"/>
-              <w:jc w:val="left"/>
-            </w:pPr>
-            <w:r/>
-            <w:r>
-              <w:rPr>
-                <w:b/>
-              </w:rPr>
-              <w:t>-1.00</w:t>
-            </w:r>
-          </w:p>
-        </w:tc>
-        <w:tc>
-          <w:tcPr>
-            <w:tcW w:type="dxa" w:w="1440"/>
-            <w:shd w:fill="FFFFFF"/>
-            <w:tcMar>
-              <w:top w:w="100" w:type="dxa"/>
-              <w:bottom w:w="100" w:type="dxa"/>
-              <w:left w:w="120" w:type="dxa"/>
-              <w:right w:w="120" w:type="dxa"/>
-            </w:tcMar>
-            <w:tcBorders>
-              <w:top w:val="single" w:sz="4" w:space="0" w:color="CCCCCC"/>
-              <w:bottom w:val="single" w:sz="4" w:space="0" w:color="CCCCCC"/>
-              <w:left w:val="single" w:sz="4" w:space="0" w:color="CCCCCC"/>
-              <w:right w:val="single" w:sz="4" w:space="0" w:color="CCCCCC"/>
-            </w:tcBorders>
-          </w:tcPr>
-          <w:p>
-            <w:pPr>
-              <w:spacing w:before="60" w:after="60" w:line="252" w:lineRule="auto"/>
-              <w:jc w:val="left"/>
-            </w:pPr>
-            <w:r/>
-            <w:r>
-              <w:t>BEAR</w:t>
-            </w:r>
-          </w:p>
-        </w:tc>
-      </w:tr>
-      <w:tr>
-        <w:tc>
-          <w:tcPr>
-            <w:tcW w:type="dxa" w:w="1584"/>
-            <w:shd w:fill="F8FAFC"/>
-            <w:tcMar>
-              <w:top w:w="100" w:type="dxa"/>
-              <w:bottom w:w="100" w:type="dxa"/>
-              <w:left w:w="120" w:type="dxa"/>
-              <w:right w:w="120" w:type="dxa"/>
-            </w:tcMar>
-            <w:tcBorders>
-              <w:top w:val="single" w:sz="4" w:space="0" w:color="CCCCCC"/>
-              <w:bottom w:val="single" w:sz="4" w:space="0" w:color="CCCCCC"/>
-              <w:left w:val="single" w:sz="4" w:space="0" w:color="CCCCCC"/>
-              <w:right w:val="single" w:sz="4" w:space="0" w:color="CCCCCC"/>
-            </w:tcBorders>
-          </w:tcPr>
-          <w:p>
-            <w:pPr>
-              <w:spacing w:before="60" w:after="60" w:line="252" w:lineRule="auto"/>
-              <w:jc w:val="left"/>
-            </w:pPr>
-            <w:r/>
-            <w:r>
-              <w:rPr>
-                <w:b/>
-              </w:rPr>
-              <w:t>Fri 18/09</w:t>
-            </w:r>
-          </w:p>
-        </w:tc>
-        <w:tc>
-          <w:tcPr>
-            <w:tcW w:type="dxa" w:w="864"/>
-            <w:shd w:fill="F8FAFC"/>
-            <w:tcMar>
-              <w:top w:w="100" w:type="dxa"/>
-              <w:bottom w:w="100" w:type="dxa"/>
-              <w:left w:w="120" w:type="dxa"/>
-              <w:right w:w="120" w:type="dxa"/>
-            </w:tcMar>
-            <w:tcBorders>
-              <w:top w:val="single" w:sz="4" w:space="0" w:color="CCCCCC"/>
-              <w:bottom w:val="single" w:sz="4" w:space="0" w:color="CCCCCC"/>
-              <w:left w:val="single" w:sz="4" w:space="0" w:color="CCCCCC"/>
-              <w:right w:val="single" w:sz="4" w:space="0" w:color="CCCCCC"/>
-            </w:tcBorders>
-          </w:tcPr>
-          <w:p>
-            <w:pPr>
-              <w:spacing w:before="60" w:after="60" w:line="252" w:lineRule="auto"/>
-              <w:jc w:val="left"/>
-            </w:pPr>
-            <w:r/>
-            <w:r>
-              <w:t>London 15-19</w:t>
-            </w:r>
-          </w:p>
-        </w:tc>
-        <w:tc>
-          <w:tcPr>
-            <w:tcW w:type="dxa" w:w="1440"/>
-            <w:shd w:fill="F8FAFC"/>
-            <w:tcMar>
-              <w:top w:w="100" w:type="dxa"/>
-              <w:bottom w:w="100" w:type="dxa"/>
-              <w:left w:w="120" w:type="dxa"/>
-              <w:right w:w="120" w:type="dxa"/>
-            </w:tcMar>
-            <w:tcBorders>
-              <w:top w:val="single" w:sz="4" w:space="0" w:color="CCCCCC"/>
-              <w:bottom w:val="single" w:sz="4" w:space="0" w:color="CCCCCC"/>
-              <w:left w:val="single" w:sz="4" w:space="0" w:color="CCCCCC"/>
-              <w:right w:val="single" w:sz="4" w:space="0" w:color="CCCCCC"/>
-            </w:tcBorders>
-          </w:tcPr>
-          <w:p>
-            <w:pPr>
-              <w:spacing w:before="60" w:after="60" w:line="252" w:lineRule="auto"/>
-              <w:jc w:val="left"/>
-            </w:pPr>
-            <w:r/>
-            <w:r>
-              <w:t>736.00</w:t>
-            </w:r>
-          </w:p>
-        </w:tc>
-        <w:tc>
-          <w:tcPr>
-            <w:tcW w:type="dxa" w:w="2016"/>
-            <w:shd w:fill="F8FAFC"/>
-            <w:tcMar>
-              <w:top w:w="100" w:type="dxa"/>
-              <w:bottom w:w="100" w:type="dxa"/>
-              <w:left w:w="120" w:type="dxa"/>
-              <w:right w:w="120" w:type="dxa"/>
-            </w:tcMar>
-            <w:tcBorders>
-              <w:top w:val="single" w:sz="4" w:space="0" w:color="CCCCCC"/>
-              <w:bottom w:val="single" w:sz="4" w:space="0" w:color="CCCCCC"/>
-              <w:left w:val="single" w:sz="4" w:space="0" w:color="CCCCCC"/>
-              <w:right w:val="single" w:sz="4" w:space="0" w:color="CCCCCC"/>
-            </w:tcBorders>
-          </w:tcPr>
-          <w:p>
-            <w:pPr>
-              <w:spacing w:before="60" w:after="60" w:line="252" w:lineRule="auto"/>
-              <w:jc w:val="left"/>
-            </w:pPr>
-            <w:r/>
-            <w:r>
-              <w:t>743.00</w:t>
-            </w:r>
-          </w:p>
-        </w:tc>
-        <w:tc>
-          <w:tcPr>
-            <w:tcW w:type="dxa" w:w="1152"/>
-            <w:shd w:fill="F8FAFC"/>
-            <w:tcMar>
-              <w:top w:w="100" w:type="dxa"/>
-              <w:bottom w:w="100" w:type="dxa"/>
-              <w:left w:w="120" w:type="dxa"/>
-              <w:right w:w="120" w:type="dxa"/>
-            </w:tcMar>
-            <w:tcBorders>
-              <w:top w:val="single" w:sz="4" w:space="0" w:color="CCCCCC"/>
-              <w:bottom w:val="single" w:sz="4" w:space="0" w:color="CCCCCC"/>
-              <w:left w:val="single" w:sz="4" w:space="0" w:color="CCCCCC"/>
-              <w:right w:val="single" w:sz="4" w:space="0" w:color="CCCCCC"/>
-            </w:tcBorders>
-          </w:tcPr>
-          <w:p>
-            <w:pPr>
-              <w:spacing w:before="60" w:after="60" w:line="252" w:lineRule="auto"/>
-              <w:jc w:val="left"/>
-            </w:pPr>
-            <w:r/>
-            <w:r>
-              <w:t>722.50</w:t>
-            </w:r>
-          </w:p>
-        </w:tc>
-        <w:tc>
-          <w:tcPr>
-            <w:tcW w:type="dxa" w:w="1728"/>
-            <w:shd w:fill="F8FAFC"/>
-            <w:tcMar>
-              <w:top w:w="100" w:type="dxa"/>
-              <w:bottom w:w="100" w:type="dxa"/>
-              <w:left w:w="120" w:type="dxa"/>
-              <w:right w:w="120" w:type="dxa"/>
-            </w:tcMar>
-            <w:tcBorders>
-              <w:top w:val="single" w:sz="4" w:space="0" w:color="CCCCCC"/>
-              <w:bottom w:val="single" w:sz="4" w:space="0" w:color="CCCCCC"/>
-              <w:left w:val="single" w:sz="4" w:space="0" w:color="CCCCCC"/>
-              <w:right w:val="single" w:sz="4" w:space="0" w:color="CCCCCC"/>
-            </w:tcBorders>
-          </w:tcPr>
-          <w:p>
-            <w:pPr>
-              <w:spacing w:before="60" w:after="60" w:line="252" w:lineRule="auto"/>
-              <w:jc w:val="left"/>
-            </w:pPr>
-            <w:r/>
-            <w:r>
-              <w:rPr>
-                <w:b/>
-              </w:rPr>
-              <w:t>736.75</w:t>
-            </w:r>
-          </w:p>
-        </w:tc>
-        <w:tc>
-          <w:tcPr>
-            <w:tcW w:type="dxa" w:w="3456"/>
-            <w:shd w:fill="F8FAFC"/>
-            <w:tcMar>
-              <w:top w:w="100" w:type="dxa"/>
-              <w:bottom w:w="100" w:type="dxa"/>
-              <w:left w:w="120" w:type="dxa"/>
-              <w:right w:w="120" w:type="dxa"/>
-            </w:tcMar>
-            <w:tcBorders>
-              <w:top w:val="single" w:sz="4" w:space="0" w:color="CCCCCC"/>
-              <w:bottom w:val="single" w:sz="4" w:space="0" w:color="CCCCCC"/>
-              <w:left w:val="single" w:sz="4" w:space="0" w:color="CCCCCC"/>
-              <w:right w:val="single" w:sz="4" w:space="0" w:color="CCCCCC"/>
-            </w:tcBorders>
-          </w:tcPr>
-          <w:p>
-            <w:pPr>
-              <w:spacing w:before="60" w:after="60" w:line="252" w:lineRule="auto"/>
-              <w:jc w:val="left"/>
-            </w:pPr>
-            <w:r/>
-            <w:r>
-              <w:rPr>
-                <w:b/>
-              </w:rPr>
-              <w:t>+0.75</w:t>
-            </w:r>
-          </w:p>
-        </w:tc>
-        <w:tc>
-          <w:tcPr>
-            <w:tcW w:type="dxa" w:w="1440"/>
-            <w:shd w:fill="F8FAFC"/>
-            <w:tcMar>
-              <w:top w:w="100" w:type="dxa"/>
-              <w:bottom w:w="100" w:type="dxa"/>
-              <w:left w:w="120" w:type="dxa"/>
-              <w:right w:w="120" w:type="dxa"/>
-            </w:tcMar>
-            <w:tcBorders>
-              <w:top w:val="single" w:sz="4" w:space="0" w:color="CCCCCC"/>
-              <w:bottom w:val="single" w:sz="4" w:space="0" w:color="CCCCCC"/>
-              <w:left w:val="single" w:sz="4" w:space="0" w:color="CCCCCC"/>
-              <w:right w:val="single" w:sz="4" w:space="0" w:color="CCCCCC"/>
-            </w:tcBorders>
-          </w:tcPr>
-          <w:p>
-            <w:pPr>
-              <w:spacing w:before="60" w:after="60" w:line="252" w:lineRule="auto"/>
-              <w:jc w:val="left"/>
-            </w:pPr>
-            <w:r/>
-            <w:r>
-              <w:t>BULL</w:t>
-            </w:r>
-          </w:p>
-        </w:tc>
-      </w:tr>
-      <w:tr>
-        <w:tc>
-          <w:tcPr>
-            <w:tcW w:type="dxa" w:w="1584"/>
-            <w:shd w:fill="FFFFFF"/>
-            <w:tcMar>
-              <w:top w:w="100" w:type="dxa"/>
-              <w:bottom w:w="100" w:type="dxa"/>
-              <w:left w:w="120" w:type="dxa"/>
-              <w:right w:w="120" w:type="dxa"/>
-            </w:tcMar>
-            <w:tcBorders>
-              <w:top w:val="single" w:sz="4" w:space="0" w:color="CCCCCC"/>
-              <w:bottom w:val="single" w:sz="4" w:space="0" w:color="CCCCCC"/>
-              <w:left w:val="single" w:sz="4" w:space="0" w:color="CCCCCC"/>
-              <w:right w:val="single" w:sz="4" w:space="0" w:color="CCCCCC"/>
-            </w:tcBorders>
-          </w:tcPr>
-          <w:p>
-            <w:pPr>
-              <w:spacing w:before="60" w:after="60" w:line="252" w:lineRule="auto"/>
-              <w:jc w:val="left"/>
-            </w:pPr>
-            <w:r/>
-            <w:r>
-              <w:rPr>
-                <w:b/>
-              </w:rPr>
-              <w:t>Fri 18/09</w:t>
-            </w:r>
-          </w:p>
-        </w:tc>
-        <w:tc>
-          <w:tcPr>
-            <w:tcW w:type="dxa" w:w="864"/>
-            <w:shd w:fill="FFFFFF"/>
-            <w:tcMar>
-              <w:top w:w="100" w:type="dxa"/>
-              <w:bottom w:w="100" w:type="dxa"/>
-              <w:left w:w="120" w:type="dxa"/>
-              <w:right w:w="120" w:type="dxa"/>
-            </w:tcMar>
-            <w:tcBorders>
-              <w:top w:val="single" w:sz="4" w:space="0" w:color="CCCCCC"/>
-              <w:bottom w:val="single" w:sz="4" w:space="0" w:color="CCCCCC"/>
-              <w:left w:val="single" w:sz="4" w:space="0" w:color="CCCCCC"/>
-              <w:right w:val="single" w:sz="4" w:space="0" w:color="CCCCCC"/>
-            </w:tcBorders>
-          </w:tcPr>
-          <w:p>
-            <w:pPr>
-              <w:spacing w:before="60" w:after="60" w:line="252" w:lineRule="auto"/>
-              <w:jc w:val="left"/>
-            </w:pPr>
-            <w:r/>
-            <w:r>
-              <w:t>Pre-NY 19-21</w:t>
-            </w:r>
-          </w:p>
-        </w:tc>
-        <w:tc>
-          <w:tcPr>
-            <w:tcW w:type="dxa" w:w="1440"/>
-            <w:shd w:fill="FFFFFF"/>
-            <w:tcMar>
-              <w:top w:w="100" w:type="dxa"/>
-              <w:bottom w:w="100" w:type="dxa"/>
-              <w:left w:w="120" w:type="dxa"/>
-              <w:right w:w="120" w:type="dxa"/>
-            </w:tcMar>
-            <w:tcBorders>
-              <w:top w:val="single" w:sz="4" w:space="0" w:color="CCCCCC"/>
-              <w:bottom w:val="single" w:sz="4" w:space="0" w:color="CCCCCC"/>
-              <w:left w:val="single" w:sz="4" w:space="0" w:color="CCCCCC"/>
-              <w:right w:val="single" w:sz="4" w:space="0" w:color="CCCCCC"/>
-            </w:tcBorders>
-          </w:tcPr>
-          <w:p>
-            <w:pPr>
-              <w:spacing w:before="60" w:after="60" w:line="252" w:lineRule="auto"/>
-              <w:jc w:val="left"/>
-            </w:pPr>
-            <w:r/>
-            <w:r>
-              <w:t>736.75</w:t>
-            </w:r>
-          </w:p>
-        </w:tc>
-        <w:tc>
-          <w:tcPr>
-            <w:tcW w:type="dxa" w:w="2016"/>
-            <w:shd w:fill="FFFFFF"/>
-            <w:tcMar>
-              <w:top w:w="100" w:type="dxa"/>
-              <w:bottom w:w="100" w:type="dxa"/>
-              <w:left w:w="120" w:type="dxa"/>
-              <w:right w:w="120" w:type="dxa"/>
-            </w:tcMar>
-            <w:tcBorders>
-              <w:top w:val="single" w:sz="4" w:space="0" w:color="CCCCCC"/>
-              <w:bottom w:val="single" w:sz="4" w:space="0" w:color="CCCCCC"/>
-              <w:left w:val="single" w:sz="4" w:space="0" w:color="CCCCCC"/>
-              <w:right w:val="single" w:sz="4" w:space="0" w:color="CCCCCC"/>
-            </w:tcBorders>
-          </w:tcPr>
-          <w:p>
-            <w:pPr>
-              <w:spacing w:before="60" w:after="60" w:line="252" w:lineRule="auto"/>
-              <w:jc w:val="left"/>
-            </w:pPr>
-            <w:r/>
-            <w:r>
-              <w:t>746.00</w:t>
-            </w:r>
-          </w:p>
-        </w:tc>
-        <w:tc>
-          <w:tcPr>
-            <w:tcW w:type="dxa" w:w="1152"/>
-            <w:shd w:fill="FFFFFF"/>
-            <w:tcMar>
-              <w:top w:w="100" w:type="dxa"/>
-              <w:bottom w:w="100" w:type="dxa"/>
-              <w:left w:w="120" w:type="dxa"/>
-              <w:right w:w="120" w:type="dxa"/>
-            </w:tcMar>
-            <w:tcBorders>
-              <w:top w:val="single" w:sz="4" w:space="0" w:color="CCCCCC"/>
-              <w:bottom w:val="single" w:sz="4" w:space="0" w:color="CCCCCC"/>
-              <w:left w:val="single" w:sz="4" w:space="0" w:color="CCCCCC"/>
-              <w:right w:val="single" w:sz="4" w:space="0" w:color="CCCCCC"/>
-            </w:tcBorders>
-          </w:tcPr>
-          <w:p>
-            <w:pPr>
-              <w:spacing w:before="60" w:after="60" w:line="252" w:lineRule="auto"/>
-              <w:jc w:val="left"/>
-            </w:pPr>
-            <w:r/>
-            <w:r>
-              <w:t>729.50</w:t>
-            </w:r>
-          </w:p>
-        </w:tc>
-        <w:tc>
-          <w:tcPr>
-            <w:tcW w:type="dxa" w:w="1728"/>
-            <w:shd w:fill="FFFFFF"/>
-            <w:tcMar>
-              <w:top w:w="100" w:type="dxa"/>
-              <w:bottom w:w="100" w:type="dxa"/>
-              <w:left w:w="120" w:type="dxa"/>
-              <w:right w:w="120" w:type="dxa"/>
-            </w:tcMar>
-            <w:tcBorders>
-              <w:top w:val="single" w:sz="4" w:space="0" w:color="CCCCCC"/>
-              <w:bottom w:val="single" w:sz="4" w:space="0" w:color="CCCCCC"/>
-              <w:left w:val="single" w:sz="4" w:space="0" w:color="CCCCCC"/>
-              <w:right w:val="single" w:sz="4" w:space="0" w:color="CCCCCC"/>
-            </w:tcBorders>
-          </w:tcPr>
-          <w:p>
-            <w:pPr>
-              <w:spacing w:before="60" w:after="60" w:line="252" w:lineRule="auto"/>
-              <w:jc w:val="left"/>
-            </w:pPr>
-            <w:r/>
-            <w:r>
-              <w:rPr>
-                <w:b/>
-              </w:rPr>
-              <w:t>736.50</w:t>
-            </w:r>
-          </w:p>
-        </w:tc>
-        <w:tc>
-          <w:tcPr>
-            <w:tcW w:type="dxa" w:w="3456"/>
-            <w:shd w:fill="FFFFFF"/>
-            <w:tcMar>
-              <w:top w:w="100" w:type="dxa"/>
-              <w:bottom w:w="100" w:type="dxa"/>
-              <w:left w:w="120" w:type="dxa"/>
-              <w:right w:w="120" w:type="dxa"/>
-            </w:tcMar>
-            <w:tcBorders>
-              <w:top w:val="single" w:sz="4" w:space="0" w:color="CCCCCC"/>
-              <w:bottom w:val="single" w:sz="4" w:space="0" w:color="CCCCCC"/>
-              <w:left w:val="single" w:sz="4" w:space="0" w:color="CCCCCC"/>
-              <w:right w:val="single" w:sz="4" w:space="0" w:color="CCCCCC"/>
-            </w:tcBorders>
-          </w:tcPr>
-          <w:p>
-            <w:pPr>
-              <w:spacing w:before="60" w:after="60" w:line="252" w:lineRule="auto"/>
-              <w:jc w:val="left"/>
-            </w:pPr>
-            <w:r/>
-            <w:r>
-              <w:rPr>
-                <w:b/>
-              </w:rPr>
-              <w:t>-0.25</w:t>
-            </w:r>
-          </w:p>
-        </w:tc>
-        <w:tc>
-          <w:tcPr>
-            <w:tcW w:type="dxa" w:w="1440"/>
-            <w:shd w:fill="FFFFFF"/>
-            <w:tcMar>
-              <w:top w:w="100" w:type="dxa"/>
-              <w:bottom w:w="100" w:type="dxa"/>
-              <w:left w:w="120" w:type="dxa"/>
-              <w:right w:w="120" w:type="dxa"/>
-            </w:tcMar>
-            <w:tcBorders>
-              <w:top w:val="single" w:sz="4" w:space="0" w:color="CCCCCC"/>
-              <w:bottom w:val="single" w:sz="4" w:space="0" w:color="CCCCCC"/>
-              <w:left w:val="single" w:sz="4" w:space="0" w:color="CCCCCC"/>
-              <w:right w:val="single" w:sz="4" w:space="0" w:color="CCCCCC"/>
-            </w:tcBorders>
-          </w:tcPr>
-          <w:p>
-            <w:pPr>
-              <w:spacing w:before="60" w:after="60" w:line="252" w:lineRule="auto"/>
-              <w:jc w:val="left"/>
-            </w:pPr>
-            <w:r/>
-            <w:r>
-              <w:t>BEAR</w:t>
-            </w:r>
-          </w:p>
-        </w:tc>
-      </w:tr>
-      <w:tr>
-        <w:tc>
-          <w:tcPr>
-            <w:tcW w:type="dxa" w:w="1584"/>
-            <w:shd w:fill="F8FAFC"/>
-            <w:tcMar>
-              <w:top w:w="100" w:type="dxa"/>
-              <w:bottom w:w="100" w:type="dxa"/>
-              <w:left w:w="120" w:type="dxa"/>
-              <w:right w:w="120" w:type="dxa"/>
-            </w:tcMar>
-            <w:tcBorders>
-              <w:top w:val="single" w:sz="4" w:space="0" w:color="CCCCCC"/>
-              <w:bottom w:val="single" w:sz="4" w:space="0" w:color="CCCCCC"/>
-              <w:left w:val="single" w:sz="4" w:space="0" w:color="CCCCCC"/>
-              <w:right w:val="single" w:sz="4" w:space="0" w:color="CCCCCC"/>
-            </w:tcBorders>
-          </w:tcPr>
-          <w:p>
-            <w:pPr>
-              <w:spacing w:before="60" w:after="60" w:line="252" w:lineRule="auto"/>
-              <w:jc w:val="left"/>
-            </w:pPr>
-            <w:r/>
-            <w:r>
-              <w:rPr>
-                <w:b/>
-              </w:rPr>
-              <w:t>Fri 18/09</w:t>
-            </w:r>
-          </w:p>
-        </w:tc>
-        <w:tc>
-          <w:tcPr>
-            <w:tcW w:type="dxa" w:w="864"/>
-            <w:shd w:fill="F8FAFC"/>
-            <w:tcMar>
-              <w:top w:w="100" w:type="dxa"/>
-              <w:bottom w:w="100" w:type="dxa"/>
-              <w:left w:w="120" w:type="dxa"/>
-              <w:right w:w="120" w:type="dxa"/>
-            </w:tcMar>
-            <w:tcBorders>
-              <w:top w:val="single" w:sz="4" w:space="0" w:color="CCCCCC"/>
-              <w:bottom w:val="single" w:sz="4" w:space="0" w:color="CCCCCC"/>
-              <w:left w:val="single" w:sz="4" w:space="0" w:color="CCCCCC"/>
-              <w:right w:val="single" w:sz="4" w:space="0" w:color="CCCCCC"/>
-            </w:tcBorders>
-          </w:tcPr>
-          <w:p>
-            <w:pPr>
-              <w:spacing w:before="60" w:after="60" w:line="252" w:lineRule="auto"/>
-              <w:jc w:val="left"/>
-            </w:pPr>
-            <w:r/>
-            <w:r>
-              <w:t>NY Open 21-23</w:t>
-            </w:r>
-          </w:p>
-        </w:tc>
-        <w:tc>
-          <w:tcPr>
-            <w:tcW w:type="dxa" w:w="1440"/>
-            <w:shd w:fill="F8FAFC"/>
-            <w:tcMar>
-              <w:top w:w="100" w:type="dxa"/>
-              <w:bottom w:w="100" w:type="dxa"/>
-              <w:left w:w="120" w:type="dxa"/>
-              <w:right w:w="120" w:type="dxa"/>
-            </w:tcMar>
-            <w:tcBorders>
-              <w:top w:val="single" w:sz="4" w:space="0" w:color="CCCCCC"/>
-              <w:bottom w:val="single" w:sz="4" w:space="0" w:color="CCCCCC"/>
-              <w:left w:val="single" w:sz="4" w:space="0" w:color="CCCCCC"/>
-              <w:right w:val="single" w:sz="4" w:space="0" w:color="CCCCCC"/>
-            </w:tcBorders>
-          </w:tcPr>
-          <w:p>
-            <w:pPr>
-              <w:spacing w:before="60" w:after="60" w:line="252" w:lineRule="auto"/>
-              <w:jc w:val="left"/>
-            </w:pPr>
-            <w:r/>
-            <w:r>
-              <w:t>736.50</w:t>
-            </w:r>
-          </w:p>
-        </w:tc>
-        <w:tc>
-          <w:tcPr>
-            <w:tcW w:type="dxa" w:w="2016"/>
-            <w:shd w:fill="F8FAFC"/>
-            <w:tcMar>
-              <w:top w:w="100" w:type="dxa"/>
-              <w:bottom w:w="100" w:type="dxa"/>
-              <w:left w:w="120" w:type="dxa"/>
-              <w:right w:w="120" w:type="dxa"/>
-            </w:tcMar>
-            <w:tcBorders>
-              <w:top w:val="single" w:sz="4" w:space="0" w:color="CCCCCC"/>
-              <w:bottom w:val="single" w:sz="4" w:space="0" w:color="CCCCCC"/>
-              <w:left w:val="single" w:sz="4" w:space="0" w:color="CCCCCC"/>
-              <w:right w:val="single" w:sz="4" w:space="0" w:color="CCCCCC"/>
-            </w:tcBorders>
-          </w:tcPr>
-          <w:p>
-            <w:pPr>
-              <w:spacing w:before="60" w:after="60" w:line="252" w:lineRule="auto"/>
-              <w:jc w:val="left"/>
-            </w:pPr>
-            <w:r/>
-            <w:r>
-              <w:t>745.00</w:t>
-            </w:r>
-          </w:p>
-        </w:tc>
-        <w:tc>
-          <w:tcPr>
-            <w:tcW w:type="dxa" w:w="1152"/>
-            <w:shd w:fill="F8FAFC"/>
-            <w:tcMar>
-              <w:top w:w="100" w:type="dxa"/>
-              <w:bottom w:w="100" w:type="dxa"/>
-              <w:left w:w="120" w:type="dxa"/>
-              <w:right w:w="120" w:type="dxa"/>
-            </w:tcMar>
-            <w:tcBorders>
-              <w:top w:val="single" w:sz="4" w:space="0" w:color="CCCCCC"/>
-              <w:bottom w:val="single" w:sz="4" w:space="0" w:color="CCCCCC"/>
-              <w:left w:val="single" w:sz="4" w:space="0" w:color="CCCCCC"/>
-              <w:right w:val="single" w:sz="4" w:space="0" w:color="CCCCCC"/>
-            </w:tcBorders>
-          </w:tcPr>
-          <w:p>
-            <w:pPr>
-              <w:spacing w:before="60" w:after="60" w:line="252" w:lineRule="auto"/>
-              <w:jc w:val="left"/>
-            </w:pPr>
-            <w:r/>
-            <w:r>
-              <w:t>722.50</w:t>
-            </w:r>
-          </w:p>
-        </w:tc>
-        <w:tc>
-          <w:tcPr>
-            <w:tcW w:type="dxa" w:w="1728"/>
-            <w:shd w:fill="F8FAFC"/>
             <w:tcMar>
               <w:top w:w="100" w:type="dxa"/>
               <w:bottom w:w="100" w:type="dxa"/>
@@ -31006,241 +31241,6 @@
                 <w:b/>
               </w:rPr>
               <w:t>738.25</w:t>
-            </w:r>
-          </w:p>
-        </w:tc>
-        <w:tc>
-          <w:tcPr>
-            <w:tcW w:type="dxa" w:w="3456"/>
-            <w:shd w:fill="F8FAFC"/>
-            <w:tcMar>
-              <w:top w:w="100" w:type="dxa"/>
-              <w:bottom w:w="100" w:type="dxa"/>
-              <w:left w:w="120" w:type="dxa"/>
-              <w:right w:w="120" w:type="dxa"/>
-            </w:tcMar>
-            <w:tcBorders>
-              <w:top w:val="single" w:sz="4" w:space="0" w:color="CCCCCC"/>
-              <w:bottom w:val="single" w:sz="4" w:space="0" w:color="CCCCCC"/>
-              <w:left w:val="single" w:sz="4" w:space="0" w:color="CCCCCC"/>
-              <w:right w:val="single" w:sz="4" w:space="0" w:color="CCCCCC"/>
-            </w:tcBorders>
-          </w:tcPr>
-          <w:p>
-            <w:pPr>
-              <w:spacing w:before="60" w:after="60" w:line="252" w:lineRule="auto"/>
-              <w:jc w:val="left"/>
-            </w:pPr>
-            <w:r/>
-            <w:r>
-              <w:rPr>
-                <w:b/>
-              </w:rPr>
-              <w:t>+1.75</w:t>
-            </w:r>
-          </w:p>
-        </w:tc>
-        <w:tc>
-          <w:tcPr>
-            <w:tcW w:type="dxa" w:w="1440"/>
-            <w:shd w:fill="F8FAFC"/>
-            <w:tcMar>
-              <w:top w:w="100" w:type="dxa"/>
-              <w:bottom w:w="100" w:type="dxa"/>
-              <w:left w:w="120" w:type="dxa"/>
-              <w:right w:w="120" w:type="dxa"/>
-            </w:tcMar>
-            <w:tcBorders>
-              <w:top w:val="single" w:sz="4" w:space="0" w:color="CCCCCC"/>
-              <w:bottom w:val="single" w:sz="4" w:space="0" w:color="CCCCCC"/>
-              <w:left w:val="single" w:sz="4" w:space="0" w:color="CCCCCC"/>
-              <w:right w:val="single" w:sz="4" w:space="0" w:color="CCCCCC"/>
-            </w:tcBorders>
-          </w:tcPr>
-          <w:p>
-            <w:pPr>
-              <w:spacing w:before="60" w:after="60" w:line="252" w:lineRule="auto"/>
-              <w:jc w:val="left"/>
-            </w:pPr>
-            <w:r/>
-            <w:r>
-              <w:t>BULL</w:t>
-            </w:r>
-          </w:p>
-        </w:tc>
-      </w:tr>
-      <w:tr>
-        <w:tc>
-          <w:tcPr>
-            <w:tcW w:type="dxa" w:w="1584"/>
-            <w:shd w:fill="FFFFFF"/>
-            <w:tcMar>
-              <w:top w:w="100" w:type="dxa"/>
-              <w:bottom w:w="100" w:type="dxa"/>
-              <w:left w:w="120" w:type="dxa"/>
-              <w:right w:w="120" w:type="dxa"/>
-            </w:tcMar>
-            <w:tcBorders>
-              <w:top w:val="single" w:sz="4" w:space="0" w:color="CCCCCC"/>
-              <w:bottom w:val="single" w:sz="4" w:space="0" w:color="CCCCCC"/>
-              <w:left w:val="single" w:sz="4" w:space="0" w:color="CCCCCC"/>
-              <w:right w:val="single" w:sz="4" w:space="0" w:color="CCCCCC"/>
-            </w:tcBorders>
-          </w:tcPr>
-          <w:p>
-            <w:pPr>
-              <w:spacing w:before="60" w:after="60" w:line="252" w:lineRule="auto"/>
-              <w:jc w:val="left"/>
-            </w:pPr>
-            <w:r/>
-            <w:r>
-              <w:rPr>
-                <w:b/>
-              </w:rPr>
-              <w:t>Fri 18/09</w:t>
-            </w:r>
-          </w:p>
-        </w:tc>
-        <w:tc>
-          <w:tcPr>
-            <w:tcW w:type="dxa" w:w="864"/>
-            <w:shd w:fill="FFFFFF"/>
-            <w:tcMar>
-              <w:top w:w="100" w:type="dxa"/>
-              <w:bottom w:w="100" w:type="dxa"/>
-              <w:left w:w="120" w:type="dxa"/>
-              <w:right w:w="120" w:type="dxa"/>
-            </w:tcMar>
-            <w:tcBorders>
-              <w:top w:val="single" w:sz="4" w:space="0" w:color="CCCCCC"/>
-              <w:bottom w:val="single" w:sz="4" w:space="0" w:color="CCCCCC"/>
-              <w:left w:val="single" w:sz="4" w:space="0" w:color="CCCCCC"/>
-              <w:right w:val="single" w:sz="4" w:space="0" w:color="CCCCCC"/>
-            </w:tcBorders>
-          </w:tcPr>
-          <w:p>
-            <w:pPr>
-              <w:spacing w:before="60" w:after="60" w:line="252" w:lineRule="auto"/>
-              <w:jc w:val="left"/>
-            </w:pPr>
-            <w:r/>
-            <w:r>
-              <w:t>NY Close 23-01</w:t>
-            </w:r>
-          </w:p>
-        </w:tc>
-        <w:tc>
-          <w:tcPr>
-            <w:tcW w:type="dxa" w:w="1440"/>
-            <w:shd w:fill="FFFFFF"/>
-            <w:tcMar>
-              <w:top w:w="100" w:type="dxa"/>
-              <w:bottom w:w="100" w:type="dxa"/>
-              <w:left w:w="120" w:type="dxa"/>
-              <w:right w:w="120" w:type="dxa"/>
-            </w:tcMar>
-            <w:tcBorders>
-              <w:top w:val="single" w:sz="4" w:space="0" w:color="CCCCCC"/>
-              <w:bottom w:val="single" w:sz="4" w:space="0" w:color="CCCCCC"/>
-              <w:left w:val="single" w:sz="4" w:space="0" w:color="CCCCCC"/>
-              <w:right w:val="single" w:sz="4" w:space="0" w:color="CCCCCC"/>
-            </w:tcBorders>
-          </w:tcPr>
-          <w:p>
-            <w:pPr>
-              <w:spacing w:before="60" w:after="60" w:line="252" w:lineRule="auto"/>
-              <w:jc w:val="left"/>
-            </w:pPr>
-            <w:r/>
-            <w:r>
-              <w:t>738.25</w:t>
-            </w:r>
-          </w:p>
-        </w:tc>
-        <w:tc>
-          <w:tcPr>
-            <w:tcW w:type="dxa" w:w="2016"/>
-            <w:shd w:fill="FFFFFF"/>
-            <w:tcMar>
-              <w:top w:w="100" w:type="dxa"/>
-              <w:bottom w:w="100" w:type="dxa"/>
-              <w:left w:w="120" w:type="dxa"/>
-              <w:right w:w="120" w:type="dxa"/>
-            </w:tcMar>
-            <w:tcBorders>
-              <w:top w:val="single" w:sz="4" w:space="0" w:color="CCCCCC"/>
-              <w:bottom w:val="single" w:sz="4" w:space="0" w:color="CCCCCC"/>
-              <w:left w:val="single" w:sz="4" w:space="0" w:color="CCCCCC"/>
-              <w:right w:val="single" w:sz="4" w:space="0" w:color="CCCCCC"/>
-            </w:tcBorders>
-          </w:tcPr>
-          <w:p>
-            <w:pPr>
-              <w:spacing w:before="60" w:after="60" w:line="252" w:lineRule="auto"/>
-              <w:jc w:val="left"/>
-            </w:pPr>
-            <w:r/>
-            <w:r>
-              <w:t>744.50</w:t>
-            </w:r>
-          </w:p>
-        </w:tc>
-        <w:tc>
-          <w:tcPr>
-            <w:tcW w:type="dxa" w:w="1152"/>
-            <w:shd w:fill="FFFFFF"/>
-            <w:tcMar>
-              <w:top w:w="100" w:type="dxa"/>
-              <w:bottom w:w="100" w:type="dxa"/>
-              <w:left w:w="120" w:type="dxa"/>
-              <w:right w:w="120" w:type="dxa"/>
-            </w:tcMar>
-            <w:tcBorders>
-              <w:top w:val="single" w:sz="4" w:space="0" w:color="CCCCCC"/>
-              <w:bottom w:val="single" w:sz="4" w:space="0" w:color="CCCCCC"/>
-              <w:left w:val="single" w:sz="4" w:space="0" w:color="CCCCCC"/>
-              <w:right w:val="single" w:sz="4" w:space="0" w:color="CCCCCC"/>
-            </w:tcBorders>
-          </w:tcPr>
-          <w:p>
-            <w:pPr>
-              <w:spacing w:before="60" w:after="60" w:line="252" w:lineRule="auto"/>
-              <w:jc w:val="left"/>
-            </w:pPr>
-            <w:r/>
-            <w:r>
-              <w:t>731.75</w:t>
-            </w:r>
-          </w:p>
-        </w:tc>
-        <w:tc>
-          <w:tcPr>
-            <w:tcW w:type="dxa" w:w="1728"/>
-            <w:shd w:fill="FFFFFF"/>
-            <w:tcMar>
-              <w:top w:w="100" w:type="dxa"/>
-              <w:bottom w:w="100" w:type="dxa"/>
-              <w:left w:w="120" w:type="dxa"/>
-              <w:right w:w="120" w:type="dxa"/>
-            </w:tcMar>
-            <w:tcBorders>
-              <w:top w:val="single" w:sz="4" w:space="0" w:color="CCCCCC"/>
-              <w:bottom w:val="single" w:sz="4" w:space="0" w:color="CCCCCC"/>
-              <w:left w:val="single" w:sz="4" w:space="0" w:color="CCCCCC"/>
-              <w:right w:val="single" w:sz="4" w:space="0" w:color="CCCCCC"/>
-            </w:tcBorders>
-          </w:tcPr>
-          <w:p>
-            <w:pPr>
-              <w:spacing w:before="60" w:after="60" w:line="252" w:lineRule="auto"/>
-              <w:jc w:val="left"/>
-            </w:pPr>
-            <w:r/>
-            <w:r>
-              <w:rPr>
-                <w:b/>
-              </w:rPr>
-              <w:t>737.50</w:t>
             </w:r>
           </w:p>
         </w:tc>

--- a/Daily Reports/15_09_2026-CBOT Reports.docx
+++ b/Daily Reports/15_09_2026-CBOT Reports.docx
@@ -104,7 +104,7 @@
           <w:color w:val="5C768D"/>
           <w:sz w:val="19"/>
         </w:rPr>
-        <w:t>Cập nhật tự động qua `macro_tracker.py` vào lúc 10:37 ICT ngày 15/09/2026</w:t>
+        <w:t>Cập nhật tự động qua `macro_tracker.py` vào lúc 12:43 ICT ngày 15/09/2026</w:t>
       </w:r>
     </w:p>
     <w:tbl>
@@ -313,7 +313,7 @@
               <w:rPr>
                 <w:b/>
               </w:rPr>
-              <w:t>106.98 / thùng</w:t>
+              <w:t>107.57 / thùng</w:t>
             </w:r>
           </w:p>
         </w:tc>
@@ -344,7 +344,7 @@
               <w:rPr>
                 <w:b/>
               </w:rPr>
-              <w:t>+0.00%</w:t>
+              <w:t>+1.79%</w:t>
             </w:r>
           </w:p>
         </w:tc>
@@ -442,7 +442,7 @@
               <w:rPr>
                 <w:b/>
               </w:rPr>
-              <w:t>99.60</w:t>
+              <w:t>99.63</w:t>
             </w:r>
           </w:p>
         </w:tc>
@@ -473,7 +473,7 @@
               <w:rPr>
                 <w:b/>
               </w:rPr>
-              <w:t>+0.00%</w:t>
+              <w:t>+0.17%</w:t>
             </w:r>
           </w:p>
         </w:tc>
@@ -1218,7 +1218,7 @@
         <w:rPr>
           <w:b/>
         </w:rPr>
-        <w:t>`106.98` (+0.00%)</w:t>
+        <w:t>`107.57` (+1.79%)</w:t>
       </w:r>
       <w:r>
         <w:t xml:space="preserve"> | DXY: </w:t>
@@ -1227,7 +1227,7 @@
         <w:rPr>
           <w:b/>
         </w:rPr>
-        <w:t>`99.60` (+0.00%)</w:t>
+        <w:t>`99.63` (+0.17%)</w:t>
       </w:r>
       <w:r>
         <w:t xml:space="preserve"> | Lúa mì CBOT: </w:t>
@@ -1236,7 +1236,7 @@
         <w:rPr>
           <w:b/>
         </w:rPr>
-        <w:t>`718.00` (+0.00%)</w:t>
+        <w:t>`721.00` (+1.98%)</w:t>
       </w:r>
       <w:r>
         <w:t>.</w:t>
@@ -1306,7 +1306,7 @@
           <w:color w:val="5C768D"/>
           <w:sz w:val="19"/>
         </w:rPr>
-        <w:t>Cập nhật tự động lúc 10:37 ICT ngày 15/09/2026 — Nguồn: NOAA, USDA, BOM Australia</w:t>
+        <w:t>Cập nhật tự động lúc 12:43 ICT ngày 15/09/2026 — Nguồn: NOAA, USDA, BOM Australia</w:t>
       </w:r>
     </w:p>
     <w:p>
@@ -3574,7 +3574,7 @@
               <w:rPr>
                 <w:b/>
               </w:rPr>
-              <w:t>531.25</w:t>
+              <w:t>532.50</w:t>
             </w:r>
           </w:p>
         </w:tc>
@@ -3605,7 +3605,7 @@
               <w:rPr>
                 <w:b/>
               </w:rPr>
-              <w:t>532.51 (+1.26)</w:t>
+              <w:t>533.89 (+1.39)</w:t>
             </w:r>
           </w:p>
         </w:tc>
@@ -3633,7 +3633,7 @@
             </w:pPr>
             <w:r/>
             <w:r>
-              <w:t>Bullish (530.91 &gt; 530.61)</w:t>
+              <w:t>Bullish (531.17 &gt; 530.74)</w:t>
             </w:r>
           </w:p>
         </w:tc>
@@ -3661,7 +3661,7 @@
             </w:pPr>
             <w:r/>
             <w:r>
-              <w:t>0.50 cents</w:t>
+              <w:t>1.00 cents</w:t>
             </w:r>
           </w:p>
         </w:tc>
@@ -3822,7 +3822,7 @@
               <w:rPr>
                 <w:b/>
               </w:rPr>
-              <w:t>718.00</w:t>
+              <w:t>721.00</w:t>
             </w:r>
           </w:p>
         </w:tc>
@@ -3853,7 +3853,7 @@
               <w:rPr>
                 <w:b/>
               </w:rPr>
-              <w:t>719.10 (+1.10)</w:t>
+              <w:t>721.95 (+0.95)</w:t>
             </w:r>
           </w:p>
         </w:tc>
@@ -3881,7 +3881,7 @@
             </w:pPr>
             <w:r/>
             <w:r>
-              <w:t>Bearish (723.22 &lt; 727.83)</w:t>
+              <w:t>Bearish (723.24 &lt; 727.67)</w:t>
             </w:r>
           </w:p>
         </w:tc>
@@ -3909,7 +3909,7 @@
             </w:pPr>
             <w:r/>
             <w:r>
-              <w:t>1.25 cents</w:t>
+              <w:t>3.00 cents</w:t>
             </w:r>
           </w:p>
         </w:tc>
@@ -4347,7 +4347,7 @@
                 <w:b/>
                 <w:color w:val="15803D"/>
               </w:rPr>
-              <w:t>528.00 - 530.91 cents (Canh mua vùng hỗ trợ)</w:t>
+              <w:t>530.75 - 531.17 cents (Canh mua vùng hỗ trợ)</w:t>
             </w:r>
           </w:p>
         </w:tc>
@@ -4378,7 +4378,7 @@
               <w:rPr>
                 <w:b/>
               </w:rPr>
-              <w:t>453.74 cents (Dưới cản S2 + 1.5x ATR)</w:t>
+              <w:t>453.91 cents (Dưới cản S2 + 1.5x ATR)</w:t>
             </w:r>
           </w:p>
         </w:tc>
@@ -4414,7 +4414,7 @@
                 <w:color w:val="D97706"/>
                 <w:sz w:val="19"/>
               </w:rPr>
-              <w:t xml:space="preserve"> 533.50 cents </w:t>
+              <w:t xml:space="preserve"> 534.50 cents </w:t>
             </w:r>
             <w:r>
               <w:t xml:space="preserve"> / TP2: </w:t>
@@ -4559,7 +4559,7 @@
               <w:rPr>
                 <w:b/>
               </w:rPr>
-              <w:t>526.50 - 528.00 cents</w:t>
+              <w:t>529.25 - 530.75 cents</w:t>
             </w:r>
           </w:p>
         </w:tc>
@@ -4590,7 +4590,7 @@
               <w:rPr>
                 <w:b/>
               </w:rPr>
-              <w:t>454.99 cents (Chống quét SL tuyệt đối)</w:t>
+              <w:t>455.11 cents (Chống quét SL tuyệt đối)</w:t>
             </w:r>
           </w:p>
         </w:tc>
@@ -4752,7 +4752,7 @@
               <w:rPr>
                 <w:b/>
               </w:rPr>
-              <w:t>533.50 - 535.00 cents</w:t>
+              <w:t>534.50 - 536.00 cents</w:t>
             </w:r>
           </w:p>
         </w:tc>
@@ -4783,7 +4783,7 @@
               <w:rPr>
                 <w:b/>
               </w:rPr>
-              <w:t>536.01 cents</w:t>
+              <w:t>536.89 cents</w:t>
             </w:r>
           </w:p>
         </w:tc>
@@ -4945,7 +4945,7 @@
               <w:rPr>
                 <w:b/>
               </w:rPr>
-              <w:t>447.47 - 457.50 cents</w:t>
+              <w:t>447.93 - 457.50 cents</w:t>
             </w:r>
           </w:p>
         </w:tc>
@@ -5126,7 +5126,7 @@
                 <w:b/>
                 <w:color w:val="B91C1C"/>
               </w:rPr>
-              <w:t>723.22 - 727.83 cents (Canh bán hồi kỹ thuật H1)</w:t>
+              <w:t>723.24 - 727.67 cents (Canh bán hồi kỹ thuật H1)</w:t>
             </w:r>
           </w:p>
         </w:tc>
@@ -5157,7 +5157,7 @@
               <w:rPr>
                 <w:b/>
               </w:rPr>
-              <w:t>802.58 cents (Trên kháng cự R2 + 1.5x ATR)</w:t>
+              <w:t>802.35 cents (Trên kháng cự R2 + 1.5x ATR)</w:t>
             </w:r>
           </w:p>
         </w:tc>
@@ -5193,7 +5193,7 @@
                 <w:color w:val="D97706"/>
                 <w:sz w:val="19"/>
               </w:rPr>
-              <w:t xml:space="preserve"> 710.50 cents </w:t>
+              <w:t xml:space="preserve"> 716.25 cents </w:t>
             </w:r>
             <w:r>
               <w:t xml:space="preserve"> / TP2: </w:t>
@@ -5335,7 +5335,7 @@
               <w:rPr>
                 <w:b/>
               </w:rPr>
-              <w:t>726.50 - 728.50 cents</w:t>
+              <w:t>733.75 - 735.75 cents</w:t>
             </w:r>
           </w:p>
         </w:tc>
@@ -5366,7 +5366,7 @@
               <w:rPr>
                 <w:b/>
               </w:rPr>
-              <w:t>657.92 cents</w:t>
+              <w:t>658.08 cents</w:t>
             </w:r>
           </w:p>
         </w:tc>
@@ -5559,7 +5559,7 @@
               <w:rPr>
                 <w:b/>
               </w:rPr>
-              <w:t>753.83 cents</w:t>
+              <w:t>753.67 cents</w:t>
             </w:r>
           </w:p>
         </w:tc>
@@ -5721,7 +5721,7 @@
               <w:rPr>
                 <w:b/>
               </w:rPr>
-              <w:t>625.04 - 645.25 cents</w:t>
+              <w:t>625.66 - 645.25 cents</w:t>
             </w:r>
           </w:p>
         </w:tc>
@@ -11609,7 +11609,7 @@
         <w:t>Giá Chốt Phiên (Close):</w:t>
       </w:r>
       <w:r>
-        <w:t xml:space="preserve"> 531.25 cents | </w:t>
+        <w:t xml:space="preserve"> 532.50 cents | </w:t>
       </w:r>
       <w:r>
         <w:rPr>
@@ -11624,10 +11624,10 @@
         <w:rPr>
           <w:b/>
         </w:rPr>
-        <w:t>`532.51 cents`</w:t>
+        <w:t>`533.89 cents`</w:t>
       </w:r>
       <w:r>
-        <w:t xml:space="preserve"> (+1.26).</w:t>
+        <w:t xml:space="preserve"> (+1.39).</w:t>
       </w:r>
     </w:p>
     <w:p>
@@ -11648,7 +11648,7 @@
         <w:rPr>
           <w:b/>
         </w:rPr>
-        <w:t>`17,183`</w:t>
+        <w:t>`17,981`</w:t>
       </w:r>
       <w:r>
         <w:t xml:space="preserve"> (Chênh lệch: </w:t>
@@ -11657,7 +11657,7 @@
         <w:rPr>
           <w:b/>
         </w:rPr>
-        <w:t>`+3,932`</w:t>
+        <w:t>`-389,030`</w:t>
       </w:r>
       <w:r>
         <w:t xml:space="preserve">) | OI: </w:t>
@@ -11675,7 +11675,7 @@
         <w:rPr>
           <w:b/>
         </w:rPr>
-        <w:t>`-3,988`</w:t>
+        <w:t>`+0`</w:t>
       </w:r>
       <w:r>
         <w:t>)</w:t>
@@ -11699,7 +11699,7 @@
         <w:rPr>
           <w:b/>
         </w:rPr>
-        <w:t>`Bearish Marubozu (Lực bán áp đảo tuyệt đối)`</w:t>
+        <w:t>`Doji (Nến lưỡng lự thế trận)`</w:t>
       </w:r>
     </w:p>
     <w:p>
@@ -11719,9 +11719,9 @@
       <w:r>
         <w:rPr>
           <w:b/>
-          <w:color w:val="B91C1C"/>
+          <w:color w:val="15803D"/>
         </w:rPr>
-        <w:t>`Tăng do phe Short chốt lời (Short Covering)`</w:t>
+        <w:t>`Giảm suy yếu / Đáy ngắn hạn (Long Liquidation Decline)`</w:t>
       </w:r>
     </w:p>
     <w:p>
@@ -11736,16 +11736,16 @@
         <w:t>Đánh giá xu hướng kết hợp:</w:t>
       </w:r>
       <w:r>
-        <w:t xml:space="preserve"> ️ </w:t>
+        <w:t xml:space="preserve"> </w:t>
       </w:r>
       <w:r>
         <w:rPr>
           <w:b/>
         </w:rPr>
-        <w:t>BÁN THÁO YẾU (Weak Bearish Retest):</w:t>
+        <w:t>TÍCH LŨY TIÊU CỰC (Distribution):</w:t>
       </w:r>
       <w:r>
-        <w:t xml:space="preserve"> Nến giảm xuất hiện nhưng thanh khoản thấp, có thể là nhịp rũ bỏ ngắn hạn trước khi hồi phục.</w:t>
+        <w:t xml:space="preserve"> Nến đi ngang nhưng dòng tiền rút dần (OI giảm), cảnh báo rủi ro suy sụt sắp tới.</w:t>
       </w:r>
     </w:p>
     <w:p>
@@ -11991,7 +11991,7 @@
               <w:rPr>
                 <w:b/>
               </w:rPr>
-              <w:t>106.98</w:t>
+              <w:t>107.57</w:t>
             </w:r>
           </w:p>
         </w:tc>
@@ -12022,7 +12022,7 @@
               <w:rPr>
                 <w:b/>
               </w:rPr>
-              <w:t>+0.00%</w:t>
+              <w:t>+1.79%</w:t>
             </w:r>
           </w:p>
         </w:tc>
@@ -12114,7 +12114,7 @@
               <w:rPr>
                 <w:b/>
               </w:rPr>
-              <w:t>99.60</w:t>
+              <w:t>99.63</w:t>
             </w:r>
           </w:p>
         </w:tc>
@@ -12145,7 +12145,7 @@
               <w:rPr>
                 <w:b/>
               </w:rPr>
-              <w:t>+0.00%</w:t>
+              <w:t>+0.17%</w:t>
             </w:r>
           </w:p>
         </w:tc>
@@ -12749,7 +12749,7 @@
         <w:t xml:space="preserve"> EMA_21 </w:t>
       </w:r>
       <w:r>
-        <w:t xml:space="preserve"> (530.91) &gt; </w:t>
+        <w:t xml:space="preserve"> (531.17) &gt; </w:t>
       </w:r>
       <w:r>
         <w:rPr>
@@ -12760,7 +12760,7 @@
         <w:t xml:space="preserve"> EMA_50 </w:t>
       </w:r>
       <w:r>
-        <w:t xml:space="preserve"> (530.61).</w:t>
+        <w:t xml:space="preserve"> (530.74).</w:t>
       </w:r>
     </w:p>
     <w:p>
@@ -12781,7 +12781,7 @@
         <w:rPr>
           <w:b/>
         </w:rPr>
-        <w:t>`51.58`</w:t>
+        <w:t>`54.83`</w:t>
       </w:r>
       <w:r>
         <w:t xml:space="preserve"> | ATR (14) = </w:t>
@@ -12790,7 +12790,7 @@
         <w:rPr>
           <w:b/>
         </w:rPr>
-        <w:t>`2.51`</w:t>
+        <w:t>`2.39`</w:t>
       </w:r>
       <w:r>
         <w:t xml:space="preserve"> cents | Volatility = </w:t>
@@ -12799,7 +12799,7 @@
         <w:rPr>
           <w:b/>
         </w:rPr>
-        <w:t>`0.50 cents`</w:t>
+        <w:t>`1.00 cents`</w:t>
       </w:r>
       <w:r>
         <w:t>.</w:t>
@@ -12823,7 +12823,7 @@
         <w:rPr>
           <w:b/>
         </w:rPr>
-        <w:t>`528.00`</w:t>
+        <w:t>`530.75`</w:t>
       </w:r>
       <w:r>
         <w:t xml:space="preserve"> | S2: </w:t>
@@ -12841,7 +12841,7 @@
         <w:rPr>
           <w:b/>
         </w:rPr>
-        <w:t>`533.50`</w:t>
+        <w:t>`534.50`</w:t>
       </w:r>
       <w:r>
         <w:t xml:space="preserve"> | R2: </w:t>
@@ -13584,7 +13584,7 @@
           <w:b/>
           <w:color w:val="15803D"/>
         </w:rPr>
-        <w:t>`528.00 - 530.91 cents (Canh mua vùng hỗ trợ)`</w:t>
+        <w:t>`530.75 - 531.17 cents (Canh mua vùng hỗ trợ)`</w:t>
       </w:r>
       <w:r>
         <w:t xml:space="preserve"> | SL: </w:t>
@@ -13593,7 +13593,7 @@
         <w:rPr>
           <w:b/>
         </w:rPr>
-        <w:t>`453.74 cents (Dưới cản S2 + 1.5x ATR)`</w:t>
+        <w:t>`453.91 cents (Dưới cản S2 + 1.5x ATR)`</w:t>
       </w:r>
       <w:r>
         <w:t xml:space="preserve"> | TP: </w:t>
@@ -13604,7 +13604,7 @@
           <w:color w:val="D97706"/>
           <w:sz w:val="19"/>
         </w:rPr>
-        <w:t xml:space="preserve"> 533.50 cents </w:t>
+        <w:t xml:space="preserve"> 534.50 cents </w:t>
       </w:r>
       <w:r>
         <w:t xml:space="preserve"> / </w:t>
@@ -13655,7 +13655,7 @@
         <w:rPr>
           <w:b/>
         </w:rPr>
-        <w:t>`526.50 - 528.00 cents`</w:t>
+        <w:t>`529.25 - 530.75 cents`</w:t>
       </w:r>
       <w:r>
         <w:t xml:space="preserve"> | SL: </w:t>
@@ -13664,7 +13664,7 @@
         <w:rPr>
           <w:b/>
         </w:rPr>
-        <w:t>`454.99 cents (Chống quét SL tuyệt đối)`</w:t>
+        <w:t>`455.11 cents (Chống quét SL tuyệt đối)`</w:t>
       </w:r>
       <w:r>
         <w:t xml:space="preserve"> | TP: </w:t>
@@ -13701,7 +13701,7 @@
         <w:rPr>
           <w:b/>
         </w:rPr>
-        <w:t>`533.50 - 535.00 cents`</w:t>
+        <w:t>`534.50 - 536.00 cents`</w:t>
       </w:r>
       <w:r>
         <w:t xml:space="preserve"> | SL: </w:t>
@@ -13710,7 +13710,7 @@
         <w:rPr>
           <w:b/>
         </w:rPr>
-        <w:t>`536.01 cents`</w:t>
+        <w:t>`536.89 cents`</w:t>
       </w:r>
       <w:r>
         <w:t xml:space="preserve"> | TP: </w:t>
@@ -13759,7 +13759,7 @@
         <w:rPr>
           <w:b/>
         </w:rPr>
-        <w:t>`447.47 - 457.50 cents`</w:t>
+        <w:t>`447.93 - 457.50 cents`</w:t>
       </w:r>
     </w:p>
     <w:p>
@@ -14166,7 +14166,7 @@
             </w:pPr>
             <w:r/>
             <w:r>
-              <w:t>531.25</w:t>
+              <w:t>532.50</w:t>
             </w:r>
           </w:p>
         </w:tc>
@@ -14194,7 +14194,7 @@
             </w:pPr>
             <w:r/>
             <w:r>
-              <w:t>535.00</w:t>
+              <w:t>536.25</w:t>
             </w:r>
           </w:p>
         </w:tc>
@@ -14222,7 +14222,7 @@
             </w:pPr>
             <w:r/>
             <w:r>
-              <w:t>528.00</w:t>
+              <w:t>529.25</w:t>
             </w:r>
           </w:p>
         </w:tc>
@@ -14253,7 +14253,7 @@
               <w:rPr>
                 <w:b/>
               </w:rPr>
-              <w:t>531.50</w:t>
+              <w:t>532.75</w:t>
             </w:r>
           </w:p>
         </w:tc>
@@ -14401,7 +14401,7 @@
             </w:pPr>
             <w:r/>
             <w:r>
-              <w:t>531.50</w:t>
+              <w:t>532.75</w:t>
             </w:r>
           </w:p>
         </w:tc>
@@ -14429,7 +14429,7 @@
             </w:pPr>
             <w:r/>
             <w:r>
-              <w:t>534.25</w:t>
+              <w:t>535.50</w:t>
             </w:r>
           </w:p>
         </w:tc>
@@ -14457,7 +14457,7 @@
             </w:pPr>
             <w:r/>
             <w:r>
-              <w:t>527.75</w:t>
+              <w:t>529.00</w:t>
             </w:r>
           </w:p>
         </w:tc>
@@ -14488,7 +14488,7 @@
               <w:rPr>
                 <w:b/>
               </w:rPr>
-              <w:t>531.00</w:t>
+              <w:t>532.25</w:t>
             </w:r>
           </w:p>
         </w:tc>
@@ -14636,7 +14636,7 @@
             </w:pPr>
             <w:r/>
             <w:r>
-              <w:t>531.00</w:t>
+              <w:t>532.25</w:t>
             </w:r>
           </w:p>
         </w:tc>
@@ -14664,7 +14664,7 @@
             </w:pPr>
             <w:r/>
             <w:r>
-              <w:t>534.00</w:t>
+              <w:t>535.25</w:t>
             </w:r>
           </w:p>
         </w:tc>
@@ -14692,7 +14692,7 @@
             </w:pPr>
             <w:r/>
             <w:r>
-              <w:t>527.00</w:t>
+              <w:t>528.25</w:t>
             </w:r>
           </w:p>
         </w:tc>
@@ -14723,7 +14723,7 @@
               <w:rPr>
                 <w:b/>
               </w:rPr>
-              <w:t>531.75</w:t>
+              <w:t>533.00</w:t>
             </w:r>
           </w:p>
         </w:tc>
@@ -14871,7 +14871,7 @@
             </w:pPr>
             <w:r/>
             <w:r>
-              <w:t>531.75</w:t>
+              <w:t>533.00</w:t>
             </w:r>
           </w:p>
         </w:tc>
@@ -14899,7 +14899,7 @@
             </w:pPr>
             <w:r/>
             <w:r>
-              <w:t>536.25</w:t>
+              <w:t>537.50</w:t>
             </w:r>
           </w:p>
         </w:tc>
@@ -14927,7 +14927,7 @@
             </w:pPr>
             <w:r/>
             <w:r>
-              <w:t>526.75</w:t>
+              <w:t>528.00</w:t>
             </w:r>
           </w:p>
         </w:tc>
@@ -14958,7 +14958,7 @@
               <w:rPr>
                 <w:b/>
               </w:rPr>
-              <w:t>532.50</w:t>
+              <w:t>533.75</w:t>
             </w:r>
           </w:p>
         </w:tc>
@@ -15106,7 +15106,7 @@
             </w:pPr>
             <w:r/>
             <w:r>
-              <w:t>532.50</w:t>
+              <w:t>533.75</w:t>
             </w:r>
           </w:p>
         </w:tc>
@@ -15134,7 +15134,7 @@
             </w:pPr>
             <w:r/>
             <w:r>
-              <w:t>538.00</w:t>
+              <w:t>539.25</w:t>
             </w:r>
           </w:p>
         </w:tc>
@@ -15162,7 +15162,7 @@
             </w:pPr>
             <w:r/>
             <w:r>
-              <w:t>526.25</w:t>
+              <w:t>527.50</w:t>
             </w:r>
           </w:p>
         </w:tc>
@@ -15193,7 +15193,7 @@
               <w:rPr>
                 <w:b/>
               </w:rPr>
-              <w:t>534.75</w:t>
+              <w:t>536.00</w:t>
             </w:r>
           </w:p>
         </w:tc>
@@ -15341,7 +15341,7 @@
             </w:pPr>
             <w:r/>
             <w:r>
-              <w:t>534.75</w:t>
+              <w:t>536.00</w:t>
             </w:r>
           </w:p>
         </w:tc>
@@ -15369,7 +15369,7 @@
             </w:pPr>
             <w:r/>
             <w:r>
-              <w:t>537.75</w:t>
+              <w:t>539.00</w:t>
             </w:r>
           </w:p>
         </w:tc>
@@ -15397,7 +15397,7 @@
             </w:pPr>
             <w:r/>
             <w:r>
-              <w:t>530.50</w:t>
+              <w:t>531.75</w:t>
             </w:r>
           </w:p>
         </w:tc>
@@ -15428,7 +15428,7 @@
               <w:rPr>
                 <w:b/>
               </w:rPr>
-              <w:t>535.00</w:t>
+              <w:t>536.25</w:t>
             </w:r>
           </w:p>
         </w:tc>
@@ -15576,7 +15576,7 @@
             </w:pPr>
             <w:r/>
             <w:r>
-              <w:t>535.00</w:t>
+              <w:t>536.25</w:t>
             </w:r>
           </w:p>
         </w:tc>
@@ -15604,7 +15604,7 @@
             </w:pPr>
             <w:r/>
             <w:r>
-              <w:t>538.25</w:t>
+              <w:t>539.50</w:t>
             </w:r>
           </w:p>
         </w:tc>
@@ -15632,7 +15632,7 @@
             </w:pPr>
             <w:r/>
             <w:r>
-              <w:t>528.50</w:t>
+              <w:t>529.75</w:t>
             </w:r>
           </w:p>
         </w:tc>
@@ -15663,7 +15663,7 @@
               <w:rPr>
                 <w:b/>
               </w:rPr>
-              <w:t>535.75</w:t>
+              <w:t>537.00</w:t>
             </w:r>
           </w:p>
         </w:tc>
@@ -15811,7 +15811,7 @@
             </w:pPr>
             <w:r/>
             <w:r>
-              <w:t>535.75</w:t>
+              <w:t>537.00</w:t>
             </w:r>
           </w:p>
         </w:tc>
@@ -15839,7 +15839,7 @@
             </w:pPr>
             <w:r/>
             <w:r>
-              <w:t>538.75</w:t>
+              <w:t>540.00</w:t>
             </w:r>
           </w:p>
         </w:tc>
@@ -15867,7 +15867,7 @@
             </w:pPr>
             <w:r/>
             <w:r>
-              <w:t>531.25</w:t>
+              <w:t>532.50</w:t>
             </w:r>
           </w:p>
         </w:tc>
@@ -15898,7 +15898,7 @@
               <w:rPr>
                 <w:b/>
               </w:rPr>
-              <w:t>535.25</w:t>
+              <w:t>536.50</w:t>
             </w:r>
           </w:p>
         </w:tc>
@@ -16046,7 +16046,7 @@
             </w:pPr>
             <w:r/>
             <w:r>
-              <w:t>535.25</w:t>
+              <w:t>536.50</w:t>
             </w:r>
           </w:p>
         </w:tc>
@@ -16074,7 +16074,7 @@
             </w:pPr>
             <w:r/>
             <w:r>
-              <w:t>539.25</w:t>
+              <w:t>540.50</w:t>
             </w:r>
           </w:p>
         </w:tc>
@@ -16102,7 +16102,7 @@
             </w:pPr>
             <w:r/>
             <w:r>
-              <w:t>529.50</w:t>
+              <w:t>530.75</w:t>
             </w:r>
           </w:p>
         </w:tc>
@@ -16133,7 +16133,7 @@
               <w:rPr>
                 <w:b/>
               </w:rPr>
-              <w:t>535.75</w:t>
+              <w:t>537.00</w:t>
             </w:r>
           </w:p>
         </w:tc>
@@ -16281,7 +16281,7 @@
             </w:pPr>
             <w:r/>
             <w:r>
-              <w:t>535.75</w:t>
+              <w:t>537.00</w:t>
             </w:r>
           </w:p>
         </w:tc>
@@ -16309,7 +16309,7 @@
             </w:pPr>
             <w:r/>
             <w:r>
-              <w:t>538.25</w:t>
+              <w:t>539.50</w:t>
             </w:r>
           </w:p>
         </w:tc>
@@ -16337,7 +16337,7 @@
             </w:pPr>
             <w:r/>
             <w:r>
-              <w:t>532.50</w:t>
+              <w:t>533.75</w:t>
             </w:r>
           </w:p>
         </w:tc>
@@ -16368,7 +16368,7 @@
               <w:rPr>
                 <w:b/>
               </w:rPr>
-              <w:t>536.25</w:t>
+              <w:t>537.50</w:t>
             </w:r>
           </w:p>
         </w:tc>
@@ -16516,7 +16516,7 @@
             </w:pPr>
             <w:r/>
             <w:r>
-              <w:t>536.25</w:t>
+              <w:t>537.50</w:t>
             </w:r>
           </w:p>
         </w:tc>
@@ -16544,7 +16544,7 @@
             </w:pPr>
             <w:r/>
             <w:r>
-              <w:t>539.75</w:t>
+              <w:t>541.00</w:t>
             </w:r>
           </w:p>
         </w:tc>
@@ -16572,7 +16572,7 @@
             </w:pPr>
             <w:r/>
             <w:r>
-              <w:t>530.25</w:t>
+              <w:t>531.50</w:t>
             </w:r>
           </w:p>
         </w:tc>
@@ -16603,7 +16603,7 @@
               <w:rPr>
                 <w:b/>
               </w:rPr>
-              <w:t>537.25</w:t>
+              <w:t>538.50</w:t>
             </w:r>
           </w:p>
         </w:tc>
@@ -16751,7 +16751,7 @@
             </w:pPr>
             <w:r/>
             <w:r>
-              <w:t>537.25</w:t>
+              <w:t>538.50</w:t>
             </w:r>
           </w:p>
         </w:tc>
@@ -16779,7 +16779,7 @@
             </w:pPr>
             <w:r/>
             <w:r>
-              <w:t>540.00</w:t>
+              <w:t>541.25</w:t>
             </w:r>
           </w:p>
         </w:tc>
@@ -16807,7 +16807,7 @@
             </w:pPr>
             <w:r/>
             <w:r>
-              <w:t>534.75</w:t>
+              <w:t>536.00</w:t>
             </w:r>
           </w:p>
         </w:tc>
@@ -16838,7 +16838,7 @@
               <w:rPr>
                 <w:b/>
               </w:rPr>
-              <w:t>537.25</w:t>
+              <w:t>538.50</w:t>
             </w:r>
           </w:p>
         </w:tc>
@@ -16986,7 +16986,7 @@
             </w:pPr>
             <w:r/>
             <w:r>
-              <w:t>537.25</w:t>
+              <w:t>538.50</w:t>
             </w:r>
           </w:p>
         </w:tc>
@@ -17014,7 +17014,7 @@
             </w:pPr>
             <w:r/>
             <w:r>
-              <w:t>540.00</w:t>
+              <w:t>541.25</w:t>
             </w:r>
           </w:p>
         </w:tc>
@@ -17042,7 +17042,7 @@
             </w:pPr>
             <w:r/>
             <w:r>
-              <w:t>534.75</w:t>
+              <w:t>536.00</w:t>
             </w:r>
           </w:p>
         </w:tc>
@@ -17073,7 +17073,7 @@
               <w:rPr>
                 <w:b/>
               </w:rPr>
-              <w:t>536.75</w:t>
+              <w:t>538.00</w:t>
             </w:r>
           </w:p>
         </w:tc>
@@ -17221,7 +17221,7 @@
             </w:pPr>
             <w:r/>
             <w:r>
-              <w:t>536.75</w:t>
+              <w:t>538.00</w:t>
             </w:r>
           </w:p>
         </w:tc>
@@ -17249,7 +17249,7 @@
             </w:pPr>
             <w:r/>
             <w:r>
-              <w:t>539.75</w:t>
+              <w:t>541.00</w:t>
             </w:r>
           </w:p>
         </w:tc>
@@ -17277,7 +17277,7 @@
             </w:pPr>
             <w:r/>
             <w:r>
-              <w:t>533.50</w:t>
+              <w:t>534.75</w:t>
             </w:r>
           </w:p>
         </w:tc>
@@ -17308,7 +17308,7 @@
               <w:rPr>
                 <w:b/>
               </w:rPr>
-              <w:t>536.50</w:t>
+              <w:t>537.75</w:t>
             </w:r>
           </w:p>
         </w:tc>
@@ -17456,7 +17456,7 @@
             </w:pPr>
             <w:r/>
             <w:r>
-              <w:t>536.50</w:t>
+              <w:t>537.75</w:t>
             </w:r>
           </w:p>
         </w:tc>
@@ -17484,7 +17484,7 @@
             </w:pPr>
             <w:r/>
             <w:r>
-              <w:t>540.50</w:t>
+              <w:t>541.75</w:t>
             </w:r>
           </w:p>
         </w:tc>
@@ -17512,7 +17512,7 @@
             </w:pPr>
             <w:r/>
             <w:r>
-              <w:t>531.25</w:t>
+              <w:t>532.50</w:t>
             </w:r>
           </w:p>
         </w:tc>
@@ -17543,7 +17543,7 @@
               <w:rPr>
                 <w:b/>
               </w:rPr>
-              <w:t>537.00</w:t>
+              <w:t>538.25</w:t>
             </w:r>
           </w:p>
         </w:tc>
@@ -17691,7 +17691,7 @@
             </w:pPr>
             <w:r/>
             <w:r>
-              <w:t>537.00</w:t>
+              <w:t>538.25</w:t>
             </w:r>
           </w:p>
         </w:tc>
@@ -17719,7 +17719,7 @@
             </w:pPr>
             <w:r/>
             <w:r>
-              <w:t>541.75</w:t>
+              <w:t>543.00</w:t>
             </w:r>
           </w:p>
         </w:tc>
@@ -17747,7 +17747,7 @@
             </w:pPr>
             <w:r/>
             <w:r>
-              <w:t>530.00</w:t>
+              <w:t>531.25</w:t>
             </w:r>
           </w:p>
         </w:tc>
@@ -17778,7 +17778,7 @@
               <w:rPr>
                 <w:b/>
               </w:rPr>
-              <w:t>539.00</w:t>
+              <w:t>540.25</w:t>
             </w:r>
           </w:p>
         </w:tc>
@@ -17926,7 +17926,7 @@
             </w:pPr>
             <w:r/>
             <w:r>
-              <w:t>539.00</w:t>
+              <w:t>540.25</w:t>
             </w:r>
           </w:p>
         </w:tc>
@@ -17954,7 +17954,7 @@
             </w:pPr>
             <w:r/>
             <w:r>
-              <w:t>547.00</w:t>
+              <w:t>548.25</w:t>
             </w:r>
           </w:p>
         </w:tc>
@@ -17982,7 +17982,7 @@
             </w:pPr>
             <w:r/>
             <w:r>
-              <w:t>532.00</w:t>
+              <w:t>533.25</w:t>
             </w:r>
           </w:p>
         </w:tc>
@@ -18013,7 +18013,7 @@
               <w:rPr>
                 <w:b/>
               </w:rPr>
-              <w:t>540.50</w:t>
+              <w:t>541.75</w:t>
             </w:r>
           </w:p>
         </w:tc>
@@ -18161,7 +18161,7 @@
             </w:pPr>
             <w:r/>
             <w:r>
-              <w:t>540.50</w:t>
+              <w:t>541.75</w:t>
             </w:r>
           </w:p>
         </w:tc>
@@ -18189,7 +18189,7 @@
             </w:pPr>
             <w:r/>
             <w:r>
-              <w:t>545.00</w:t>
+              <w:t>546.25</w:t>
             </w:r>
           </w:p>
         </w:tc>
@@ -18217,7 +18217,7 @@
             </w:pPr>
             <w:r/>
             <w:r>
-              <w:t>536.25</w:t>
+              <w:t>537.50</w:t>
             </w:r>
           </w:p>
         </w:tc>
@@ -18248,7 +18248,7 @@
               <w:rPr>
                 <w:b/>
               </w:rPr>
-              <w:t>540.00</w:t>
+              <w:t>541.25</w:t>
             </w:r>
           </w:p>
         </w:tc>
@@ -18396,7 +18396,7 @@
             </w:pPr>
             <w:r/>
             <w:r>
-              <w:t>540.00</w:t>
+              <w:t>541.25</w:t>
             </w:r>
           </w:p>
         </w:tc>
@@ -18424,7 +18424,7 @@
             </w:pPr>
             <w:r/>
             <w:r>
-              <w:t>542.25</w:t>
+              <w:t>543.50</w:t>
             </w:r>
           </w:p>
         </w:tc>
@@ -18452,7 +18452,7 @@
             </w:pPr>
             <w:r/>
             <w:r>
-              <w:t>537.25</w:t>
+              <w:t>538.50</w:t>
             </w:r>
           </w:p>
         </w:tc>
@@ -18483,7 +18483,7 @@
               <w:rPr>
                 <w:b/>
               </w:rPr>
-              <w:t>539.75</w:t>
+              <w:t>541.00</w:t>
             </w:r>
           </w:p>
         </w:tc>
@@ -18631,7 +18631,7 @@
             </w:pPr>
             <w:r/>
             <w:r>
-              <w:t>539.75</w:t>
+              <w:t>541.00</w:t>
             </w:r>
           </w:p>
         </w:tc>
@@ -18659,7 +18659,7 @@
             </w:pPr>
             <w:r/>
             <w:r>
-              <w:t>541.75</w:t>
+              <w:t>543.00</w:t>
             </w:r>
           </w:p>
         </w:tc>
@@ -18687,7 +18687,7 @@
             </w:pPr>
             <w:r/>
             <w:r>
-              <w:t>535.25</w:t>
+              <w:t>536.50</w:t>
             </w:r>
           </w:p>
         </w:tc>
@@ -18718,7 +18718,7 @@
               <w:rPr>
                 <w:b/>
               </w:rPr>
-              <w:t>540.00</w:t>
+              <w:t>541.25</w:t>
             </w:r>
           </w:p>
         </w:tc>
@@ -18866,7 +18866,7 @@
             </w:pPr>
             <w:r/>
             <w:r>
-              <w:t>540.00</w:t>
+              <w:t>541.25</w:t>
             </w:r>
           </w:p>
         </w:tc>
@@ -18894,7 +18894,7 @@
             </w:pPr>
             <w:r/>
             <w:r>
-              <w:t>543.75</w:t>
+              <w:t>545.00</w:t>
             </w:r>
           </w:p>
         </w:tc>
@@ -18922,7 +18922,7 @@
             </w:pPr>
             <w:r/>
             <w:r>
-              <w:t>537.25</w:t>
+              <w:t>538.50</w:t>
             </w:r>
           </w:p>
         </w:tc>
@@ -18953,7 +18953,7 @@
               <w:rPr>
                 <w:b/>
               </w:rPr>
-              <w:t>540.50</w:t>
+              <w:t>541.75</w:t>
             </w:r>
           </w:p>
         </w:tc>
@@ -19101,7 +19101,7 @@
             </w:pPr>
             <w:r/>
             <w:r>
-              <w:t>540.50</w:t>
+              <w:t>541.75</w:t>
             </w:r>
           </w:p>
         </w:tc>
@@ -19129,7 +19129,7 @@
             </w:pPr>
             <w:r/>
             <w:r>
-              <w:t>543.50</w:t>
+              <w:t>544.75</w:t>
             </w:r>
           </w:p>
         </w:tc>
@@ -19157,7 +19157,7 @@
             </w:pPr>
             <w:r/>
             <w:r>
-              <w:t>536.00</w:t>
+              <w:t>537.25</w:t>
             </w:r>
           </w:p>
         </w:tc>
@@ -19188,7 +19188,7 @@
               <w:rPr>
                 <w:b/>
               </w:rPr>
-              <w:t>540.75</w:t>
+              <w:t>542.00</w:t>
             </w:r>
           </w:p>
         </w:tc>
@@ -19336,7 +19336,7 @@
             </w:pPr>
             <w:r/>
             <w:r>
-              <w:t>540.75</w:t>
+              <w:t>542.00</w:t>
             </w:r>
           </w:p>
         </w:tc>
@@ -19364,7 +19364,7 @@
             </w:pPr>
             <w:r/>
             <w:r>
-              <w:t>545.00</w:t>
+              <w:t>546.25</w:t>
             </w:r>
           </w:p>
         </w:tc>
@@ -19392,7 +19392,7 @@
             </w:pPr>
             <w:r/>
             <w:r>
-              <w:t>537.50</w:t>
+              <w:t>538.75</w:t>
             </w:r>
           </w:p>
         </w:tc>
@@ -19423,7 +19423,7 @@
               <w:rPr>
                 <w:b/>
               </w:rPr>
-              <w:t>541.50</w:t>
+              <w:t>542.75</w:t>
             </w:r>
           </w:p>
         </w:tc>
@@ -19571,7 +19571,7 @@
             </w:pPr>
             <w:r/>
             <w:r>
-              <w:t>541.50</w:t>
+              <w:t>542.75</w:t>
             </w:r>
           </w:p>
         </w:tc>
@@ -19599,7 +19599,7 @@
             </w:pPr>
             <w:r/>
             <w:r>
-              <w:t>545.00</w:t>
+              <w:t>546.25</w:t>
             </w:r>
           </w:p>
         </w:tc>
@@ -19627,7 +19627,7 @@
             </w:pPr>
             <w:r/>
             <w:r>
-              <w:t>539.25</w:t>
+              <w:t>540.50</w:t>
             </w:r>
           </w:p>
         </w:tc>
@@ -19658,7 +19658,7 @@
               <w:rPr>
                 <w:b/>
               </w:rPr>
-              <w:t>541.50</w:t>
+              <w:t>542.75</w:t>
             </w:r>
           </w:p>
         </w:tc>
@@ -19806,7 +19806,7 @@
             </w:pPr>
             <w:r/>
             <w:r>
-              <w:t>541.50</w:t>
+              <w:t>542.75</w:t>
             </w:r>
           </w:p>
         </w:tc>
@@ -19834,7 +19834,7 @@
             </w:pPr>
             <w:r/>
             <w:r>
-              <w:t>545.25</w:t>
+              <w:t>546.50</w:t>
             </w:r>
           </w:p>
         </w:tc>
@@ -19862,7 +19862,7 @@
             </w:pPr>
             <w:r/>
             <w:r>
-              <w:t>538.00</w:t>
+              <w:t>539.25</w:t>
             </w:r>
           </w:p>
         </w:tc>
@@ -19893,7 +19893,7 @@
               <w:rPr>
                 <w:b/>
               </w:rPr>
-              <w:t>541.25</w:t>
+              <w:t>542.50</w:t>
             </w:r>
           </w:p>
         </w:tc>
@@ -20041,7 +20041,7 @@
             </w:pPr>
             <w:r/>
             <w:r>
-              <w:t>541.25</w:t>
+              <w:t>542.50</w:t>
             </w:r>
           </w:p>
         </w:tc>
@@ -20069,7 +20069,7 @@
             </w:pPr>
             <w:r/>
             <w:r>
-              <w:t>544.75</w:t>
+              <w:t>546.00</w:t>
             </w:r>
           </w:p>
         </w:tc>
@@ -20097,7 +20097,7 @@
             </w:pPr>
             <w:r/>
             <w:r>
-              <w:t>538.00</w:t>
+              <w:t>539.25</w:t>
             </w:r>
           </w:p>
         </w:tc>
@@ -20128,7 +20128,7 @@
               <w:rPr>
                 <w:b/>
               </w:rPr>
-              <w:t>541.00</w:t>
+              <w:t>542.25</w:t>
             </w:r>
           </w:p>
         </w:tc>
@@ -20276,7 +20276,7 @@
             </w:pPr>
             <w:r/>
             <w:r>
-              <w:t>541.00</w:t>
+              <w:t>542.25</w:t>
             </w:r>
           </w:p>
         </w:tc>
@@ -20304,7 +20304,7 @@
             </w:pPr>
             <w:r/>
             <w:r>
-              <w:t>544.00</w:t>
+              <w:t>545.25</w:t>
             </w:r>
           </w:p>
         </w:tc>
@@ -20332,7 +20332,7 @@
             </w:pPr>
             <w:r/>
             <w:r>
-              <w:t>538.25</w:t>
+              <w:t>539.50</w:t>
             </w:r>
           </w:p>
         </w:tc>
@@ -20363,7 +20363,7 @@
               <w:rPr>
                 <w:b/>
               </w:rPr>
-              <w:t>541.25</w:t>
+              <w:t>542.50</w:t>
             </w:r>
           </w:p>
         </w:tc>
@@ -20511,7 +20511,7 @@
             </w:pPr>
             <w:r/>
             <w:r>
-              <w:t>541.25</w:t>
+              <w:t>542.50</w:t>
             </w:r>
           </w:p>
         </w:tc>
@@ -20539,7 +20539,7 @@
             </w:pPr>
             <w:r/>
             <w:r>
-              <w:t>544.25</w:t>
+              <w:t>545.50</w:t>
             </w:r>
           </w:p>
         </w:tc>
@@ -20567,7 +20567,7 @@
             </w:pPr>
             <w:r/>
             <w:r>
-              <w:t>538.50</w:t>
+              <w:t>539.75</w:t>
             </w:r>
           </w:p>
         </w:tc>
@@ -20598,7 +20598,7 @@
               <w:rPr>
                 <w:b/>
               </w:rPr>
-              <w:t>541.25</w:t>
+              <w:t>542.50</w:t>
             </w:r>
           </w:p>
         </w:tc>
@@ -20746,7 +20746,7 @@
             </w:pPr>
             <w:r/>
             <w:r>
-              <w:t>541.25</w:t>
+              <w:t>542.50</w:t>
             </w:r>
           </w:p>
         </w:tc>
@@ -20774,7 +20774,7 @@
             </w:pPr>
             <w:r/>
             <w:r>
-              <w:t>545.25</w:t>
+              <w:t>546.50</w:t>
             </w:r>
           </w:p>
         </w:tc>
@@ -20802,7 +20802,7 @@
             </w:pPr>
             <w:r/>
             <w:r>
-              <w:t>537.75</w:t>
+              <w:t>539.00</w:t>
             </w:r>
           </w:p>
         </w:tc>
@@ -20833,7 +20833,7 @@
               <w:rPr>
                 <w:b/>
               </w:rPr>
-              <w:t>541.75</w:t>
+              <w:t>543.00</w:t>
             </w:r>
           </w:p>
         </w:tc>
@@ -20981,7 +20981,7 @@
             </w:pPr>
             <w:r/>
             <w:r>
-              <w:t>541.75</w:t>
+              <w:t>543.00</w:t>
             </w:r>
           </w:p>
         </w:tc>
@@ -21009,7 +21009,7 @@
             </w:pPr>
             <w:r/>
             <w:r>
-              <w:t>545.75</w:t>
+              <w:t>547.00</w:t>
             </w:r>
           </w:p>
         </w:tc>
@@ -21037,7 +21037,7 @@
             </w:pPr>
             <w:r/>
             <w:r>
-              <w:t>540.00</w:t>
+              <w:t>541.25</w:t>
             </w:r>
           </w:p>
         </w:tc>
@@ -21068,7 +21068,7 @@
               <w:rPr>
                 <w:b/>
               </w:rPr>
-              <w:t>541.50</w:t>
+              <w:t>542.75</w:t>
             </w:r>
           </w:p>
         </w:tc>
@@ -21791,7 +21791,7 @@
         <w:t>Giá Chốt Phiên (Close):</w:t>
       </w:r>
       <w:r>
-        <w:t xml:space="preserve"> 718.00 cents | </w:t>
+        <w:t xml:space="preserve"> 721.00 cents | </w:t>
       </w:r>
       <w:r>
         <w:rPr>
@@ -21806,10 +21806,10 @@
         <w:rPr>
           <w:b/>
         </w:rPr>
-        <w:t>`719.10 cents`</w:t>
+        <w:t>`721.95 cents`</w:t>
       </w:r>
       <w:r>
-        <w:t xml:space="preserve"> (+1.10).</w:t>
+        <w:t xml:space="preserve"> (+0.95).</w:t>
       </w:r>
     </w:p>
     <w:p>
@@ -21830,7 +21830,7 @@
         <w:rPr>
           <w:b/>
         </w:rPr>
-        <w:t>`4,178`</w:t>
+        <w:t>`4,596`</w:t>
       </w:r>
       <w:r>
         <w:t xml:space="preserve"> (Chênh lệch: </w:t>
@@ -21839,7 +21839,7 @@
         <w:rPr>
           <w:b/>
         </w:rPr>
-        <w:t>`+854`</w:t>
+        <w:t>`-89,778`</w:t>
       </w:r>
       <w:r>
         <w:t xml:space="preserve">) | OI: </w:t>
@@ -21857,7 +21857,7 @@
         <w:rPr>
           <w:b/>
         </w:rPr>
-        <w:t>`+364`</w:t>
+        <w:t>`+0`</w:t>
       </w:r>
       <w:r>
         <w:t>)</w:t>
@@ -21901,9 +21901,9 @@
       <w:r>
         <w:rPr>
           <w:b/>
-          <w:color w:val="B91C1C"/>
+          <w:color w:val="15803D"/>
         </w:rPr>
-        <w:t>`Giảm mạnh mẽ (Strong Bearish / Short Buildup)`</w:t>
+        <w:t>`Giảm suy yếu / Đáy ngắn hạn (Long Liquidation Decline)`</w:t>
       </w:r>
     </w:p>
     <w:p>
@@ -22173,7 +22173,7 @@
               <w:rPr>
                 <w:b/>
               </w:rPr>
-              <w:t>106.98</w:t>
+              <w:t>107.57</w:t>
             </w:r>
           </w:p>
         </w:tc>
@@ -22204,7 +22204,7 @@
               <w:rPr>
                 <w:b/>
               </w:rPr>
-              <w:t>+0.00%</w:t>
+              <w:t>+1.79%</w:t>
             </w:r>
           </w:p>
         </w:tc>
@@ -22296,7 +22296,7 @@
               <w:rPr>
                 <w:b/>
               </w:rPr>
-              <w:t>99.60</w:t>
+              <w:t>99.63</w:t>
             </w:r>
           </w:p>
         </w:tc>
@@ -22327,7 +22327,7 @@
               <w:rPr>
                 <w:b/>
               </w:rPr>
-              <w:t>+0.00%</w:t>
+              <w:t>+0.17%</w:t>
             </w:r>
           </w:p>
         </w:tc>
@@ -22931,7 +22931,7 @@
         <w:t xml:space="preserve"> EMA_21 </w:t>
       </w:r>
       <w:r>
-        <w:t xml:space="preserve"> (723.22) &lt; </w:t>
+        <w:t xml:space="preserve"> (723.24) &lt; </w:t>
       </w:r>
       <w:r>
         <w:rPr>
@@ -22942,7 +22942,7 @@
         <w:t xml:space="preserve"> EMA_50 </w:t>
       </w:r>
       <w:r>
-        <w:t xml:space="preserve"> (727.83).</w:t>
+        <w:t xml:space="preserve"> (727.67).</w:t>
       </w:r>
     </w:p>
     <w:p>
@@ -22963,7 +22963,7 @@
         <w:rPr>
           <w:b/>
         </w:rPr>
-        <w:t>`39.73`</w:t>
+        <w:t>`44.72`</w:t>
       </w:r>
       <w:r>
         <w:t xml:space="preserve"> | ATR (14) = </w:t>
@@ -22972,7 +22972,7 @@
         <w:rPr>
           <w:b/>
         </w:rPr>
-        <w:t>`5.05`</w:t>
+        <w:t>`4.90`</w:t>
       </w:r>
       <w:r>
         <w:t xml:space="preserve"> cents | Volatility = </w:t>
@@ -22981,7 +22981,7 @@
         <w:rPr>
           <w:b/>
         </w:rPr>
-        <w:t>`1.25 cents`</w:t>
+        <w:t>`3.00 cents`</w:t>
       </w:r>
       <w:r>
         <w:t>.</w:t>
@@ -23005,7 +23005,7 @@
         <w:rPr>
           <w:b/>
         </w:rPr>
-        <w:t>`710.50`</w:t>
+        <w:t>`716.25`</w:t>
       </w:r>
       <w:r>
         <w:t xml:space="preserve"> | S2: </w:t>
@@ -23756,7 +23756,7 @@
           <w:b/>
           <w:color w:val="B91C1C"/>
         </w:rPr>
-        <w:t>`723.22 - 727.83 cents (Canh bán hồi kỹ thuật H1)`</w:t>
+        <w:t>`723.24 - 727.67 cents (Canh bán hồi kỹ thuật H1)`</w:t>
       </w:r>
       <w:r>
         <w:t xml:space="preserve"> | SL: </w:t>
@@ -23765,7 +23765,7 @@
         <w:rPr>
           <w:b/>
         </w:rPr>
-        <w:t>`802.58 cents (Trên kháng cự R2 + 1.5x ATR)`</w:t>
+        <w:t>`802.35 cents (Trên kháng cự R2 + 1.5x ATR)`</w:t>
       </w:r>
       <w:r>
         <w:t xml:space="preserve"> | TP: </w:t>
@@ -23776,7 +23776,7 @@
           <w:color w:val="D97706"/>
           <w:sz w:val="19"/>
         </w:rPr>
-        <w:t xml:space="preserve"> 710.50 cents </w:t>
+        <w:t xml:space="preserve"> 716.25 cents </w:t>
       </w:r>
       <w:r>
         <w:t xml:space="preserve"> / </w:t>
@@ -23827,7 +23827,7 @@
         <w:rPr>
           <w:b/>
         </w:rPr>
-        <w:t>`726.50 - 728.50 cents`</w:t>
+        <w:t>`733.75 - 735.75 cents`</w:t>
       </w:r>
       <w:r>
         <w:t xml:space="preserve"> | SL: </w:t>
@@ -23836,7 +23836,7 @@
         <w:rPr>
           <w:b/>
         </w:rPr>
-        <w:t>`657.92 cents`</w:t>
+        <w:t>`658.08 cents`</w:t>
       </w:r>
       <w:r>
         <w:t xml:space="preserve"> | TP: </w:t>
@@ -23882,7 +23882,7 @@
         <w:rPr>
           <w:b/>
         </w:rPr>
-        <w:t>`753.83 cents`</w:t>
+        <w:t>`753.67 cents`</w:t>
       </w:r>
       <w:r>
         <w:t xml:space="preserve"> | TP: </w:t>
@@ -23931,7 +23931,7 @@
         <w:rPr>
           <w:b/>
         </w:rPr>
-        <w:t>`625.04 - 645.25 cents`</w:t>
+        <w:t>`625.66 - 645.25 cents`</w:t>
       </w:r>
     </w:p>
     <w:p>
@@ -24338,7 +24338,7 @@
             </w:pPr>
             <w:r/>
             <w:r>
-              <w:t>718.00</w:t>
+              <w:t>721.00</w:t>
             </w:r>
           </w:p>
         </w:tc>
@@ -24366,7 +24366,7 @@
             </w:pPr>
             <w:r/>
             <w:r>
-              <w:t>729.25</w:t>
+              <w:t>732.25</w:t>
             </w:r>
           </w:p>
         </w:tc>
@@ -24394,7 +24394,7 @@
             </w:pPr>
             <w:r/>
             <w:r>
-              <w:t>712.50</w:t>
+              <w:t>715.50</w:t>
             </w:r>
           </w:p>
         </w:tc>
@@ -24425,7 +24425,7 @@
               <w:rPr>
                 <w:b/>
               </w:rPr>
-              <w:t>717.25</w:t>
+              <w:t>720.25</w:t>
             </w:r>
           </w:p>
         </w:tc>
@@ -24573,7 +24573,7 @@
             </w:pPr>
             <w:r/>
             <w:r>
-              <w:t>717.25</w:t>
+              <w:t>720.25</w:t>
             </w:r>
           </w:p>
         </w:tc>
@@ -24601,7 +24601,7 @@
             </w:pPr>
             <w:r/>
             <w:r>
-              <w:t>724.75</w:t>
+              <w:t>727.75</w:t>
             </w:r>
           </w:p>
         </w:tc>
@@ -24629,7 +24629,7 @@
             </w:pPr>
             <w:r/>
             <w:r>
-              <w:t>711.25</w:t>
+              <w:t>714.25</w:t>
             </w:r>
           </w:p>
         </w:tc>
@@ -24660,7 +24660,7 @@
               <w:rPr>
                 <w:b/>
               </w:rPr>
-              <w:t>716.75</w:t>
+              <w:t>719.75</w:t>
             </w:r>
           </w:p>
         </w:tc>
@@ -24808,7 +24808,7 @@
             </w:pPr>
             <w:r/>
             <w:r>
-              <w:t>716.75</w:t>
+              <w:t>719.75</w:t>
             </w:r>
           </w:p>
         </w:tc>
@@ -24836,7 +24836,7 @@
             </w:pPr>
             <w:r/>
             <w:r>
-              <w:t>730.50</w:t>
+              <w:t>733.50</w:t>
             </w:r>
           </w:p>
         </w:tc>
@@ -24864,7 +24864,7 @@
             </w:pPr>
             <w:r/>
             <w:r>
-              <w:t>702.00</w:t>
+              <w:t>705.00</w:t>
             </w:r>
           </w:p>
         </w:tc>
@@ -24895,7 +24895,7 @@
               <w:rPr>
                 <w:b/>
               </w:rPr>
-              <w:t>718.75</w:t>
+              <w:t>721.75</w:t>
             </w:r>
           </w:p>
         </w:tc>
@@ -25043,7 +25043,7 @@
             </w:pPr>
             <w:r/>
             <w:r>
-              <w:t>718.75</w:t>
+              <w:t>721.75</w:t>
             </w:r>
           </w:p>
         </w:tc>
@@ -25071,7 +25071,7 @@
             </w:pPr>
             <w:r/>
             <w:r>
-              <w:t>732.00</w:t>
+              <w:t>735.00</w:t>
             </w:r>
           </w:p>
         </w:tc>
@@ -25099,7 +25099,7 @@
             </w:pPr>
             <w:r/>
             <w:r>
-              <w:t>710.50</w:t>
+              <w:t>713.50</w:t>
             </w:r>
           </w:p>
         </w:tc>
@@ -25130,7 +25130,7 @@
               <w:rPr>
                 <w:b/>
               </w:rPr>
-              <w:t>720.00</w:t>
+              <w:t>723.00</w:t>
             </w:r>
           </w:p>
         </w:tc>
@@ -25278,7 +25278,7 @@
             </w:pPr>
             <w:r/>
             <w:r>
-              <w:t>720.00</w:t>
+              <w:t>723.00</w:t>
             </w:r>
           </w:p>
         </w:tc>
@@ -25306,7 +25306,7 @@
             </w:pPr>
             <w:r/>
             <w:r>
-              <w:t>736.50</w:t>
+              <w:t>739.50</w:t>
             </w:r>
           </w:p>
         </w:tc>
@@ -25334,7 +25334,7 @@
             </w:pPr>
             <w:r/>
             <w:r>
-              <w:t>709.50</w:t>
+              <w:t>712.50</w:t>
             </w:r>
           </w:p>
         </w:tc>
@@ -25365,7 +25365,7 @@
               <w:rPr>
                 <w:b/>
               </w:rPr>
-              <w:t>724.50</w:t>
+              <w:t>727.50</w:t>
             </w:r>
           </w:p>
         </w:tc>
@@ -25513,7 +25513,7 @@
             </w:pPr>
             <w:r/>
             <w:r>
-              <w:t>724.50</w:t>
+              <w:t>727.50</w:t>
             </w:r>
           </w:p>
         </w:tc>
@@ -25541,7 +25541,7 @@
             </w:pPr>
             <w:r/>
             <w:r>
-              <w:t>732.25</w:t>
+              <w:t>735.25</w:t>
             </w:r>
           </w:p>
         </w:tc>
@@ -25569,7 +25569,7 @@
             </w:pPr>
             <w:r/>
             <w:r>
-              <w:t>713.50</w:t>
+              <w:t>716.50</w:t>
             </w:r>
           </w:p>
         </w:tc>
@@ -25600,7 +25600,7 @@
               <w:rPr>
                 <w:b/>
               </w:rPr>
-              <w:t>725.75</w:t>
+              <w:t>728.75</w:t>
             </w:r>
           </w:p>
         </w:tc>
@@ -25748,7 +25748,7 @@
             </w:pPr>
             <w:r/>
             <w:r>
-              <w:t>725.75</w:t>
+              <w:t>728.75</w:t>
             </w:r>
           </w:p>
         </w:tc>
@@ -25776,7 +25776,7 @@
             </w:pPr>
             <w:r/>
             <w:r>
-              <w:t>734.00</w:t>
+              <w:t>737.00</w:t>
             </w:r>
           </w:p>
         </w:tc>
@@ -25804,7 +25804,7 @@
             </w:pPr>
             <w:r/>
             <w:r>
-              <w:t>715.25</w:t>
+              <w:t>718.25</w:t>
             </w:r>
           </w:p>
         </w:tc>
@@ -25835,7 +25835,7 @@
               <w:rPr>
                 <w:b/>
               </w:rPr>
-              <w:t>727.50</w:t>
+              <w:t>730.50</w:t>
             </w:r>
           </w:p>
         </w:tc>
@@ -25983,7 +25983,7 @@
             </w:pPr>
             <w:r/>
             <w:r>
-              <w:t>727.50</w:t>
+              <w:t>730.50</w:t>
             </w:r>
           </w:p>
         </w:tc>
@@ -26011,7 +26011,7 @@
             </w:pPr>
             <w:r/>
             <w:r>
-              <w:t>739.75</w:t>
+              <w:t>742.75</w:t>
             </w:r>
           </w:p>
         </w:tc>
@@ -26039,7 +26039,7 @@
             </w:pPr>
             <w:r/>
             <w:r>
-              <w:t>717.75</w:t>
+              <w:t>720.75</w:t>
             </w:r>
           </w:p>
         </w:tc>
@@ -26070,7 +26070,7 @@
               <w:rPr>
                 <w:b/>
               </w:rPr>
-              <w:t>726.50</w:t>
+              <w:t>729.50</w:t>
             </w:r>
           </w:p>
         </w:tc>
@@ -26218,7 +26218,7 @@
             </w:pPr>
             <w:r/>
             <w:r>
-              <w:t>726.50</w:t>
+              <w:t>729.50</w:t>
             </w:r>
           </w:p>
         </w:tc>
@@ -26246,7 +26246,7 @@
             </w:pPr>
             <w:r/>
             <w:r>
-              <w:t>737.00</w:t>
+              <w:t>740.00</w:t>
             </w:r>
           </w:p>
         </w:tc>
@@ -26274,7 +26274,7 @@
             </w:pPr>
             <w:r/>
             <w:r>
-              <w:t>711.75</w:t>
+              <w:t>714.75</w:t>
             </w:r>
           </w:p>
         </w:tc>
@@ -26305,7 +26305,7 @@
               <w:rPr>
                 <w:b/>
               </w:rPr>
-              <w:t>728.75</w:t>
+              <w:t>731.75</w:t>
             </w:r>
           </w:p>
         </w:tc>
@@ -26453,7 +26453,7 @@
             </w:pPr>
             <w:r/>
             <w:r>
-              <w:t>728.75</w:t>
+              <w:t>731.75</w:t>
             </w:r>
           </w:p>
         </w:tc>
@@ -26481,7 +26481,7 @@
             </w:pPr>
             <w:r/>
             <w:r>
-              <w:t>739.25</w:t>
+              <w:t>742.25</w:t>
             </w:r>
           </w:p>
         </w:tc>
@@ -26509,7 +26509,7 @@
             </w:pPr>
             <w:r/>
             <w:r>
-              <w:t>722.50</w:t>
+              <w:t>725.50</w:t>
             </w:r>
           </w:p>
         </w:tc>
@@ -26540,7 +26540,7 @@
               <w:rPr>
                 <w:b/>
               </w:rPr>
-              <w:t>729.50</w:t>
+              <w:t>732.50</w:t>
             </w:r>
           </w:p>
         </w:tc>
@@ -26688,7 +26688,7 @@
             </w:pPr>
             <w:r/>
             <w:r>
-              <w:t>729.50</w:t>
+              <w:t>732.50</w:t>
             </w:r>
           </w:p>
         </w:tc>
@@ -26716,7 +26716,7 @@
             </w:pPr>
             <w:r/>
             <w:r>
-              <w:t>743.75</w:t>
+              <w:t>746.75</w:t>
             </w:r>
           </w:p>
         </w:tc>
@@ -26744,7 +26744,7 @@
             </w:pPr>
             <w:r/>
             <w:r>
-              <w:t>714.75</w:t>
+              <w:t>717.75</w:t>
             </w:r>
           </w:p>
         </w:tc>
@@ -26775,7 +26775,7 @@
               <w:rPr>
                 <w:b/>
               </w:rPr>
-              <w:t>731.50</w:t>
+              <w:t>734.50</w:t>
             </w:r>
           </w:p>
         </w:tc>
@@ -26923,7 +26923,7 @@
             </w:pPr>
             <w:r/>
             <w:r>
-              <w:t>731.50</w:t>
+              <w:t>734.50</w:t>
             </w:r>
           </w:p>
         </w:tc>
@@ -26951,7 +26951,7 @@
             </w:pPr>
             <w:r/>
             <w:r>
-              <w:t>738.00</w:t>
+              <w:t>741.00</w:t>
             </w:r>
           </w:p>
         </w:tc>
@@ -26979,7 +26979,7 @@
             </w:pPr>
             <w:r/>
             <w:r>
-              <w:t>724.75</w:t>
+              <w:t>727.75</w:t>
             </w:r>
           </w:p>
         </w:tc>
@@ -27010,7 +27010,7 @@
               <w:rPr>
                 <w:b/>
               </w:rPr>
-              <w:t>731.75</w:t>
+              <w:t>734.75</w:t>
             </w:r>
           </w:p>
         </w:tc>
@@ -27158,7 +27158,7 @@
             </w:pPr>
             <w:r/>
             <w:r>
-              <w:t>731.75</w:t>
+              <w:t>734.75</w:t>
             </w:r>
           </w:p>
         </w:tc>
@@ -27186,7 +27186,7 @@
             </w:pPr>
             <w:r/>
             <w:r>
-              <w:t>742.00</w:t>
+              <w:t>745.00</w:t>
             </w:r>
           </w:p>
         </w:tc>
@@ -27214,7 +27214,7 @@
             </w:pPr>
             <w:r/>
             <w:r>
-              <w:t>723.75</w:t>
+              <w:t>726.75</w:t>
             </w:r>
           </w:p>
         </w:tc>
@@ -27245,7 +27245,7 @@
               <w:rPr>
                 <w:b/>
               </w:rPr>
-              <w:t>732.25</w:t>
+              <w:t>735.25</w:t>
             </w:r>
           </w:p>
         </w:tc>
@@ -27393,7 +27393,7 @@
             </w:pPr>
             <w:r/>
             <w:r>
-              <w:t>732.25</w:t>
+              <w:t>735.25</w:t>
             </w:r>
           </w:p>
         </w:tc>
@@ -27421,7 +27421,7 @@
             </w:pPr>
             <w:r/>
             <w:r>
-              <w:t>739.25</w:t>
+              <w:t>742.25</w:t>
             </w:r>
           </w:p>
         </w:tc>
@@ -27449,7 +27449,7 @@
             </w:pPr>
             <w:r/>
             <w:r>
-              <w:t>726.25</w:t>
+              <w:t>729.25</w:t>
             </w:r>
           </w:p>
         </w:tc>
@@ -27480,7 +27480,7 @@
               <w:rPr>
                 <w:b/>
               </w:rPr>
-              <w:t>731.50</w:t>
+              <w:t>734.50</w:t>
             </w:r>
           </w:p>
         </w:tc>
@@ -27628,7 +27628,7 @@
             </w:pPr>
             <w:r/>
             <w:r>
-              <w:t>731.50</w:t>
+              <w:t>734.50</w:t>
             </w:r>
           </w:p>
         </w:tc>
@@ -27656,7 +27656,7 @@
             </w:pPr>
             <w:r/>
             <w:r>
-              <w:t>745.00</w:t>
+              <w:t>748.00</w:t>
             </w:r>
           </w:p>
         </w:tc>
@@ -27684,7 +27684,7 @@
             </w:pPr>
             <w:r/>
             <w:r>
-              <w:t>718.50</w:t>
+              <w:t>721.50</w:t>
             </w:r>
           </w:p>
         </w:tc>
@@ -27715,7 +27715,7 @@
               <w:rPr>
                 <w:b/>
               </w:rPr>
-              <w:t>733.25</w:t>
+              <w:t>736.25</w:t>
             </w:r>
           </w:p>
         </w:tc>
@@ -27863,7 +27863,7 @@
             </w:pPr>
             <w:r/>
             <w:r>
-              <w:t>733.25</w:t>
+              <w:t>736.25</w:t>
             </w:r>
           </w:p>
         </w:tc>
@@ -27891,7 +27891,7 @@
             </w:pPr>
             <w:r/>
             <w:r>
-              <w:t>742.50</w:t>
+              <w:t>745.50</w:t>
             </w:r>
           </w:p>
         </w:tc>
@@ -27919,7 +27919,7 @@
             </w:pPr>
             <w:r/>
             <w:r>
-              <w:t>722.50</w:t>
+              <w:t>725.50</w:t>
             </w:r>
           </w:p>
         </w:tc>
@@ -27950,7 +27950,7 @@
               <w:rPr>
                 <w:b/>
               </w:rPr>
-              <w:t>733.75</w:t>
+              <w:t>736.75</w:t>
             </w:r>
           </w:p>
         </w:tc>
@@ -28098,7 +28098,7 @@
             </w:pPr>
             <w:r/>
             <w:r>
-              <w:t>733.75</w:t>
+              <w:t>736.75</w:t>
             </w:r>
           </w:p>
         </w:tc>
@@ -28126,7 +28126,7 @@
             </w:pPr>
             <w:r/>
             <w:r>
-              <w:t>746.00</w:t>
+              <w:t>749.00</w:t>
             </w:r>
           </w:p>
         </w:tc>
@@ -28154,7 +28154,7 @@
             </w:pPr>
             <w:r/>
             <w:r>
-              <w:t>719.50</w:t>
+              <w:t>722.50</w:t>
             </w:r>
           </w:p>
         </w:tc>
@@ -28185,7 +28185,7 @@
               <w:rPr>
                 <w:b/>
               </w:rPr>
-              <w:t>732.25</w:t>
+              <w:t>735.25</w:t>
             </w:r>
           </w:p>
         </w:tc>
@@ -28333,7 +28333,7 @@
             </w:pPr>
             <w:r/>
             <w:r>
-              <w:t>732.25</w:t>
+              <w:t>735.25</w:t>
             </w:r>
           </w:p>
         </w:tc>
@@ -28361,7 +28361,7 @@
             </w:pPr>
             <w:r/>
             <w:r>
-              <w:t>739.25</w:t>
+              <w:t>742.25</w:t>
             </w:r>
           </w:p>
         </w:tc>
@@ -28389,7 +28389,7 @@
             </w:pPr>
             <w:r/>
             <w:r>
-              <w:t>722.75</w:t>
+              <w:t>725.75</w:t>
             </w:r>
           </w:p>
         </w:tc>
@@ -28420,7 +28420,7 @@
               <w:rPr>
                 <w:b/>
               </w:rPr>
-              <w:t>732.75</w:t>
+              <w:t>735.75</w:t>
             </w:r>
           </w:p>
         </w:tc>
@@ -28568,7 +28568,7 @@
             </w:pPr>
             <w:r/>
             <w:r>
-              <w:t>732.75</w:t>
+              <w:t>735.75</w:t>
             </w:r>
           </w:p>
         </w:tc>
@@ -28596,7 +28596,7 @@
             </w:pPr>
             <w:r/>
             <w:r>
-              <w:t>743.25</w:t>
+              <w:t>746.25</w:t>
             </w:r>
           </w:p>
         </w:tc>
@@ -28624,7 +28624,7 @@
             </w:pPr>
             <w:r/>
             <w:r>
-              <w:t>725.50</w:t>
+              <w:t>728.50</w:t>
             </w:r>
           </w:p>
         </w:tc>
@@ -28655,7 +28655,7 @@
               <w:rPr>
                 <w:b/>
               </w:rPr>
-              <w:t>732.50</w:t>
+              <w:t>735.50</w:t>
             </w:r>
           </w:p>
         </w:tc>
@@ -28803,7 +28803,7 @@
             </w:pPr>
             <w:r/>
             <w:r>
-              <w:t>732.50</w:t>
+              <w:t>735.50</w:t>
             </w:r>
           </w:p>
         </w:tc>
@@ -28831,7 +28831,7 @@
             </w:pPr>
             <w:r/>
             <w:r>
-              <w:t>742.25</w:t>
+              <w:t>745.25</w:t>
             </w:r>
           </w:p>
         </w:tc>
@@ -28859,7 +28859,7 @@
             </w:pPr>
             <w:r/>
             <w:r>
-              <w:t>722.75</w:t>
+              <w:t>725.75</w:t>
             </w:r>
           </w:p>
         </w:tc>
@@ -28890,7 +28890,7 @@
               <w:rPr>
                 <w:b/>
               </w:rPr>
-              <w:t>733.00</w:t>
+              <w:t>736.00</w:t>
             </w:r>
           </w:p>
         </w:tc>
@@ -29038,7 +29038,7 @@
             </w:pPr>
             <w:r/>
             <w:r>
-              <w:t>733.00</w:t>
+              <w:t>736.00</w:t>
             </w:r>
           </w:p>
         </w:tc>
@@ -29066,7 +29066,7 @@
             </w:pPr>
             <w:r/>
             <w:r>
-              <w:t>743.75</w:t>
+              <w:t>746.75</w:t>
             </w:r>
           </w:p>
         </w:tc>
@@ -29094,7 +29094,7 @@
             </w:pPr>
             <w:r/>
             <w:r>
-              <w:t>725.75</w:t>
+              <w:t>728.75</w:t>
             </w:r>
           </w:p>
         </w:tc>
@@ -29125,7 +29125,7 @@
               <w:rPr>
                 <w:b/>
               </w:rPr>
-              <w:t>733.75</w:t>
+              <w:t>736.75</w:t>
             </w:r>
           </w:p>
         </w:tc>
@@ -29273,7 +29273,7 @@
             </w:pPr>
             <w:r/>
             <w:r>
-              <w:t>733.75</w:t>
+              <w:t>736.75</w:t>
             </w:r>
           </w:p>
         </w:tc>
@@ -29301,7 +29301,7 @@
             </w:pPr>
             <w:r/>
             <w:r>
-              <w:t>740.25</w:t>
+              <w:t>743.25</w:t>
             </w:r>
           </w:p>
         </w:tc>
@@ -29329,7 +29329,7 @@
             </w:pPr>
             <w:r/>
             <w:r>
-              <w:t>725.25</w:t>
+              <w:t>728.25</w:t>
             </w:r>
           </w:p>
         </w:tc>
@@ -29360,7 +29360,7 @@
               <w:rPr>
                 <w:b/>
               </w:rPr>
-              <w:t>734.25</w:t>
+              <w:t>737.25</w:t>
             </w:r>
           </w:p>
         </w:tc>
@@ -29508,7 +29508,7 @@
             </w:pPr>
             <w:r/>
             <w:r>
-              <w:t>734.25</w:t>
+              <w:t>737.25</w:t>
             </w:r>
           </w:p>
         </w:tc>
@@ -29536,7 +29536,7 @@
             </w:pPr>
             <w:r/>
             <w:r>
-              <w:t>745.25</w:t>
+              <w:t>748.25</w:t>
             </w:r>
           </w:p>
         </w:tc>
@@ -29564,7 +29564,7 @@
             </w:pPr>
             <w:r/>
             <w:r>
-              <w:t>722.50</w:t>
+              <w:t>725.50</w:t>
             </w:r>
           </w:p>
         </w:tc>
@@ -29595,7 +29595,7 @@
               <w:rPr>
                 <w:b/>
               </w:rPr>
-              <w:t>737.75</w:t>
+              <w:t>740.75</w:t>
             </w:r>
           </w:p>
         </w:tc>
@@ -29743,7 +29743,7 @@
             </w:pPr>
             <w:r/>
             <w:r>
-              <w:t>737.75</w:t>
+              <w:t>740.75</w:t>
             </w:r>
           </w:p>
         </w:tc>
@@ -29771,7 +29771,7 @@
             </w:pPr>
             <w:r/>
             <w:r>
-              <w:t>743.25</w:t>
+              <w:t>746.25</w:t>
             </w:r>
           </w:p>
         </w:tc>
@@ -29799,7 +29799,7 @@
             </w:pPr>
             <w:r/>
             <w:r>
-              <w:t>730.00</w:t>
+              <w:t>733.00</w:t>
             </w:r>
           </w:p>
         </w:tc>
@@ -29830,7 +29830,7 @@
               <w:rPr>
                 <w:b/>
               </w:rPr>
-              <w:t>738.50</w:t>
+              <w:t>741.50</w:t>
             </w:r>
           </w:p>
         </w:tc>
@@ -29978,7 +29978,7 @@
             </w:pPr>
             <w:r/>
             <w:r>
-              <w:t>738.50</w:t>
+              <w:t>741.50</w:t>
             </w:r>
           </w:p>
         </w:tc>
@@ -30006,7 +30006,7 @@
             </w:pPr>
             <w:r/>
             <w:r>
-              <w:t>747.75</w:t>
+              <w:t>750.75</w:t>
             </w:r>
           </w:p>
         </w:tc>
@@ -30034,7 +30034,7 @@
             </w:pPr>
             <w:r/>
             <w:r>
-              <w:t>732.00</w:t>
+              <w:t>735.00</w:t>
             </w:r>
           </w:p>
         </w:tc>
@@ -30065,7 +30065,7 @@
               <w:rPr>
                 <w:b/>
               </w:rPr>
-              <w:t>737.75</w:t>
+              <w:t>740.75</w:t>
             </w:r>
           </w:p>
         </w:tc>
@@ -30213,7 +30213,7 @@
             </w:pPr>
             <w:r/>
             <w:r>
-              <w:t>737.75</w:t>
+              <w:t>740.75</w:t>
             </w:r>
           </w:p>
         </w:tc>
@@ -30241,7 +30241,7 @@
             </w:pPr>
             <w:r/>
             <w:r>
-              <w:t>745.25</w:t>
+              <w:t>748.25</w:t>
             </w:r>
           </w:p>
         </w:tc>
@@ -30269,7 +30269,7 @@
             </w:pPr>
             <w:r/>
             <w:r>
-              <w:t>731.75</w:t>
+              <w:t>734.75</w:t>
             </w:r>
           </w:p>
         </w:tc>
@@ -30300,7 +30300,7 @@
               <w:rPr>
                 <w:b/>
               </w:rPr>
-              <w:t>736.75</w:t>
+              <w:t>739.75</w:t>
             </w:r>
           </w:p>
         </w:tc>
@@ -30448,7 +30448,7 @@
             </w:pPr>
             <w:r/>
             <w:r>
-              <w:t>736.75</w:t>
+              <w:t>739.75</w:t>
             </w:r>
           </w:p>
         </w:tc>
@@ -30476,7 +30476,7 @@
             </w:pPr>
             <w:r/>
             <w:r>
-              <w:t>743.75</w:t>
+              <w:t>746.75</w:t>
             </w:r>
           </w:p>
         </w:tc>
@@ -30504,7 +30504,7 @@
             </w:pPr>
             <w:r/>
             <w:r>
-              <w:t>723.25</w:t>
+              <w:t>726.25</w:t>
             </w:r>
           </w:p>
         </w:tc>
@@ -30535,7 +30535,7 @@
               <w:rPr>
                 <w:b/>
               </w:rPr>
-              <w:t>737.50</w:t>
+              <w:t>740.50</w:t>
             </w:r>
           </w:p>
         </w:tc>
@@ -30683,7 +30683,7 @@
             </w:pPr>
             <w:r/>
             <w:r>
-              <w:t>737.50</w:t>
+              <w:t>740.50</w:t>
             </w:r>
           </w:p>
         </w:tc>
@@ -30711,7 +30711,7 @@
             </w:pPr>
             <w:r/>
             <w:r>
-              <w:t>746.75</w:t>
+              <w:t>749.75</w:t>
             </w:r>
           </w:p>
         </w:tc>
@@ -30739,7 +30739,7 @@
             </w:pPr>
             <w:r/>
             <w:r>
-              <w:t>730.25</w:t>
+              <w:t>733.25</w:t>
             </w:r>
           </w:p>
         </w:tc>
@@ -30770,7 +30770,7 @@
               <w:rPr>
                 <w:b/>
               </w:rPr>
-              <w:t>737.25</w:t>
+              <w:t>740.25</w:t>
             </w:r>
           </w:p>
         </w:tc>
@@ -30918,7 +30918,7 @@
             </w:pPr>
             <w:r/>
             <w:r>
-              <w:t>737.25</w:t>
+              <w:t>740.25</w:t>
             </w:r>
           </w:p>
         </w:tc>
@@ -30946,7 +30946,7 @@
             </w:pPr>
             <w:r/>
             <w:r>
-              <w:t>745.75</w:t>
+              <w:t>748.75</w:t>
             </w:r>
           </w:p>
         </w:tc>
@@ -30974,7 +30974,7 @@
             </w:pPr>
             <w:r/>
             <w:r>
-              <w:t>723.25</w:t>
+              <w:t>726.25</w:t>
             </w:r>
           </w:p>
         </w:tc>
@@ -31005,7 +31005,7 @@
               <w:rPr>
                 <w:b/>
               </w:rPr>
-              <w:t>739.00</w:t>
+              <w:t>742.00</w:t>
             </w:r>
           </w:p>
         </w:tc>
@@ -31153,7 +31153,7 @@
             </w:pPr>
             <w:r/>
             <w:r>
-              <w:t>739.00</w:t>
+              <w:t>742.00</w:t>
             </w:r>
           </w:p>
         </w:tc>
@@ -31181,7 +31181,7 @@
             </w:pPr>
             <w:r/>
             <w:r>
-              <w:t>745.25</w:t>
+              <w:t>748.25</w:t>
             </w:r>
           </w:p>
         </w:tc>
@@ -31209,7 +31209,7 @@
             </w:pPr>
             <w:r/>
             <w:r>
-              <w:t>732.50</w:t>
+              <w:t>735.50</w:t>
             </w:r>
           </w:p>
         </w:tc>
@@ -31240,7 +31240,7 @@
               <w:rPr>
                 <w:b/>
               </w:rPr>
-              <w:t>738.25</w:t>
+              <w:t>741.25</w:t>
             </w:r>
           </w:p>
         </w:tc>

--- a/Daily Reports/15_09_2026-CBOT Reports.docx
+++ b/Daily Reports/15_09_2026-CBOT Reports.docx
@@ -104,7 +104,7 @@
           <w:color w:val="5C768D"/>
           <w:sz w:val="19"/>
         </w:rPr>
-        <w:t>Cập nhật tự động qua `macro_tracker.py` vào lúc 12:43 ICT ngày 15/09/2026</w:t>
+        <w:t>Cập nhật tự động qua `macro_tracker.py` vào lúc 13:26 ICT ngày 15/09/2026</w:t>
       </w:r>
     </w:p>
     <w:tbl>
@@ -313,7 +313,7 @@
               <w:rPr>
                 <w:b/>
               </w:rPr>
-              <w:t>107.57 / thùng</w:t>
+              <w:t>107.43 / thùng</w:t>
             </w:r>
           </w:p>
         </w:tc>
@@ -344,7 +344,7 @@
               <w:rPr>
                 <w:b/>
               </w:rPr>
-              <w:t>+1.79%</w:t>
+              <w:t>+1.66%</w:t>
             </w:r>
           </w:p>
         </w:tc>
@@ -1218,7 +1218,7 @@
         <w:rPr>
           <w:b/>
         </w:rPr>
-        <w:t>`107.57` (+1.79%)</w:t>
+        <w:t>`107.43` (+1.66%)</w:t>
       </w:r>
       <w:r>
         <w:t xml:space="preserve"> | DXY: </w:t>
@@ -1236,7 +1236,7 @@
         <w:rPr>
           <w:b/>
         </w:rPr>
-        <w:t>`721.00` (+1.98%)</w:t>
+        <w:t>`721.00` (+2.02%)</w:t>
       </w:r>
       <w:r>
         <w:t>.</w:t>
@@ -1306,7 +1306,7 @@
           <w:color w:val="5C768D"/>
           <w:sz w:val="19"/>
         </w:rPr>
-        <w:t>Cập nhật tự động lúc 12:43 ICT ngày 15/09/2026 — Nguồn: NOAA, USDA, BOM Australia</w:t>
+        <w:t>Cập nhật tự động lúc 13:26 ICT ngày 15/09/2026 — Nguồn: NOAA, USDA, BOM Australia</w:t>
       </w:r>
     </w:p>
     <w:p>
@@ -3605,7 +3605,7 @@
               <w:rPr>
                 <w:b/>
               </w:rPr>
-              <w:t>533.89 (+1.39)</w:t>
+              <w:t>533.79 (+1.29)</w:t>
             </w:r>
           </w:p>
         </w:tc>
@@ -3633,7 +3633,7 @@
             </w:pPr>
             <w:r/>
             <w:r>
-              <w:t>Bullish (531.17 &gt; 530.74)</w:t>
+              <w:t>Bullish (531.27 &gt; 530.80)</w:t>
             </w:r>
           </w:p>
         </w:tc>
@@ -3661,7 +3661,7 @@
             </w:pPr>
             <w:r/>
             <w:r>
-              <w:t>1.00 cents</w:t>
+              <w:t>0.75 cents</w:t>
             </w:r>
           </w:p>
         </w:tc>
@@ -3853,7 +3853,7 @@
               <w:rPr>
                 <w:b/>
               </w:rPr>
-              <w:t>721.95 (+0.95)</w:t>
+              <w:t>721.79 (+0.79)</w:t>
             </w:r>
           </w:p>
         </w:tc>
@@ -3881,7 +3881,7 @@
             </w:pPr>
             <w:r/>
             <w:r>
-              <w:t>Bearish (723.24 &lt; 727.67)</w:t>
+              <w:t>Bearish (722.97 &lt; 727.38)</w:t>
             </w:r>
           </w:p>
         </w:tc>
@@ -3909,7 +3909,7 @@
             </w:pPr>
             <w:r/>
             <w:r>
-              <w:t>3.00 cents</w:t>
+              <w:t>1.75 cents</w:t>
             </w:r>
           </w:p>
         </w:tc>
@@ -4347,7 +4347,7 @@
                 <w:b/>
                 <w:color w:val="15803D"/>
               </w:rPr>
-              <w:t>530.75 - 531.17 cents (Canh mua vùng hỗ trợ)</w:t>
+              <w:t>530.75 - 531.27 cents (Canh mua vùng hỗ trợ)</w:t>
             </w:r>
           </w:p>
         </w:tc>
@@ -4378,7 +4378,7 @@
               <w:rPr>
                 <w:b/>
               </w:rPr>
-              <w:t>453.91 cents (Dưới cản S2 + 1.5x ATR)</w:t>
+              <w:t>454.15 cents (Dưới cản S2 + 1.5x ATR)</w:t>
             </w:r>
           </w:p>
         </w:tc>
@@ -4590,7 +4590,7 @@
               <w:rPr>
                 <w:b/>
               </w:rPr>
-              <w:t>455.11 cents (Chống quét SL tuyệt đối)</w:t>
+              <w:t>455.27 cents (Chống quét SL tuyệt đối)</w:t>
             </w:r>
           </w:p>
         </w:tc>
@@ -4783,7 +4783,7 @@
               <w:rPr>
                 <w:b/>
               </w:rPr>
-              <w:t>536.89 cents</w:t>
+              <w:t>536.73 cents</w:t>
             </w:r>
           </w:p>
         </w:tc>
@@ -4945,7 +4945,7 @@
               <w:rPr>
                 <w:b/>
               </w:rPr>
-              <w:t>447.93 - 457.50 cents</w:t>
+              <w:t>448.58 - 457.50 cents</w:t>
             </w:r>
           </w:p>
         </w:tc>
@@ -5126,7 +5126,7 @@
                 <w:b/>
                 <w:color w:val="B91C1C"/>
               </w:rPr>
-              <w:t>723.24 - 727.67 cents (Canh bán hồi kỹ thuật H1)</w:t>
+              <w:t>722.97 - 727.38 cents (Canh bán hồi kỹ thuật H1)</w:t>
             </w:r>
           </w:p>
         </w:tc>
@@ -5157,7 +5157,7 @@
               <w:rPr>
                 <w:b/>
               </w:rPr>
-              <w:t>802.35 cents (Trên kháng cự R2 + 1.5x ATR)</w:t>
+              <w:t>801.72 cents (Trên kháng cự R2 + 1.5x ATR)</w:t>
             </w:r>
           </w:p>
         </w:tc>
@@ -5335,7 +5335,7 @@
               <w:rPr>
                 <w:b/>
               </w:rPr>
-              <w:t>733.75 - 735.75 cents</w:t>
+              <w:t>730.75 - 732.75 cents</w:t>
             </w:r>
           </w:p>
         </w:tc>
@@ -5366,7 +5366,7 @@
               <w:rPr>
                 <w:b/>
               </w:rPr>
-              <w:t>658.08 cents</w:t>
+              <w:t>658.43 cents</w:t>
             </w:r>
           </w:p>
         </w:tc>
@@ -5559,7 +5559,7 @@
               <w:rPr>
                 <w:b/>
               </w:rPr>
-              <w:t>753.67 cents</w:t>
+              <w:t>753.32 cents</w:t>
             </w:r>
           </w:p>
         </w:tc>
@@ -5721,7 +5721,7 @@
               <w:rPr>
                 <w:b/>
               </w:rPr>
-              <w:t>625.66 - 645.25 cents</w:t>
+              <w:t>627.34 - 645.25 cents</w:t>
             </w:r>
           </w:p>
         </w:tc>
@@ -11624,10 +11624,10 @@
         <w:rPr>
           <w:b/>
         </w:rPr>
-        <w:t>`533.89 cents`</w:t>
+        <w:t>`533.79 cents`</w:t>
       </w:r>
       <w:r>
-        <w:t xml:space="preserve"> (+1.39).</w:t>
+        <w:t xml:space="preserve"> (+1.29).</w:t>
       </w:r>
     </w:p>
     <w:p>
@@ -11648,7 +11648,7 @@
         <w:rPr>
           <w:b/>
         </w:rPr>
-        <w:t>`17,981`</w:t>
+        <w:t>`18,310`</w:t>
       </w:r>
       <w:r>
         <w:t xml:space="preserve"> (Chênh lệch: </w:t>
@@ -11657,7 +11657,7 @@
         <w:rPr>
           <w:b/>
         </w:rPr>
-        <w:t>`-389,030`</w:t>
+        <w:t>`-388,701`</w:t>
       </w:r>
       <w:r>
         <w:t xml:space="preserve">) | OI: </w:t>
@@ -11699,7 +11699,7 @@
         <w:rPr>
           <w:b/>
         </w:rPr>
-        <w:t>`Doji (Nến lưỡng lự thế trận)`</w:t>
+        <w:t>`Không phát hiện mô hình nến đặc biệt`</w:t>
       </w:r>
     </w:p>
     <w:p>
@@ -11991,7 +11991,7 @@
               <w:rPr>
                 <w:b/>
               </w:rPr>
-              <w:t>107.57</w:t>
+              <w:t>107.43</w:t>
             </w:r>
           </w:p>
         </w:tc>
@@ -12022,7 +12022,7 @@
               <w:rPr>
                 <w:b/>
               </w:rPr>
-              <w:t>+1.79%</w:t>
+              <w:t>+1.66%</w:t>
             </w:r>
           </w:p>
         </w:tc>
@@ -12749,7 +12749,7 @@
         <w:t xml:space="preserve"> EMA_21 </w:t>
       </w:r>
       <w:r>
-        <w:t xml:space="preserve"> (531.17) &gt; </w:t>
+        <w:t xml:space="preserve"> (531.27) &gt; </w:t>
       </w:r>
       <w:r>
         <w:rPr>
@@ -12760,7 +12760,7 @@
         <w:t xml:space="preserve"> EMA_50 </w:t>
       </w:r>
       <w:r>
-        <w:t xml:space="preserve"> (530.74).</w:t>
+        <w:t xml:space="preserve"> (530.80).</w:t>
       </w:r>
     </w:p>
     <w:p>
@@ -12781,7 +12781,7 @@
         <w:rPr>
           <w:b/>
         </w:rPr>
-        <w:t>`54.83`</w:t>
+        <w:t>`54.74`</w:t>
       </w:r>
       <w:r>
         <w:t xml:space="preserve"> | ATR (14) = </w:t>
@@ -12790,7 +12790,7 @@
         <w:rPr>
           <w:b/>
         </w:rPr>
-        <w:t>`2.39`</w:t>
+        <w:t>`2.23`</w:t>
       </w:r>
       <w:r>
         <w:t xml:space="preserve"> cents | Volatility = </w:t>
@@ -12799,7 +12799,7 @@
         <w:rPr>
           <w:b/>
         </w:rPr>
-        <w:t>`1.00 cents`</w:t>
+        <w:t>`0.75 cents`</w:t>
       </w:r>
       <w:r>
         <w:t>.</w:t>
@@ -13584,7 +13584,7 @@
           <w:b/>
           <w:color w:val="15803D"/>
         </w:rPr>
-        <w:t>`530.75 - 531.17 cents (Canh mua vùng hỗ trợ)`</w:t>
+        <w:t>`530.75 - 531.27 cents (Canh mua vùng hỗ trợ)`</w:t>
       </w:r>
       <w:r>
         <w:t xml:space="preserve"> | SL: </w:t>
@@ -13593,7 +13593,7 @@
         <w:rPr>
           <w:b/>
         </w:rPr>
-        <w:t>`453.91 cents (Dưới cản S2 + 1.5x ATR)`</w:t>
+        <w:t>`454.15 cents (Dưới cản S2 + 1.5x ATR)`</w:t>
       </w:r>
       <w:r>
         <w:t xml:space="preserve"> | TP: </w:t>
@@ -13664,7 +13664,7 @@
         <w:rPr>
           <w:b/>
         </w:rPr>
-        <w:t>`455.11 cents (Chống quét SL tuyệt đối)`</w:t>
+        <w:t>`455.27 cents (Chống quét SL tuyệt đối)`</w:t>
       </w:r>
       <w:r>
         <w:t xml:space="preserve"> | TP: </w:t>
@@ -13710,7 +13710,7 @@
         <w:rPr>
           <w:b/>
         </w:rPr>
-        <w:t>`536.89 cents`</w:t>
+        <w:t>`536.73 cents`</w:t>
       </w:r>
       <w:r>
         <w:t xml:space="preserve"> | TP: </w:t>
@@ -13759,7 +13759,7 @@
         <w:rPr>
           <w:b/>
         </w:rPr>
-        <w:t>`447.93 - 457.50 cents`</w:t>
+        <w:t>`448.58 - 457.50 cents`</w:t>
       </w:r>
     </w:p>
     <w:p>
@@ -21806,10 +21806,10 @@
         <w:rPr>
           <w:b/>
         </w:rPr>
-        <w:t>`721.95 cents`</w:t>
+        <w:t>`721.79 cents`</w:t>
       </w:r>
       <w:r>
-        <w:t xml:space="preserve"> (+0.95).</w:t>
+        <w:t xml:space="preserve"> (+0.79).</w:t>
       </w:r>
     </w:p>
     <w:p>
@@ -21830,7 +21830,7 @@
         <w:rPr>
           <w:b/>
         </w:rPr>
-        <w:t>`4,596`</w:t>
+        <w:t>`5,031`</w:t>
       </w:r>
       <w:r>
         <w:t xml:space="preserve"> (Chênh lệch: </w:t>
@@ -21839,7 +21839,7 @@
         <w:rPr>
           <w:b/>
         </w:rPr>
-        <w:t>`-89,778`</w:t>
+        <w:t>`-89,343`</w:t>
       </w:r>
       <w:r>
         <w:t xml:space="preserve">) | OI: </w:t>
@@ -22173,7 +22173,7 @@
               <w:rPr>
                 <w:b/>
               </w:rPr>
-              <w:t>107.57</w:t>
+              <w:t>107.43</w:t>
             </w:r>
           </w:p>
         </w:tc>
@@ -22204,7 +22204,7 @@
               <w:rPr>
                 <w:b/>
               </w:rPr>
-              <w:t>+1.79%</w:t>
+              <w:t>+1.66%</w:t>
             </w:r>
           </w:p>
         </w:tc>
@@ -22931,7 +22931,7 @@
         <w:t xml:space="preserve"> EMA_21 </w:t>
       </w:r>
       <w:r>
-        <w:t xml:space="preserve"> (723.24) &lt; </w:t>
+        <w:t xml:space="preserve"> (722.97) &lt; </w:t>
       </w:r>
       <w:r>
         <w:rPr>
@@ -22942,7 +22942,7 @@
         <w:t xml:space="preserve"> EMA_50 </w:t>
       </w:r>
       <w:r>
-        <w:t xml:space="preserve"> (727.67).</w:t>
+        <w:t xml:space="preserve"> (727.38).</w:t>
       </w:r>
     </w:p>
     <w:p>
@@ -22963,7 +22963,7 @@
         <w:rPr>
           <w:b/>
         </w:rPr>
-        <w:t>`44.72`</w:t>
+        <w:t>`44.82`</w:t>
       </w:r>
       <w:r>
         <w:t xml:space="preserve"> | ATR (14) = </w:t>
@@ -22972,7 +22972,7 @@
         <w:rPr>
           <w:b/>
         </w:rPr>
-        <w:t>`4.90`</w:t>
+        <w:t>`4.48`</w:t>
       </w:r>
       <w:r>
         <w:t xml:space="preserve"> cents | Volatility = </w:t>
@@ -22981,7 +22981,7 @@
         <w:rPr>
           <w:b/>
         </w:rPr>
-        <w:t>`3.00 cents`</w:t>
+        <w:t>`1.75 cents`</w:t>
       </w:r>
       <w:r>
         <w:t>.</w:t>
@@ -23756,7 +23756,7 @@
           <w:b/>
           <w:color w:val="B91C1C"/>
         </w:rPr>
-        <w:t>`723.24 - 727.67 cents (Canh bán hồi kỹ thuật H1)`</w:t>
+        <w:t>`722.97 - 727.38 cents (Canh bán hồi kỹ thuật H1)`</w:t>
       </w:r>
       <w:r>
         <w:t xml:space="preserve"> | SL: </w:t>
@@ -23765,7 +23765,7 @@
         <w:rPr>
           <w:b/>
         </w:rPr>
-        <w:t>`802.35 cents (Trên kháng cự R2 + 1.5x ATR)`</w:t>
+        <w:t>`801.72 cents (Trên kháng cự R2 + 1.5x ATR)`</w:t>
       </w:r>
       <w:r>
         <w:t xml:space="preserve"> | TP: </w:t>
@@ -23827,7 +23827,7 @@
         <w:rPr>
           <w:b/>
         </w:rPr>
-        <w:t>`733.75 - 735.75 cents`</w:t>
+        <w:t>`730.75 - 732.75 cents`</w:t>
       </w:r>
       <w:r>
         <w:t xml:space="preserve"> | SL: </w:t>
@@ -23836,7 +23836,7 @@
         <w:rPr>
           <w:b/>
         </w:rPr>
-        <w:t>`658.08 cents`</w:t>
+        <w:t>`658.43 cents`</w:t>
       </w:r>
       <w:r>
         <w:t xml:space="preserve"> | TP: </w:t>
@@ -23882,7 +23882,7 @@
         <w:rPr>
           <w:b/>
         </w:rPr>
-        <w:t>`753.67 cents`</w:t>
+        <w:t>`753.32 cents`</w:t>
       </w:r>
       <w:r>
         <w:t xml:space="preserve"> | TP: </w:t>
@@ -23931,7 +23931,7 @@
         <w:rPr>
           <w:b/>
         </w:rPr>
-        <w:t>`625.66 - 645.25 cents`</w:t>
+        <w:t>`627.34 - 645.25 cents`</w:t>
       </w:r>
     </w:p>
     <w:p>

--- a/Daily Reports/15_09_2026-CBOT Reports.docx
+++ b/Daily Reports/15_09_2026-CBOT Reports.docx
@@ -104,7 +104,7 @@
           <w:color w:val="5C768D"/>
           <w:sz w:val="19"/>
         </w:rPr>
-        <w:t>Cập nhật tự động qua `macro_tracker.py` vào lúc 20:01 ICT ngày 15/09/2026</w:t>
+        <w:t>Cập nhật tự động qua `macro_tracker.py` vào lúc 21:01 ICT ngày 15/09/2026</w:t>
       </w:r>
     </w:p>
     <w:tbl>
@@ -313,7 +313,7 @@
               <w:rPr>
                 <w:b/>
               </w:rPr>
-              <w:t>100.63 / thùng</w:t>
+              <w:t>102.31 / thùng</w:t>
             </w:r>
           </w:p>
         </w:tc>
@@ -344,7 +344,7 @@
               <w:rPr>
                 <w:b/>
               </w:rPr>
-              <w:t>-4.78%</w:t>
+              <w:t>-3.19%</w:t>
             </w:r>
           </w:p>
         </w:tc>
@@ -442,7 +442,7 @@
               <w:rPr>
                 <w:b/>
               </w:rPr>
-              <w:t>99.55</w:t>
+              <w:t>99.57</w:t>
             </w:r>
           </w:p>
         </w:tc>
@@ -473,7 +473,7 @@
               <w:rPr>
                 <w:b/>
               </w:rPr>
-              <w:t>+0.10%</w:t>
+              <w:t>+0.11%</w:t>
             </w:r>
           </w:p>
         </w:tc>
@@ -1218,7 +1218,7 @@
         <w:rPr>
           <w:b/>
         </w:rPr>
-        <w:t>`100.63` (-4.78%)</w:t>
+        <w:t>`102.31` (-3.19%)</w:t>
       </w:r>
       <w:r>
         <w:t xml:space="preserve"> | DXY: </w:t>
@@ -1227,7 +1227,7 @@
         <w:rPr>
           <w:b/>
         </w:rPr>
-        <w:t>`99.55` (+0.10%)</w:t>
+        <w:t>`99.57` (+0.11%)</w:t>
       </w:r>
       <w:r>
         <w:t xml:space="preserve"> | Lúa mì CBOT: </w:t>
@@ -1236,7 +1236,7 @@
         <w:rPr>
           <w:b/>
         </w:rPr>
-        <w:t>`712.50` (+0.78%)</w:t>
+        <w:t>`715.50` (+1.38%)</w:t>
       </w:r>
       <w:r>
         <w:t>.</w:t>
@@ -1306,7 +1306,7 @@
           <w:color w:val="5C768D"/>
           <w:sz w:val="19"/>
         </w:rPr>
-        <w:t>Cập nhật tự động lúc 20:01 ICT ngày 15/09/2026 — Nguồn: NOAA, USDA, BOM Australia</w:t>
+        <w:t>Cập nhật tự động lúc 21:01 ICT ngày 15/09/2026 — Nguồn: NOAA, USDA, BOM Australia</w:t>
       </w:r>
     </w:p>
     <w:p>
@@ -3574,7 +3574,7 @@
               <w:rPr>
                 <w:b/>
               </w:rPr>
-              <w:t>528.25</w:t>
+              <w:t>529.50</w:t>
             </w:r>
           </w:p>
         </w:tc>
@@ -3605,7 +3605,7 @@
               <w:rPr>
                 <w:b/>
               </w:rPr>
-              <w:t>528.70 (+0.45)</w:t>
+              <w:t>530.12 (+0.62)</w:t>
             </w:r>
           </w:p>
         </w:tc>
@@ -3633,7 +3633,7 @@
             </w:pPr>
             <w:r/>
             <w:r>
-              <w:t>Bearish (530.58 &lt; 530.60)</w:t>
+              <w:t>Bearish (530.48 &lt; 530.55)</w:t>
             </w:r>
           </w:p>
         </w:tc>
@@ -3661,7 +3661,7 @@
             </w:pPr>
             <w:r/>
             <w:r>
-              <w:t>1.75 cents</w:t>
+              <w:t>2.75 cents</w:t>
             </w:r>
           </w:p>
         </w:tc>
@@ -3822,7 +3822,7 @@
               <w:rPr>
                 <w:b/>
               </w:rPr>
-              <w:t>712.50</w:t>
+              <w:t>716.00</w:t>
             </w:r>
           </w:p>
         </w:tc>
@@ -3853,7 +3853,7 @@
               <w:rPr>
                 <w:b/>
               </w:rPr>
-              <w:t>713.34 (+0.84)</w:t>
+              <w:t>716.89 (+0.89)</w:t>
             </w:r>
           </w:p>
         </w:tc>
@@ -3881,7 +3881,7 @@
             </w:pPr>
             <w:r/>
             <w:r>
-              <w:t>Bearish (719.81 &lt; 724.77)</w:t>
+              <w:t>Bearish (719.46 &lt; 724.43)</w:t>
             </w:r>
           </w:p>
         </w:tc>
@@ -3909,7 +3909,7 @@
             </w:pPr>
             <w:r/>
             <w:r>
-              <w:t>2.75 cents</w:t>
+              <w:t>6.00 cents</w:t>
             </w:r>
           </w:p>
         </w:tc>
@@ -4347,7 +4347,7 @@
                 <w:b/>
                 <w:color w:val="15803D"/>
               </w:rPr>
-              <w:t>527.00 - 530.58 cents (Canh mua vùng hỗ trợ)</w:t>
+              <w:t>528.00 - 530.48 cents (Canh mua vùng hỗ trợ)</w:t>
             </w:r>
           </w:p>
         </w:tc>
@@ -4378,7 +4378,7 @@
               <w:rPr>
                 <w:b/>
               </w:rPr>
-              <w:t>454.52 cents (Dưới cản S2 + 1.5x ATR)</w:t>
+              <w:t>454.37 cents (Dưới cản S2 + 1.5x ATR)</w:t>
             </w:r>
           </w:p>
         </w:tc>
@@ -4414,7 +4414,7 @@
                 <w:color w:val="D97706"/>
                 <w:sz w:val="19"/>
               </w:rPr>
-              <w:t xml:space="preserve"> 530.00 cents </w:t>
+              <w:t xml:space="preserve"> 533.50 cents </w:t>
             </w:r>
             <w:r>
               <w:t xml:space="preserve"> / TP2: </w:t>
@@ -4528,7 +4528,7 @@
                 <w:b/>
                 <w:color w:val="15803D"/>
               </w:rPr>
-              <w:t>Long trung hạn (Swing) (ZCZ26)</w:t>
+              <w:t>Long trung hạn (Swing) (ZCH27)</w:t>
             </w:r>
           </w:p>
         </w:tc>
@@ -4559,7 +4559,7 @@
               <w:rPr>
                 <w:b/>
               </w:rPr>
-              <w:t>525.50 - 527.00 cents</w:t>
+              <w:t>541.75 - 543.25 cents</w:t>
             </w:r>
           </w:p>
         </w:tc>
@@ -4590,7 +4590,7 @@
               <w:rPr>
                 <w:b/>
               </w:rPr>
-              <w:t>455.51 cents (Chống quét SL tuyệt đối)</w:t>
+              <w:t>471.37 cents (Chống quét SL tuyệt đối)</w:t>
             </w:r>
           </w:p>
         </w:tc>
@@ -4621,7 +4621,7 @@
               <w:rPr>
                 <w:b/>
               </w:rPr>
-              <w:t>548.75 cents (Ăn trọn biên độ ngô ~10.5 giá)</w:t>
+              <w:t>563.00 cents (Ăn trọn biên độ ngô ~10.5 giá)</w:t>
             </w:r>
           </w:p>
         </w:tc>
@@ -4721,7 +4721,7 @@
                 <w:b/>
                 <w:color w:val="B91C1C"/>
               </w:rPr>
-              <w:t>Short trung hạn (Swing) (ZCZ26)</w:t>
+              <w:t>Short trung hạn (Swing) (ZCH27)</w:t>
             </w:r>
           </w:p>
         </w:tc>
@@ -4752,7 +4752,7 @@
               <w:rPr>
                 <w:b/>
               </w:rPr>
-              <w:t>530.00 - 531.50 cents</w:t>
+              <w:t>548.75 - 550.25 cents</w:t>
             </w:r>
           </w:p>
         </w:tc>
@@ -4783,7 +4783,7 @@
               <w:rPr>
                 <w:b/>
               </w:rPr>
-              <w:t>531.99 cents</w:t>
+              <w:t>550.63 cents</w:t>
             </w:r>
           </w:p>
         </w:tc>
@@ -4814,7 +4814,7 @@
               <w:rPr>
                 <w:b/>
               </w:rPr>
-              <w:t>458.50 cents</w:t>
+              <w:t>474.25 cents</w:t>
             </w:r>
           </w:p>
         </w:tc>
@@ -4945,7 +4945,7 @@
               <w:rPr>
                 <w:b/>
               </w:rPr>
-              <w:t>449.55 - 457.50 cents</w:t>
+              <w:t>449.15 - 457.50 cents</w:t>
             </w:r>
           </w:p>
         </w:tc>
@@ -5126,7 +5126,7 @@
                 <w:b/>
                 <w:color w:val="B91C1C"/>
               </w:rPr>
-              <w:t>719.81 - 724.77 cents (Canh bán hồi kỹ thuật H1)</w:t>
+              <w:t>719.46 - 724.43 cents (Canh bán hồi kỹ thuật H1)</w:t>
             </w:r>
           </w:p>
         </w:tc>
@@ -5157,7 +5157,7 @@
               <w:rPr>
                 <w:b/>
               </w:rPr>
-              <w:t>802.13 cents (Trên kháng cự R2 + 1.5x ATR)</w:t>
+              <w:t>802.38 cents (Trên kháng cự R2 + 1.5x ATR)</w:t>
             </w:r>
           </w:p>
         </w:tc>
@@ -5193,7 +5193,7 @@
                 <w:color w:val="D97706"/>
                 <w:sz w:val="19"/>
               </w:rPr>
-              <w:t xml:space="preserve"> 710.00 cents </w:t>
+              <w:t xml:space="preserve"> 710.50 cents </w:t>
             </w:r>
             <w:r>
               <w:t xml:space="preserve"> / TP2: </w:t>
@@ -5304,7 +5304,7 @@
                 <w:b/>
                 <w:color w:val="15803D"/>
               </w:rPr>
-              <w:t>Long trung hạn (Swing) (ZWZ26)</w:t>
+              <w:t>Long trung hạn (Swing) (ZWH27)</w:t>
             </w:r>
           </w:p>
         </w:tc>
@@ -5335,7 +5335,7 @@
               <w:rPr>
                 <w:b/>
               </w:rPr>
-              <w:t>708.00 - 710.00 cents</w:t>
+              <w:t>726.50 - 728.50 cents</w:t>
             </w:r>
           </w:p>
         </w:tc>
@@ -5366,7 +5366,7 @@
               <w:rPr>
                 <w:b/>
               </w:rPr>
-              <w:t>640.50 cents</w:t>
+              <w:t>658.10 cents</w:t>
             </w:r>
           </w:p>
         </w:tc>
@@ -5397,7 +5397,7 @@
               <w:rPr>
                 <w:b/>
               </w:rPr>
-              <w:t>715.00 cents (Đón sóng hồi trung hạn ~14.5 giá)</w:t>
+              <w:t>742.75 cents (Đón sóng hồi trung hạn ~14.5 giá)</w:t>
             </w:r>
           </w:p>
         </w:tc>
@@ -5497,7 +5497,7 @@
                 <w:b/>
                 <w:color w:val="B91C1C"/>
               </w:rPr>
-              <w:t>Short trung hạn (Swing) (ZWZ26)</w:t>
+              <w:t>Short trung hạn (Swing) (ZWH27)</w:t>
             </w:r>
           </w:p>
         </w:tc>
@@ -5528,7 +5528,7 @@
               <w:rPr>
                 <w:b/>
               </w:rPr>
-              <w:t>715.00 - 717.00 cents</w:t>
+              <w:t>742.75 - 744.75 cents</w:t>
             </w:r>
           </w:p>
         </w:tc>
@@ -5559,7 +5559,7 @@
               <w:rPr>
                 <w:b/>
               </w:rPr>
-              <w:t>719.75 cents</w:t>
+              <w:t>747.40 cents</w:t>
             </w:r>
           </w:p>
         </w:tc>
@@ -5590,7 +5590,7 @@
               <w:rPr>
                 <w:b/>
               </w:rPr>
-              <w:t>645.25 cents (Thuận xu hướng giảm ngắn hạn)</w:t>
+              <w:t>662.75 cents (Thuận xu hướng giảm ngắn hạn)</w:t>
             </w:r>
           </w:p>
         </w:tc>
@@ -5721,7 +5721,7 @@
               <w:rPr>
                 <w:b/>
               </w:rPr>
-              <w:t>626.23 - 645.25 cents</w:t>
+              <w:t>625.57 - 645.25 cents</w:t>
             </w:r>
           </w:p>
         </w:tc>
@@ -11609,7 +11609,7 @@
         <w:t>Giá Chốt Phiên (Close):</w:t>
       </w:r>
       <w:r>
-        <w:t xml:space="preserve"> 528.25 cents | </w:t>
+        <w:t xml:space="preserve"> 529.50 cents | </w:t>
       </w:r>
       <w:r>
         <w:rPr>
@@ -11624,10 +11624,10 @@
         <w:rPr>
           <w:b/>
         </w:rPr>
-        <w:t>`528.70 cents`</w:t>
+        <w:t>`530.12 cents`</w:t>
       </w:r>
       <w:r>
-        <w:t xml:space="preserve"> (+0.45).</w:t>
+        <w:t xml:space="preserve"> (+0.62).</w:t>
       </w:r>
     </w:p>
     <w:p>
@@ -11648,7 +11648,7 @@
         <w:rPr>
           <w:b/>
         </w:rPr>
-        <w:t>`42,476`</w:t>
+        <w:t>`67,648`</w:t>
       </w:r>
       <w:r>
         <w:t xml:space="preserve"> (Chênh lệch: </w:t>
@@ -11657,7 +11657,7 @@
         <w:rPr>
           <w:b/>
         </w:rPr>
-        <w:t>`-364,535`</w:t>
+        <w:t>`-339,363`</w:t>
       </w:r>
       <w:r>
         <w:t xml:space="preserve">) | OI: </w:t>
@@ -11991,7 +11991,7 @@
               <w:rPr>
                 <w:b/>
               </w:rPr>
-              <w:t>100.63</w:t>
+              <w:t>102.31</w:t>
             </w:r>
           </w:p>
         </w:tc>
@@ -12022,7 +12022,7 @@
               <w:rPr>
                 <w:b/>
               </w:rPr>
-              <w:t>-4.78%</w:t>
+              <w:t>-3.19%</w:t>
             </w:r>
           </w:p>
         </w:tc>
@@ -12114,7 +12114,7 @@
               <w:rPr>
                 <w:b/>
               </w:rPr>
-              <w:t>99.55</w:t>
+              <w:t>99.57</w:t>
             </w:r>
           </w:p>
         </w:tc>
@@ -12145,7 +12145,7 @@
               <w:rPr>
                 <w:b/>
               </w:rPr>
-              <w:t>+0.10%</w:t>
+              <w:t>+0.11%</w:t>
             </w:r>
           </w:p>
         </w:tc>
@@ -12749,7 +12749,7 @@
         <w:t xml:space="preserve"> EMA_21 </w:t>
       </w:r>
       <w:r>
-        <w:t xml:space="preserve"> (530.58) &lt; </w:t>
+        <w:t xml:space="preserve"> (530.48) &lt; </w:t>
       </w:r>
       <w:r>
         <w:rPr>
@@ -12760,7 +12760,7 @@
         <w:t xml:space="preserve"> EMA_50 </w:t>
       </w:r>
       <w:r>
-        <w:t xml:space="preserve"> (530.60).</w:t>
+        <w:t xml:space="preserve"> (530.55).</w:t>
       </w:r>
     </w:p>
     <w:p>
@@ -12781,7 +12781,7 @@
         <w:rPr>
           <w:b/>
         </w:rPr>
-        <w:t>`42.46`</w:t>
+        <w:t>`46.79`</w:t>
       </w:r>
       <w:r>
         <w:t xml:space="preserve"> | ATR (14) = </w:t>
@@ -12790,7 +12790,7 @@
         <w:rPr>
           <w:b/>
         </w:rPr>
-        <w:t>`1.99`</w:t>
+        <w:t>`2.09`</w:t>
       </w:r>
       <w:r>
         <w:t xml:space="preserve"> cents | Volatility = </w:t>
@@ -12799,7 +12799,7 @@
         <w:rPr>
           <w:b/>
         </w:rPr>
-        <w:t>`1.75 cents`</w:t>
+        <w:t>`2.75 cents`</w:t>
       </w:r>
       <w:r>
         <w:t>.</w:t>
@@ -12823,7 +12823,7 @@
         <w:rPr>
           <w:b/>
         </w:rPr>
-        <w:t>`527.00`</w:t>
+        <w:t>`528.00`</w:t>
       </w:r>
       <w:r>
         <w:t xml:space="preserve"> | S2: </w:t>
@@ -12841,7 +12841,7 @@
         <w:rPr>
           <w:b/>
         </w:rPr>
-        <w:t>`530.00`</w:t>
+        <w:t>`533.50`</w:t>
       </w:r>
       <w:r>
         <w:t xml:space="preserve"> | R2: </w:t>
@@ -13584,7 +13584,7 @@
           <w:b/>
           <w:color w:val="15803D"/>
         </w:rPr>
-        <w:t>`527.00 - 530.58 cents (Canh mua vùng hỗ trợ)`</w:t>
+        <w:t>`528.00 - 530.48 cents (Canh mua vùng hỗ trợ)`</w:t>
       </w:r>
       <w:r>
         <w:t xml:space="preserve"> | SL: </w:t>
@@ -13593,7 +13593,7 @@
         <w:rPr>
           <w:b/>
         </w:rPr>
-        <w:t>`454.52 cents (Dưới cản S2 + 1.5x ATR)`</w:t>
+        <w:t>`454.37 cents (Dưới cản S2 + 1.5x ATR)`</w:t>
       </w:r>
       <w:r>
         <w:t xml:space="preserve"> | TP: </w:t>
@@ -13604,7 +13604,7 @@
           <w:color w:val="D97706"/>
           <w:sz w:val="19"/>
         </w:rPr>
-        <w:t xml:space="preserve"> 530.00 cents </w:t>
+        <w:t xml:space="preserve"> 533.50 cents </w:t>
       </w:r>
       <w:r>
         <w:t xml:space="preserve"> / </w:t>
@@ -13630,7 +13630,7 @@
         <w:rPr>
           <w:b/>
         </w:rPr>
-        <w:t>Trung hạn (Swing Trades - HĐ ZCZ26):</w:t>
+        <w:t>Trung hạn (Swing Trades - HĐ ZCH27):</w:t>
       </w:r>
     </w:p>
     <w:p>
@@ -13655,7 +13655,7 @@
         <w:rPr>
           <w:b/>
         </w:rPr>
-        <w:t>`525.50 - 527.00 cents`</w:t>
+        <w:t>`541.75 - 543.25 cents`</w:t>
       </w:r>
       <w:r>
         <w:t xml:space="preserve"> | SL: </w:t>
@@ -13664,7 +13664,7 @@
         <w:rPr>
           <w:b/>
         </w:rPr>
-        <w:t>`455.51 cents (Chống quét SL tuyệt đối)`</w:t>
+        <w:t>`471.37 cents (Chống quét SL tuyệt đối)`</w:t>
       </w:r>
       <w:r>
         <w:t xml:space="preserve"> | TP: </w:t>
@@ -13673,7 +13673,7 @@
         <w:rPr>
           <w:b/>
         </w:rPr>
-        <w:t>`548.75 cents (Ăn trọn biên độ ngô ~10.5 giá)`</w:t>
+        <w:t>`563.00 cents (Ăn trọn biên độ ngô ~10.5 giá)`</w:t>
       </w:r>
       <w:r>
         <w:t>.</w:t>
@@ -13701,7 +13701,7 @@
         <w:rPr>
           <w:b/>
         </w:rPr>
-        <w:t>`530.00 - 531.50 cents`</w:t>
+        <w:t>`548.75 - 550.25 cents`</w:t>
       </w:r>
       <w:r>
         <w:t xml:space="preserve"> | SL: </w:t>
@@ -13710,7 +13710,7 @@
         <w:rPr>
           <w:b/>
         </w:rPr>
-        <w:t>`531.99 cents`</w:t>
+        <w:t>`550.63 cents`</w:t>
       </w:r>
       <w:r>
         <w:t xml:space="preserve"> | TP: </w:t>
@@ -13719,7 +13719,7 @@
         <w:rPr>
           <w:b/>
         </w:rPr>
-        <w:t>`458.50 cents`</w:t>
+        <w:t>`474.25 cents`</w:t>
       </w:r>
       <w:r>
         <w:t>.</w:t>
@@ -13759,7 +13759,7 @@
         <w:rPr>
           <w:b/>
         </w:rPr>
-        <w:t>`449.55 - 457.50 cents`</w:t>
+        <w:t>`449.15 - 457.50 cents`</w:t>
       </w:r>
     </w:p>
     <w:p>
@@ -14166,7 +14166,7 @@
             </w:pPr>
             <w:r/>
             <w:r>
-              <w:t>528.25</w:t>
+              <w:t>529.50</w:t>
             </w:r>
           </w:p>
         </w:tc>
@@ -14194,7 +14194,7 @@
             </w:pPr>
             <w:r/>
             <w:r>
-              <w:t>532.00</w:t>
+              <w:t>533.25</w:t>
             </w:r>
           </w:p>
         </w:tc>
@@ -14222,7 +14222,7 @@
             </w:pPr>
             <w:r/>
             <w:r>
-              <w:t>525.00</w:t>
+              <w:t>526.25</w:t>
             </w:r>
           </w:p>
         </w:tc>
@@ -14253,7 +14253,7 @@
               <w:rPr>
                 <w:b/>
               </w:rPr>
-              <w:t>528.50</w:t>
+              <w:t>529.75</w:t>
             </w:r>
           </w:p>
         </w:tc>
@@ -14401,7 +14401,7 @@
             </w:pPr>
             <w:r/>
             <w:r>
-              <w:t>528.50</w:t>
+              <w:t>529.75</w:t>
             </w:r>
           </w:p>
         </w:tc>
@@ -14429,7 +14429,7 @@
             </w:pPr>
             <w:r/>
             <w:r>
-              <w:t>531.25</w:t>
+              <w:t>532.50</w:t>
             </w:r>
           </w:p>
         </w:tc>
@@ -14457,7 +14457,7 @@
             </w:pPr>
             <w:r/>
             <w:r>
-              <w:t>524.75</w:t>
+              <w:t>526.00</w:t>
             </w:r>
           </w:p>
         </w:tc>
@@ -14488,7 +14488,7 @@
               <w:rPr>
                 <w:b/>
               </w:rPr>
-              <w:t>528.00</w:t>
+              <w:t>529.25</w:t>
             </w:r>
           </w:p>
         </w:tc>
@@ -14636,7 +14636,7 @@
             </w:pPr>
             <w:r/>
             <w:r>
-              <w:t>528.00</w:t>
+              <w:t>529.25</w:t>
             </w:r>
           </w:p>
         </w:tc>
@@ -14664,7 +14664,7 @@
             </w:pPr>
             <w:r/>
             <w:r>
-              <w:t>531.00</w:t>
+              <w:t>532.25</w:t>
             </w:r>
           </w:p>
         </w:tc>
@@ -14692,7 +14692,7 @@
             </w:pPr>
             <w:r/>
             <w:r>
-              <w:t>524.00</w:t>
+              <w:t>525.25</w:t>
             </w:r>
           </w:p>
         </w:tc>
@@ -14723,7 +14723,7 @@
               <w:rPr>
                 <w:b/>
               </w:rPr>
-              <w:t>528.75</w:t>
+              <w:t>530.00</w:t>
             </w:r>
           </w:p>
         </w:tc>
@@ -14871,7 +14871,7 @@
             </w:pPr>
             <w:r/>
             <w:r>
-              <w:t>528.75</w:t>
+              <w:t>530.00</w:t>
             </w:r>
           </w:p>
         </w:tc>
@@ -14899,7 +14899,7 @@
             </w:pPr>
             <w:r/>
             <w:r>
-              <w:t>533.25</w:t>
+              <w:t>534.50</w:t>
             </w:r>
           </w:p>
         </w:tc>
@@ -14927,7 +14927,7 @@
             </w:pPr>
             <w:r/>
             <w:r>
-              <w:t>523.75</w:t>
+              <w:t>525.00</w:t>
             </w:r>
           </w:p>
         </w:tc>
@@ -14958,7 +14958,7 @@
               <w:rPr>
                 <w:b/>
               </w:rPr>
-              <w:t>529.50</w:t>
+              <w:t>530.75</w:t>
             </w:r>
           </w:p>
         </w:tc>
@@ -15106,7 +15106,7 @@
             </w:pPr>
             <w:r/>
             <w:r>
-              <w:t>529.50</w:t>
+              <w:t>530.75</w:t>
             </w:r>
           </w:p>
         </w:tc>
@@ -15134,7 +15134,7 @@
             </w:pPr>
             <w:r/>
             <w:r>
-              <w:t>535.00</w:t>
+              <w:t>536.25</w:t>
             </w:r>
           </w:p>
         </w:tc>
@@ -15162,7 +15162,7 @@
             </w:pPr>
             <w:r/>
             <w:r>
-              <w:t>523.25</w:t>
+              <w:t>524.50</w:t>
             </w:r>
           </w:p>
         </w:tc>
@@ -15193,7 +15193,7 @@
               <w:rPr>
                 <w:b/>
               </w:rPr>
-              <w:t>531.75</w:t>
+              <w:t>533.00</w:t>
             </w:r>
           </w:p>
         </w:tc>
@@ -15341,7 +15341,7 @@
             </w:pPr>
             <w:r/>
             <w:r>
-              <w:t>531.75</w:t>
+              <w:t>533.00</w:t>
             </w:r>
           </w:p>
         </w:tc>
@@ -15369,7 +15369,7 @@
             </w:pPr>
             <w:r/>
             <w:r>
-              <w:t>534.75</w:t>
+              <w:t>536.00</w:t>
             </w:r>
           </w:p>
         </w:tc>
@@ -15397,7 +15397,7 @@
             </w:pPr>
             <w:r/>
             <w:r>
-              <w:t>527.50</w:t>
+              <w:t>528.75</w:t>
             </w:r>
           </w:p>
         </w:tc>
@@ -15428,7 +15428,7 @@
               <w:rPr>
                 <w:b/>
               </w:rPr>
-              <w:t>532.00</w:t>
+              <w:t>533.25</w:t>
             </w:r>
           </w:p>
         </w:tc>
@@ -15576,7 +15576,7 @@
             </w:pPr>
             <w:r/>
             <w:r>
-              <w:t>532.00</w:t>
+              <w:t>533.25</w:t>
             </w:r>
           </w:p>
         </w:tc>
@@ -15604,7 +15604,7 @@
             </w:pPr>
             <w:r/>
             <w:r>
-              <w:t>535.25</w:t>
+              <w:t>536.50</w:t>
             </w:r>
           </w:p>
         </w:tc>
@@ -15632,7 +15632,7 @@
             </w:pPr>
             <w:r/>
             <w:r>
-              <w:t>525.50</w:t>
+              <w:t>526.75</w:t>
             </w:r>
           </w:p>
         </w:tc>
@@ -15663,7 +15663,7 @@
               <w:rPr>
                 <w:b/>
               </w:rPr>
-              <w:t>532.75</w:t>
+              <w:t>534.00</w:t>
             </w:r>
           </w:p>
         </w:tc>
@@ -15811,7 +15811,7 @@
             </w:pPr>
             <w:r/>
             <w:r>
-              <w:t>532.75</w:t>
+              <w:t>534.00</w:t>
             </w:r>
           </w:p>
         </w:tc>
@@ -15839,7 +15839,7 @@
             </w:pPr>
             <w:r/>
             <w:r>
-              <w:t>535.75</w:t>
+              <w:t>537.00</w:t>
             </w:r>
           </w:p>
         </w:tc>
@@ -15867,7 +15867,7 @@
             </w:pPr>
             <w:r/>
             <w:r>
-              <w:t>528.25</w:t>
+              <w:t>529.50</w:t>
             </w:r>
           </w:p>
         </w:tc>
@@ -15898,7 +15898,7 @@
               <w:rPr>
                 <w:b/>
               </w:rPr>
-              <w:t>532.25</w:t>
+              <w:t>533.50</w:t>
             </w:r>
           </w:p>
         </w:tc>
@@ -16046,7 +16046,7 @@
             </w:pPr>
             <w:r/>
             <w:r>
-              <w:t>532.25</w:t>
+              <w:t>533.50</w:t>
             </w:r>
           </w:p>
         </w:tc>
@@ -16074,7 +16074,7 @@
             </w:pPr>
             <w:r/>
             <w:r>
-              <w:t>536.25</w:t>
+              <w:t>537.50</w:t>
             </w:r>
           </w:p>
         </w:tc>
@@ -16102,7 +16102,7 @@
             </w:pPr>
             <w:r/>
             <w:r>
-              <w:t>526.50</w:t>
+              <w:t>527.75</w:t>
             </w:r>
           </w:p>
         </w:tc>
@@ -16133,7 +16133,7 @@
               <w:rPr>
                 <w:b/>
               </w:rPr>
-              <w:t>532.75</w:t>
+              <w:t>534.00</w:t>
             </w:r>
           </w:p>
         </w:tc>
@@ -16281,7 +16281,7 @@
             </w:pPr>
             <w:r/>
             <w:r>
-              <w:t>532.75</w:t>
+              <w:t>534.00</w:t>
             </w:r>
           </w:p>
         </w:tc>
@@ -16309,7 +16309,7 @@
             </w:pPr>
             <w:r/>
             <w:r>
-              <w:t>535.25</w:t>
+              <w:t>536.50</w:t>
             </w:r>
           </w:p>
         </w:tc>
@@ -16337,7 +16337,7 @@
             </w:pPr>
             <w:r/>
             <w:r>
-              <w:t>529.50</w:t>
+              <w:t>530.75</w:t>
             </w:r>
           </w:p>
         </w:tc>
@@ -16368,7 +16368,7 @@
               <w:rPr>
                 <w:b/>
               </w:rPr>
-              <w:t>533.25</w:t>
+              <w:t>534.50</w:t>
             </w:r>
           </w:p>
         </w:tc>
@@ -16516,7 +16516,7 @@
             </w:pPr>
             <w:r/>
             <w:r>
-              <w:t>533.25</w:t>
+              <w:t>534.50</w:t>
             </w:r>
           </w:p>
         </w:tc>
@@ -16544,7 +16544,7 @@
             </w:pPr>
             <w:r/>
             <w:r>
-              <w:t>536.75</w:t>
+              <w:t>538.00</w:t>
             </w:r>
           </w:p>
         </w:tc>
@@ -16572,7 +16572,7 @@
             </w:pPr>
             <w:r/>
             <w:r>
-              <w:t>527.25</w:t>
+              <w:t>528.50</w:t>
             </w:r>
           </w:p>
         </w:tc>
@@ -16603,7 +16603,7 @@
               <w:rPr>
                 <w:b/>
               </w:rPr>
-              <w:t>534.25</w:t>
+              <w:t>535.50</w:t>
             </w:r>
           </w:p>
         </w:tc>
@@ -16751,7 +16751,7 @@
             </w:pPr>
             <w:r/>
             <w:r>
-              <w:t>534.25</w:t>
+              <w:t>535.50</w:t>
             </w:r>
           </w:p>
         </w:tc>
@@ -16779,7 +16779,7 @@
             </w:pPr>
             <w:r/>
             <w:r>
-              <w:t>537.00</w:t>
+              <w:t>538.25</w:t>
             </w:r>
           </w:p>
         </w:tc>
@@ -16807,7 +16807,7 @@
             </w:pPr>
             <w:r/>
             <w:r>
-              <w:t>531.75</w:t>
+              <w:t>533.00</w:t>
             </w:r>
           </w:p>
         </w:tc>
@@ -16838,7 +16838,7 @@
               <w:rPr>
                 <w:b/>
               </w:rPr>
-              <w:t>534.25</w:t>
+              <w:t>535.50</w:t>
             </w:r>
           </w:p>
         </w:tc>
@@ -16986,7 +16986,7 @@
             </w:pPr>
             <w:r/>
             <w:r>
-              <w:t>534.25</w:t>
+              <w:t>535.50</w:t>
             </w:r>
           </w:p>
         </w:tc>
@@ -17014,7 +17014,7 @@
             </w:pPr>
             <w:r/>
             <w:r>
-              <w:t>537.00</w:t>
+              <w:t>538.25</w:t>
             </w:r>
           </w:p>
         </w:tc>
@@ -17042,7 +17042,7 @@
             </w:pPr>
             <w:r/>
             <w:r>
-              <w:t>531.75</w:t>
+              <w:t>533.00</w:t>
             </w:r>
           </w:p>
         </w:tc>
@@ -17073,7 +17073,7 @@
               <w:rPr>
                 <w:b/>
               </w:rPr>
-              <w:t>533.75</w:t>
+              <w:t>535.00</w:t>
             </w:r>
           </w:p>
         </w:tc>
@@ -17221,7 +17221,7 @@
             </w:pPr>
             <w:r/>
             <w:r>
-              <w:t>533.75</w:t>
+              <w:t>535.00</w:t>
             </w:r>
           </w:p>
         </w:tc>
@@ -17249,7 +17249,7 @@
             </w:pPr>
             <w:r/>
             <w:r>
-              <w:t>536.75</w:t>
+              <w:t>538.00</w:t>
             </w:r>
           </w:p>
         </w:tc>
@@ -17277,7 +17277,7 @@
             </w:pPr>
             <w:r/>
             <w:r>
-              <w:t>530.50</w:t>
+              <w:t>531.75</w:t>
             </w:r>
           </w:p>
         </w:tc>
@@ -17308,7 +17308,7 @@
               <w:rPr>
                 <w:b/>
               </w:rPr>
-              <w:t>533.50</w:t>
+              <w:t>534.75</w:t>
             </w:r>
           </w:p>
         </w:tc>
@@ -17456,7 +17456,7 @@
             </w:pPr>
             <w:r/>
             <w:r>
-              <w:t>533.50</w:t>
+              <w:t>534.75</w:t>
             </w:r>
           </w:p>
         </w:tc>
@@ -17484,7 +17484,7 @@
             </w:pPr>
             <w:r/>
             <w:r>
-              <w:t>537.50</w:t>
+              <w:t>538.75</w:t>
             </w:r>
           </w:p>
         </w:tc>
@@ -17512,7 +17512,7 @@
             </w:pPr>
             <w:r/>
             <w:r>
-              <w:t>528.25</w:t>
+              <w:t>529.50</w:t>
             </w:r>
           </w:p>
         </w:tc>
@@ -17543,7 +17543,7 @@
               <w:rPr>
                 <w:b/>
               </w:rPr>
-              <w:t>534.00</w:t>
+              <w:t>535.25</w:t>
             </w:r>
           </w:p>
         </w:tc>
@@ -17691,7 +17691,7 @@
             </w:pPr>
             <w:r/>
             <w:r>
-              <w:t>534.00</w:t>
+              <w:t>535.25</w:t>
             </w:r>
           </w:p>
         </w:tc>
@@ -17719,7 +17719,7 @@
             </w:pPr>
             <w:r/>
             <w:r>
-              <w:t>538.75</w:t>
+              <w:t>540.00</w:t>
             </w:r>
           </w:p>
         </w:tc>
@@ -17747,7 +17747,7 @@
             </w:pPr>
             <w:r/>
             <w:r>
-              <w:t>527.00</w:t>
+              <w:t>528.25</w:t>
             </w:r>
           </w:p>
         </w:tc>
@@ -17778,7 +17778,7 @@
               <w:rPr>
                 <w:b/>
               </w:rPr>
-              <w:t>536.00</w:t>
+              <w:t>537.25</w:t>
             </w:r>
           </w:p>
         </w:tc>
@@ -17926,7 +17926,7 @@
             </w:pPr>
             <w:r/>
             <w:r>
-              <w:t>536.00</w:t>
+              <w:t>537.25</w:t>
             </w:r>
           </w:p>
         </w:tc>
@@ -17954,7 +17954,7 @@
             </w:pPr>
             <w:r/>
             <w:r>
-              <w:t>544.00</w:t>
+              <w:t>545.25</w:t>
             </w:r>
           </w:p>
         </w:tc>
@@ -17982,7 +17982,7 @@
             </w:pPr>
             <w:r/>
             <w:r>
-              <w:t>529.00</w:t>
+              <w:t>530.25</w:t>
             </w:r>
           </w:p>
         </w:tc>
@@ -18013,7 +18013,7 @@
               <w:rPr>
                 <w:b/>
               </w:rPr>
-              <w:t>537.50</w:t>
+              <w:t>538.75</w:t>
             </w:r>
           </w:p>
         </w:tc>
@@ -18161,7 +18161,7 @@
             </w:pPr>
             <w:r/>
             <w:r>
-              <w:t>537.50</w:t>
+              <w:t>538.75</w:t>
             </w:r>
           </w:p>
         </w:tc>
@@ -18189,7 +18189,7 @@
             </w:pPr>
             <w:r/>
             <w:r>
-              <w:t>542.00</w:t>
+              <w:t>543.25</w:t>
             </w:r>
           </w:p>
         </w:tc>
@@ -18217,7 +18217,7 @@
             </w:pPr>
             <w:r/>
             <w:r>
-              <w:t>533.25</w:t>
+              <w:t>534.50</w:t>
             </w:r>
           </w:p>
         </w:tc>
@@ -18248,7 +18248,7 @@
               <w:rPr>
                 <w:b/>
               </w:rPr>
-              <w:t>537.00</w:t>
+              <w:t>538.25</w:t>
             </w:r>
           </w:p>
         </w:tc>
@@ -18396,7 +18396,7 @@
             </w:pPr>
             <w:r/>
             <w:r>
-              <w:t>537.00</w:t>
+              <w:t>538.25</w:t>
             </w:r>
           </w:p>
         </w:tc>
@@ -18424,7 +18424,7 @@
             </w:pPr>
             <w:r/>
             <w:r>
-              <w:t>539.25</w:t>
+              <w:t>540.50</w:t>
             </w:r>
           </w:p>
         </w:tc>
@@ -18452,7 +18452,7 @@
             </w:pPr>
             <w:r/>
             <w:r>
-              <w:t>534.25</w:t>
+              <w:t>535.50</w:t>
             </w:r>
           </w:p>
         </w:tc>
@@ -18483,7 +18483,7 @@
               <w:rPr>
                 <w:b/>
               </w:rPr>
-              <w:t>536.75</w:t>
+              <w:t>538.00</w:t>
             </w:r>
           </w:p>
         </w:tc>
@@ -18631,7 +18631,7 @@
             </w:pPr>
             <w:r/>
             <w:r>
-              <w:t>536.75</w:t>
+              <w:t>538.00</w:t>
             </w:r>
           </w:p>
         </w:tc>
@@ -18659,7 +18659,7 @@
             </w:pPr>
             <w:r/>
             <w:r>
-              <w:t>538.75</w:t>
+              <w:t>540.00</w:t>
             </w:r>
           </w:p>
         </w:tc>
@@ -18687,7 +18687,7 @@
             </w:pPr>
             <w:r/>
             <w:r>
-              <w:t>532.25</w:t>
+              <w:t>533.50</w:t>
             </w:r>
           </w:p>
         </w:tc>
@@ -18718,7 +18718,7 @@
               <w:rPr>
                 <w:b/>
               </w:rPr>
-              <w:t>537.00</w:t>
+              <w:t>538.25</w:t>
             </w:r>
           </w:p>
         </w:tc>
@@ -18866,7 +18866,7 @@
             </w:pPr>
             <w:r/>
             <w:r>
-              <w:t>537.00</w:t>
+              <w:t>538.25</w:t>
             </w:r>
           </w:p>
         </w:tc>
@@ -18894,7 +18894,7 @@
             </w:pPr>
             <w:r/>
             <w:r>
-              <w:t>540.75</w:t>
+              <w:t>542.00</w:t>
             </w:r>
           </w:p>
         </w:tc>
@@ -18922,7 +18922,7 @@
             </w:pPr>
             <w:r/>
             <w:r>
-              <w:t>534.25</w:t>
+              <w:t>535.50</w:t>
             </w:r>
           </w:p>
         </w:tc>
@@ -18953,7 +18953,7 @@
               <w:rPr>
                 <w:b/>
               </w:rPr>
-              <w:t>537.50</w:t>
+              <w:t>538.75</w:t>
             </w:r>
           </w:p>
         </w:tc>
@@ -19101,7 +19101,7 @@
             </w:pPr>
             <w:r/>
             <w:r>
-              <w:t>537.50</w:t>
+              <w:t>538.75</w:t>
             </w:r>
           </w:p>
         </w:tc>
@@ -19129,7 +19129,7 @@
             </w:pPr>
             <w:r/>
             <w:r>
-              <w:t>540.50</w:t>
+              <w:t>541.75</w:t>
             </w:r>
           </w:p>
         </w:tc>
@@ -19157,7 +19157,7 @@
             </w:pPr>
             <w:r/>
             <w:r>
-              <w:t>533.00</w:t>
+              <w:t>534.25</w:t>
             </w:r>
           </w:p>
         </w:tc>
@@ -19188,7 +19188,7 @@
               <w:rPr>
                 <w:b/>
               </w:rPr>
-              <w:t>537.75</w:t>
+              <w:t>539.00</w:t>
             </w:r>
           </w:p>
         </w:tc>
@@ -19336,7 +19336,7 @@
             </w:pPr>
             <w:r/>
             <w:r>
-              <w:t>537.75</w:t>
+              <w:t>539.00</w:t>
             </w:r>
           </w:p>
         </w:tc>
@@ -19364,7 +19364,7 @@
             </w:pPr>
             <w:r/>
             <w:r>
-              <w:t>542.00</w:t>
+              <w:t>543.25</w:t>
             </w:r>
           </w:p>
         </w:tc>
@@ -19392,7 +19392,7 @@
             </w:pPr>
             <w:r/>
             <w:r>
-              <w:t>534.50</w:t>
+              <w:t>535.75</w:t>
             </w:r>
           </w:p>
         </w:tc>
@@ -19423,7 +19423,7 @@
               <w:rPr>
                 <w:b/>
               </w:rPr>
-              <w:t>538.50</w:t>
+              <w:t>539.75</w:t>
             </w:r>
           </w:p>
         </w:tc>
@@ -19571,7 +19571,7 @@
             </w:pPr>
             <w:r/>
             <w:r>
-              <w:t>538.50</w:t>
+              <w:t>539.75</w:t>
             </w:r>
           </w:p>
         </w:tc>
@@ -19599,7 +19599,7 @@
             </w:pPr>
             <w:r/>
             <w:r>
-              <w:t>542.00</w:t>
+              <w:t>543.25</w:t>
             </w:r>
           </w:p>
         </w:tc>
@@ -19627,7 +19627,7 @@
             </w:pPr>
             <w:r/>
             <w:r>
-              <w:t>536.25</w:t>
+              <w:t>537.50</w:t>
             </w:r>
           </w:p>
         </w:tc>
@@ -19658,7 +19658,7 @@
               <w:rPr>
                 <w:b/>
               </w:rPr>
-              <w:t>538.50</w:t>
+              <w:t>539.75</w:t>
             </w:r>
           </w:p>
         </w:tc>
@@ -19806,7 +19806,7 @@
             </w:pPr>
             <w:r/>
             <w:r>
-              <w:t>538.50</w:t>
+              <w:t>539.75</w:t>
             </w:r>
           </w:p>
         </w:tc>
@@ -19834,7 +19834,7 @@
             </w:pPr>
             <w:r/>
             <w:r>
-              <w:t>542.25</w:t>
+              <w:t>543.50</w:t>
             </w:r>
           </w:p>
         </w:tc>
@@ -19862,7 +19862,7 @@
             </w:pPr>
             <w:r/>
             <w:r>
-              <w:t>535.00</w:t>
+              <w:t>536.25</w:t>
             </w:r>
           </w:p>
         </w:tc>
@@ -19893,7 +19893,7 @@
               <w:rPr>
                 <w:b/>
               </w:rPr>
-              <w:t>538.25</w:t>
+              <w:t>539.50</w:t>
             </w:r>
           </w:p>
         </w:tc>
@@ -20041,7 +20041,7 @@
             </w:pPr>
             <w:r/>
             <w:r>
-              <w:t>538.25</w:t>
+              <w:t>539.50</w:t>
             </w:r>
           </w:p>
         </w:tc>
@@ -20069,7 +20069,7 @@
             </w:pPr>
             <w:r/>
             <w:r>
-              <w:t>541.75</w:t>
+              <w:t>543.00</w:t>
             </w:r>
           </w:p>
         </w:tc>
@@ -20097,7 +20097,7 @@
             </w:pPr>
             <w:r/>
             <w:r>
-              <w:t>535.00</w:t>
+              <w:t>536.25</w:t>
             </w:r>
           </w:p>
         </w:tc>
@@ -20128,7 +20128,7 @@
               <w:rPr>
                 <w:b/>
               </w:rPr>
-              <w:t>538.00</w:t>
+              <w:t>539.25</w:t>
             </w:r>
           </w:p>
         </w:tc>
@@ -20276,7 +20276,7 @@
             </w:pPr>
             <w:r/>
             <w:r>
-              <w:t>538.00</w:t>
+              <w:t>539.25</w:t>
             </w:r>
           </w:p>
         </w:tc>
@@ -20304,7 +20304,7 @@
             </w:pPr>
             <w:r/>
             <w:r>
-              <w:t>541.00</w:t>
+              <w:t>542.25</w:t>
             </w:r>
           </w:p>
         </w:tc>
@@ -20332,7 +20332,7 @@
             </w:pPr>
             <w:r/>
             <w:r>
-              <w:t>535.25</w:t>
+              <w:t>536.50</w:t>
             </w:r>
           </w:p>
         </w:tc>
@@ -20363,7 +20363,7 @@
               <w:rPr>
                 <w:b/>
               </w:rPr>
-              <w:t>538.25</w:t>
+              <w:t>539.50</w:t>
             </w:r>
           </w:p>
         </w:tc>
@@ -20511,7 +20511,7 @@
             </w:pPr>
             <w:r/>
             <w:r>
-              <w:t>538.25</w:t>
+              <w:t>539.50</w:t>
             </w:r>
           </w:p>
         </w:tc>
@@ -20539,7 +20539,7 @@
             </w:pPr>
             <w:r/>
             <w:r>
-              <w:t>541.25</w:t>
+              <w:t>542.50</w:t>
             </w:r>
           </w:p>
         </w:tc>
@@ -20567,7 +20567,7 @@
             </w:pPr>
             <w:r/>
             <w:r>
-              <w:t>535.50</w:t>
+              <w:t>536.75</w:t>
             </w:r>
           </w:p>
         </w:tc>
@@ -20598,7 +20598,7 @@
               <w:rPr>
                 <w:b/>
               </w:rPr>
-              <w:t>538.25</w:t>
+              <w:t>539.50</w:t>
             </w:r>
           </w:p>
         </w:tc>
@@ -20746,7 +20746,7 @@
             </w:pPr>
             <w:r/>
             <w:r>
-              <w:t>538.25</w:t>
+              <w:t>539.50</w:t>
             </w:r>
           </w:p>
         </w:tc>
@@ -20774,7 +20774,7 @@
             </w:pPr>
             <w:r/>
             <w:r>
-              <w:t>542.25</w:t>
+              <w:t>543.50</w:t>
             </w:r>
           </w:p>
         </w:tc>
@@ -20802,7 +20802,7 @@
             </w:pPr>
             <w:r/>
             <w:r>
-              <w:t>534.75</w:t>
+              <w:t>536.00</w:t>
             </w:r>
           </w:p>
         </w:tc>
@@ -20833,7 +20833,7 @@
               <w:rPr>
                 <w:b/>
               </w:rPr>
-              <w:t>538.75</w:t>
+              <w:t>540.00</w:t>
             </w:r>
           </w:p>
         </w:tc>
@@ -20981,7 +20981,7 @@
             </w:pPr>
             <w:r/>
             <w:r>
-              <w:t>538.75</w:t>
+              <w:t>540.00</w:t>
             </w:r>
           </w:p>
         </w:tc>
@@ -21009,7 +21009,7 @@
             </w:pPr>
             <w:r/>
             <w:r>
-              <w:t>542.75</w:t>
+              <w:t>544.00</w:t>
             </w:r>
           </w:p>
         </w:tc>
@@ -21037,7 +21037,7 @@
             </w:pPr>
             <w:r/>
             <w:r>
-              <w:t>537.00</w:t>
+              <w:t>538.25</w:t>
             </w:r>
           </w:p>
         </w:tc>
@@ -21068,7 +21068,7 @@
               <w:rPr>
                 <w:b/>
               </w:rPr>
-              <w:t>538.50</w:t>
+              <w:t>539.75</w:t>
             </w:r>
           </w:p>
         </w:tc>
@@ -21791,7 +21791,7 @@
         <w:t>Giá Chốt Phiên (Close):</w:t>
       </w:r>
       <w:r>
-        <w:t xml:space="preserve"> 712.50 cents | </w:t>
+        <w:t xml:space="preserve"> 716.00 cents | </w:t>
       </w:r>
       <w:r>
         <w:rPr>
@@ -21806,10 +21806,10 @@
         <w:rPr>
           <w:b/>
         </w:rPr>
-        <w:t>`713.34 cents`</w:t>
+        <w:t>`716.89 cents`</w:t>
       </w:r>
       <w:r>
-        <w:t xml:space="preserve"> (+0.84).</w:t>
+        <w:t xml:space="preserve"> (+0.89).</w:t>
       </w:r>
     </w:p>
     <w:p>
@@ -21830,7 +21830,7 @@
         <w:rPr>
           <w:b/>
         </w:rPr>
-        <w:t>`14,427`</w:t>
+        <w:t>`22,556`</w:t>
       </w:r>
       <w:r>
         <w:t xml:space="preserve"> (Chênh lệch: </w:t>
@@ -21839,7 +21839,7 @@
         <w:rPr>
           <w:b/>
         </w:rPr>
-        <w:t>`-79,947`</w:t>
+        <w:t>`-71,818`</w:t>
       </w:r>
       <w:r>
         <w:t xml:space="preserve">) | OI: </w:t>
@@ -22173,7 +22173,7 @@
               <w:rPr>
                 <w:b/>
               </w:rPr>
-              <w:t>100.63</w:t>
+              <w:t>102.31</w:t>
             </w:r>
           </w:p>
         </w:tc>
@@ -22204,7 +22204,7 @@
               <w:rPr>
                 <w:b/>
               </w:rPr>
-              <w:t>-4.78%</w:t>
+              <w:t>-3.19%</w:t>
             </w:r>
           </w:p>
         </w:tc>
@@ -22296,7 +22296,7 @@
               <w:rPr>
                 <w:b/>
               </w:rPr>
-              <w:t>99.55</w:t>
+              <w:t>99.57</w:t>
             </w:r>
           </w:p>
         </w:tc>
@@ -22327,7 +22327,7 @@
               <w:rPr>
                 <w:b/>
               </w:rPr>
-              <w:t>+0.10%</w:t>
+              <w:t>+0.11%</w:t>
             </w:r>
           </w:p>
         </w:tc>
@@ -22931,7 +22931,7 @@
         <w:t xml:space="preserve"> EMA_21 </w:t>
       </w:r>
       <w:r>
-        <w:t xml:space="preserve"> (719.81) &lt; </w:t>
+        <w:t xml:space="preserve"> (719.46) &lt; </w:t>
       </w:r>
       <w:r>
         <w:rPr>
@@ -22942,7 +22942,7 @@
         <w:t xml:space="preserve"> EMA_50 </w:t>
       </w:r>
       <w:r>
-        <w:t xml:space="preserve"> (724.77).</w:t>
+        <w:t xml:space="preserve"> (724.43).</w:t>
       </w:r>
     </w:p>
     <w:p>
@@ -22963,7 +22963,7 @@
         <w:rPr>
           <w:b/>
         </w:rPr>
-        <w:t>`37.15`</w:t>
+        <w:t>`43.19`</w:t>
       </w:r>
       <w:r>
         <w:t xml:space="preserve"> | ATR (14) = </w:t>
@@ -22972,7 +22972,7 @@
         <w:rPr>
           <w:b/>
         </w:rPr>
-        <w:t>`4.75`</w:t>
+        <w:t>`4.92`</w:t>
       </w:r>
       <w:r>
         <w:t xml:space="preserve"> cents | Volatility = </w:t>
@@ -22981,7 +22981,7 @@
         <w:rPr>
           <w:b/>
         </w:rPr>
-        <w:t>`2.75 cents`</w:t>
+        <w:t>`6.00 cents`</w:t>
       </w:r>
       <w:r>
         <w:t>.</w:t>
@@ -23005,7 +23005,7 @@
         <w:rPr>
           <w:b/>
         </w:rPr>
-        <w:t>`710.00`</w:t>
+        <w:t>`710.50`</w:t>
       </w:r>
       <w:r>
         <w:t xml:space="preserve"> | S2: </w:t>
@@ -23023,7 +23023,7 @@
         <w:rPr>
           <w:b/>
         </w:rPr>
-        <w:t>`715.00`</w:t>
+        <w:t>`725.75`</w:t>
       </w:r>
       <w:r>
         <w:t xml:space="preserve"> | R2: </w:t>
@@ -23756,7 +23756,7 @@
           <w:b/>
           <w:color w:val="B91C1C"/>
         </w:rPr>
-        <w:t>`719.81 - 724.77 cents (Canh bán hồi kỹ thuật H1)`</w:t>
+        <w:t>`719.46 - 724.43 cents (Canh bán hồi kỹ thuật H1)`</w:t>
       </w:r>
       <w:r>
         <w:t xml:space="preserve"> | SL: </w:t>
@@ -23765,7 +23765,7 @@
         <w:rPr>
           <w:b/>
         </w:rPr>
-        <w:t>`802.13 cents (Trên kháng cự R2 + 1.5x ATR)`</w:t>
+        <w:t>`802.38 cents (Trên kháng cự R2 + 1.5x ATR)`</w:t>
       </w:r>
       <w:r>
         <w:t xml:space="preserve"> | TP: </w:t>
@@ -23776,7 +23776,7 @@
           <w:color w:val="D97706"/>
           <w:sz w:val="19"/>
         </w:rPr>
-        <w:t xml:space="preserve"> 710.00 cents </w:t>
+        <w:t xml:space="preserve"> 710.50 cents </w:t>
       </w:r>
       <w:r>
         <w:t xml:space="preserve"> / </w:t>
@@ -23802,7 +23802,7 @@
         <w:rPr>
           <w:b/>
         </w:rPr>
-        <w:t>Trung hạn (Swing Trades - HĐ ZWZ26):</w:t>
+        <w:t>Trung hạn (Swing Trades - HĐ ZWH27):</w:t>
       </w:r>
     </w:p>
     <w:p>
@@ -23827,7 +23827,7 @@
         <w:rPr>
           <w:b/>
         </w:rPr>
-        <w:t>`708.00 - 710.00 cents`</w:t>
+        <w:t>`726.50 - 728.50 cents`</w:t>
       </w:r>
       <w:r>
         <w:t xml:space="preserve"> | SL: </w:t>
@@ -23836,7 +23836,7 @@
         <w:rPr>
           <w:b/>
         </w:rPr>
-        <w:t>`640.50 cents`</w:t>
+        <w:t>`658.10 cents`</w:t>
       </w:r>
       <w:r>
         <w:t xml:space="preserve"> | TP: </w:t>
@@ -23845,7 +23845,7 @@
         <w:rPr>
           <w:b/>
         </w:rPr>
-        <w:t>`715.00 cents (Đón sóng hồi trung hạn ~14.5 giá)`</w:t>
+        <w:t>`742.75 cents (Đón sóng hồi trung hạn ~14.5 giá)`</w:t>
       </w:r>
       <w:r>
         <w:t>.</w:t>
@@ -23873,7 +23873,7 @@
         <w:rPr>
           <w:b/>
         </w:rPr>
-        <w:t>`715.00 - 717.00 cents`</w:t>
+        <w:t>`742.75 - 744.75 cents`</w:t>
       </w:r>
       <w:r>
         <w:t xml:space="preserve"> | SL: </w:t>
@@ -23882,7 +23882,7 @@
         <w:rPr>
           <w:b/>
         </w:rPr>
-        <w:t>`719.75 cents`</w:t>
+        <w:t>`747.40 cents`</w:t>
       </w:r>
       <w:r>
         <w:t xml:space="preserve"> | TP: </w:t>
@@ -23891,7 +23891,7 @@
         <w:rPr>
           <w:b/>
         </w:rPr>
-        <w:t>`645.25 cents (Thuận xu hướng giảm ngắn hạn)`</w:t>
+        <w:t>`662.75 cents (Thuận xu hướng giảm ngắn hạn)`</w:t>
       </w:r>
       <w:r>
         <w:t>.</w:t>
@@ -23931,7 +23931,7 @@
         <w:rPr>
           <w:b/>
         </w:rPr>
-        <w:t>`626.23 - 645.25 cents`</w:t>
+        <w:t>`625.57 - 645.25 cents`</w:t>
       </w:r>
     </w:p>
     <w:p>
@@ -24338,7 +24338,7 @@
             </w:pPr>
             <w:r/>
             <w:r>
-              <w:t>712.50</w:t>
+              <w:t>716.00</w:t>
             </w:r>
           </w:p>
         </w:tc>
@@ -24366,7 +24366,7 @@
             </w:pPr>
             <w:r/>
             <w:r>
-              <w:t>723.75</w:t>
+              <w:t>727.25</w:t>
             </w:r>
           </w:p>
         </w:tc>
@@ -24394,7 +24394,7 @@
             </w:pPr>
             <w:r/>
             <w:r>
-              <w:t>707.00</w:t>
+              <w:t>710.50</w:t>
             </w:r>
           </w:p>
         </w:tc>
@@ -24425,7 +24425,7 @@
               <w:rPr>
                 <w:b/>
               </w:rPr>
-              <w:t>711.75</w:t>
+              <w:t>715.25</w:t>
             </w:r>
           </w:p>
         </w:tc>
@@ -24573,7 +24573,7 @@
             </w:pPr>
             <w:r/>
             <w:r>
-              <w:t>711.75</w:t>
+              <w:t>715.25</w:t>
             </w:r>
           </w:p>
         </w:tc>
@@ -24601,7 +24601,7 @@
             </w:pPr>
             <w:r/>
             <w:r>
-              <w:t>719.25</w:t>
+              <w:t>722.75</w:t>
             </w:r>
           </w:p>
         </w:tc>
@@ -24629,7 +24629,7 @@
             </w:pPr>
             <w:r/>
             <w:r>
-              <w:t>705.75</w:t>
+              <w:t>709.25</w:t>
             </w:r>
           </w:p>
         </w:tc>
@@ -24660,7 +24660,7 @@
               <w:rPr>
                 <w:b/>
               </w:rPr>
-              <w:t>711.25</w:t>
+              <w:t>714.75</w:t>
             </w:r>
           </w:p>
         </w:tc>
@@ -24808,7 +24808,7 @@
             </w:pPr>
             <w:r/>
             <w:r>
-              <w:t>711.25</w:t>
+              <w:t>714.75</w:t>
             </w:r>
           </w:p>
         </w:tc>
@@ -24836,7 +24836,7 @@
             </w:pPr>
             <w:r/>
             <w:r>
-              <w:t>725.00</w:t>
+              <w:t>728.50</w:t>
             </w:r>
           </w:p>
         </w:tc>
@@ -24864,7 +24864,7 @@
             </w:pPr>
             <w:r/>
             <w:r>
-              <w:t>696.50</w:t>
+              <w:t>700.00</w:t>
             </w:r>
           </w:p>
         </w:tc>
@@ -24895,7 +24895,7 @@
               <w:rPr>
                 <w:b/>
               </w:rPr>
-              <w:t>713.25</w:t>
+              <w:t>716.75</w:t>
             </w:r>
           </w:p>
         </w:tc>
@@ -25043,7 +25043,7 @@
             </w:pPr>
             <w:r/>
             <w:r>
-              <w:t>713.25</w:t>
+              <w:t>716.75</w:t>
             </w:r>
           </w:p>
         </w:tc>
@@ -25071,7 +25071,7 @@
             </w:pPr>
             <w:r/>
             <w:r>
-              <w:t>726.50</w:t>
+              <w:t>730.00</w:t>
             </w:r>
           </w:p>
         </w:tc>
@@ -25099,7 +25099,7 @@
             </w:pPr>
             <w:r/>
             <w:r>
-              <w:t>705.00</w:t>
+              <w:t>708.50</w:t>
             </w:r>
           </w:p>
         </w:tc>
@@ -25130,7 +25130,7 @@
               <w:rPr>
                 <w:b/>
               </w:rPr>
-              <w:t>714.50</w:t>
+              <w:t>718.00</w:t>
             </w:r>
           </w:p>
         </w:tc>
@@ -25278,7 +25278,7 @@
             </w:pPr>
             <w:r/>
             <w:r>
-              <w:t>714.50</w:t>
+              <w:t>718.00</w:t>
             </w:r>
           </w:p>
         </w:tc>
@@ -25306,7 +25306,7 @@
             </w:pPr>
             <w:r/>
             <w:r>
-              <w:t>731.00</w:t>
+              <w:t>734.50</w:t>
             </w:r>
           </w:p>
         </w:tc>
@@ -25334,7 +25334,7 @@
             </w:pPr>
             <w:r/>
             <w:r>
-              <w:t>704.00</w:t>
+              <w:t>707.50</w:t>
             </w:r>
           </w:p>
         </w:tc>
@@ -25365,7 +25365,7 @@
               <w:rPr>
                 <w:b/>
               </w:rPr>
-              <w:t>719.00</w:t>
+              <w:t>722.50</w:t>
             </w:r>
           </w:p>
         </w:tc>
@@ -25513,7 +25513,7 @@
             </w:pPr>
             <w:r/>
             <w:r>
-              <w:t>719.00</w:t>
+              <w:t>722.50</w:t>
             </w:r>
           </w:p>
         </w:tc>
@@ -25541,7 +25541,7 @@
             </w:pPr>
             <w:r/>
             <w:r>
-              <w:t>726.75</w:t>
+              <w:t>730.25</w:t>
             </w:r>
           </w:p>
         </w:tc>
@@ -25569,7 +25569,7 @@
             </w:pPr>
             <w:r/>
             <w:r>
-              <w:t>708.00</w:t>
+              <w:t>711.50</w:t>
             </w:r>
           </w:p>
         </w:tc>
@@ -25600,7 +25600,7 @@
               <w:rPr>
                 <w:b/>
               </w:rPr>
-              <w:t>720.25</w:t>
+              <w:t>723.75</w:t>
             </w:r>
           </w:p>
         </w:tc>
@@ -25748,7 +25748,7 @@
             </w:pPr>
             <w:r/>
             <w:r>
-              <w:t>720.25</w:t>
+              <w:t>723.75</w:t>
             </w:r>
           </w:p>
         </w:tc>
@@ -25776,7 +25776,7 @@
             </w:pPr>
             <w:r/>
             <w:r>
-              <w:t>728.50</w:t>
+              <w:t>732.00</w:t>
             </w:r>
           </w:p>
         </w:tc>
@@ -25804,7 +25804,7 @@
             </w:pPr>
             <w:r/>
             <w:r>
-              <w:t>709.75</w:t>
+              <w:t>713.25</w:t>
             </w:r>
           </w:p>
         </w:tc>
@@ -25835,7 +25835,7 @@
               <w:rPr>
                 <w:b/>
               </w:rPr>
-              <w:t>722.00</w:t>
+              <w:t>725.50</w:t>
             </w:r>
           </w:p>
         </w:tc>
@@ -25983,7 +25983,7 @@
             </w:pPr>
             <w:r/>
             <w:r>
-              <w:t>722.00</w:t>
+              <w:t>725.50</w:t>
             </w:r>
           </w:p>
         </w:tc>
@@ -26011,7 +26011,7 @@
             </w:pPr>
             <w:r/>
             <w:r>
-              <w:t>734.25</w:t>
+              <w:t>737.75</w:t>
             </w:r>
           </w:p>
         </w:tc>
@@ -26039,7 +26039,7 @@
             </w:pPr>
             <w:r/>
             <w:r>
-              <w:t>712.25</w:t>
+              <w:t>715.75</w:t>
             </w:r>
           </w:p>
         </w:tc>
@@ -26070,7 +26070,7 @@
               <w:rPr>
                 <w:b/>
               </w:rPr>
-              <w:t>721.00</w:t>
+              <w:t>724.50</w:t>
             </w:r>
           </w:p>
         </w:tc>
@@ -26218,7 +26218,7 @@
             </w:pPr>
             <w:r/>
             <w:r>
-              <w:t>721.00</w:t>
+              <w:t>724.50</w:t>
             </w:r>
           </w:p>
         </w:tc>
@@ -26246,7 +26246,7 @@
             </w:pPr>
             <w:r/>
             <w:r>
-              <w:t>731.50</w:t>
+              <w:t>735.00</w:t>
             </w:r>
           </w:p>
         </w:tc>
@@ -26274,7 +26274,7 @@
             </w:pPr>
             <w:r/>
             <w:r>
-              <w:t>706.25</w:t>
+              <w:t>709.75</w:t>
             </w:r>
           </w:p>
         </w:tc>
@@ -26305,7 +26305,7 @@
               <w:rPr>
                 <w:b/>
               </w:rPr>
-              <w:t>723.25</w:t>
+              <w:t>726.75</w:t>
             </w:r>
           </w:p>
         </w:tc>
@@ -26453,7 +26453,7 @@
             </w:pPr>
             <w:r/>
             <w:r>
-              <w:t>723.25</w:t>
+              <w:t>726.75</w:t>
             </w:r>
           </w:p>
         </w:tc>
@@ -26481,7 +26481,7 @@
             </w:pPr>
             <w:r/>
             <w:r>
-              <w:t>733.75</w:t>
+              <w:t>737.25</w:t>
             </w:r>
           </w:p>
         </w:tc>
@@ -26509,7 +26509,7 @@
             </w:pPr>
             <w:r/>
             <w:r>
-              <w:t>717.00</w:t>
+              <w:t>720.50</w:t>
             </w:r>
           </w:p>
         </w:tc>
@@ -26540,7 +26540,7 @@
               <w:rPr>
                 <w:b/>
               </w:rPr>
-              <w:t>724.00</w:t>
+              <w:t>727.50</w:t>
             </w:r>
           </w:p>
         </w:tc>
@@ -26688,7 +26688,7 @@
             </w:pPr>
             <w:r/>
             <w:r>
-              <w:t>724.00</w:t>
+              <w:t>727.50</w:t>
             </w:r>
           </w:p>
         </w:tc>
@@ -26716,7 +26716,7 @@
             </w:pPr>
             <w:r/>
             <w:r>
-              <w:t>738.25</w:t>
+              <w:t>741.75</w:t>
             </w:r>
           </w:p>
         </w:tc>
@@ -26744,7 +26744,7 @@
             </w:pPr>
             <w:r/>
             <w:r>
-              <w:t>709.25</w:t>
+              <w:t>712.75</w:t>
             </w:r>
           </w:p>
         </w:tc>
@@ -26775,7 +26775,7 @@
               <w:rPr>
                 <w:b/>
               </w:rPr>
-              <w:t>726.00</w:t>
+              <w:t>729.50</w:t>
             </w:r>
           </w:p>
         </w:tc>
@@ -26923,7 +26923,7 @@
             </w:pPr>
             <w:r/>
             <w:r>
-              <w:t>726.00</w:t>
+              <w:t>729.50</w:t>
             </w:r>
           </w:p>
         </w:tc>
@@ -26951,7 +26951,7 @@
             </w:pPr>
             <w:r/>
             <w:r>
-              <w:t>732.50</w:t>
+              <w:t>736.00</w:t>
             </w:r>
           </w:p>
         </w:tc>
@@ -26979,7 +26979,7 @@
             </w:pPr>
             <w:r/>
             <w:r>
-              <w:t>719.25</w:t>
+              <w:t>722.75</w:t>
             </w:r>
           </w:p>
         </w:tc>
@@ -27010,7 +27010,7 @@
               <w:rPr>
                 <w:b/>
               </w:rPr>
-              <w:t>726.25</w:t>
+              <w:t>729.75</w:t>
             </w:r>
           </w:p>
         </w:tc>
@@ -27158,7 +27158,7 @@
             </w:pPr>
             <w:r/>
             <w:r>
-              <w:t>726.25</w:t>
+              <w:t>729.75</w:t>
             </w:r>
           </w:p>
         </w:tc>
@@ -27186,7 +27186,7 @@
             </w:pPr>
             <w:r/>
             <w:r>
-              <w:t>736.50</w:t>
+              <w:t>740.00</w:t>
             </w:r>
           </w:p>
         </w:tc>
@@ -27214,7 +27214,7 @@
             </w:pPr>
             <w:r/>
             <w:r>
-              <w:t>718.25</w:t>
+              <w:t>721.75</w:t>
             </w:r>
           </w:p>
         </w:tc>
@@ -27245,7 +27245,7 @@
               <w:rPr>
                 <w:b/>
               </w:rPr>
-              <w:t>726.75</w:t>
+              <w:t>730.25</w:t>
             </w:r>
           </w:p>
         </w:tc>
@@ -27393,7 +27393,7 @@
             </w:pPr>
             <w:r/>
             <w:r>
-              <w:t>726.75</w:t>
+              <w:t>730.25</w:t>
             </w:r>
           </w:p>
         </w:tc>
@@ -27421,7 +27421,7 @@
             </w:pPr>
             <w:r/>
             <w:r>
-              <w:t>733.75</w:t>
+              <w:t>737.25</w:t>
             </w:r>
           </w:p>
         </w:tc>
@@ -27449,7 +27449,7 @@
             </w:pPr>
             <w:r/>
             <w:r>
-              <w:t>720.75</w:t>
+              <w:t>724.25</w:t>
             </w:r>
           </w:p>
         </w:tc>
@@ -27480,7 +27480,7 @@
               <w:rPr>
                 <w:b/>
               </w:rPr>
-              <w:t>726.00</w:t>
+              <w:t>729.50</w:t>
             </w:r>
           </w:p>
         </w:tc>
@@ -27628,7 +27628,7 @@
             </w:pPr>
             <w:r/>
             <w:r>
-              <w:t>726.00</w:t>
+              <w:t>729.50</w:t>
             </w:r>
           </w:p>
         </w:tc>
@@ -27656,7 +27656,7 @@
             </w:pPr>
             <w:r/>
             <w:r>
-              <w:t>739.50</w:t>
+              <w:t>743.00</w:t>
             </w:r>
           </w:p>
         </w:tc>
@@ -27684,7 +27684,7 @@
             </w:pPr>
             <w:r/>
             <w:r>
-              <w:t>713.00</w:t>
+              <w:t>716.50</w:t>
             </w:r>
           </w:p>
         </w:tc>
@@ -27715,7 +27715,7 @@
               <w:rPr>
                 <w:b/>
               </w:rPr>
-              <w:t>727.75</w:t>
+              <w:t>731.25</w:t>
             </w:r>
           </w:p>
         </w:tc>
@@ -27863,7 +27863,7 @@
             </w:pPr>
             <w:r/>
             <w:r>
-              <w:t>727.75</w:t>
+              <w:t>731.25</w:t>
             </w:r>
           </w:p>
         </w:tc>
@@ -27891,7 +27891,7 @@
             </w:pPr>
             <w:r/>
             <w:r>
-              <w:t>737.00</w:t>
+              <w:t>740.50</w:t>
             </w:r>
           </w:p>
         </w:tc>
@@ -27919,7 +27919,7 @@
             </w:pPr>
             <w:r/>
             <w:r>
-              <w:t>717.00</w:t>
+              <w:t>720.50</w:t>
             </w:r>
           </w:p>
         </w:tc>
@@ -27950,7 +27950,7 @@
               <w:rPr>
                 <w:b/>
               </w:rPr>
-              <w:t>728.25</w:t>
+              <w:t>731.75</w:t>
             </w:r>
           </w:p>
         </w:tc>
@@ -28098,7 +28098,7 @@
             </w:pPr>
             <w:r/>
             <w:r>
-              <w:t>728.25</w:t>
+              <w:t>731.75</w:t>
             </w:r>
           </w:p>
         </w:tc>
@@ -28126,7 +28126,7 @@
             </w:pPr>
             <w:r/>
             <w:r>
-              <w:t>740.50</w:t>
+              <w:t>744.00</w:t>
             </w:r>
           </w:p>
         </w:tc>
@@ -28154,7 +28154,7 @@
             </w:pPr>
             <w:r/>
             <w:r>
-              <w:t>714.00</w:t>
+              <w:t>717.50</w:t>
             </w:r>
           </w:p>
         </w:tc>
@@ -28185,7 +28185,7 @@
               <w:rPr>
                 <w:b/>
               </w:rPr>
-              <w:t>726.75</w:t>
+              <w:t>730.25</w:t>
             </w:r>
           </w:p>
         </w:tc>
@@ -28333,7 +28333,7 @@
             </w:pPr>
             <w:r/>
             <w:r>
-              <w:t>726.75</w:t>
+              <w:t>730.25</w:t>
             </w:r>
           </w:p>
         </w:tc>
@@ -28361,7 +28361,7 @@
             </w:pPr>
             <w:r/>
             <w:r>
-              <w:t>733.75</w:t>
+              <w:t>737.25</w:t>
             </w:r>
           </w:p>
         </w:tc>
@@ -28389,7 +28389,7 @@
             </w:pPr>
             <w:r/>
             <w:r>
-              <w:t>717.25</w:t>
+              <w:t>720.75</w:t>
             </w:r>
           </w:p>
         </w:tc>
@@ -28420,7 +28420,7 @@
               <w:rPr>
                 <w:b/>
               </w:rPr>
-              <w:t>727.25</w:t>
+              <w:t>730.75</w:t>
             </w:r>
           </w:p>
         </w:tc>
@@ -28568,7 +28568,7 @@
             </w:pPr>
             <w:r/>
             <w:r>
-              <w:t>727.25</w:t>
+              <w:t>730.75</w:t>
             </w:r>
           </w:p>
         </w:tc>
@@ -28596,7 +28596,7 @@
             </w:pPr>
             <w:r/>
             <w:r>
-              <w:t>737.75</w:t>
+              <w:t>741.25</w:t>
             </w:r>
           </w:p>
         </w:tc>
@@ -28624,7 +28624,7 @@
             </w:pPr>
             <w:r/>
             <w:r>
-              <w:t>720.00</w:t>
+              <w:t>723.50</w:t>
             </w:r>
           </w:p>
         </w:tc>
@@ -28655,7 +28655,7 @@
               <w:rPr>
                 <w:b/>
               </w:rPr>
-              <w:t>727.00</w:t>
+              <w:t>730.50</w:t>
             </w:r>
           </w:p>
         </w:tc>
@@ -28803,7 +28803,7 @@
             </w:pPr>
             <w:r/>
             <w:r>
-              <w:t>727.00</w:t>
+              <w:t>730.50</w:t>
             </w:r>
           </w:p>
         </w:tc>
@@ -28831,7 +28831,7 @@
             </w:pPr>
             <w:r/>
             <w:r>
-              <w:t>736.75</w:t>
+              <w:t>740.25</w:t>
             </w:r>
           </w:p>
         </w:tc>
@@ -28859,7 +28859,7 @@
             </w:pPr>
             <w:r/>
             <w:r>
-              <w:t>717.25</w:t>
+              <w:t>720.75</w:t>
             </w:r>
           </w:p>
         </w:tc>
@@ -28890,7 +28890,7 @@
               <w:rPr>
                 <w:b/>
               </w:rPr>
-              <w:t>727.50</w:t>
+              <w:t>731.00</w:t>
             </w:r>
           </w:p>
         </w:tc>
@@ -29038,7 +29038,7 @@
             </w:pPr>
             <w:r/>
             <w:r>
-              <w:t>727.50</w:t>
+              <w:t>731.00</w:t>
             </w:r>
           </w:p>
         </w:tc>
@@ -29066,7 +29066,7 @@
             </w:pPr>
             <w:r/>
             <w:r>
-              <w:t>738.25</w:t>
+              <w:t>741.75</w:t>
             </w:r>
           </w:p>
         </w:tc>
@@ -29094,7 +29094,7 @@
             </w:pPr>
             <w:r/>
             <w:r>
-              <w:t>720.25</w:t>
+              <w:t>723.75</w:t>
             </w:r>
           </w:p>
         </w:tc>
@@ -29125,7 +29125,7 @@
               <w:rPr>
                 <w:b/>
               </w:rPr>
-              <w:t>728.25</w:t>
+              <w:t>731.75</w:t>
             </w:r>
           </w:p>
         </w:tc>
@@ -29273,7 +29273,7 @@
             </w:pPr>
             <w:r/>
             <w:r>
-              <w:t>728.25</w:t>
+              <w:t>731.75</w:t>
             </w:r>
           </w:p>
         </w:tc>
@@ -29301,7 +29301,7 @@
             </w:pPr>
             <w:r/>
             <w:r>
-              <w:t>734.75</w:t>
+              <w:t>738.25</w:t>
             </w:r>
           </w:p>
         </w:tc>
@@ -29329,7 +29329,7 @@
             </w:pPr>
             <w:r/>
             <w:r>
-              <w:t>719.75</w:t>
+              <w:t>723.25</w:t>
             </w:r>
           </w:p>
         </w:tc>
@@ -29360,7 +29360,7 @@
               <w:rPr>
                 <w:b/>
               </w:rPr>
-              <w:t>728.75</w:t>
+              <w:t>732.25</w:t>
             </w:r>
           </w:p>
         </w:tc>
@@ -29508,7 +29508,7 @@
             </w:pPr>
             <w:r/>
             <w:r>
-              <w:t>728.75</w:t>
+              <w:t>732.25</w:t>
             </w:r>
           </w:p>
         </w:tc>
@@ -29536,7 +29536,7 @@
             </w:pPr>
             <w:r/>
             <w:r>
-              <w:t>739.75</w:t>
+              <w:t>743.25</w:t>
             </w:r>
           </w:p>
         </w:tc>
@@ -29564,7 +29564,7 @@
             </w:pPr>
             <w:r/>
             <w:r>
-              <w:t>717.00</w:t>
+              <w:t>720.50</w:t>
             </w:r>
           </w:p>
         </w:tc>
@@ -29595,7 +29595,7 @@
               <w:rPr>
                 <w:b/>
               </w:rPr>
-              <w:t>732.25</w:t>
+              <w:t>735.75</w:t>
             </w:r>
           </w:p>
         </w:tc>
@@ -29743,7 +29743,7 @@
             </w:pPr>
             <w:r/>
             <w:r>
-              <w:t>732.25</w:t>
+              <w:t>735.75</w:t>
             </w:r>
           </w:p>
         </w:tc>
@@ -29771,7 +29771,7 @@
             </w:pPr>
             <w:r/>
             <w:r>
-              <w:t>737.75</w:t>
+              <w:t>741.25</w:t>
             </w:r>
           </w:p>
         </w:tc>
@@ -29799,7 +29799,7 @@
             </w:pPr>
             <w:r/>
             <w:r>
-              <w:t>724.50</w:t>
+              <w:t>728.00</w:t>
             </w:r>
           </w:p>
         </w:tc>
@@ -29830,7 +29830,7 @@
               <w:rPr>
                 <w:b/>
               </w:rPr>
-              <w:t>733.00</w:t>
+              <w:t>736.50</w:t>
             </w:r>
           </w:p>
         </w:tc>
@@ -29978,7 +29978,7 @@
             </w:pPr>
             <w:r/>
             <w:r>
-              <w:t>733.00</w:t>
+              <w:t>736.50</w:t>
             </w:r>
           </w:p>
         </w:tc>
@@ -30006,7 +30006,7 @@
             </w:pPr>
             <w:r/>
             <w:r>
-              <w:t>742.25</w:t>
+              <w:t>745.75</w:t>
             </w:r>
           </w:p>
         </w:tc>
@@ -30034,7 +30034,7 @@
             </w:pPr>
             <w:r/>
             <w:r>
-              <w:t>726.50</w:t>
+              <w:t>730.00</w:t>
             </w:r>
           </w:p>
         </w:tc>
@@ -30065,7 +30065,7 @@
               <w:rPr>
                 <w:b/>
               </w:rPr>
-              <w:t>732.25</w:t>
+              <w:t>735.75</w:t>
             </w:r>
           </w:p>
         </w:tc>
@@ -30213,7 +30213,7 @@
             </w:pPr>
             <w:r/>
             <w:r>
-              <w:t>732.25</w:t>
+              <w:t>735.75</w:t>
             </w:r>
           </w:p>
         </w:tc>
@@ -30241,7 +30241,7 @@
             </w:pPr>
             <w:r/>
             <w:r>
-              <w:t>739.75</w:t>
+              <w:t>743.25</w:t>
             </w:r>
           </w:p>
         </w:tc>
@@ -30269,7 +30269,7 @@
             </w:pPr>
             <w:r/>
             <w:r>
-              <w:t>726.25</w:t>
+              <w:t>729.75</w:t>
             </w:r>
           </w:p>
         </w:tc>
@@ -30300,7 +30300,7 @@
               <w:rPr>
                 <w:b/>
               </w:rPr>
-              <w:t>731.25</w:t>
+              <w:t>734.75</w:t>
             </w:r>
           </w:p>
         </w:tc>
@@ -30448,7 +30448,7 @@
             </w:pPr>
             <w:r/>
             <w:r>
-              <w:t>731.25</w:t>
+              <w:t>734.75</w:t>
             </w:r>
           </w:p>
         </w:tc>
@@ -30476,7 +30476,7 @@
             </w:pPr>
             <w:r/>
             <w:r>
-              <w:t>738.25</w:t>
+              <w:t>741.75</w:t>
             </w:r>
           </w:p>
         </w:tc>
@@ -30504,7 +30504,7 @@
             </w:pPr>
             <w:r/>
             <w:r>
-              <w:t>717.75</w:t>
+              <w:t>721.25</w:t>
             </w:r>
           </w:p>
         </w:tc>
@@ -30535,7 +30535,7 @@
               <w:rPr>
                 <w:b/>
               </w:rPr>
-              <w:t>732.00</w:t>
+              <w:t>735.50</w:t>
             </w:r>
           </w:p>
         </w:tc>
@@ -30683,7 +30683,7 @@
             </w:pPr>
             <w:r/>
             <w:r>
-              <w:t>732.00</w:t>
+              <w:t>735.50</w:t>
             </w:r>
           </w:p>
         </w:tc>
@@ -30711,7 +30711,7 @@
             </w:pPr>
             <w:r/>
             <w:r>
-              <w:t>741.25</w:t>
+              <w:t>744.75</w:t>
             </w:r>
           </w:p>
         </w:tc>
@@ -30739,7 +30739,7 @@
             </w:pPr>
             <w:r/>
             <w:r>
-              <w:t>724.75</w:t>
+              <w:t>728.25</w:t>
             </w:r>
           </w:p>
         </w:tc>
@@ -30770,7 +30770,7 @@
               <w:rPr>
                 <w:b/>
               </w:rPr>
-              <w:t>731.75</w:t>
+              <w:t>735.25</w:t>
             </w:r>
           </w:p>
         </w:tc>
@@ -30918,7 +30918,7 @@
             </w:pPr>
             <w:r/>
             <w:r>
-              <w:t>731.75</w:t>
+              <w:t>735.25</w:t>
             </w:r>
           </w:p>
         </w:tc>
@@ -30946,7 +30946,7 @@
             </w:pPr>
             <w:r/>
             <w:r>
-              <w:t>740.25</w:t>
+              <w:t>743.75</w:t>
             </w:r>
           </w:p>
         </w:tc>
@@ -30974,7 +30974,7 @@
             </w:pPr>
             <w:r/>
             <w:r>
-              <w:t>717.75</w:t>
+              <w:t>721.25</w:t>
             </w:r>
           </w:p>
         </w:tc>
@@ -31005,7 +31005,7 @@
               <w:rPr>
                 <w:b/>
               </w:rPr>
-              <w:t>733.50</w:t>
+              <w:t>737.00</w:t>
             </w:r>
           </w:p>
         </w:tc>
@@ -31153,7 +31153,7 @@
             </w:pPr>
             <w:r/>
             <w:r>
-              <w:t>733.50</w:t>
+              <w:t>737.00</w:t>
             </w:r>
           </w:p>
         </w:tc>
@@ -31181,7 +31181,7 @@
             </w:pPr>
             <w:r/>
             <w:r>
-              <w:t>739.75</w:t>
+              <w:t>743.25</w:t>
             </w:r>
           </w:p>
         </w:tc>
@@ -31209,7 +31209,7 @@
             </w:pPr>
             <w:r/>
             <w:r>
-              <w:t>727.00</w:t>
+              <w:t>730.50</w:t>
             </w:r>
           </w:p>
         </w:tc>
@@ -31240,7 +31240,7 @@
               <w:rPr>
                 <w:b/>
               </w:rPr>
-              <w:t>732.75</w:t>
+              <w:t>736.25</w:t>
             </w:r>
           </w:p>
         </w:tc>

--- a/Daily Reports/15_09_2026-CBOT Reports.docx
+++ b/Daily Reports/15_09_2026-CBOT Reports.docx
@@ -104,7 +104,7 @@
           <w:color w:val="5C768D"/>
           <w:sz w:val="19"/>
         </w:rPr>
-        <w:t>Cập nhật tự động qua `macro_tracker.py` vào lúc 21:01 ICT ngày 15/09/2026</w:t>
+        <w:t>Cập nhật tự động qua `macro_tracker.py` vào lúc 22:23 ICT ngày 15/09/2026</w:t>
       </w:r>
     </w:p>
     <w:tbl>
@@ -313,7 +313,7 @@
               <w:rPr>
                 <w:b/>
               </w:rPr>
-              <w:t>102.31 / thùng</w:t>
+              <w:t>103.16 / thùng</w:t>
             </w:r>
           </w:p>
         </w:tc>
@@ -344,7 +344,7 @@
               <w:rPr>
                 <w:b/>
               </w:rPr>
-              <w:t>-3.19%</w:t>
+              <w:t>-2.38%</w:t>
             </w:r>
           </w:p>
         </w:tc>
@@ -442,7 +442,7 @@
               <w:rPr>
                 <w:b/>
               </w:rPr>
-              <w:t>99.57</w:t>
+              <w:t>99.61</w:t>
             </w:r>
           </w:p>
         </w:tc>
@@ -473,7 +473,7 @@
               <w:rPr>
                 <w:b/>
               </w:rPr>
-              <w:t>+0.11%</w:t>
+              <w:t>+0.15%</w:t>
             </w:r>
           </w:p>
         </w:tc>
@@ -1218,7 +1218,7 @@
         <w:rPr>
           <w:b/>
         </w:rPr>
-        <w:t>`102.31` (-3.19%)</w:t>
+        <w:t>`103.16` (-2.38%)</w:t>
       </w:r>
       <w:r>
         <w:t xml:space="preserve"> | DXY: </w:t>
@@ -1227,7 +1227,7 @@
         <w:rPr>
           <w:b/>
         </w:rPr>
-        <w:t>`99.57` (+0.11%)</w:t>
+        <w:t>`99.61` (+0.15%)</w:t>
       </w:r>
       <w:r>
         <w:t xml:space="preserve"> | Lúa mì CBOT: </w:t>
@@ -1236,7 +1236,7 @@
         <w:rPr>
           <w:b/>
         </w:rPr>
-        <w:t>`715.50` (+1.38%)</w:t>
+        <w:t>`723.50` (+2.30%)</w:t>
       </w:r>
       <w:r>
         <w:t>.</w:t>
@@ -1306,7 +1306,7 @@
           <w:color w:val="5C768D"/>
           <w:sz w:val="19"/>
         </w:rPr>
-        <w:t>Cập nhật tự động lúc 21:01 ICT ngày 15/09/2026 — Nguồn: NOAA, USDA, BOM Australia</w:t>
+        <w:t>Cập nhật tự động lúc 22:23 ICT ngày 15/09/2026 — Nguồn: NOAA, USDA, BOM Australia</w:t>
       </w:r>
     </w:p>
     <w:p>
@@ -3574,7 +3574,7 @@
               <w:rPr>
                 <w:b/>
               </w:rPr>
-              <w:t>529.50</w:t>
+              <w:t>533.25</w:t>
             </w:r>
           </w:p>
         </w:tc>
@@ -3605,7 +3605,7 @@
               <w:rPr>
                 <w:b/>
               </w:rPr>
-              <w:t>530.12 (+0.62)</w:t>
+              <w:t>534.10 (+0.85)</w:t>
             </w:r>
           </w:p>
         </w:tc>
@@ -3633,7 +3633,7 @@
             </w:pPr>
             <w:r/>
             <w:r>
-              <w:t>Bearish (530.48 &lt; 530.55)</w:t>
+              <w:t>Bullish (530.82 &gt; 530.70)</w:t>
             </w:r>
           </w:p>
         </w:tc>
@@ -3661,7 +3661,7 @@
             </w:pPr>
             <w:r/>
             <w:r>
-              <w:t>2.75 cents</w:t>
+              <w:t>2.50 cents</w:t>
             </w:r>
           </w:p>
         </w:tc>
@@ -3822,7 +3822,7 @@
               <w:rPr>
                 <w:b/>
               </w:rPr>
-              <w:t>716.00</w:t>
+              <w:t>723.50</w:t>
             </w:r>
           </w:p>
         </w:tc>
@@ -3853,7 +3853,7 @@
               <w:rPr>
                 <w:b/>
               </w:rPr>
-              <w:t>716.89 (+0.89)</w:t>
+              <w:t>724.75 (+1.25)</w:t>
             </w:r>
           </w:p>
         </w:tc>
@@ -3881,7 +3881,7 @@
             </w:pPr>
             <w:r/>
             <w:r>
-              <w:t>Bearish (719.46 &lt; 724.43)</w:t>
+              <w:t>Bearish (720.14 &lt; 724.35)</w:t>
             </w:r>
           </w:p>
         </w:tc>
@@ -3909,7 +3909,7 @@
             </w:pPr>
             <w:r/>
             <w:r>
-              <w:t>6.00 cents</w:t>
+              <w:t>2.50 cents</w:t>
             </w:r>
           </w:p>
         </w:tc>
@@ -4347,7 +4347,7 @@
                 <w:b/>
                 <w:color w:val="15803D"/>
               </w:rPr>
-              <w:t>528.00 - 530.48 cents (Canh mua vùng hỗ trợ)</w:t>
+              <w:t>532.00 - 530.82 cents (Canh mua vùng hỗ trợ)</w:t>
             </w:r>
           </w:p>
         </w:tc>
@@ -4378,7 +4378,7 @@
               <w:rPr>
                 <w:b/>
               </w:rPr>
-              <w:t>454.37 cents (Dưới cản S2 + 1.5x ATR)</w:t>
+              <w:t>453.83 cents (Dưới cản S2 + 1.5x ATR)</w:t>
             </w:r>
           </w:p>
         </w:tc>
@@ -4414,7 +4414,7 @@
                 <w:color w:val="D97706"/>
                 <w:sz w:val="19"/>
               </w:rPr>
-              <w:t xml:space="preserve"> 533.50 cents </w:t>
+              <w:t xml:space="preserve"> 534.50 cents </w:t>
             </w:r>
             <w:r>
               <w:t xml:space="preserve"> / TP2: </w:t>
@@ -4528,7 +4528,7 @@
                 <w:b/>
                 <w:color w:val="15803D"/>
               </w:rPr>
-              <w:t>Long trung hạn (Swing) (ZCH27)</w:t>
+              <w:t>Long trung hạn (Swing) (ZCZ26)</w:t>
             </w:r>
           </w:p>
         </w:tc>
@@ -4559,7 +4559,7 @@
               <w:rPr>
                 <w:b/>
               </w:rPr>
-              <w:t>541.75 - 543.25 cents</w:t>
+              <w:t>530.50 - 532.00 cents</w:t>
             </w:r>
           </w:p>
         </w:tc>
@@ -4590,7 +4590,7 @@
               <w:rPr>
                 <w:b/>
               </w:rPr>
-              <w:t>471.37 cents (Chống quét SL tuyệt đối)</w:t>
+              <w:t>455.05 cents (Chống quét SL tuyệt đối)</w:t>
             </w:r>
           </w:p>
         </w:tc>
@@ -4621,7 +4621,7 @@
               <w:rPr>
                 <w:b/>
               </w:rPr>
-              <w:t>563.00 cents (Ăn trọn biên độ ngô ~10.5 giá)</w:t>
+              <w:t>548.75 cents (Ăn trọn biên độ ngô ~10.5 giá)</w:t>
             </w:r>
           </w:p>
         </w:tc>
@@ -4721,7 +4721,7 @@
                 <w:b/>
                 <w:color w:val="B91C1C"/>
               </w:rPr>
-              <w:t>Short trung hạn (Swing) (ZCH27)</w:t>
+              <w:t>Short trung hạn (Swing) (ZCZ26)</w:t>
             </w:r>
           </w:p>
         </w:tc>
@@ -4752,7 +4752,7 @@
               <w:rPr>
                 <w:b/>
               </w:rPr>
-              <w:t>548.75 - 550.25 cents</w:t>
+              <w:t>534.50 - 536.00 cents</w:t>
             </w:r>
           </w:p>
         </w:tc>
@@ -4783,7 +4783,7 @@
               <w:rPr>
                 <w:b/>
               </w:rPr>
-              <w:t>550.63 cents</w:t>
+              <w:t>536.95 cents</w:t>
             </w:r>
           </w:p>
         </w:tc>
@@ -4814,7 +4814,7 @@
               <w:rPr>
                 <w:b/>
               </w:rPr>
-              <w:t>474.25 cents</w:t>
+              <w:t>458.50 cents</w:t>
             </w:r>
           </w:p>
         </w:tc>
@@ -4945,7 +4945,7 @@
               <w:rPr>
                 <w:b/>
               </w:rPr>
-              <w:t>449.15 - 457.50 cents</w:t>
+              <w:t>447.71 - 457.50 cents</w:t>
             </w:r>
           </w:p>
         </w:tc>
@@ -5126,7 +5126,7 @@
                 <w:b/>
                 <w:color w:val="B91C1C"/>
               </w:rPr>
-              <w:t>719.46 - 724.43 cents (Canh bán hồi kỹ thuật H1)</w:t>
+              <w:t>720.14 - 724.35 cents (Canh bán hồi kỹ thuật H1)</w:t>
             </w:r>
           </w:p>
         </w:tc>
@@ -5157,7 +5157,7 @@
               <w:rPr>
                 <w:b/>
               </w:rPr>
-              <w:t>802.38 cents (Trên kháng cự R2 + 1.5x ATR)</w:t>
+              <w:t>803.34 cents (Trên kháng cự R2 + 1.5x ATR)</w:t>
             </w:r>
           </w:p>
         </w:tc>
@@ -5193,7 +5193,7 @@
                 <w:color w:val="D97706"/>
                 <w:sz w:val="19"/>
               </w:rPr>
-              <w:t xml:space="preserve"> 710.50 cents </w:t>
+              <w:t xml:space="preserve"> 719.25 cents </w:t>
             </w:r>
             <w:r>
               <w:t xml:space="preserve"> / TP2: </w:t>
@@ -5335,7 +5335,7 @@
               <w:rPr>
                 <w:b/>
               </w:rPr>
-              <w:t>726.50 - 728.50 cents</w:t>
+              <w:t>733.75 - 735.75 cents</w:t>
             </w:r>
           </w:p>
         </w:tc>
@@ -5366,7 +5366,7 @@
               <w:rPr>
                 <w:b/>
               </w:rPr>
-              <w:t>658.10 cents</w:t>
+              <w:t>657.54 cents</w:t>
             </w:r>
           </w:p>
         </w:tc>
@@ -5559,7 +5559,7 @@
               <w:rPr>
                 <w:b/>
               </w:rPr>
-              <w:t>747.40 cents</w:t>
+              <w:t>747.96 cents</w:t>
             </w:r>
           </w:p>
         </w:tc>
@@ -5721,7 +5721,7 @@
               <w:rPr>
                 <w:b/>
               </w:rPr>
-              <w:t>625.57 - 645.25 cents</w:t>
+              <w:t>623.01 - 645.25 cents</w:t>
             </w:r>
           </w:p>
         </w:tc>
@@ -11530,7 +11530,7 @@
               <w:rPr>
                 <w:b/>
               </w:rPr>
-              <w:t>Giảm (Bearish)</w:t>
+              <w:t>Tăng (Bullish)</w:t>
             </w:r>
           </w:p>
         </w:tc>
@@ -11558,7 +11558,7 @@
             </w:pPr>
             <w:r/>
             <w:r>
-              <w:t>EMA_21 H1 &lt; EMA_50 H1 (Áp lực bán duy trì)</w:t>
+              <w:t>EMA_21 H1 &gt; EMA_50 H1 (Hội tụ động lượng tăng)</w:t>
             </w:r>
           </w:p>
         </w:tc>
@@ -11609,7 +11609,7 @@
         <w:t>Giá Chốt Phiên (Close):</w:t>
       </w:r>
       <w:r>
-        <w:t xml:space="preserve"> 529.50 cents | </w:t>
+        <w:t xml:space="preserve"> 533.25 cents | </w:t>
       </w:r>
       <w:r>
         <w:rPr>
@@ -11624,10 +11624,10 @@
         <w:rPr>
           <w:b/>
         </w:rPr>
-        <w:t>`530.12 cents`</w:t>
+        <w:t>`534.10 cents`</w:t>
       </w:r>
       <w:r>
-        <w:t xml:space="preserve"> (+0.62).</w:t>
+        <w:t xml:space="preserve"> (+0.85).</w:t>
       </w:r>
     </w:p>
     <w:p>
@@ -11648,7 +11648,7 @@
         <w:rPr>
           <w:b/>
         </w:rPr>
-        <w:t>`67,648`</w:t>
+        <w:t>`104,774`</w:t>
       </w:r>
       <w:r>
         <w:t xml:space="preserve"> (Chênh lệch: </w:t>
@@ -11657,7 +11657,7 @@
         <w:rPr>
           <w:b/>
         </w:rPr>
-        <w:t>`-339,363`</w:t>
+        <w:t>`-302,237`</w:t>
       </w:r>
       <w:r>
         <w:t xml:space="preserve">) | OI: </w:t>
@@ -11666,7 +11666,7 @@
         <w:rPr>
           <w:b/>
         </w:rPr>
-        <w:t>`956,520`</w:t>
+        <w:t>`956,422`</w:t>
       </w:r>
       <w:r>
         <w:t xml:space="preserve"> (Chênh lệch: </w:t>
@@ -11675,7 +11675,7 @@
         <w:rPr>
           <w:b/>
         </w:rPr>
-        <w:t>`+0`</w:t>
+        <w:t>`-98`</w:t>
       </w:r>
       <w:r>
         <w:t>)</w:t>
@@ -11991,7 +11991,7 @@
               <w:rPr>
                 <w:b/>
               </w:rPr>
-              <w:t>102.31</w:t>
+              <w:t>103.16</w:t>
             </w:r>
           </w:p>
         </w:tc>
@@ -12022,7 +12022,7 @@
               <w:rPr>
                 <w:b/>
               </w:rPr>
-              <w:t>-3.19%</w:t>
+              <w:t>-2.38%</w:t>
             </w:r>
           </w:p>
         </w:tc>
@@ -12114,7 +12114,7 @@
               <w:rPr>
                 <w:b/>
               </w:rPr>
-              <w:t>99.57</w:t>
+              <w:t>99.61</w:t>
             </w:r>
           </w:p>
         </w:tc>
@@ -12145,7 +12145,7 @@
               <w:rPr>
                 <w:b/>
               </w:rPr>
-              <w:t>+0.11%</w:t>
+              <w:t>+0.15%</w:t>
             </w:r>
           </w:p>
         </w:tc>
@@ -12749,7 +12749,7 @@
         <w:t xml:space="preserve"> EMA_21 </w:t>
       </w:r>
       <w:r>
-        <w:t xml:space="preserve"> (530.48) &lt; </w:t>
+        <w:t xml:space="preserve"> (530.82) &gt; </w:t>
       </w:r>
       <w:r>
         <w:rPr>
@@ -12760,7 +12760,7 @@
         <w:t xml:space="preserve"> EMA_50 </w:t>
       </w:r>
       <w:r>
-        <w:t xml:space="preserve"> (530.55).</w:t>
+        <w:t xml:space="preserve"> (530.70).</w:t>
       </w:r>
     </w:p>
     <w:p>
@@ -12781,7 +12781,7 @@
         <w:rPr>
           <w:b/>
         </w:rPr>
-        <w:t>`46.79`</w:t>
+        <w:t>`57.48`</w:t>
       </w:r>
       <w:r>
         <w:t xml:space="preserve"> | ATR (14) = </w:t>
@@ -12790,7 +12790,7 @@
         <w:rPr>
           <w:b/>
         </w:rPr>
-        <w:t>`2.09`</w:t>
+        <w:t>`2.45`</w:t>
       </w:r>
       <w:r>
         <w:t xml:space="preserve"> cents | Volatility = </w:t>
@@ -12799,7 +12799,7 @@
         <w:rPr>
           <w:b/>
         </w:rPr>
-        <w:t>`2.75 cents`</w:t>
+        <w:t>`2.50 cents`</w:t>
       </w:r>
       <w:r>
         <w:t>.</w:t>
@@ -12823,7 +12823,7 @@
         <w:rPr>
           <w:b/>
         </w:rPr>
-        <w:t>`528.00`</w:t>
+        <w:t>`532.00`</w:t>
       </w:r>
       <w:r>
         <w:t xml:space="preserve"> | S2: </w:t>
@@ -12841,7 +12841,7 @@
         <w:rPr>
           <w:b/>
         </w:rPr>
-        <w:t>`533.50`</w:t>
+        <w:t>`534.50`</w:t>
       </w:r>
       <w:r>
         <w:t xml:space="preserve"> | R2: </w:t>
@@ -13584,7 +13584,7 @@
           <w:b/>
           <w:color w:val="15803D"/>
         </w:rPr>
-        <w:t>`528.00 - 530.48 cents (Canh mua vùng hỗ trợ)`</w:t>
+        <w:t>`532.00 - 530.82 cents (Canh mua vùng hỗ trợ)`</w:t>
       </w:r>
       <w:r>
         <w:t xml:space="preserve"> | SL: </w:t>
@@ -13593,7 +13593,7 @@
         <w:rPr>
           <w:b/>
         </w:rPr>
-        <w:t>`454.37 cents (Dưới cản S2 + 1.5x ATR)`</w:t>
+        <w:t>`453.83 cents (Dưới cản S2 + 1.5x ATR)`</w:t>
       </w:r>
       <w:r>
         <w:t xml:space="preserve"> | TP: </w:t>
@@ -13604,7 +13604,7 @@
           <w:color w:val="D97706"/>
           <w:sz w:val="19"/>
         </w:rPr>
-        <w:t xml:space="preserve"> 533.50 cents </w:t>
+        <w:t xml:space="preserve"> 534.50 cents </w:t>
       </w:r>
       <w:r>
         <w:t xml:space="preserve"> / </w:t>
@@ -13630,7 +13630,7 @@
         <w:rPr>
           <w:b/>
         </w:rPr>
-        <w:t>Trung hạn (Swing Trades - HĐ ZCH27):</w:t>
+        <w:t>Trung hạn (Swing Trades - HĐ ZCZ26):</w:t>
       </w:r>
     </w:p>
     <w:p>
@@ -13655,7 +13655,7 @@
         <w:rPr>
           <w:b/>
         </w:rPr>
-        <w:t>`541.75 - 543.25 cents`</w:t>
+        <w:t>`530.50 - 532.00 cents`</w:t>
       </w:r>
       <w:r>
         <w:t xml:space="preserve"> | SL: </w:t>
@@ -13664,7 +13664,7 @@
         <w:rPr>
           <w:b/>
         </w:rPr>
-        <w:t>`471.37 cents (Chống quét SL tuyệt đối)`</w:t>
+        <w:t>`455.05 cents (Chống quét SL tuyệt đối)`</w:t>
       </w:r>
       <w:r>
         <w:t xml:space="preserve"> | TP: </w:t>
@@ -13673,7 +13673,7 @@
         <w:rPr>
           <w:b/>
         </w:rPr>
-        <w:t>`563.00 cents (Ăn trọn biên độ ngô ~10.5 giá)`</w:t>
+        <w:t>`548.75 cents (Ăn trọn biên độ ngô ~10.5 giá)`</w:t>
       </w:r>
       <w:r>
         <w:t>.</w:t>
@@ -13701,7 +13701,7 @@
         <w:rPr>
           <w:b/>
         </w:rPr>
-        <w:t>`548.75 - 550.25 cents`</w:t>
+        <w:t>`534.50 - 536.00 cents`</w:t>
       </w:r>
       <w:r>
         <w:t xml:space="preserve"> | SL: </w:t>
@@ -13710,7 +13710,7 @@
         <w:rPr>
           <w:b/>
         </w:rPr>
-        <w:t>`550.63 cents`</w:t>
+        <w:t>`536.95 cents`</w:t>
       </w:r>
       <w:r>
         <w:t xml:space="preserve"> | TP: </w:t>
@@ -13719,7 +13719,7 @@
         <w:rPr>
           <w:b/>
         </w:rPr>
-        <w:t>`474.25 cents`</w:t>
+        <w:t>`458.50 cents`</w:t>
       </w:r>
       <w:r>
         <w:t>.</w:t>
@@ -13759,7 +13759,7 @@
         <w:rPr>
           <w:b/>
         </w:rPr>
-        <w:t>`449.15 - 457.50 cents`</w:t>
+        <w:t>`447.71 - 457.50 cents`</w:t>
       </w:r>
     </w:p>
     <w:p>
@@ -14166,7 +14166,7 @@
             </w:pPr>
             <w:r/>
             <w:r>
-              <w:t>529.50</w:t>
+              <w:t>533.25</w:t>
             </w:r>
           </w:p>
         </w:tc>
@@ -14194,7 +14194,7 @@
             </w:pPr>
             <w:r/>
             <w:r>
-              <w:t>533.25</w:t>
+              <w:t>537.00</w:t>
             </w:r>
           </w:p>
         </w:tc>
@@ -14222,7 +14222,7 @@
             </w:pPr>
             <w:r/>
             <w:r>
-              <w:t>526.25</w:t>
+              <w:t>530.00</w:t>
             </w:r>
           </w:p>
         </w:tc>
@@ -14253,7 +14253,7 @@
               <w:rPr>
                 <w:b/>
               </w:rPr>
-              <w:t>529.75</w:t>
+              <w:t>533.50</w:t>
             </w:r>
           </w:p>
         </w:tc>
@@ -14401,7 +14401,7 @@
             </w:pPr>
             <w:r/>
             <w:r>
-              <w:t>529.75</w:t>
+              <w:t>533.50</w:t>
             </w:r>
           </w:p>
         </w:tc>
@@ -14429,7 +14429,7 @@
             </w:pPr>
             <w:r/>
             <w:r>
-              <w:t>532.50</w:t>
+              <w:t>536.25</w:t>
             </w:r>
           </w:p>
         </w:tc>
@@ -14457,7 +14457,7 @@
             </w:pPr>
             <w:r/>
             <w:r>
-              <w:t>526.00</w:t>
+              <w:t>529.75</w:t>
             </w:r>
           </w:p>
         </w:tc>
@@ -14488,7 +14488,7 @@
               <w:rPr>
                 <w:b/>
               </w:rPr>
-              <w:t>529.25</w:t>
+              <w:t>533.00</w:t>
             </w:r>
           </w:p>
         </w:tc>
@@ -14636,7 +14636,7 @@
             </w:pPr>
             <w:r/>
             <w:r>
-              <w:t>529.25</w:t>
+              <w:t>533.00</w:t>
             </w:r>
           </w:p>
         </w:tc>
@@ -14664,7 +14664,7 @@
             </w:pPr>
             <w:r/>
             <w:r>
-              <w:t>532.25</w:t>
+              <w:t>536.00</w:t>
             </w:r>
           </w:p>
         </w:tc>
@@ -14692,7 +14692,7 @@
             </w:pPr>
             <w:r/>
             <w:r>
-              <w:t>525.25</w:t>
+              <w:t>529.00</w:t>
             </w:r>
           </w:p>
         </w:tc>
@@ -14723,7 +14723,7 @@
               <w:rPr>
                 <w:b/>
               </w:rPr>
-              <w:t>530.00</w:t>
+              <w:t>533.75</w:t>
             </w:r>
           </w:p>
         </w:tc>
@@ -14871,7 +14871,7 @@
             </w:pPr>
             <w:r/>
             <w:r>
-              <w:t>530.00</w:t>
+              <w:t>533.75</w:t>
             </w:r>
           </w:p>
         </w:tc>
@@ -14899,7 +14899,7 @@
             </w:pPr>
             <w:r/>
             <w:r>
-              <w:t>534.50</w:t>
+              <w:t>538.25</w:t>
             </w:r>
           </w:p>
         </w:tc>
@@ -14927,7 +14927,7 @@
             </w:pPr>
             <w:r/>
             <w:r>
-              <w:t>525.00</w:t>
+              <w:t>528.75</w:t>
             </w:r>
           </w:p>
         </w:tc>
@@ -14958,7 +14958,7 @@
               <w:rPr>
                 <w:b/>
               </w:rPr>
-              <w:t>530.75</w:t>
+              <w:t>534.50</w:t>
             </w:r>
           </w:p>
         </w:tc>
@@ -15106,7 +15106,7 @@
             </w:pPr>
             <w:r/>
             <w:r>
-              <w:t>530.75</w:t>
+              <w:t>534.50</w:t>
             </w:r>
           </w:p>
         </w:tc>
@@ -15134,7 +15134,7 @@
             </w:pPr>
             <w:r/>
             <w:r>
-              <w:t>536.25</w:t>
+              <w:t>540.00</w:t>
             </w:r>
           </w:p>
         </w:tc>
@@ -15162,7 +15162,7 @@
             </w:pPr>
             <w:r/>
             <w:r>
-              <w:t>524.50</w:t>
+              <w:t>528.25</w:t>
             </w:r>
           </w:p>
         </w:tc>
@@ -15193,7 +15193,7 @@
               <w:rPr>
                 <w:b/>
               </w:rPr>
-              <w:t>533.00</w:t>
+              <w:t>536.75</w:t>
             </w:r>
           </w:p>
         </w:tc>
@@ -15341,7 +15341,7 @@
             </w:pPr>
             <w:r/>
             <w:r>
-              <w:t>533.00</w:t>
+              <w:t>536.75</w:t>
             </w:r>
           </w:p>
         </w:tc>
@@ -15369,7 +15369,7 @@
             </w:pPr>
             <w:r/>
             <w:r>
-              <w:t>536.00</w:t>
+              <w:t>539.75</w:t>
             </w:r>
           </w:p>
         </w:tc>
@@ -15397,7 +15397,7 @@
             </w:pPr>
             <w:r/>
             <w:r>
-              <w:t>528.75</w:t>
+              <w:t>532.50</w:t>
             </w:r>
           </w:p>
         </w:tc>
@@ -15428,7 +15428,7 @@
               <w:rPr>
                 <w:b/>
               </w:rPr>
-              <w:t>533.25</w:t>
+              <w:t>537.00</w:t>
             </w:r>
           </w:p>
         </w:tc>
@@ -15576,7 +15576,7 @@
             </w:pPr>
             <w:r/>
             <w:r>
-              <w:t>533.25</w:t>
+              <w:t>537.00</w:t>
             </w:r>
           </w:p>
         </w:tc>
@@ -15604,7 +15604,7 @@
             </w:pPr>
             <w:r/>
             <w:r>
-              <w:t>536.50</w:t>
+              <w:t>540.25</w:t>
             </w:r>
           </w:p>
         </w:tc>
@@ -15632,7 +15632,7 @@
             </w:pPr>
             <w:r/>
             <w:r>
-              <w:t>526.75</w:t>
+              <w:t>530.50</w:t>
             </w:r>
           </w:p>
         </w:tc>
@@ -15663,7 +15663,7 @@
               <w:rPr>
                 <w:b/>
               </w:rPr>
-              <w:t>534.00</w:t>
+              <w:t>537.75</w:t>
             </w:r>
           </w:p>
         </w:tc>
@@ -15811,7 +15811,7 @@
             </w:pPr>
             <w:r/>
             <w:r>
-              <w:t>534.00</w:t>
+              <w:t>537.75</w:t>
             </w:r>
           </w:p>
         </w:tc>
@@ -15839,7 +15839,7 @@
             </w:pPr>
             <w:r/>
             <w:r>
-              <w:t>537.00</w:t>
+              <w:t>540.75</w:t>
             </w:r>
           </w:p>
         </w:tc>
@@ -15867,7 +15867,7 @@
             </w:pPr>
             <w:r/>
             <w:r>
-              <w:t>529.50</w:t>
+              <w:t>533.25</w:t>
             </w:r>
           </w:p>
         </w:tc>
@@ -15898,7 +15898,7 @@
               <w:rPr>
                 <w:b/>
               </w:rPr>
-              <w:t>533.50</w:t>
+              <w:t>537.25</w:t>
             </w:r>
           </w:p>
         </w:tc>
@@ -16046,7 +16046,7 @@
             </w:pPr>
             <w:r/>
             <w:r>
-              <w:t>533.50</w:t>
+              <w:t>537.25</w:t>
             </w:r>
           </w:p>
         </w:tc>
@@ -16074,7 +16074,7 @@
             </w:pPr>
             <w:r/>
             <w:r>
-              <w:t>537.50</w:t>
+              <w:t>541.25</w:t>
             </w:r>
           </w:p>
         </w:tc>
@@ -16102,7 +16102,7 @@
             </w:pPr>
             <w:r/>
             <w:r>
-              <w:t>527.75</w:t>
+              <w:t>531.50</w:t>
             </w:r>
           </w:p>
         </w:tc>
@@ -16133,7 +16133,7 @@
               <w:rPr>
                 <w:b/>
               </w:rPr>
-              <w:t>534.00</w:t>
+              <w:t>537.75</w:t>
             </w:r>
           </w:p>
         </w:tc>
@@ -16281,7 +16281,7 @@
             </w:pPr>
             <w:r/>
             <w:r>
-              <w:t>534.00</w:t>
+              <w:t>537.75</w:t>
             </w:r>
           </w:p>
         </w:tc>
@@ -16309,7 +16309,7 @@
             </w:pPr>
             <w:r/>
             <w:r>
-              <w:t>536.50</w:t>
+              <w:t>540.25</w:t>
             </w:r>
           </w:p>
         </w:tc>
@@ -16337,7 +16337,7 @@
             </w:pPr>
             <w:r/>
             <w:r>
-              <w:t>530.75</w:t>
+              <w:t>534.50</w:t>
             </w:r>
           </w:p>
         </w:tc>
@@ -16368,7 +16368,7 @@
               <w:rPr>
                 <w:b/>
               </w:rPr>
-              <w:t>534.50</w:t>
+              <w:t>538.25</w:t>
             </w:r>
           </w:p>
         </w:tc>
@@ -16516,7 +16516,7 @@
             </w:pPr>
             <w:r/>
             <w:r>
-              <w:t>534.50</w:t>
+              <w:t>538.25</w:t>
             </w:r>
           </w:p>
         </w:tc>
@@ -16544,7 +16544,7 @@
             </w:pPr>
             <w:r/>
             <w:r>
-              <w:t>538.00</w:t>
+              <w:t>541.75</w:t>
             </w:r>
           </w:p>
         </w:tc>
@@ -16572,7 +16572,7 @@
             </w:pPr>
             <w:r/>
             <w:r>
-              <w:t>528.50</w:t>
+              <w:t>532.25</w:t>
             </w:r>
           </w:p>
         </w:tc>
@@ -16603,7 +16603,7 @@
               <w:rPr>
                 <w:b/>
               </w:rPr>
-              <w:t>535.50</w:t>
+              <w:t>539.25</w:t>
             </w:r>
           </w:p>
         </w:tc>
@@ -16751,7 +16751,7 @@
             </w:pPr>
             <w:r/>
             <w:r>
-              <w:t>535.50</w:t>
+              <w:t>539.25</w:t>
             </w:r>
           </w:p>
         </w:tc>
@@ -16779,7 +16779,7 @@
             </w:pPr>
             <w:r/>
             <w:r>
-              <w:t>538.25</w:t>
+              <w:t>542.00</w:t>
             </w:r>
           </w:p>
         </w:tc>
@@ -16807,7 +16807,7 @@
             </w:pPr>
             <w:r/>
             <w:r>
-              <w:t>533.00</w:t>
+              <w:t>536.75</w:t>
             </w:r>
           </w:p>
         </w:tc>
@@ -16838,7 +16838,7 @@
               <w:rPr>
                 <w:b/>
               </w:rPr>
-              <w:t>535.50</w:t>
+              <w:t>539.25</w:t>
             </w:r>
           </w:p>
         </w:tc>
@@ -16986,7 +16986,7 @@
             </w:pPr>
             <w:r/>
             <w:r>
-              <w:t>535.50</w:t>
+              <w:t>539.25</w:t>
             </w:r>
           </w:p>
         </w:tc>
@@ -17014,7 +17014,7 @@
             </w:pPr>
             <w:r/>
             <w:r>
-              <w:t>538.25</w:t>
+              <w:t>542.00</w:t>
             </w:r>
           </w:p>
         </w:tc>
@@ -17042,7 +17042,7 @@
             </w:pPr>
             <w:r/>
             <w:r>
-              <w:t>533.00</w:t>
+              <w:t>536.75</w:t>
             </w:r>
           </w:p>
         </w:tc>
@@ -17073,7 +17073,7 @@
               <w:rPr>
                 <w:b/>
               </w:rPr>
-              <w:t>535.00</w:t>
+              <w:t>538.75</w:t>
             </w:r>
           </w:p>
         </w:tc>
@@ -17221,7 +17221,7 @@
             </w:pPr>
             <w:r/>
             <w:r>
-              <w:t>535.00</w:t>
+              <w:t>538.75</w:t>
             </w:r>
           </w:p>
         </w:tc>
@@ -17249,7 +17249,7 @@
             </w:pPr>
             <w:r/>
             <w:r>
-              <w:t>538.00</w:t>
+              <w:t>541.75</w:t>
             </w:r>
           </w:p>
         </w:tc>
@@ -17277,7 +17277,7 @@
             </w:pPr>
             <w:r/>
             <w:r>
-              <w:t>531.75</w:t>
+              <w:t>535.50</w:t>
             </w:r>
           </w:p>
         </w:tc>
@@ -17308,7 +17308,7 @@
               <w:rPr>
                 <w:b/>
               </w:rPr>
-              <w:t>534.75</w:t>
+              <w:t>538.50</w:t>
             </w:r>
           </w:p>
         </w:tc>
@@ -17456,7 +17456,7 @@
             </w:pPr>
             <w:r/>
             <w:r>
-              <w:t>534.75</w:t>
+              <w:t>538.50</w:t>
             </w:r>
           </w:p>
         </w:tc>
@@ -17484,7 +17484,7 @@
             </w:pPr>
             <w:r/>
             <w:r>
-              <w:t>538.75</w:t>
+              <w:t>542.50</w:t>
             </w:r>
           </w:p>
         </w:tc>
@@ -17512,7 +17512,7 @@
             </w:pPr>
             <w:r/>
             <w:r>
-              <w:t>529.50</w:t>
+              <w:t>533.25</w:t>
             </w:r>
           </w:p>
         </w:tc>
@@ -17543,7 +17543,7 @@
               <w:rPr>
                 <w:b/>
               </w:rPr>
-              <w:t>535.25</w:t>
+              <w:t>539.00</w:t>
             </w:r>
           </w:p>
         </w:tc>
@@ -17691,7 +17691,7 @@
             </w:pPr>
             <w:r/>
             <w:r>
-              <w:t>535.25</w:t>
+              <w:t>539.00</w:t>
             </w:r>
           </w:p>
         </w:tc>
@@ -17719,7 +17719,7 @@
             </w:pPr>
             <w:r/>
             <w:r>
-              <w:t>540.00</w:t>
+              <w:t>543.75</w:t>
             </w:r>
           </w:p>
         </w:tc>
@@ -17747,7 +17747,7 @@
             </w:pPr>
             <w:r/>
             <w:r>
-              <w:t>528.25</w:t>
+              <w:t>532.00</w:t>
             </w:r>
           </w:p>
         </w:tc>
@@ -17778,7 +17778,7 @@
               <w:rPr>
                 <w:b/>
               </w:rPr>
-              <w:t>537.25</w:t>
+              <w:t>541.00</w:t>
             </w:r>
           </w:p>
         </w:tc>
@@ -17926,7 +17926,7 @@
             </w:pPr>
             <w:r/>
             <w:r>
-              <w:t>537.25</w:t>
+              <w:t>541.00</w:t>
             </w:r>
           </w:p>
         </w:tc>
@@ -17954,7 +17954,7 @@
             </w:pPr>
             <w:r/>
             <w:r>
-              <w:t>545.25</w:t>
+              <w:t>549.00</w:t>
             </w:r>
           </w:p>
         </w:tc>
@@ -17982,7 +17982,7 @@
             </w:pPr>
             <w:r/>
             <w:r>
-              <w:t>530.25</w:t>
+              <w:t>534.00</w:t>
             </w:r>
           </w:p>
         </w:tc>
@@ -18013,7 +18013,7 @@
               <w:rPr>
                 <w:b/>
               </w:rPr>
-              <w:t>538.75</w:t>
+              <w:t>542.50</w:t>
             </w:r>
           </w:p>
         </w:tc>
@@ -18161,7 +18161,7 @@
             </w:pPr>
             <w:r/>
             <w:r>
-              <w:t>538.75</w:t>
+              <w:t>542.50</w:t>
             </w:r>
           </w:p>
         </w:tc>
@@ -18189,7 +18189,7 @@
             </w:pPr>
             <w:r/>
             <w:r>
-              <w:t>543.25</w:t>
+              <w:t>547.00</w:t>
             </w:r>
           </w:p>
         </w:tc>
@@ -18217,7 +18217,7 @@
             </w:pPr>
             <w:r/>
             <w:r>
-              <w:t>534.50</w:t>
+              <w:t>538.25</w:t>
             </w:r>
           </w:p>
         </w:tc>
@@ -18248,7 +18248,7 @@
               <w:rPr>
                 <w:b/>
               </w:rPr>
-              <w:t>538.25</w:t>
+              <w:t>542.00</w:t>
             </w:r>
           </w:p>
         </w:tc>
@@ -18396,7 +18396,7 @@
             </w:pPr>
             <w:r/>
             <w:r>
-              <w:t>538.25</w:t>
+              <w:t>542.00</w:t>
             </w:r>
           </w:p>
         </w:tc>
@@ -18424,7 +18424,7 @@
             </w:pPr>
             <w:r/>
             <w:r>
-              <w:t>540.50</w:t>
+              <w:t>544.25</w:t>
             </w:r>
           </w:p>
         </w:tc>
@@ -18452,7 +18452,7 @@
             </w:pPr>
             <w:r/>
             <w:r>
-              <w:t>535.50</w:t>
+              <w:t>539.25</w:t>
             </w:r>
           </w:p>
         </w:tc>
@@ -18483,7 +18483,7 @@
               <w:rPr>
                 <w:b/>
               </w:rPr>
-              <w:t>538.00</w:t>
+              <w:t>541.75</w:t>
             </w:r>
           </w:p>
         </w:tc>
@@ -18631,7 +18631,7 @@
             </w:pPr>
             <w:r/>
             <w:r>
-              <w:t>538.00</w:t>
+              <w:t>541.75</w:t>
             </w:r>
           </w:p>
         </w:tc>
@@ -18659,7 +18659,7 @@
             </w:pPr>
             <w:r/>
             <w:r>
-              <w:t>540.00</w:t>
+              <w:t>543.75</w:t>
             </w:r>
           </w:p>
         </w:tc>
@@ -18687,7 +18687,7 @@
             </w:pPr>
             <w:r/>
             <w:r>
-              <w:t>533.50</w:t>
+              <w:t>537.25</w:t>
             </w:r>
           </w:p>
         </w:tc>
@@ -18718,7 +18718,7 @@
               <w:rPr>
                 <w:b/>
               </w:rPr>
-              <w:t>538.25</w:t>
+              <w:t>542.00</w:t>
             </w:r>
           </w:p>
         </w:tc>
@@ -18866,7 +18866,7 @@
             </w:pPr>
             <w:r/>
             <w:r>
-              <w:t>538.25</w:t>
+              <w:t>542.00</w:t>
             </w:r>
           </w:p>
         </w:tc>
@@ -18894,7 +18894,7 @@
             </w:pPr>
             <w:r/>
             <w:r>
-              <w:t>542.00</w:t>
+              <w:t>545.75</w:t>
             </w:r>
           </w:p>
         </w:tc>
@@ -18922,7 +18922,7 @@
             </w:pPr>
             <w:r/>
             <w:r>
-              <w:t>535.50</w:t>
+              <w:t>539.25</w:t>
             </w:r>
           </w:p>
         </w:tc>
@@ -18953,7 +18953,7 @@
               <w:rPr>
                 <w:b/>
               </w:rPr>
-              <w:t>538.75</w:t>
+              <w:t>542.50</w:t>
             </w:r>
           </w:p>
         </w:tc>
@@ -19101,7 +19101,7 @@
             </w:pPr>
             <w:r/>
             <w:r>
-              <w:t>538.75</w:t>
+              <w:t>542.50</w:t>
             </w:r>
           </w:p>
         </w:tc>
@@ -19129,7 +19129,7 @@
             </w:pPr>
             <w:r/>
             <w:r>
-              <w:t>541.75</w:t>
+              <w:t>545.50</w:t>
             </w:r>
           </w:p>
         </w:tc>
@@ -19157,7 +19157,7 @@
             </w:pPr>
             <w:r/>
             <w:r>
-              <w:t>534.25</w:t>
+              <w:t>538.00</w:t>
             </w:r>
           </w:p>
         </w:tc>
@@ -19188,7 +19188,7 @@
               <w:rPr>
                 <w:b/>
               </w:rPr>
-              <w:t>539.00</w:t>
+              <w:t>542.75</w:t>
             </w:r>
           </w:p>
         </w:tc>
@@ -19336,7 +19336,7 @@
             </w:pPr>
             <w:r/>
             <w:r>
-              <w:t>539.00</w:t>
+              <w:t>542.75</w:t>
             </w:r>
           </w:p>
         </w:tc>
@@ -19364,7 +19364,7 @@
             </w:pPr>
             <w:r/>
             <w:r>
-              <w:t>543.25</w:t>
+              <w:t>547.00</w:t>
             </w:r>
           </w:p>
         </w:tc>
@@ -19392,7 +19392,7 @@
             </w:pPr>
             <w:r/>
             <w:r>
-              <w:t>535.75</w:t>
+              <w:t>539.50</w:t>
             </w:r>
           </w:p>
         </w:tc>
@@ -19423,7 +19423,7 @@
               <w:rPr>
                 <w:b/>
               </w:rPr>
-              <w:t>539.75</w:t>
+              <w:t>543.50</w:t>
             </w:r>
           </w:p>
         </w:tc>
@@ -19571,7 +19571,7 @@
             </w:pPr>
             <w:r/>
             <w:r>
-              <w:t>539.75</w:t>
+              <w:t>543.50</w:t>
             </w:r>
           </w:p>
         </w:tc>
@@ -19599,7 +19599,7 @@
             </w:pPr>
             <w:r/>
             <w:r>
-              <w:t>543.25</w:t>
+              <w:t>547.00</w:t>
             </w:r>
           </w:p>
         </w:tc>
@@ -19627,7 +19627,7 @@
             </w:pPr>
             <w:r/>
             <w:r>
-              <w:t>537.50</w:t>
+              <w:t>541.25</w:t>
             </w:r>
           </w:p>
         </w:tc>
@@ -19658,7 +19658,7 @@
               <w:rPr>
                 <w:b/>
               </w:rPr>
-              <w:t>539.75</w:t>
+              <w:t>543.50</w:t>
             </w:r>
           </w:p>
         </w:tc>
@@ -19806,7 +19806,7 @@
             </w:pPr>
             <w:r/>
             <w:r>
-              <w:t>539.75</w:t>
+              <w:t>543.50</w:t>
             </w:r>
           </w:p>
         </w:tc>
@@ -19834,7 +19834,7 @@
             </w:pPr>
             <w:r/>
             <w:r>
-              <w:t>543.50</w:t>
+              <w:t>547.25</w:t>
             </w:r>
           </w:p>
         </w:tc>
@@ -19862,7 +19862,7 @@
             </w:pPr>
             <w:r/>
             <w:r>
-              <w:t>536.25</w:t>
+              <w:t>540.00</w:t>
             </w:r>
           </w:p>
         </w:tc>
@@ -19893,7 +19893,7 @@
               <w:rPr>
                 <w:b/>
               </w:rPr>
-              <w:t>539.50</w:t>
+              <w:t>543.25</w:t>
             </w:r>
           </w:p>
         </w:tc>
@@ -20041,7 +20041,7 @@
             </w:pPr>
             <w:r/>
             <w:r>
-              <w:t>539.50</w:t>
+              <w:t>543.25</w:t>
             </w:r>
           </w:p>
         </w:tc>
@@ -20069,7 +20069,7 @@
             </w:pPr>
             <w:r/>
             <w:r>
-              <w:t>543.00</w:t>
+              <w:t>546.75</w:t>
             </w:r>
           </w:p>
         </w:tc>
@@ -20097,7 +20097,7 @@
             </w:pPr>
             <w:r/>
             <w:r>
-              <w:t>536.25</w:t>
+              <w:t>540.00</w:t>
             </w:r>
           </w:p>
         </w:tc>
@@ -20128,7 +20128,7 @@
               <w:rPr>
                 <w:b/>
               </w:rPr>
-              <w:t>539.25</w:t>
+              <w:t>543.00</w:t>
             </w:r>
           </w:p>
         </w:tc>
@@ -20276,7 +20276,7 @@
             </w:pPr>
             <w:r/>
             <w:r>
-              <w:t>539.25</w:t>
+              <w:t>543.00</w:t>
             </w:r>
           </w:p>
         </w:tc>
@@ -20304,7 +20304,7 @@
             </w:pPr>
             <w:r/>
             <w:r>
-              <w:t>542.25</w:t>
+              <w:t>546.00</w:t>
             </w:r>
           </w:p>
         </w:tc>
@@ -20332,7 +20332,7 @@
             </w:pPr>
             <w:r/>
             <w:r>
-              <w:t>536.50</w:t>
+              <w:t>540.25</w:t>
             </w:r>
           </w:p>
         </w:tc>
@@ -20363,7 +20363,7 @@
               <w:rPr>
                 <w:b/>
               </w:rPr>
-              <w:t>539.50</w:t>
+              <w:t>543.25</w:t>
             </w:r>
           </w:p>
         </w:tc>
@@ -20511,7 +20511,7 @@
             </w:pPr>
             <w:r/>
             <w:r>
-              <w:t>539.50</w:t>
+              <w:t>543.25</w:t>
             </w:r>
           </w:p>
         </w:tc>
@@ -20539,7 +20539,7 @@
             </w:pPr>
             <w:r/>
             <w:r>
-              <w:t>542.50</w:t>
+              <w:t>546.25</w:t>
             </w:r>
           </w:p>
         </w:tc>
@@ -20567,7 +20567,7 @@
             </w:pPr>
             <w:r/>
             <w:r>
-              <w:t>536.75</w:t>
+              <w:t>540.50</w:t>
             </w:r>
           </w:p>
         </w:tc>
@@ -20598,7 +20598,7 @@
               <w:rPr>
                 <w:b/>
               </w:rPr>
-              <w:t>539.50</w:t>
+              <w:t>543.25</w:t>
             </w:r>
           </w:p>
         </w:tc>
@@ -20746,7 +20746,7 @@
             </w:pPr>
             <w:r/>
             <w:r>
-              <w:t>539.50</w:t>
+              <w:t>543.25</w:t>
             </w:r>
           </w:p>
         </w:tc>
@@ -20774,7 +20774,7 @@
             </w:pPr>
             <w:r/>
             <w:r>
-              <w:t>543.50</w:t>
+              <w:t>547.25</w:t>
             </w:r>
           </w:p>
         </w:tc>
@@ -20802,7 +20802,7 @@
             </w:pPr>
             <w:r/>
             <w:r>
-              <w:t>536.00</w:t>
+              <w:t>539.75</w:t>
             </w:r>
           </w:p>
         </w:tc>
@@ -20833,7 +20833,7 @@
               <w:rPr>
                 <w:b/>
               </w:rPr>
-              <w:t>540.00</w:t>
+              <w:t>543.75</w:t>
             </w:r>
           </w:p>
         </w:tc>
@@ -20981,7 +20981,7 @@
             </w:pPr>
             <w:r/>
             <w:r>
-              <w:t>540.00</w:t>
+              <w:t>543.75</w:t>
             </w:r>
           </w:p>
         </w:tc>
@@ -21009,7 +21009,7 @@
             </w:pPr>
             <w:r/>
             <w:r>
-              <w:t>544.00</w:t>
+              <w:t>547.75</w:t>
             </w:r>
           </w:p>
         </w:tc>
@@ -21037,7 +21037,7 @@
             </w:pPr>
             <w:r/>
             <w:r>
-              <w:t>538.25</w:t>
+              <w:t>542.00</w:t>
             </w:r>
           </w:p>
         </w:tc>
@@ -21068,7 +21068,7 @@
               <w:rPr>
                 <w:b/>
               </w:rPr>
-              <w:t>539.75</w:t>
+              <w:t>543.50</w:t>
             </w:r>
           </w:p>
         </w:tc>
@@ -21791,7 +21791,7 @@
         <w:t>Giá Chốt Phiên (Close):</w:t>
       </w:r>
       <w:r>
-        <w:t xml:space="preserve"> 716.00 cents | </w:t>
+        <w:t xml:space="preserve"> 723.50 cents | </w:t>
       </w:r>
       <w:r>
         <w:rPr>
@@ -21806,10 +21806,10 @@
         <w:rPr>
           <w:b/>
         </w:rPr>
-        <w:t>`716.89 cents`</w:t>
+        <w:t>`724.75 cents`</w:t>
       </w:r>
       <w:r>
-        <w:t xml:space="preserve"> (+0.89).</w:t>
+        <w:t xml:space="preserve"> (+1.25).</w:t>
       </w:r>
     </w:p>
     <w:p>
@@ -21830,7 +21830,7 @@
         <w:rPr>
           <w:b/>
         </w:rPr>
-        <w:t>`22,556`</w:t>
+        <w:t>`37,937`</w:t>
       </w:r>
       <w:r>
         <w:t xml:space="preserve"> (Chênh lệch: </w:t>
@@ -21839,7 +21839,7 @@
         <w:rPr>
           <w:b/>
         </w:rPr>
-        <w:t>`-71,818`</w:t>
+        <w:t>`-56,437`</w:t>
       </w:r>
       <w:r>
         <w:t xml:space="preserve">) | OI: </w:t>
@@ -21848,7 +21848,7 @@
         <w:rPr>
           <w:b/>
         </w:rPr>
-        <w:t>`260,252`</w:t>
+        <w:t>`260,238`</w:t>
       </w:r>
       <w:r>
         <w:t xml:space="preserve"> (Chênh lệch: </w:t>
@@ -21857,7 +21857,7 @@
         <w:rPr>
           <w:b/>
         </w:rPr>
-        <w:t>`+0`</w:t>
+        <w:t>`-14`</w:t>
       </w:r>
       <w:r>
         <w:t>)</w:t>
@@ -21901,9 +21901,9 @@
       <w:r>
         <w:rPr>
           <w:b/>
-          <w:color w:val="15803D"/>
+          <w:color w:val="B91C1C"/>
         </w:rPr>
-        <w:t>`Giảm suy yếu / Đáy ngắn hạn (Long Liquidation Decline)`</w:t>
+        <w:t>`Tăng yếu / Rủi ro đảo chiều (Short Covering Rally)`</w:t>
       </w:r>
     </w:p>
     <w:p>
@@ -21924,10 +21924,10 @@
         <w:rPr>
           <w:b/>
         </w:rPr>
-        <w:t>TÍCH LŨY TIÊU CỰC (Distribution):</w:t>
+        <w:t>TÍCH LŨY TÍCH CỰC (Accumulation):</w:t>
       </w:r>
       <w:r>
-        <w:t xml:space="preserve"> Nến đi ngang nhưng dòng tiền rút dần (OI giảm), cảnh báo rủi ro suy sụt sắp tới.</w:t>
+        <w:t xml:space="preserve"> Nến đi ngang nhưng dòng tiền âm thầm gia tăng (OI tăng), báo hiệu chuẩn bị có nhịp bứt phá tăng.</w:t>
       </w:r>
     </w:p>
     <w:p>
@@ -22173,7 +22173,7 @@
               <w:rPr>
                 <w:b/>
               </w:rPr>
-              <w:t>102.31</w:t>
+              <w:t>103.16</w:t>
             </w:r>
           </w:p>
         </w:tc>
@@ -22204,7 +22204,7 @@
               <w:rPr>
                 <w:b/>
               </w:rPr>
-              <w:t>-3.19%</w:t>
+              <w:t>-2.38%</w:t>
             </w:r>
           </w:p>
         </w:tc>
@@ -22296,7 +22296,7 @@
               <w:rPr>
                 <w:b/>
               </w:rPr>
-              <w:t>99.57</w:t>
+              <w:t>99.61</w:t>
             </w:r>
           </w:p>
         </w:tc>
@@ -22327,7 +22327,7 @@
               <w:rPr>
                 <w:b/>
               </w:rPr>
-              <w:t>+0.11%</w:t>
+              <w:t>+0.15%</w:t>
             </w:r>
           </w:p>
         </w:tc>
@@ -22931,7 +22931,7 @@
         <w:t xml:space="preserve"> EMA_21 </w:t>
       </w:r>
       <w:r>
-        <w:t xml:space="preserve"> (719.46) &lt; </w:t>
+        <w:t xml:space="preserve"> (720.14) &lt; </w:t>
       </w:r>
       <w:r>
         <w:rPr>
@@ -22942,7 +22942,7 @@
         <w:t xml:space="preserve"> EMA_50 </w:t>
       </w:r>
       <w:r>
-        <w:t xml:space="preserve"> (724.43).</w:t>
+        <w:t xml:space="preserve"> (724.35).</w:t>
       </w:r>
     </w:p>
     <w:p>
@@ -22963,7 +22963,7 @@
         <w:rPr>
           <w:b/>
         </w:rPr>
-        <w:t>`43.19`</w:t>
+        <w:t>`53.52`</w:t>
       </w:r>
       <w:r>
         <w:t xml:space="preserve"> | ATR (14) = </w:t>
@@ -22972,7 +22972,7 @@
         <w:rPr>
           <w:b/>
         </w:rPr>
-        <w:t>`4.92`</w:t>
+        <w:t>`5.56`</w:t>
       </w:r>
       <w:r>
         <w:t xml:space="preserve"> cents | Volatility = </w:t>
@@ -22981,7 +22981,7 @@
         <w:rPr>
           <w:b/>
         </w:rPr>
-        <w:t>`6.00 cents`</w:t>
+        <w:t>`2.50 cents`</w:t>
       </w:r>
       <w:r>
         <w:t>.</w:t>
@@ -23005,7 +23005,7 @@
         <w:rPr>
           <w:b/>
         </w:rPr>
-        <w:t>`710.50`</w:t>
+        <w:t>`719.25`</w:t>
       </w:r>
       <w:r>
         <w:t xml:space="preserve"> | S2: </w:t>
@@ -23023,7 +23023,7 @@
         <w:rPr>
           <w:b/>
         </w:rPr>
-        <w:t>`725.75`</w:t>
+        <w:t>`733.00`</w:t>
       </w:r>
       <w:r>
         <w:t xml:space="preserve"> | R2: </w:t>
@@ -23756,7 +23756,7 @@
           <w:b/>
           <w:color w:val="B91C1C"/>
         </w:rPr>
-        <w:t>`719.46 - 724.43 cents (Canh bán hồi kỹ thuật H1)`</w:t>
+        <w:t>`720.14 - 724.35 cents (Canh bán hồi kỹ thuật H1)`</w:t>
       </w:r>
       <w:r>
         <w:t xml:space="preserve"> | SL: </w:t>
@@ -23765,7 +23765,7 @@
         <w:rPr>
           <w:b/>
         </w:rPr>
-        <w:t>`802.38 cents (Trên kháng cự R2 + 1.5x ATR)`</w:t>
+        <w:t>`803.34 cents (Trên kháng cự R2 + 1.5x ATR)`</w:t>
       </w:r>
       <w:r>
         <w:t xml:space="preserve"> | TP: </w:t>
@@ -23776,7 +23776,7 @@
           <w:color w:val="D97706"/>
           <w:sz w:val="19"/>
         </w:rPr>
-        <w:t xml:space="preserve"> 710.50 cents </w:t>
+        <w:t xml:space="preserve"> 719.25 cents </w:t>
       </w:r>
       <w:r>
         <w:t xml:space="preserve"> / </w:t>
@@ -23827,7 +23827,7 @@
         <w:rPr>
           <w:b/>
         </w:rPr>
-        <w:t>`726.50 - 728.50 cents`</w:t>
+        <w:t>`733.75 - 735.75 cents`</w:t>
       </w:r>
       <w:r>
         <w:t xml:space="preserve"> | SL: </w:t>
@@ -23836,7 +23836,7 @@
         <w:rPr>
           <w:b/>
         </w:rPr>
-        <w:t>`658.10 cents`</w:t>
+        <w:t>`657.54 cents`</w:t>
       </w:r>
       <w:r>
         <w:t xml:space="preserve"> | TP: </w:t>
@@ -23882,7 +23882,7 @@
         <w:rPr>
           <w:b/>
         </w:rPr>
-        <w:t>`747.40 cents`</w:t>
+        <w:t>`747.96 cents`</w:t>
       </w:r>
       <w:r>
         <w:t xml:space="preserve"> | TP: </w:t>
@@ -23931,7 +23931,7 @@
         <w:rPr>
           <w:b/>
         </w:rPr>
-        <w:t>`625.57 - 645.25 cents`</w:t>
+        <w:t>`623.01 - 645.25 cents`</w:t>
       </w:r>
     </w:p>
     <w:p>
@@ -24338,7 +24338,7 @@
             </w:pPr>
             <w:r/>
             <w:r>
-              <w:t>716.00</w:t>
+              <w:t>723.50</w:t>
             </w:r>
           </w:p>
         </w:tc>
@@ -24366,7 +24366,7 @@
             </w:pPr>
             <w:r/>
             <w:r>
-              <w:t>727.25</w:t>
+              <w:t>734.75</w:t>
             </w:r>
           </w:p>
         </w:tc>
@@ -24394,7 +24394,7 @@
             </w:pPr>
             <w:r/>
             <w:r>
-              <w:t>710.50</w:t>
+              <w:t>718.00</w:t>
             </w:r>
           </w:p>
         </w:tc>
@@ -24425,7 +24425,7 @@
               <w:rPr>
                 <w:b/>
               </w:rPr>
-              <w:t>715.25</w:t>
+              <w:t>722.75</w:t>
             </w:r>
           </w:p>
         </w:tc>
@@ -24573,7 +24573,7 @@
             </w:pPr>
             <w:r/>
             <w:r>
-              <w:t>715.25</w:t>
+              <w:t>722.75</w:t>
             </w:r>
           </w:p>
         </w:tc>
@@ -24601,7 +24601,7 @@
             </w:pPr>
             <w:r/>
             <w:r>
-              <w:t>722.75</w:t>
+              <w:t>730.25</w:t>
             </w:r>
           </w:p>
         </w:tc>
@@ -24629,7 +24629,7 @@
             </w:pPr>
             <w:r/>
             <w:r>
-              <w:t>709.25</w:t>
+              <w:t>716.75</w:t>
             </w:r>
           </w:p>
         </w:tc>
@@ -24660,7 +24660,7 @@
               <w:rPr>
                 <w:b/>
               </w:rPr>
-              <w:t>714.75</w:t>
+              <w:t>722.25</w:t>
             </w:r>
           </w:p>
         </w:tc>
@@ -24808,7 +24808,7 @@
             </w:pPr>
             <w:r/>
             <w:r>
-              <w:t>714.75</w:t>
+              <w:t>722.25</w:t>
             </w:r>
           </w:p>
         </w:tc>
@@ -24836,7 +24836,7 @@
             </w:pPr>
             <w:r/>
             <w:r>
-              <w:t>728.50</w:t>
+              <w:t>736.00</w:t>
             </w:r>
           </w:p>
         </w:tc>
@@ -24864,7 +24864,7 @@
             </w:pPr>
             <w:r/>
             <w:r>
-              <w:t>700.00</w:t>
+              <w:t>707.50</w:t>
             </w:r>
           </w:p>
         </w:tc>
@@ -24895,7 +24895,7 @@
               <w:rPr>
                 <w:b/>
               </w:rPr>
-              <w:t>716.75</w:t>
+              <w:t>724.25</w:t>
             </w:r>
           </w:p>
         </w:tc>
@@ -25043,7 +25043,7 @@
             </w:pPr>
             <w:r/>
             <w:r>
-              <w:t>716.75</w:t>
+              <w:t>724.25</w:t>
             </w:r>
           </w:p>
         </w:tc>
@@ -25071,7 +25071,7 @@
             </w:pPr>
             <w:r/>
             <w:r>
-              <w:t>730.00</w:t>
+              <w:t>737.50</w:t>
             </w:r>
           </w:p>
         </w:tc>
@@ -25099,7 +25099,7 @@
             </w:pPr>
             <w:r/>
             <w:r>
-              <w:t>708.50</w:t>
+              <w:t>716.00</w:t>
             </w:r>
           </w:p>
         </w:tc>
@@ -25130,7 +25130,7 @@
               <w:rPr>
                 <w:b/>
               </w:rPr>
-              <w:t>718.00</w:t>
+              <w:t>725.50</w:t>
             </w:r>
           </w:p>
         </w:tc>
@@ -25278,7 +25278,7 @@
             </w:pPr>
             <w:r/>
             <w:r>
-              <w:t>718.00</w:t>
+              <w:t>725.50</w:t>
             </w:r>
           </w:p>
         </w:tc>
@@ -25306,7 +25306,7 @@
             </w:pPr>
             <w:r/>
             <w:r>
-              <w:t>734.50</w:t>
+              <w:t>742.00</w:t>
             </w:r>
           </w:p>
         </w:tc>
@@ -25334,7 +25334,7 @@
             </w:pPr>
             <w:r/>
             <w:r>
-              <w:t>707.50</w:t>
+              <w:t>715.00</w:t>
             </w:r>
           </w:p>
         </w:tc>
@@ -25365,7 +25365,7 @@
               <w:rPr>
                 <w:b/>
               </w:rPr>
-              <w:t>722.50</w:t>
+              <w:t>730.00</w:t>
             </w:r>
           </w:p>
         </w:tc>
@@ -25513,7 +25513,7 @@
             </w:pPr>
             <w:r/>
             <w:r>
-              <w:t>722.50</w:t>
+              <w:t>730.00</w:t>
             </w:r>
           </w:p>
         </w:tc>
@@ -25541,7 +25541,7 @@
             </w:pPr>
             <w:r/>
             <w:r>
-              <w:t>730.25</w:t>
+              <w:t>737.75</w:t>
             </w:r>
           </w:p>
         </w:tc>
@@ -25569,7 +25569,7 @@
             </w:pPr>
             <w:r/>
             <w:r>
-              <w:t>711.50</w:t>
+              <w:t>719.00</w:t>
             </w:r>
           </w:p>
         </w:tc>
@@ -25600,7 +25600,7 @@
               <w:rPr>
                 <w:b/>
               </w:rPr>
-              <w:t>723.75</w:t>
+              <w:t>731.25</w:t>
             </w:r>
           </w:p>
         </w:tc>
@@ -25748,7 +25748,7 @@
             </w:pPr>
             <w:r/>
             <w:r>
-              <w:t>723.75</w:t>
+              <w:t>731.25</w:t>
             </w:r>
           </w:p>
         </w:tc>
@@ -25776,7 +25776,7 @@
             </w:pPr>
             <w:r/>
             <w:r>
-              <w:t>732.00</w:t>
+              <w:t>739.50</w:t>
             </w:r>
           </w:p>
         </w:tc>
@@ -25804,7 +25804,7 @@
             </w:pPr>
             <w:r/>
             <w:r>
-              <w:t>713.25</w:t>
+              <w:t>720.75</w:t>
             </w:r>
           </w:p>
         </w:tc>
@@ -25835,7 +25835,7 @@
               <w:rPr>
                 <w:b/>
               </w:rPr>
-              <w:t>725.50</w:t>
+              <w:t>733.00</w:t>
             </w:r>
           </w:p>
         </w:tc>
@@ -25983,7 +25983,7 @@
             </w:pPr>
             <w:r/>
             <w:r>
-              <w:t>725.50</w:t>
+              <w:t>733.00</w:t>
             </w:r>
           </w:p>
         </w:tc>
@@ -26011,7 +26011,7 @@
             </w:pPr>
             <w:r/>
             <w:r>
-              <w:t>737.75</w:t>
+              <w:t>745.25</w:t>
             </w:r>
           </w:p>
         </w:tc>
@@ -26039,7 +26039,7 @@
             </w:pPr>
             <w:r/>
             <w:r>
-              <w:t>715.75</w:t>
+              <w:t>723.25</w:t>
             </w:r>
           </w:p>
         </w:tc>
@@ -26070,7 +26070,7 @@
               <w:rPr>
                 <w:b/>
               </w:rPr>
-              <w:t>724.50</w:t>
+              <w:t>732.00</w:t>
             </w:r>
           </w:p>
         </w:tc>
@@ -26218,7 +26218,7 @@
             </w:pPr>
             <w:r/>
             <w:r>
-              <w:t>724.50</w:t>
+              <w:t>732.00</w:t>
             </w:r>
           </w:p>
         </w:tc>
@@ -26246,7 +26246,7 @@
             </w:pPr>
             <w:r/>
             <w:r>
-              <w:t>735.00</w:t>
+              <w:t>742.50</w:t>
             </w:r>
           </w:p>
         </w:tc>
@@ -26274,7 +26274,7 @@
             </w:pPr>
             <w:r/>
             <w:r>
-              <w:t>709.75</w:t>
+              <w:t>717.25</w:t>
             </w:r>
           </w:p>
         </w:tc>
@@ -26305,7 +26305,7 @@
               <w:rPr>
                 <w:b/>
               </w:rPr>
-              <w:t>726.75</w:t>
+              <w:t>734.25</w:t>
             </w:r>
           </w:p>
         </w:tc>
@@ -26453,7 +26453,7 @@
             </w:pPr>
             <w:r/>
             <w:r>
-              <w:t>726.75</w:t>
+              <w:t>734.25</w:t>
             </w:r>
           </w:p>
         </w:tc>
@@ -26481,7 +26481,7 @@
             </w:pPr>
             <w:r/>
             <w:r>
-              <w:t>737.25</w:t>
+              <w:t>744.75</w:t>
             </w:r>
           </w:p>
         </w:tc>
@@ -26509,7 +26509,7 @@
             </w:pPr>
             <w:r/>
             <w:r>
-              <w:t>720.50</w:t>
+              <w:t>728.00</w:t>
             </w:r>
           </w:p>
         </w:tc>
@@ -26540,7 +26540,7 @@
               <w:rPr>
                 <w:b/>
               </w:rPr>
-              <w:t>727.50</w:t>
+              <w:t>735.00</w:t>
             </w:r>
           </w:p>
         </w:tc>
@@ -26688,7 +26688,7 @@
             </w:pPr>
             <w:r/>
             <w:r>
-              <w:t>727.50</w:t>
+              <w:t>735.00</w:t>
             </w:r>
           </w:p>
         </w:tc>
@@ -26716,7 +26716,7 @@
             </w:pPr>
             <w:r/>
             <w:r>
-              <w:t>741.75</w:t>
+              <w:t>749.25</w:t>
             </w:r>
           </w:p>
         </w:tc>
@@ -26744,7 +26744,7 @@
             </w:pPr>
             <w:r/>
             <w:r>
-              <w:t>712.75</w:t>
+              <w:t>720.25</w:t>
             </w:r>
           </w:p>
         </w:tc>
@@ -26775,7 +26775,7 @@
               <w:rPr>
                 <w:b/>
               </w:rPr>
-              <w:t>729.50</w:t>
+              <w:t>737.00</w:t>
             </w:r>
           </w:p>
         </w:tc>
@@ -26923,7 +26923,7 @@
             </w:pPr>
             <w:r/>
             <w:r>
-              <w:t>729.50</w:t>
+              <w:t>737.00</w:t>
             </w:r>
           </w:p>
         </w:tc>
@@ -26951,7 +26951,7 @@
             </w:pPr>
             <w:r/>
             <w:r>
-              <w:t>736.00</w:t>
+              <w:t>743.50</w:t>
             </w:r>
           </w:p>
         </w:tc>
@@ -26979,7 +26979,7 @@
             </w:pPr>
             <w:r/>
             <w:r>
-              <w:t>722.75</w:t>
+              <w:t>730.25</w:t>
             </w:r>
           </w:p>
         </w:tc>
@@ -27010,7 +27010,7 @@
               <w:rPr>
                 <w:b/>
               </w:rPr>
-              <w:t>729.75</w:t>
+              <w:t>737.25</w:t>
             </w:r>
           </w:p>
         </w:tc>
@@ -27158,7 +27158,7 @@
             </w:pPr>
             <w:r/>
             <w:r>
-              <w:t>729.75</w:t>
+              <w:t>737.25</w:t>
             </w:r>
           </w:p>
         </w:tc>
@@ -27186,7 +27186,7 @@
             </w:pPr>
             <w:r/>
             <w:r>
-              <w:t>740.00</w:t>
+              <w:t>747.50</w:t>
             </w:r>
           </w:p>
         </w:tc>
@@ -27214,7 +27214,7 @@
             </w:pPr>
             <w:r/>
             <w:r>
-              <w:t>721.75</w:t>
+              <w:t>729.25</w:t>
             </w:r>
           </w:p>
         </w:tc>
@@ -27245,7 +27245,7 @@
               <w:rPr>
                 <w:b/>
               </w:rPr>
-              <w:t>730.25</w:t>
+              <w:t>737.75</w:t>
             </w:r>
           </w:p>
         </w:tc>
@@ -27393,7 +27393,7 @@
             </w:pPr>
             <w:r/>
             <w:r>
-              <w:t>730.25</w:t>
+              <w:t>737.75</w:t>
             </w:r>
           </w:p>
         </w:tc>
@@ -27421,7 +27421,7 @@
             </w:pPr>
             <w:r/>
             <w:r>
-              <w:t>737.25</w:t>
+              <w:t>744.75</w:t>
             </w:r>
           </w:p>
         </w:tc>
@@ -27449,7 +27449,7 @@
             </w:pPr>
             <w:r/>
             <w:r>
-              <w:t>724.25</w:t>
+              <w:t>731.75</w:t>
             </w:r>
           </w:p>
         </w:tc>
@@ -27480,7 +27480,7 @@
               <w:rPr>
                 <w:b/>
               </w:rPr>
-              <w:t>729.50</w:t>
+              <w:t>737.00</w:t>
             </w:r>
           </w:p>
         </w:tc>
@@ -27628,7 +27628,7 @@
             </w:pPr>
             <w:r/>
             <w:r>
-              <w:t>729.50</w:t>
+              <w:t>737.00</w:t>
             </w:r>
           </w:p>
         </w:tc>
@@ -27656,7 +27656,7 @@
             </w:pPr>
             <w:r/>
             <w:r>
-              <w:t>743.00</w:t>
+              <w:t>750.50</w:t>
             </w:r>
           </w:p>
         </w:tc>
@@ -27684,7 +27684,7 @@
             </w:pPr>
             <w:r/>
             <w:r>
-              <w:t>716.50</w:t>
+              <w:t>724.00</w:t>
             </w:r>
           </w:p>
         </w:tc>
@@ -27715,7 +27715,7 @@
               <w:rPr>
                 <w:b/>
               </w:rPr>
-              <w:t>731.25</w:t>
+              <w:t>738.75</w:t>
             </w:r>
           </w:p>
         </w:tc>
@@ -27863,7 +27863,7 @@
             </w:pPr>
             <w:r/>
             <w:r>
-              <w:t>731.25</w:t>
+              <w:t>738.75</w:t>
             </w:r>
           </w:p>
         </w:tc>
@@ -27891,7 +27891,7 @@
             </w:pPr>
             <w:r/>
             <w:r>
-              <w:t>740.50</w:t>
+              <w:t>748.00</w:t>
             </w:r>
           </w:p>
         </w:tc>
@@ -27919,7 +27919,7 @@
             </w:pPr>
             <w:r/>
             <w:r>
-              <w:t>720.50</w:t>
+              <w:t>728.00</w:t>
             </w:r>
           </w:p>
         </w:tc>
@@ -27950,7 +27950,7 @@
               <w:rPr>
                 <w:b/>
               </w:rPr>
-              <w:t>731.75</w:t>
+              <w:t>739.25</w:t>
             </w:r>
           </w:p>
         </w:tc>
@@ -28098,7 +28098,7 @@
             </w:pPr>
             <w:r/>
             <w:r>
-              <w:t>731.75</w:t>
+              <w:t>739.25</w:t>
             </w:r>
           </w:p>
         </w:tc>
@@ -28126,7 +28126,7 @@
             </w:pPr>
             <w:r/>
             <w:r>
-              <w:t>744.00</w:t>
+              <w:t>751.50</w:t>
             </w:r>
           </w:p>
         </w:tc>
@@ -28154,7 +28154,7 @@
             </w:pPr>
             <w:r/>
             <w:r>
-              <w:t>717.50</w:t>
+              <w:t>725.00</w:t>
             </w:r>
           </w:p>
         </w:tc>
@@ -28185,7 +28185,7 @@
               <w:rPr>
                 <w:b/>
               </w:rPr>
-              <w:t>730.25</w:t>
+              <w:t>737.75</w:t>
             </w:r>
           </w:p>
         </w:tc>
@@ -28333,7 +28333,7 @@
             </w:pPr>
             <w:r/>
             <w:r>
-              <w:t>730.25</w:t>
+              <w:t>737.75</w:t>
             </w:r>
           </w:p>
         </w:tc>
@@ -28361,7 +28361,7 @@
             </w:pPr>
             <w:r/>
             <w:r>
-              <w:t>737.25</w:t>
+              <w:t>744.75</w:t>
             </w:r>
           </w:p>
         </w:tc>
@@ -28389,7 +28389,7 @@
             </w:pPr>
             <w:r/>
             <w:r>
-              <w:t>720.75</w:t>
+              <w:t>728.25</w:t>
             </w:r>
           </w:p>
         </w:tc>
@@ -28420,7 +28420,7 @@
               <w:rPr>
                 <w:b/>
               </w:rPr>
-              <w:t>730.75</w:t>
+              <w:t>738.25</w:t>
             </w:r>
           </w:p>
         </w:tc>
@@ -28568,7 +28568,7 @@
             </w:pPr>
             <w:r/>
             <w:r>
-              <w:t>730.75</w:t>
+              <w:t>738.25</w:t>
             </w:r>
           </w:p>
         </w:tc>
@@ -28596,7 +28596,7 @@
             </w:pPr>
             <w:r/>
             <w:r>
-              <w:t>741.25</w:t>
+              <w:t>748.75</w:t>
             </w:r>
           </w:p>
         </w:tc>
@@ -28624,7 +28624,7 @@
             </w:pPr>
             <w:r/>
             <w:r>
-              <w:t>723.50</w:t>
+              <w:t>731.00</w:t>
             </w:r>
           </w:p>
         </w:tc>
@@ -28655,7 +28655,7 @@
               <w:rPr>
                 <w:b/>
               </w:rPr>
-              <w:t>730.50</w:t>
+              <w:t>738.00</w:t>
             </w:r>
           </w:p>
         </w:tc>
@@ -28803,7 +28803,7 @@
             </w:pPr>
             <w:r/>
             <w:r>
-              <w:t>730.50</w:t>
+              <w:t>738.00</w:t>
             </w:r>
           </w:p>
         </w:tc>
@@ -28831,7 +28831,7 @@
             </w:pPr>
             <w:r/>
             <w:r>
-              <w:t>740.25</w:t>
+              <w:t>747.75</w:t>
             </w:r>
           </w:p>
         </w:tc>
@@ -28859,7 +28859,7 @@
             </w:pPr>
             <w:r/>
             <w:r>
-              <w:t>720.75</w:t>
+              <w:t>728.25</w:t>
             </w:r>
           </w:p>
         </w:tc>
@@ -28890,7 +28890,7 @@
               <w:rPr>
                 <w:b/>
               </w:rPr>
-              <w:t>731.00</w:t>
+              <w:t>738.50</w:t>
             </w:r>
           </w:p>
         </w:tc>
@@ -29038,7 +29038,7 @@
             </w:pPr>
             <w:r/>
             <w:r>
-              <w:t>731.00</w:t>
+              <w:t>738.50</w:t>
             </w:r>
           </w:p>
         </w:tc>
@@ -29066,7 +29066,7 @@
             </w:pPr>
             <w:r/>
             <w:r>
-              <w:t>741.75</w:t>
+              <w:t>749.25</w:t>
             </w:r>
           </w:p>
         </w:tc>
@@ -29094,7 +29094,7 @@
             </w:pPr>
             <w:r/>
             <w:r>
-              <w:t>723.75</w:t>
+              <w:t>731.25</w:t>
             </w:r>
           </w:p>
         </w:tc>
@@ -29125,7 +29125,7 @@
               <w:rPr>
                 <w:b/>
               </w:rPr>
-              <w:t>731.75</w:t>
+              <w:t>739.25</w:t>
             </w:r>
           </w:p>
         </w:tc>
@@ -29273,7 +29273,7 @@
             </w:pPr>
             <w:r/>
             <w:r>
-              <w:t>731.75</w:t>
+              <w:t>739.25</w:t>
             </w:r>
           </w:p>
         </w:tc>
@@ -29301,7 +29301,7 @@
             </w:pPr>
             <w:r/>
             <w:r>
-              <w:t>738.25</w:t>
+              <w:t>745.75</w:t>
             </w:r>
           </w:p>
         </w:tc>
@@ -29329,7 +29329,7 @@
             </w:pPr>
             <w:r/>
             <w:r>
-              <w:t>723.25</w:t>
+              <w:t>730.75</w:t>
             </w:r>
           </w:p>
         </w:tc>
@@ -29360,7 +29360,7 @@
               <w:rPr>
                 <w:b/>
               </w:rPr>
-              <w:t>732.25</w:t>
+              <w:t>739.75</w:t>
             </w:r>
           </w:p>
         </w:tc>
@@ -29508,7 +29508,7 @@
             </w:pPr>
             <w:r/>
             <w:r>
-              <w:t>732.25</w:t>
+              <w:t>739.75</w:t>
             </w:r>
           </w:p>
         </w:tc>
@@ -29536,7 +29536,7 @@
             </w:pPr>
             <w:r/>
             <w:r>
-              <w:t>743.25</w:t>
+              <w:t>750.75</w:t>
             </w:r>
           </w:p>
         </w:tc>
@@ -29564,7 +29564,7 @@
             </w:pPr>
             <w:r/>
             <w:r>
-              <w:t>720.50</w:t>
+              <w:t>728.00</w:t>
             </w:r>
           </w:p>
         </w:tc>
@@ -29595,7 +29595,7 @@
               <w:rPr>
                 <w:b/>
               </w:rPr>
-              <w:t>735.75</w:t>
+              <w:t>743.25</w:t>
             </w:r>
           </w:p>
         </w:tc>
@@ -29743,7 +29743,7 @@
             </w:pPr>
             <w:r/>
             <w:r>
-              <w:t>735.75</w:t>
+              <w:t>743.25</w:t>
             </w:r>
           </w:p>
         </w:tc>
@@ -29771,7 +29771,7 @@
             </w:pPr>
             <w:r/>
             <w:r>
-              <w:t>741.25</w:t>
+              <w:t>748.75</w:t>
             </w:r>
           </w:p>
         </w:tc>
@@ -29799,7 +29799,7 @@
             </w:pPr>
             <w:r/>
             <w:r>
-              <w:t>728.00</w:t>
+              <w:t>735.50</w:t>
             </w:r>
           </w:p>
         </w:tc>
@@ -29830,7 +29830,7 @@
               <w:rPr>
                 <w:b/>
               </w:rPr>
-              <w:t>736.50</w:t>
+              <w:t>744.00</w:t>
             </w:r>
           </w:p>
         </w:tc>
@@ -29978,7 +29978,7 @@
             </w:pPr>
             <w:r/>
             <w:r>
-              <w:t>736.50</w:t>
+              <w:t>744.00</w:t>
             </w:r>
           </w:p>
         </w:tc>
@@ -30006,7 +30006,7 @@
             </w:pPr>
             <w:r/>
             <w:r>
-              <w:t>745.75</w:t>
+              <w:t>753.25</w:t>
             </w:r>
           </w:p>
         </w:tc>
@@ -30034,7 +30034,7 @@
             </w:pPr>
             <w:r/>
             <w:r>
-              <w:t>730.00</w:t>
+              <w:t>737.50</w:t>
             </w:r>
           </w:p>
         </w:tc>
@@ -30065,7 +30065,7 @@
               <w:rPr>
                 <w:b/>
               </w:rPr>
-              <w:t>735.75</w:t>
+              <w:t>743.25</w:t>
             </w:r>
           </w:p>
         </w:tc>
@@ -30213,7 +30213,7 @@
             </w:pPr>
             <w:r/>
             <w:r>
-              <w:t>735.75</w:t>
+              <w:t>743.25</w:t>
             </w:r>
           </w:p>
         </w:tc>
@@ -30241,7 +30241,7 @@
             </w:pPr>
             <w:r/>
             <w:r>
-              <w:t>743.25</w:t>
+              <w:t>750.75</w:t>
             </w:r>
           </w:p>
         </w:tc>
@@ -30269,7 +30269,7 @@
             </w:pPr>
             <w:r/>
             <w:r>
-              <w:t>729.75</w:t>
+              <w:t>737.25</w:t>
             </w:r>
           </w:p>
         </w:tc>
@@ -30300,7 +30300,7 @@
               <w:rPr>
                 <w:b/>
               </w:rPr>
-              <w:t>734.75</w:t>
+              <w:t>742.25</w:t>
             </w:r>
           </w:p>
         </w:tc>
@@ -30448,7 +30448,7 @@
             </w:pPr>
             <w:r/>
             <w:r>
-              <w:t>734.75</w:t>
+              <w:t>742.25</w:t>
             </w:r>
           </w:p>
         </w:tc>
@@ -30476,7 +30476,7 @@
             </w:pPr>
             <w:r/>
             <w:r>
-              <w:t>741.75</w:t>
+              <w:t>749.25</w:t>
             </w:r>
           </w:p>
         </w:tc>
@@ -30504,7 +30504,7 @@
             </w:pPr>
             <w:r/>
             <w:r>
-              <w:t>721.25</w:t>
+              <w:t>728.75</w:t>
             </w:r>
           </w:p>
         </w:tc>
@@ -30535,7 +30535,7 @@
               <w:rPr>
                 <w:b/>
               </w:rPr>
-              <w:t>735.50</w:t>
+              <w:t>743.00</w:t>
             </w:r>
           </w:p>
         </w:tc>
@@ -30683,7 +30683,7 @@
             </w:pPr>
             <w:r/>
             <w:r>
-              <w:t>735.50</w:t>
+              <w:t>743.00</w:t>
             </w:r>
           </w:p>
         </w:tc>
@@ -30711,7 +30711,7 @@
             </w:pPr>
             <w:r/>
             <w:r>
-              <w:t>744.75</w:t>
+              <w:t>752.25</w:t>
             </w:r>
           </w:p>
         </w:tc>
@@ -30739,7 +30739,7 @@
             </w:pPr>
             <w:r/>
             <w:r>
-              <w:t>728.25</w:t>
+              <w:t>735.75</w:t>
             </w:r>
           </w:p>
         </w:tc>
@@ -30770,7 +30770,7 @@
               <w:rPr>
                 <w:b/>
               </w:rPr>
-              <w:t>735.25</w:t>
+              <w:t>742.75</w:t>
             </w:r>
           </w:p>
         </w:tc>
@@ -30918,7 +30918,7 @@
             </w:pPr>
             <w:r/>
             <w:r>
-              <w:t>735.25</w:t>
+              <w:t>742.75</w:t>
             </w:r>
           </w:p>
         </w:tc>
@@ -30946,7 +30946,7 @@
             </w:pPr>
             <w:r/>
             <w:r>
-              <w:t>743.75</w:t>
+              <w:t>751.25</w:t>
             </w:r>
           </w:p>
         </w:tc>
@@ -30974,7 +30974,7 @@
             </w:pPr>
             <w:r/>
             <w:r>
-              <w:t>721.25</w:t>
+              <w:t>728.75</w:t>
             </w:r>
           </w:p>
         </w:tc>
@@ -31005,7 +31005,7 @@
               <w:rPr>
                 <w:b/>
               </w:rPr>
-              <w:t>737.00</w:t>
+              <w:t>744.50</w:t>
             </w:r>
           </w:p>
         </w:tc>
@@ -31153,7 +31153,7 @@
             </w:pPr>
             <w:r/>
             <w:r>
-              <w:t>737.00</w:t>
+              <w:t>744.50</w:t>
             </w:r>
           </w:p>
         </w:tc>
@@ -31181,7 +31181,7 @@
             </w:pPr>
             <w:r/>
             <w:r>
-              <w:t>743.25</w:t>
+              <w:t>750.75</w:t>
             </w:r>
           </w:p>
         </w:tc>
@@ -31209,7 +31209,7 @@
             </w:pPr>
             <w:r/>
             <w:r>
-              <w:t>730.50</w:t>
+              <w:t>738.00</w:t>
             </w:r>
           </w:p>
         </w:tc>
@@ -31240,7 +31240,7 @@
               <w:rPr>
                 <w:b/>
               </w:rPr>
-              <w:t>736.25</w:t>
+              <w:t>743.75</w:t>
             </w:r>
           </w:p>
         </w:tc>
